--- a/Modelos_documentos/tdr_tipoC_.docx
+++ b/Modelos_documentos/tdr_tipoC_.docx
@@ -3025,6 +3025,15 @@
           <w:szCs w:val="21"/>
         </w:rPr>
         <w:t>de</w:t>
+      </w:r>
+      <w:r>
+        <w:rPr>
+          <w:rFonts w:ascii="Georgia" w:hAnsi="Georgia"/>
+          <w:spacing w:val="-2"/>
+          <w:sz w:val="21"/>
+          <w:szCs w:val="21"/>
+        </w:rPr>
+        <w:t xml:space="preserve"> la</w:t>
       </w:r>
       <w:r>
         <w:rPr>

--- a/Modelos_documentos/tdr_tipoC_.docx
+++ b/Modelos_documentos/tdr_tipoC_.docx
@@ -849,12 +849,14 @@
         <w:tc>
           <w:tcPr>
             <w:tcW w:w="2561" w:type="dxa"/>
+            <w:vAlign w:val="center"/>
           </w:tcPr>
           <w:p>
             <w:pPr>
               <w:pStyle w:val="TableParagraph"/>
               <w:spacing w:line="193" w:lineRule="exact"/>
               <w:ind w:left="703"/>
+              <w:jc w:val="center"/>
               <w:rPr>
                 <w:rFonts w:ascii="Arial"/>
                 <w:b/>
@@ -875,11 +877,13 @@
         <w:tc>
           <w:tcPr>
             <w:tcW w:w="6044" w:type="dxa"/>
+            <w:vAlign w:val="center"/>
           </w:tcPr>
           <w:p>
             <w:pPr>
               <w:pStyle w:val="TableParagraph"/>
               <w:spacing w:line="193" w:lineRule="exact"/>
+              <w:jc w:val="center"/>
               <w:rPr>
                 <w:rFonts w:ascii="Arial"/>
                 <w:b/>
@@ -905,6 +909,7 @@
         <w:tc>
           <w:tcPr>
             <w:tcW w:w="2561" w:type="dxa"/>
+            <w:vAlign w:val="center"/>
           </w:tcPr>
           <w:p>
             <w:pPr>
@@ -940,6 +945,7 @@
         <w:tc>
           <w:tcPr>
             <w:tcW w:w="6044" w:type="dxa"/>
+            <w:vAlign w:val="center"/>
           </w:tcPr>
           <w:p>
             <w:pPr>
@@ -953,11 +959,10 @@
               <w:rPr>
                 <w:sz w:val="18"/>
               </w:rPr>
-              <w:t>Bachilleres egresados de Lingüística o Educación, o</w:t>
-            </w:r>
-            <w:r>
-              <w:rPr>
-                <w:spacing w:val="37"/>
+              <w:t>Bachilleres e Institutos de Idiomas.</w:t>
+            </w:r>
+            <w:r>
+              <w:rPr>
                 <w:sz w:val="18"/>
               </w:rPr>
               <w:t xml:space="preserve"> </w:t>
@@ -966,11 +971,22 @@
               <w:rPr>
                 <w:sz w:val="18"/>
               </w:rPr>
-              <w:t>Egresados</w:t>
-            </w:r>
-            <w:r>
-              <w:rPr>
-                <w:spacing w:val="40"/>
+              <w:t>Certificado de estudios de idiomas del nivel B2 o Certificado Internacional o Certificación Emitida por Ministerio de Educación, Ministerio de Cultura o sus equivalentes en el territorio nacional</w:t>
+            </w:r>
+            <w:r>
+              <w:rPr>
+                <w:sz w:val="18"/>
+              </w:rPr>
+              <w:t>, en idioma extrajero u originario</w:t>
+            </w:r>
+            <w:r>
+              <w:rPr>
+                <w:sz w:val="18"/>
+              </w:rPr>
+              <w:t>.</w:t>
+            </w:r>
+            <w:r>
+              <w:rPr>
                 <w:sz w:val="18"/>
               </w:rPr>
               <w:t xml:space="preserve"> </w:t>
@@ -979,98 +995,7 @@
               <w:rPr>
                 <w:sz w:val="18"/>
               </w:rPr>
-              <w:t>de</w:t>
-            </w:r>
-            <w:r>
-              <w:rPr>
-                <w:spacing w:val="40"/>
-                <w:sz w:val="18"/>
-              </w:rPr>
-              <w:t xml:space="preserve"> </w:t>
-            </w:r>
-            <w:r>
-              <w:rPr>
-                <w:sz w:val="18"/>
-              </w:rPr>
-              <w:t>Institutos,</w:t>
-            </w:r>
-            <w:r>
-              <w:rPr>
-                <w:spacing w:val="40"/>
-                <w:sz w:val="18"/>
-              </w:rPr>
-              <w:t xml:space="preserve"> </w:t>
-            </w:r>
-            <w:r>
-              <w:rPr>
-                <w:sz w:val="18"/>
-              </w:rPr>
-              <w:t>Nivel</w:t>
-            </w:r>
-            <w:r>
-              <w:rPr>
-                <w:spacing w:val="40"/>
-                <w:sz w:val="18"/>
-              </w:rPr>
-              <w:t xml:space="preserve"> </w:t>
-            </w:r>
-            <w:r>
-              <w:rPr>
-                <w:sz w:val="18"/>
-              </w:rPr>
-              <w:t>Básico,</w:t>
-            </w:r>
-            <w:r>
-              <w:rPr>
-                <w:spacing w:val="40"/>
-                <w:sz w:val="18"/>
-              </w:rPr>
-              <w:t xml:space="preserve"> </w:t>
-            </w:r>
-            <w:r>
-              <w:rPr>
-                <w:sz w:val="18"/>
-              </w:rPr>
-              <w:t>Intermedio</w:t>
-            </w:r>
-            <w:r>
-              <w:rPr>
-                <w:spacing w:val="40"/>
-                <w:sz w:val="18"/>
-              </w:rPr>
-              <w:t xml:space="preserve"> </w:t>
-            </w:r>
-            <w:r>
-              <w:rPr>
-                <w:sz w:val="18"/>
-              </w:rPr>
-              <w:t>y Avanzado, con cursos de entrenamiento de docentes de un año</w:t>
-            </w:r>
-            <w:r>
-              <w:rPr>
-                <w:spacing w:val="40"/>
-                <w:sz w:val="18"/>
-              </w:rPr>
-              <w:t xml:space="preserve"> </w:t>
-            </w:r>
-            <w:r>
-              <w:rPr>
-                <w:sz w:val="18"/>
-              </w:rPr>
-              <w:t>(Curso</w:t>
-            </w:r>
-            <w:r>
-              <w:rPr>
-                <w:spacing w:val="40"/>
-                <w:sz w:val="18"/>
-              </w:rPr>
-              <w:t xml:space="preserve"> </w:t>
-            </w:r>
-            <w:r>
-              <w:rPr>
-                <w:sz w:val="18"/>
-              </w:rPr>
-              <w:t>de Instructores)</w:t>
+              <w:t>Curso de Metodología de la enseñanza e idiomas o equivalentes.</w:t>
             </w:r>
           </w:p>
         </w:tc>
@@ -1082,6 +1007,7 @@
         <w:tc>
           <w:tcPr>
             <w:tcW w:w="2561" w:type="dxa"/>
+            <w:vAlign w:val="center"/>
           </w:tcPr>
           <w:p>
             <w:pPr>
@@ -1117,6 +1043,7 @@
         <w:tc>
           <w:tcPr>
             <w:tcW w:w="6044" w:type="dxa"/>
+            <w:vAlign w:val="center"/>
           </w:tcPr>
           <w:p>
             <w:pPr>
@@ -1278,6 +1205,7 @@
         <w:tc>
           <w:tcPr>
             <w:tcW w:w="2561" w:type="dxa"/>
+            <w:vAlign w:val="center"/>
           </w:tcPr>
           <w:p>
             <w:pPr>
@@ -1326,6 +1254,7 @@
         <w:tc>
           <w:tcPr>
             <w:tcW w:w="6044" w:type="dxa"/>
+            <w:vAlign w:val="center"/>
           </w:tcPr>
           <w:p>
             <w:pPr>

--- a/Modelos_documentos/tdr_tipoC_.docx
+++ b/Modelos_documentos/tdr_tipoC_.docx
@@ -296,6 +296,7 @@
           <w:szCs w:val="21"/>
         </w:rPr>
       </w:pPr>
+      <w:proofErr w:type="spellStart"/>
       <w:r>
         <w:rPr>
           <w:rFonts w:ascii="Georgia" w:hAnsi="Georgia"/>
@@ -306,6 +307,7 @@
         </w:rPr>
         <w:t>descripcion</w:t>
       </w:r>
+      <w:proofErr w:type="spellEnd"/>
       <w:r>
         <w:rPr>
           <w:rFonts w:ascii="Georgia" w:hAnsi="Georgia"/>
@@ -977,7 +979,19 @@
               <w:rPr>
                 <w:sz w:val="18"/>
               </w:rPr>
-              <w:t>, en idioma extrajero u originario</w:t>
+              <w:t xml:space="preserve">, en idioma </w:t>
+            </w:r>
+            <w:r>
+              <w:rPr>
+                <w:sz w:val="18"/>
+              </w:rPr>
+              <w:t>extranjero</w:t>
+            </w:r>
+            <w:r>
+              <w:rPr>
+                <w:sz w:val="18"/>
+              </w:rPr>
+              <w:t xml:space="preserve"> u originario</w:t>
             </w:r>
             <w:r>
               <w:rPr>
@@ -995,7 +1009,21 @@
               <w:rPr>
                 <w:sz w:val="18"/>
               </w:rPr>
-              <w:t>Curso de Metodología de la enseñanza e idiomas o equivalentes.</w:t>
+              <w:t xml:space="preserve">Curso de Metodología de la enseñanza </w:t>
+            </w:r>
+            <w:proofErr w:type="spellStart"/>
+            <w:r>
+              <w:rPr>
+                <w:sz w:val="18"/>
+              </w:rPr>
+              <w:t>e</w:t>
+            </w:r>
+            <w:proofErr w:type="spellEnd"/>
+            <w:r>
+              <w:rPr>
+                <w:sz w:val="18"/>
+              </w:rPr>
+              <w:t xml:space="preserve"> idiomas o equivalentes.</w:t>
             </w:r>
           </w:p>
         </w:tc>
@@ -2329,8 +2357,19 @@
           <w:sz w:val="24"/>
           <w:szCs w:val="24"/>
         </w:rPr>
-        <w:t xml:space="preserve"> categoria</w:t>
-      </w:r>
+        <w:t xml:space="preserve"> </w:t>
+      </w:r>
+      <w:proofErr w:type="spellStart"/>
+      <w:r>
+        <w:rPr>
+          <w:rFonts w:ascii="Georgia" w:hAnsi="Georgia"/>
+          <w:b w:val="0"/>
+          <w:sz w:val="24"/>
+          <w:szCs w:val="24"/>
+        </w:rPr>
+        <w:t>categoria</w:t>
+      </w:r>
+      <w:proofErr w:type="spellEnd"/>
     </w:p>
     <w:p>
       <w:pPr>
@@ -2365,6 +2404,7 @@
         </w:rPr>
         <w:t xml:space="preserve"> </w:t>
       </w:r>
+      <w:proofErr w:type="spellStart"/>
       <w:r>
         <w:rPr>
           <w:rFonts w:ascii="Georgia" w:hAnsi="Georgia"/>
@@ -2374,6 +2414,7 @@
         </w:rPr>
         <w:t>monto_subtotal</w:t>
       </w:r>
+      <w:proofErr w:type="spellEnd"/>
       <w:r>
         <w:rPr>
           <w:rFonts w:ascii="Georgia" w:hAnsi="Georgia"/>

--- a/Modelos_documentos/tdr_tipoC_.docx
+++ b/Modelos_documentos/tdr_tipoC_.docx
@@ -1,6 +1,6 @@
 
 <file path=word/document.xml><?xml version="1.0" encoding="utf-8"?>
-<w:document xmlns:wpc="http://schemas.microsoft.com/office/word/2010/wordprocessingCanvas" xmlns:cx="http://schemas.microsoft.com/office/drawing/2014/chartex" xmlns:cx1="http://schemas.microsoft.com/office/drawing/2015/9/8/chartex" xmlns:cx2="http://schemas.microsoft.com/office/drawing/2015/10/21/chartex" xmlns:cx3="http://schemas.microsoft.com/office/drawing/2016/5/9/chartex" xmlns:cx4="http://schemas.microsoft.com/office/drawing/2016/5/10/chartex" xmlns:cx5="http://schemas.microsoft.com/office/drawing/2016/5/11/chartex" xmlns:cx6="http://schemas.microsoft.com/office/drawing/2016/5/12/chartex" xmlns:cx7="http://schemas.microsoft.com/office/drawing/2016/5/13/chartex" xmlns:cx8="http://schemas.microsoft.com/office/drawing/2016/5/14/chartex" xmlns:mc="http://schemas.openxmlformats.org/markup-compatibility/2006" xmlns:aink="http://schemas.microsoft.com/office/drawing/2016/ink" xmlns:am3d="http://schemas.microsoft.com/office/drawing/2017/model3d" xmlns:o="urn:schemas-microsoft-com:office:office" xmlns:oel="http://schemas.microsoft.com/office/2019/extlst" xmlns:r="http://schemas.openxmlformats.org/officeDocument/2006/relationships" xmlns:m="http://schemas.openxmlformats.org/officeDocument/2006/math" xmlns:v="urn:schemas-microsoft-com:vml" xmlns:wp14="http://schemas.microsoft.com/office/word/2010/wordprocessingDrawing" xmlns:wp="http://schemas.openxmlformats.org/drawingml/2006/wordprocessingDrawing" xmlns:w10="urn:schemas-microsoft-com:office:word" xmlns:w="http://schemas.openxmlformats.org/wordprocessingml/2006/main" xmlns:w14="http://schemas.microsoft.com/office/word/2010/wordml" xmlns:w15="http://schemas.microsoft.com/office/word/2012/wordml" xmlns:w16cex="http://schemas.microsoft.com/office/word/2018/wordml/cex" xmlns:w16cid="http://schemas.microsoft.com/office/word/2016/wordml/cid" xmlns:w16="http://schemas.microsoft.com/office/word/2018/wordml" xmlns:w16du="http://schemas.microsoft.com/office/word/2023/wordml/word16du" xmlns:w16sdtdh="http://schemas.microsoft.com/office/word/2020/wordml/sdtdatahash" xmlns:w16sdtfl="http://schemas.microsoft.com/office/word/2024/wordml/sdtformatlock" xmlns:w16se="http://schemas.microsoft.com/office/word/2015/wordml/symex" xmlns:wpg="http://schemas.microsoft.com/office/word/2010/wordprocessingGroup" xmlns:wpi="http://schemas.microsoft.com/office/word/2010/wordprocessingInk" xmlns:wne="http://schemas.microsoft.com/office/word/2006/wordml" xmlns:wps="http://schemas.microsoft.com/office/word/2010/wordprocessingShape" mc:Ignorable="w14 w15 w16se w16cid w16 w16cex w16sdtdh w16sdtfl w16du wp14">
+<w:document xmlns:wpc="http://schemas.microsoft.com/office/word/2010/wordprocessingCanvas" xmlns:cx="http://schemas.microsoft.com/office/drawing/2014/chartex" xmlns:mc="http://schemas.openxmlformats.org/markup-compatibility/2006" xmlns:o="urn:schemas-microsoft-com:office:office" xmlns:r="http://schemas.openxmlformats.org/officeDocument/2006/relationships" xmlns:m="http://schemas.openxmlformats.org/officeDocument/2006/math" xmlns:v="urn:schemas-microsoft-com:vml" xmlns:wp14="http://schemas.microsoft.com/office/word/2010/wordprocessingDrawing" xmlns:wp="http://schemas.openxmlformats.org/drawingml/2006/wordprocessingDrawing" xmlns:w10="urn:schemas-microsoft-com:office:word" xmlns:w="http://schemas.openxmlformats.org/wordprocessingml/2006/main" xmlns:w14="http://schemas.microsoft.com/office/word/2010/wordml" xmlns:w15="http://schemas.microsoft.com/office/word/2012/wordml" xmlns:w16se="http://schemas.microsoft.com/office/word/2015/wordml/symex" xmlns:wpg="http://schemas.microsoft.com/office/word/2010/wordprocessingGroup" xmlns:wpi="http://schemas.microsoft.com/office/word/2010/wordprocessingInk" xmlns:wne="http://schemas.microsoft.com/office/word/2006/wordml" xmlns:wps="http://schemas.microsoft.com/office/word/2010/wordprocessingShape" mc:Ignorable="w14 w15 w16se wp14">
   <w:body>
     <w:p>
       <w:pPr>
@@ -10,18 +10,14 @@
         <w:spacing w:line="276" w:lineRule="auto"/>
         <w:jc w:val="center"/>
         <w:rPr>
-          <w:rFonts w:ascii="Georgia" w:hAnsi="Georgia"/>
+          <w:rFonts w:ascii="Garamond" w:hAnsi="Garamond"/>
           <w:b/>
-          <w:sz w:val="21"/>
-          <w:szCs w:val="21"/>
-        </w:rPr>
-      </w:pPr>
-      <w:r>
-        <w:rPr>
-          <w:rFonts w:ascii="Georgia" w:hAnsi="Georgia"/>
+        </w:rPr>
+      </w:pPr>
+      <w:r>
+        <w:rPr>
+          <w:rFonts w:ascii="Garamond" w:hAnsi="Garamond"/>
           <w:b/>
-          <w:sz w:val="21"/>
-          <w:szCs w:val="21"/>
         </w:rPr>
         <w:t>TÉRMINOS DE REFERENCIA</w:t>
       </w:r>
@@ -31,10 +27,10 @@
         <w:pStyle w:val="Textoindependiente"/>
         <w:spacing w:line="276" w:lineRule="auto"/>
         <w:rPr>
-          <w:rFonts w:ascii="Georgia" w:hAnsi="Georgia"/>
+          <w:rFonts w:ascii="Garamond" w:hAnsi="Garamond"/>
           <w:b/>
-          <w:sz w:val="21"/>
-          <w:szCs w:val="21"/>
+          <w:sz w:val="22"/>
+          <w:szCs w:val="22"/>
         </w:rPr>
       </w:pPr>
     </w:p>
@@ -43,10 +39,10 @@
         <w:pStyle w:val="Textoindependiente"/>
         <w:spacing w:line="276" w:lineRule="auto"/>
         <w:rPr>
-          <w:rFonts w:ascii="Georgia" w:hAnsi="Georgia"/>
+          <w:rFonts w:ascii="Garamond" w:hAnsi="Garamond"/>
           <w:b/>
-          <w:sz w:val="21"/>
-          <w:szCs w:val="21"/>
+          <w:sz w:val="22"/>
+          <w:szCs w:val="22"/>
         </w:rPr>
       </w:pPr>
     </w:p>
@@ -63,39 +59,31 @@
         <w:spacing w:before="0" w:line="276" w:lineRule="auto"/>
         <w:ind w:left="0"/>
         <w:rPr>
-          <w:rFonts w:ascii="Georgia" w:hAnsi="Georgia"/>
+          <w:rFonts w:ascii="Garamond" w:hAnsi="Garamond"/>
           <w:b/>
-          <w:sz w:val="21"/>
-          <w:szCs w:val="21"/>
-        </w:rPr>
-      </w:pPr>
-      <w:r>
-        <w:rPr>
-          <w:rFonts w:ascii="Georgia" w:hAnsi="Georgia"/>
+        </w:rPr>
+      </w:pPr>
+      <w:r>
+        <w:rPr>
+          <w:rFonts w:ascii="Garamond" w:hAnsi="Garamond"/>
           <w:b/>
           <w:spacing w:val="-2"/>
-          <w:sz w:val="21"/>
-          <w:szCs w:val="21"/>
         </w:rPr>
         <w:t>ÁREA</w:t>
       </w:r>
       <w:r>
         <w:rPr>
-          <w:rFonts w:ascii="Georgia" w:hAnsi="Georgia"/>
+          <w:rFonts w:ascii="Garamond" w:hAnsi="Garamond"/>
           <w:b/>
           <w:spacing w:val="-8"/>
-          <w:sz w:val="21"/>
-          <w:szCs w:val="21"/>
-        </w:rPr>
-        <w:t xml:space="preserve"> </w:t>
-      </w:r>
-      <w:r>
-        <w:rPr>
-          <w:rFonts w:ascii="Georgia" w:hAnsi="Georgia"/>
+        </w:rPr>
+        <w:t xml:space="preserve"> </w:t>
+      </w:r>
+      <w:r>
+        <w:rPr>
+          <w:rFonts w:ascii="Garamond" w:hAnsi="Garamond"/>
           <w:b/>
           <w:spacing w:val="-2"/>
-          <w:sz w:val="21"/>
-          <w:szCs w:val="21"/>
         </w:rPr>
         <w:t>USUARIA:</w:t>
       </w:r>
@@ -111,94 +99,83 @@
         <w:spacing w:before="0" w:line="276" w:lineRule="auto"/>
         <w:ind w:left="0" w:firstLine="0"/>
         <w:rPr>
-          <w:rFonts w:ascii="Georgia" w:hAnsi="Georgia"/>
-          <w:spacing w:val="-2"/>
-          <w:sz w:val="21"/>
-          <w:szCs w:val="21"/>
-        </w:rPr>
-      </w:pPr>
-      <w:r>
-        <w:rPr>
-          <w:rFonts w:ascii="Georgia" w:hAnsi="Georgia"/>
-          <w:sz w:val="21"/>
-          <w:szCs w:val="21"/>
+          <w:rFonts w:ascii="Garamond" w:hAnsi="Garamond"/>
+          <w:spacing w:val="-2"/>
+          <w:sz w:val="20"/>
+        </w:rPr>
+      </w:pPr>
+      <w:r>
+        <w:rPr>
+          <w:rFonts w:ascii="Garamond" w:hAnsi="Garamond"/>
+          <w:sz w:val="20"/>
         </w:rPr>
         <w:t>Centro</w:t>
       </w:r>
       <w:r>
         <w:rPr>
-          <w:rFonts w:ascii="Georgia" w:hAnsi="Georgia"/>
+          <w:rFonts w:ascii="Garamond" w:hAnsi="Garamond"/>
           <w:spacing w:val="-10"/>
-          <w:sz w:val="21"/>
-          <w:szCs w:val="21"/>
-        </w:rPr>
-        <w:t xml:space="preserve"> </w:t>
-      </w:r>
-      <w:r>
-        <w:rPr>
-          <w:rFonts w:ascii="Georgia" w:hAnsi="Georgia"/>
-          <w:sz w:val="21"/>
-          <w:szCs w:val="21"/>
+          <w:sz w:val="20"/>
+        </w:rPr>
+        <w:t xml:space="preserve"> </w:t>
+      </w:r>
+      <w:r>
+        <w:rPr>
+          <w:rFonts w:ascii="Garamond" w:hAnsi="Garamond"/>
+          <w:sz w:val="20"/>
         </w:rPr>
         <w:t>de</w:t>
       </w:r>
       <w:r>
         <w:rPr>
-          <w:rFonts w:ascii="Georgia" w:hAnsi="Georgia"/>
+          <w:rFonts w:ascii="Garamond" w:hAnsi="Garamond"/>
           <w:spacing w:val="-13"/>
-          <w:sz w:val="21"/>
-          <w:szCs w:val="21"/>
-        </w:rPr>
-        <w:t xml:space="preserve"> </w:t>
-      </w:r>
-      <w:r>
-        <w:rPr>
-          <w:rFonts w:ascii="Georgia" w:hAnsi="Georgia"/>
-          <w:sz w:val="21"/>
-          <w:szCs w:val="21"/>
+          <w:sz w:val="20"/>
+        </w:rPr>
+        <w:t xml:space="preserve"> </w:t>
+      </w:r>
+      <w:r>
+        <w:rPr>
+          <w:rFonts w:ascii="Garamond" w:hAnsi="Garamond"/>
+          <w:sz w:val="20"/>
         </w:rPr>
         <w:t>Idiomas</w:t>
       </w:r>
       <w:r>
         <w:rPr>
-          <w:rFonts w:ascii="Georgia" w:hAnsi="Georgia"/>
+          <w:rFonts w:ascii="Garamond" w:hAnsi="Garamond"/>
           <w:spacing w:val="-9"/>
-          <w:sz w:val="21"/>
-          <w:szCs w:val="21"/>
-        </w:rPr>
-        <w:t xml:space="preserve"> </w:t>
-      </w:r>
-      <w:r>
-        <w:rPr>
-          <w:rFonts w:ascii="Georgia" w:hAnsi="Georgia"/>
-          <w:sz w:val="21"/>
-          <w:szCs w:val="21"/>
+          <w:sz w:val="20"/>
+        </w:rPr>
+        <w:t xml:space="preserve"> </w:t>
+      </w:r>
+      <w:r>
+        <w:rPr>
+          <w:rFonts w:ascii="Garamond" w:hAnsi="Garamond"/>
+          <w:sz w:val="20"/>
         </w:rPr>
         <w:t>–</w:t>
       </w:r>
       <w:r>
         <w:rPr>
-          <w:rFonts w:ascii="Georgia" w:hAnsi="Georgia"/>
+          <w:rFonts w:ascii="Garamond" w:hAnsi="Garamond"/>
           <w:spacing w:val="-13"/>
-          <w:sz w:val="21"/>
-          <w:szCs w:val="21"/>
-        </w:rPr>
-        <w:t xml:space="preserve"> </w:t>
-      </w:r>
-      <w:r>
-        <w:rPr>
-          <w:rFonts w:ascii="Georgia" w:hAnsi="Georgia"/>
-          <w:sz w:val="21"/>
-          <w:szCs w:val="21"/>
+          <w:sz w:val="20"/>
+        </w:rPr>
+        <w:t xml:space="preserve"> </w:t>
+      </w:r>
+      <w:r>
+        <w:rPr>
+          <w:rFonts w:ascii="Garamond" w:hAnsi="Garamond"/>
+          <w:sz w:val="20"/>
         </w:rPr>
         <w:t>FLCH-</w:t>
       </w:r>
       <w:r>
         <w:rPr>
-          <w:rFonts w:ascii="Georgia" w:hAnsi="Georgia"/>
-          <w:spacing w:val="-2"/>
-          <w:sz w:val="21"/>
-          <w:szCs w:val="21"/>
+          <w:rFonts w:ascii="Garamond" w:hAnsi="Garamond"/>
+          <w:spacing w:val="-2"/>
+          <w:sz w:val="20"/>
         </w:rPr>
         <w:t>UNMSM</w:t>
       </w:r>
@@ -212,10 +189,8 @@
         <w:spacing w:before="0" w:line="276" w:lineRule="auto"/>
         <w:ind w:left="0" w:firstLine="0"/>
         <w:rPr>
-          <w:rFonts w:ascii="Georgia" w:hAnsi="Georgia"/>
+          <w:rFonts w:ascii="Garamond" w:hAnsi="Garamond"/>
           <w:b/>
-          <w:sz w:val="21"/>
-          <w:szCs w:val="21"/>
         </w:rPr>
       </w:pPr>
     </w:p>
@@ -232,51 +207,51 @@
         <w:spacing w:before="0" w:line="276" w:lineRule="auto"/>
         <w:ind w:left="0"/>
         <w:rPr>
-          <w:rFonts w:ascii="Georgia" w:hAnsi="Georgia"/>
-          <w:sz w:val="21"/>
-          <w:szCs w:val="21"/>
-        </w:rPr>
-      </w:pPr>
-      <w:r>
-        <w:rPr>
-          <w:rFonts w:ascii="Georgia" w:hAnsi="Georgia"/>
-          <w:sz w:val="21"/>
-          <w:szCs w:val="21"/>
+          <w:rFonts w:ascii="Garamond" w:hAnsi="Garamond"/>
+          <w:sz w:val="22"/>
+          <w:szCs w:val="22"/>
+        </w:rPr>
+      </w:pPr>
+      <w:r>
+        <w:rPr>
+          <w:rFonts w:ascii="Garamond" w:hAnsi="Garamond"/>
+          <w:sz w:val="22"/>
+          <w:szCs w:val="22"/>
         </w:rPr>
         <w:t>OBJETO</w:t>
       </w:r>
       <w:r>
         <w:rPr>
-          <w:rFonts w:ascii="Georgia" w:hAnsi="Georgia"/>
+          <w:rFonts w:ascii="Garamond" w:hAnsi="Garamond"/>
           <w:spacing w:val="-13"/>
-          <w:sz w:val="21"/>
-          <w:szCs w:val="21"/>
-        </w:rPr>
-        <w:t xml:space="preserve"> </w:t>
-      </w:r>
-      <w:r>
-        <w:rPr>
-          <w:rFonts w:ascii="Georgia" w:hAnsi="Georgia"/>
-          <w:sz w:val="21"/>
-          <w:szCs w:val="21"/>
+          <w:sz w:val="22"/>
+          <w:szCs w:val="22"/>
+        </w:rPr>
+        <w:t xml:space="preserve"> </w:t>
+      </w:r>
+      <w:r>
+        <w:rPr>
+          <w:rFonts w:ascii="Garamond" w:hAnsi="Garamond"/>
+          <w:sz w:val="22"/>
+          <w:szCs w:val="22"/>
         </w:rPr>
         <w:t>DEL</w:t>
       </w:r>
       <w:r>
         <w:rPr>
-          <w:rFonts w:ascii="Georgia" w:hAnsi="Georgia"/>
+          <w:rFonts w:ascii="Garamond" w:hAnsi="Garamond"/>
           <w:spacing w:val="-11"/>
-          <w:sz w:val="21"/>
-          <w:szCs w:val="21"/>
-        </w:rPr>
-        <w:t xml:space="preserve"> </w:t>
-      </w:r>
-      <w:r>
-        <w:rPr>
-          <w:rFonts w:ascii="Georgia" w:hAnsi="Georgia"/>
-          <w:spacing w:val="-2"/>
-          <w:sz w:val="21"/>
-          <w:szCs w:val="21"/>
+          <w:sz w:val="22"/>
+          <w:szCs w:val="22"/>
+        </w:rPr>
+        <w:t xml:space="preserve"> </w:t>
+      </w:r>
+      <w:r>
+        <w:rPr>
+          <w:rFonts w:ascii="Garamond" w:hAnsi="Garamond"/>
+          <w:spacing w:val="-2"/>
+          <w:sz w:val="22"/>
+          <w:szCs w:val="22"/>
         </w:rPr>
         <w:t>SERVICIO:</w:t>
       </w:r>
@@ -290,68 +265,59 @@
         <w:spacing w:before="0" w:line="276" w:lineRule="auto"/>
         <w:ind w:left="0" w:firstLine="0"/>
         <w:rPr>
-          <w:rFonts w:ascii="Georgia" w:hAnsi="Georgia"/>
-          <w:b w:val="0"/>
-          <w:sz w:val="21"/>
-          <w:szCs w:val="21"/>
-        </w:rPr>
-      </w:pPr>
-      <w:proofErr w:type="spellStart"/>
-      <w:r>
-        <w:rPr>
-          <w:rFonts w:ascii="Georgia" w:hAnsi="Georgia"/>
+          <w:rFonts w:ascii="Garamond" w:hAnsi="Garamond"/>
+          <w:b w:val="0"/>
+          <w:szCs w:val="22"/>
+        </w:rPr>
+      </w:pPr>
+      <w:r>
+        <w:rPr>
+          <w:rFonts w:ascii="Garamond" w:hAnsi="Garamond"/>
           <w:b w:val="0"/>
           <w:bCs w:val="0"/>
-          <w:sz w:val="24"/>
-          <w:szCs w:val="24"/>
+          <w:szCs w:val="22"/>
         </w:rPr>
         <w:t>descripcion</w:t>
       </w:r>
-      <w:proofErr w:type="spellEnd"/>
-      <w:r>
-        <w:rPr>
-          <w:rFonts w:ascii="Georgia" w:hAnsi="Georgia"/>
-          <w:b w:val="0"/>
-          <w:sz w:val="21"/>
-          <w:szCs w:val="21"/>
+      <w:r>
+        <w:rPr>
+          <w:rFonts w:ascii="Garamond" w:hAnsi="Garamond"/>
+          <w:b w:val="0"/>
+          <w:szCs w:val="22"/>
         </w:rPr>
         <w:t>,</w:t>
       </w:r>
       <w:r>
         <w:rPr>
-          <w:rFonts w:ascii="Georgia" w:hAnsi="Georgia"/>
+          <w:rFonts w:ascii="Garamond" w:hAnsi="Garamond"/>
           <w:b w:val="0"/>
           <w:spacing w:val="-3"/>
-          <w:sz w:val="21"/>
-          <w:szCs w:val="21"/>
-        </w:rPr>
-        <w:t xml:space="preserve"> </w:t>
-      </w:r>
-      <w:r>
-        <w:rPr>
-          <w:rFonts w:ascii="Georgia" w:hAnsi="Georgia"/>
-          <w:b w:val="0"/>
-          <w:sz w:val="21"/>
-          <w:szCs w:val="21"/>
+          <w:szCs w:val="22"/>
+        </w:rPr>
+        <w:t xml:space="preserve"> </w:t>
+      </w:r>
+      <w:r>
+        <w:rPr>
+          <w:rFonts w:ascii="Garamond" w:hAnsi="Garamond"/>
+          <w:b w:val="0"/>
+          <w:szCs w:val="22"/>
         </w:rPr>
         <w:t>en</w:t>
       </w:r>
       <w:r>
         <w:rPr>
-          <w:rFonts w:ascii="Georgia" w:hAnsi="Georgia"/>
+          <w:rFonts w:ascii="Garamond" w:hAnsi="Garamond"/>
           <w:b w:val="0"/>
           <w:spacing w:val="-3"/>
-          <w:sz w:val="21"/>
-          <w:szCs w:val="21"/>
-        </w:rPr>
-        <w:t xml:space="preserve"> </w:t>
-      </w:r>
-      <w:r>
-        <w:rPr>
-          <w:rFonts w:ascii="Georgia" w:hAnsi="Georgia"/>
-          <w:b w:val="0"/>
-          <w:sz w:val="21"/>
-          <w:szCs w:val="21"/>
+          <w:szCs w:val="22"/>
+        </w:rPr>
+        <w:t xml:space="preserve"> </w:t>
+      </w:r>
+      <w:r>
+        <w:rPr>
+          <w:rFonts w:ascii="Garamond" w:hAnsi="Garamond"/>
+          <w:b w:val="0"/>
+          <w:szCs w:val="22"/>
         </w:rPr>
         <w:t>el Centro de Idiomas de la FLCH.</w:t>
       </w:r>
@@ -365,12 +331,14 @@
         <w:spacing w:before="0" w:line="276" w:lineRule="auto"/>
         <w:ind w:left="0" w:firstLine="0"/>
         <w:rPr>
-          <w:rFonts w:ascii="Georgia" w:hAnsi="Georgia"/>
-          <w:b w:val="0"/>
-          <w:sz w:val="21"/>
-          <w:szCs w:val="21"/>
-        </w:rPr>
-      </w:pPr>
+          <w:rFonts w:ascii="Garamond" w:hAnsi="Garamond"/>
+          <w:b w:val="0"/>
+          <w:sz w:val="22"/>
+          <w:szCs w:val="22"/>
+        </w:rPr>
+      </w:pPr>
+      <w:bookmarkStart w:id="1" w:name="_GoBack"/>
+      <w:bookmarkEnd w:id="1"/>
     </w:p>
     <w:p>
       <w:pPr>
@@ -385,37 +353,37 @@
         <w:spacing w:before="0" w:line="276" w:lineRule="auto"/>
         <w:ind w:left="0"/>
         <w:rPr>
-          <w:rFonts w:ascii="Georgia" w:hAnsi="Georgia"/>
-          <w:sz w:val="21"/>
-          <w:szCs w:val="21"/>
-        </w:rPr>
-      </w:pPr>
-      <w:bookmarkStart w:id="1" w:name="III._FINALIDAD_PÚBLICA:"/>
-      <w:bookmarkEnd w:id="1"/>
-      <w:r>
-        <w:rPr>
-          <w:rFonts w:ascii="Georgia" w:hAnsi="Georgia"/>
-          <w:spacing w:val="-2"/>
-          <w:sz w:val="21"/>
-          <w:szCs w:val="21"/>
+          <w:rFonts w:ascii="Garamond" w:hAnsi="Garamond"/>
+          <w:sz w:val="22"/>
+          <w:szCs w:val="22"/>
+        </w:rPr>
+      </w:pPr>
+      <w:bookmarkStart w:id="2" w:name="III._FINALIDAD_PÚBLICA:"/>
+      <w:bookmarkEnd w:id="2"/>
+      <w:r>
+        <w:rPr>
+          <w:rFonts w:ascii="Garamond" w:hAnsi="Garamond"/>
+          <w:spacing w:val="-2"/>
+          <w:sz w:val="22"/>
+          <w:szCs w:val="22"/>
         </w:rPr>
         <w:t>FINALIDAD</w:t>
       </w:r>
       <w:r>
         <w:rPr>
-          <w:rFonts w:ascii="Georgia" w:hAnsi="Georgia"/>
+          <w:rFonts w:ascii="Garamond" w:hAnsi="Garamond"/>
           <w:spacing w:val="-6"/>
-          <w:sz w:val="21"/>
-          <w:szCs w:val="21"/>
-        </w:rPr>
-        <w:t xml:space="preserve"> </w:t>
-      </w:r>
-      <w:r>
-        <w:rPr>
-          <w:rFonts w:ascii="Georgia" w:hAnsi="Georgia"/>
-          <w:spacing w:val="-2"/>
-          <w:sz w:val="21"/>
-          <w:szCs w:val="21"/>
+          <w:sz w:val="22"/>
+          <w:szCs w:val="22"/>
+        </w:rPr>
+        <w:t xml:space="preserve"> </w:t>
+      </w:r>
+      <w:r>
+        <w:rPr>
+          <w:rFonts w:ascii="Garamond" w:hAnsi="Garamond"/>
+          <w:spacing w:val="-2"/>
+          <w:sz w:val="22"/>
+          <w:szCs w:val="22"/>
         </w:rPr>
         <w:t>PÚBLICA:</w:t>
       </w:r>
@@ -425,290 +393,258 @@
         <w:pStyle w:val="Textoindependiente"/>
         <w:spacing w:line="276" w:lineRule="auto"/>
         <w:rPr>
-          <w:rFonts w:ascii="Georgia" w:hAnsi="Georgia"/>
-          <w:spacing w:val="-2"/>
-          <w:sz w:val="21"/>
-          <w:szCs w:val="21"/>
-        </w:rPr>
-      </w:pPr>
-      <w:bookmarkStart w:id="2" w:name="IV._PERFIL_REQUERIDO:_CATEGORÍA_“B”"/>
-      <w:bookmarkEnd w:id="2"/>
-      <w:r>
-        <w:rPr>
-          <w:rFonts w:ascii="Georgia" w:hAnsi="Georgia"/>
-          <w:spacing w:val="-2"/>
-          <w:sz w:val="21"/>
-          <w:szCs w:val="21"/>
+          <w:rFonts w:ascii="Garamond" w:hAnsi="Garamond"/>
+          <w:spacing w:val="-2"/>
+          <w:szCs w:val="22"/>
+        </w:rPr>
+      </w:pPr>
+      <w:bookmarkStart w:id="3" w:name="IV._PERFIL_REQUERIDO:_CATEGORÍA_“B”"/>
+      <w:bookmarkEnd w:id="3"/>
+      <w:r>
+        <w:rPr>
+          <w:rFonts w:ascii="Garamond" w:hAnsi="Garamond"/>
+          <w:spacing w:val="-2"/>
+          <w:szCs w:val="22"/>
         </w:rPr>
         <w:t>Desarrollar</w:t>
       </w:r>
       <w:r>
         <w:rPr>
-          <w:rFonts w:ascii="Georgia" w:hAnsi="Georgia"/>
+          <w:rFonts w:ascii="Garamond" w:hAnsi="Garamond"/>
           <w:spacing w:val="-11"/>
-          <w:sz w:val="21"/>
-          <w:szCs w:val="21"/>
-        </w:rPr>
-        <w:t xml:space="preserve"> </w:t>
-      </w:r>
-      <w:r>
-        <w:rPr>
-          <w:rFonts w:ascii="Georgia" w:hAnsi="Georgia"/>
-          <w:spacing w:val="-2"/>
-          <w:sz w:val="21"/>
-          <w:szCs w:val="21"/>
+          <w:szCs w:val="22"/>
+        </w:rPr>
+        <w:t xml:space="preserve"> </w:t>
+      </w:r>
+      <w:r>
+        <w:rPr>
+          <w:rFonts w:ascii="Garamond" w:hAnsi="Garamond"/>
+          <w:spacing w:val="-2"/>
+          <w:szCs w:val="22"/>
         </w:rPr>
         <w:t>la</w:t>
       </w:r>
       <w:r>
         <w:rPr>
-          <w:rFonts w:ascii="Georgia" w:hAnsi="Georgia"/>
+          <w:rFonts w:ascii="Garamond" w:hAnsi="Garamond"/>
           <w:spacing w:val="-11"/>
-          <w:sz w:val="21"/>
-          <w:szCs w:val="21"/>
-        </w:rPr>
-        <w:t xml:space="preserve"> </w:t>
-      </w:r>
-      <w:r>
-        <w:rPr>
-          <w:rFonts w:ascii="Georgia" w:hAnsi="Georgia"/>
-          <w:spacing w:val="-2"/>
-          <w:sz w:val="21"/>
-          <w:szCs w:val="21"/>
+          <w:szCs w:val="22"/>
+        </w:rPr>
+        <w:t xml:space="preserve"> </w:t>
+      </w:r>
+      <w:r>
+        <w:rPr>
+          <w:rFonts w:ascii="Garamond" w:hAnsi="Garamond"/>
+          <w:spacing w:val="-2"/>
+          <w:szCs w:val="22"/>
         </w:rPr>
         <w:t>gestión</w:t>
       </w:r>
       <w:r>
         <w:rPr>
-          <w:rFonts w:ascii="Georgia" w:hAnsi="Georgia"/>
+          <w:rFonts w:ascii="Garamond" w:hAnsi="Garamond"/>
           <w:spacing w:val="-11"/>
-          <w:sz w:val="21"/>
-          <w:szCs w:val="21"/>
-        </w:rPr>
-        <w:t xml:space="preserve"> </w:t>
-      </w:r>
-      <w:r>
-        <w:rPr>
-          <w:rFonts w:ascii="Georgia" w:hAnsi="Georgia"/>
-          <w:spacing w:val="-2"/>
-          <w:sz w:val="21"/>
-          <w:szCs w:val="21"/>
+          <w:szCs w:val="22"/>
+        </w:rPr>
+        <w:t xml:space="preserve"> </w:t>
+      </w:r>
+      <w:r>
+        <w:rPr>
+          <w:rFonts w:ascii="Garamond" w:hAnsi="Garamond"/>
+          <w:spacing w:val="-2"/>
+          <w:szCs w:val="22"/>
         </w:rPr>
         <w:t>académica</w:t>
       </w:r>
       <w:r>
         <w:rPr>
-          <w:rFonts w:ascii="Georgia" w:hAnsi="Georgia"/>
+          <w:rFonts w:ascii="Garamond" w:hAnsi="Garamond"/>
           <w:spacing w:val="-12"/>
-          <w:sz w:val="21"/>
-          <w:szCs w:val="21"/>
-        </w:rPr>
-        <w:t xml:space="preserve"> </w:t>
-      </w:r>
-      <w:r>
-        <w:rPr>
-          <w:rFonts w:ascii="Georgia" w:hAnsi="Georgia"/>
-          <w:spacing w:val="-2"/>
-          <w:sz w:val="21"/>
-          <w:szCs w:val="21"/>
+          <w:szCs w:val="22"/>
+        </w:rPr>
+        <w:t xml:space="preserve"> </w:t>
+      </w:r>
+      <w:r>
+        <w:rPr>
+          <w:rFonts w:ascii="Garamond" w:hAnsi="Garamond"/>
+          <w:spacing w:val="-2"/>
+          <w:szCs w:val="22"/>
         </w:rPr>
         <w:t>del</w:t>
       </w:r>
       <w:r>
         <w:rPr>
-          <w:rFonts w:ascii="Georgia" w:hAnsi="Georgia"/>
+          <w:rFonts w:ascii="Garamond" w:hAnsi="Garamond"/>
           <w:spacing w:val="-11"/>
-          <w:sz w:val="21"/>
-          <w:szCs w:val="21"/>
-        </w:rPr>
-        <w:t xml:space="preserve"> </w:t>
-      </w:r>
-      <w:r>
-        <w:rPr>
-          <w:rFonts w:ascii="Georgia" w:hAnsi="Georgia"/>
-          <w:spacing w:val="-2"/>
-          <w:sz w:val="21"/>
-          <w:szCs w:val="21"/>
+          <w:szCs w:val="22"/>
+        </w:rPr>
+        <w:t xml:space="preserve"> </w:t>
+      </w:r>
+      <w:r>
+        <w:rPr>
+          <w:rFonts w:ascii="Garamond" w:hAnsi="Garamond"/>
+          <w:spacing w:val="-2"/>
+          <w:szCs w:val="22"/>
         </w:rPr>
         <w:t>Centro</w:t>
       </w:r>
       <w:r>
         <w:rPr>
-          <w:rFonts w:ascii="Georgia" w:hAnsi="Georgia"/>
+          <w:rFonts w:ascii="Garamond" w:hAnsi="Garamond"/>
           <w:spacing w:val="-10"/>
-          <w:sz w:val="21"/>
-          <w:szCs w:val="21"/>
-        </w:rPr>
-        <w:t xml:space="preserve"> </w:t>
-      </w:r>
-      <w:r>
-        <w:rPr>
-          <w:rFonts w:ascii="Georgia" w:hAnsi="Georgia"/>
-          <w:spacing w:val="-2"/>
-          <w:sz w:val="21"/>
-          <w:szCs w:val="21"/>
+          <w:szCs w:val="22"/>
+        </w:rPr>
+        <w:t xml:space="preserve"> </w:t>
+      </w:r>
+      <w:r>
+        <w:rPr>
+          <w:rFonts w:ascii="Garamond" w:hAnsi="Garamond"/>
+          <w:spacing w:val="-2"/>
+          <w:szCs w:val="22"/>
         </w:rPr>
         <w:t>de</w:t>
       </w:r>
       <w:r>
         <w:rPr>
-          <w:rFonts w:ascii="Georgia" w:hAnsi="Georgia"/>
+          <w:rFonts w:ascii="Garamond" w:hAnsi="Garamond"/>
           <w:spacing w:val="-9"/>
-          <w:sz w:val="21"/>
-          <w:szCs w:val="21"/>
-        </w:rPr>
-        <w:t xml:space="preserve"> </w:t>
-      </w:r>
-      <w:r>
-        <w:rPr>
-          <w:rFonts w:ascii="Georgia" w:hAnsi="Georgia"/>
-          <w:spacing w:val="-2"/>
-          <w:sz w:val="21"/>
-          <w:szCs w:val="21"/>
+          <w:szCs w:val="22"/>
+        </w:rPr>
+        <w:t xml:space="preserve"> </w:t>
+      </w:r>
+      <w:r>
+        <w:rPr>
+          <w:rFonts w:ascii="Garamond" w:hAnsi="Garamond"/>
+          <w:spacing w:val="-2"/>
+          <w:szCs w:val="22"/>
         </w:rPr>
         <w:t>Idiomas</w:t>
       </w:r>
       <w:r>
         <w:rPr>
-          <w:rFonts w:ascii="Georgia" w:hAnsi="Georgia"/>
+          <w:rFonts w:ascii="Garamond" w:hAnsi="Garamond"/>
           <w:spacing w:val="-3"/>
-          <w:sz w:val="21"/>
-          <w:szCs w:val="21"/>
-        </w:rPr>
-        <w:t xml:space="preserve"> </w:t>
-      </w:r>
-      <w:r>
-        <w:rPr>
-          <w:rFonts w:ascii="Georgia" w:hAnsi="Georgia"/>
-          <w:spacing w:val="-2"/>
-          <w:sz w:val="21"/>
-          <w:szCs w:val="21"/>
+          <w:szCs w:val="22"/>
+        </w:rPr>
+        <w:t xml:space="preserve"> </w:t>
+      </w:r>
+      <w:r>
+        <w:rPr>
+          <w:rFonts w:ascii="Garamond" w:hAnsi="Garamond"/>
+          <w:spacing w:val="-2"/>
+          <w:szCs w:val="22"/>
         </w:rPr>
         <w:t>de</w:t>
       </w:r>
       <w:r>
         <w:rPr>
-          <w:rFonts w:ascii="Georgia" w:hAnsi="Georgia"/>
+          <w:rFonts w:ascii="Garamond" w:hAnsi="Garamond"/>
           <w:spacing w:val="-11"/>
-          <w:sz w:val="21"/>
-          <w:szCs w:val="21"/>
-        </w:rPr>
-        <w:t xml:space="preserve"> </w:t>
-      </w:r>
-      <w:r>
-        <w:rPr>
-          <w:rFonts w:ascii="Georgia" w:hAnsi="Georgia"/>
-          <w:spacing w:val="-2"/>
-          <w:sz w:val="21"/>
-          <w:szCs w:val="21"/>
+          <w:szCs w:val="22"/>
+        </w:rPr>
+        <w:t xml:space="preserve"> </w:t>
+      </w:r>
+      <w:r>
+        <w:rPr>
+          <w:rFonts w:ascii="Garamond" w:hAnsi="Garamond"/>
+          <w:spacing w:val="-2"/>
+          <w:szCs w:val="22"/>
         </w:rPr>
         <w:t>la</w:t>
       </w:r>
       <w:r>
         <w:rPr>
-          <w:rFonts w:ascii="Georgia" w:hAnsi="Georgia"/>
+          <w:rFonts w:ascii="Garamond" w:hAnsi="Garamond"/>
           <w:spacing w:val="-11"/>
-          <w:sz w:val="21"/>
-          <w:szCs w:val="21"/>
-        </w:rPr>
-        <w:t xml:space="preserve"> </w:t>
-      </w:r>
-      <w:r>
-        <w:rPr>
-          <w:rFonts w:ascii="Georgia" w:hAnsi="Georgia"/>
-          <w:spacing w:val="-2"/>
-          <w:sz w:val="21"/>
-          <w:szCs w:val="21"/>
+          <w:szCs w:val="22"/>
+        </w:rPr>
+        <w:t xml:space="preserve"> </w:t>
+      </w:r>
+      <w:r>
+        <w:rPr>
+          <w:rFonts w:ascii="Garamond" w:hAnsi="Garamond"/>
+          <w:spacing w:val="-2"/>
+          <w:szCs w:val="22"/>
         </w:rPr>
         <w:t>Facultad</w:t>
       </w:r>
       <w:r>
         <w:rPr>
-          <w:rFonts w:ascii="Georgia" w:hAnsi="Georgia"/>
+          <w:rFonts w:ascii="Garamond" w:hAnsi="Garamond"/>
           <w:spacing w:val="-11"/>
-          <w:sz w:val="21"/>
-          <w:szCs w:val="21"/>
-        </w:rPr>
-        <w:t xml:space="preserve"> </w:t>
-      </w:r>
-      <w:r>
-        <w:rPr>
-          <w:rFonts w:ascii="Georgia" w:hAnsi="Georgia"/>
-          <w:spacing w:val="-2"/>
-          <w:sz w:val="21"/>
-          <w:szCs w:val="21"/>
+          <w:szCs w:val="22"/>
+        </w:rPr>
+        <w:t xml:space="preserve"> </w:t>
+      </w:r>
+      <w:r>
+        <w:rPr>
+          <w:rFonts w:ascii="Garamond" w:hAnsi="Garamond"/>
+          <w:spacing w:val="-2"/>
+          <w:szCs w:val="22"/>
         </w:rPr>
         <w:t>de</w:t>
       </w:r>
       <w:r>
         <w:rPr>
-          <w:rFonts w:ascii="Georgia" w:hAnsi="Georgia"/>
+          <w:rFonts w:ascii="Garamond" w:hAnsi="Garamond"/>
           <w:spacing w:val="-11"/>
-          <w:sz w:val="21"/>
-          <w:szCs w:val="21"/>
-        </w:rPr>
-        <w:t xml:space="preserve"> </w:t>
-      </w:r>
-      <w:r>
-        <w:rPr>
-          <w:rFonts w:ascii="Georgia" w:hAnsi="Georgia"/>
-          <w:spacing w:val="-2"/>
-          <w:sz w:val="21"/>
-          <w:szCs w:val="21"/>
+          <w:szCs w:val="22"/>
+        </w:rPr>
+        <w:t xml:space="preserve"> </w:t>
+      </w:r>
+      <w:r>
+        <w:rPr>
+          <w:rFonts w:ascii="Garamond" w:hAnsi="Garamond"/>
+          <w:spacing w:val="-2"/>
+          <w:szCs w:val="22"/>
         </w:rPr>
         <w:t>Letras</w:t>
       </w:r>
       <w:r>
         <w:rPr>
-          <w:rFonts w:ascii="Georgia" w:hAnsi="Georgia"/>
+          <w:rFonts w:ascii="Garamond" w:hAnsi="Garamond"/>
           <w:spacing w:val="-4"/>
-          <w:sz w:val="21"/>
-          <w:szCs w:val="21"/>
-        </w:rPr>
-        <w:t xml:space="preserve"> </w:t>
-      </w:r>
-      <w:r>
-        <w:rPr>
-          <w:rFonts w:ascii="Georgia" w:hAnsi="Georgia"/>
-          <w:spacing w:val="-2"/>
-          <w:sz w:val="21"/>
-          <w:szCs w:val="21"/>
+          <w:szCs w:val="22"/>
+        </w:rPr>
+        <w:t xml:space="preserve"> </w:t>
+      </w:r>
+      <w:r>
+        <w:rPr>
+          <w:rFonts w:ascii="Garamond" w:hAnsi="Garamond"/>
+          <w:spacing w:val="-2"/>
+          <w:szCs w:val="22"/>
         </w:rPr>
         <w:t>y</w:t>
       </w:r>
       <w:r>
         <w:rPr>
-          <w:rFonts w:ascii="Georgia" w:hAnsi="Georgia"/>
+          <w:rFonts w:ascii="Garamond" w:hAnsi="Garamond"/>
           <w:spacing w:val="-12"/>
-          <w:sz w:val="21"/>
-          <w:szCs w:val="21"/>
-        </w:rPr>
-        <w:t xml:space="preserve"> </w:t>
-      </w:r>
-      <w:r>
-        <w:rPr>
-          <w:rFonts w:ascii="Georgia" w:hAnsi="Georgia"/>
-          <w:spacing w:val="-2"/>
-          <w:sz w:val="21"/>
-          <w:szCs w:val="21"/>
+          <w:szCs w:val="22"/>
+        </w:rPr>
+        <w:t xml:space="preserve"> </w:t>
+      </w:r>
+      <w:r>
+        <w:rPr>
+          <w:rFonts w:ascii="Garamond" w:hAnsi="Garamond"/>
+          <w:spacing w:val="-2"/>
+          <w:szCs w:val="22"/>
         </w:rPr>
         <w:t>Ciencias</w:t>
       </w:r>
       <w:r>
         <w:rPr>
-          <w:rFonts w:ascii="Georgia" w:hAnsi="Georgia"/>
+          <w:rFonts w:ascii="Garamond" w:hAnsi="Garamond"/>
           <w:spacing w:val="-10"/>
-          <w:sz w:val="21"/>
-          <w:szCs w:val="21"/>
-        </w:rPr>
-        <w:t xml:space="preserve"> </w:t>
-      </w:r>
-      <w:r>
-        <w:rPr>
-          <w:rFonts w:ascii="Georgia" w:hAnsi="Georgia"/>
-          <w:spacing w:val="-2"/>
-          <w:sz w:val="21"/>
-          <w:szCs w:val="21"/>
+          <w:szCs w:val="22"/>
+        </w:rPr>
+        <w:t xml:space="preserve"> </w:t>
+      </w:r>
+      <w:r>
+        <w:rPr>
+          <w:rFonts w:ascii="Garamond" w:hAnsi="Garamond"/>
+          <w:spacing w:val="-2"/>
+          <w:szCs w:val="22"/>
         </w:rPr>
         <w:t>Humanas.</w:t>
       </w:r>
@@ -718,9 +654,9 @@
         <w:pStyle w:val="Textoindependiente"/>
         <w:spacing w:line="276" w:lineRule="auto"/>
         <w:rPr>
-          <w:rFonts w:ascii="Georgia" w:hAnsi="Georgia"/>
-          <w:sz w:val="21"/>
-          <w:szCs w:val="21"/>
+          <w:rFonts w:ascii="Garamond" w:hAnsi="Garamond"/>
+          <w:sz w:val="22"/>
+          <w:szCs w:val="22"/>
         </w:rPr>
       </w:pPr>
     </w:p>
@@ -737,89 +673,89 @@
         <w:spacing w:before="0" w:line="276" w:lineRule="auto"/>
         <w:ind w:left="0"/>
         <w:rPr>
-          <w:rFonts w:ascii="Georgia" w:hAnsi="Georgia"/>
-          <w:sz w:val="21"/>
-          <w:szCs w:val="21"/>
-        </w:rPr>
-      </w:pPr>
-      <w:r>
-        <w:rPr>
-          <w:rFonts w:ascii="Georgia" w:hAnsi="Georgia"/>
-          <w:spacing w:val="-2"/>
-          <w:sz w:val="21"/>
-          <w:szCs w:val="21"/>
+          <w:rFonts w:ascii="Garamond" w:hAnsi="Garamond"/>
+          <w:sz w:val="22"/>
+          <w:szCs w:val="22"/>
+        </w:rPr>
+      </w:pPr>
+      <w:r>
+        <w:rPr>
+          <w:rFonts w:ascii="Garamond" w:hAnsi="Garamond"/>
+          <w:spacing w:val="-2"/>
+          <w:sz w:val="22"/>
+          <w:szCs w:val="22"/>
         </w:rPr>
         <w:t>PERFIL</w:t>
       </w:r>
       <w:r>
         <w:rPr>
-          <w:rFonts w:ascii="Georgia" w:hAnsi="Georgia"/>
+          <w:rFonts w:ascii="Garamond" w:hAnsi="Garamond"/>
           <w:spacing w:val="1"/>
-          <w:sz w:val="21"/>
-          <w:szCs w:val="21"/>
-        </w:rPr>
-        <w:t xml:space="preserve"> </w:t>
-      </w:r>
-      <w:r>
-        <w:rPr>
-          <w:rFonts w:ascii="Georgia" w:hAnsi="Georgia"/>
-          <w:spacing w:val="-2"/>
-          <w:sz w:val="21"/>
-          <w:szCs w:val="21"/>
+          <w:sz w:val="22"/>
+          <w:szCs w:val="22"/>
+        </w:rPr>
+        <w:t xml:space="preserve"> </w:t>
+      </w:r>
+      <w:r>
+        <w:rPr>
+          <w:rFonts w:ascii="Garamond" w:hAnsi="Garamond"/>
+          <w:spacing w:val="-2"/>
+          <w:sz w:val="22"/>
+          <w:szCs w:val="22"/>
         </w:rPr>
         <w:t>REQUERIDO:</w:t>
       </w:r>
       <w:r>
         <w:rPr>
-          <w:rFonts w:ascii="Georgia" w:hAnsi="Georgia"/>
+          <w:rFonts w:ascii="Garamond" w:hAnsi="Garamond"/>
           <w:spacing w:val="1"/>
-          <w:sz w:val="21"/>
-          <w:szCs w:val="21"/>
-        </w:rPr>
-        <w:t xml:space="preserve"> </w:t>
-      </w:r>
-      <w:r>
-        <w:rPr>
-          <w:rFonts w:ascii="Georgia" w:hAnsi="Georgia"/>
-          <w:spacing w:val="-2"/>
-          <w:sz w:val="21"/>
-          <w:szCs w:val="21"/>
+          <w:sz w:val="22"/>
+          <w:szCs w:val="22"/>
+        </w:rPr>
+        <w:t xml:space="preserve"> </w:t>
+      </w:r>
+      <w:r>
+        <w:rPr>
+          <w:rFonts w:ascii="Garamond" w:hAnsi="Garamond"/>
+          <w:spacing w:val="-2"/>
+          <w:sz w:val="22"/>
+          <w:szCs w:val="22"/>
         </w:rPr>
         <w:t>CATEGORÍA</w:t>
       </w:r>
       <w:r>
         <w:rPr>
-          <w:rFonts w:ascii="Georgia" w:hAnsi="Georgia"/>
+          <w:rFonts w:ascii="Garamond" w:hAnsi="Garamond"/>
           <w:spacing w:val="-13"/>
-          <w:sz w:val="21"/>
-          <w:szCs w:val="21"/>
-        </w:rPr>
-        <w:t xml:space="preserve"> </w:t>
-      </w:r>
-      <w:r>
-        <w:rPr>
-          <w:rFonts w:ascii="Georgia" w:hAnsi="Georgia"/>
+          <w:sz w:val="22"/>
+          <w:szCs w:val="22"/>
+        </w:rPr>
+        <w:t xml:space="preserve"> </w:t>
+      </w:r>
+      <w:r>
+        <w:rPr>
+          <w:rFonts w:ascii="Garamond" w:hAnsi="Garamond"/>
           <w:spacing w:val="-5"/>
-          <w:sz w:val="21"/>
-          <w:szCs w:val="21"/>
+          <w:sz w:val="22"/>
+          <w:szCs w:val="22"/>
         </w:rPr>
         <w:t>“</w:t>
       </w:r>
       <w:r>
         <w:rPr>
-          <w:rFonts w:ascii="Georgia" w:hAnsi="Georgia"/>
+          <w:rFonts w:ascii="Garamond" w:hAnsi="Garamond"/>
           <w:spacing w:val="-5"/>
-          <w:sz w:val="21"/>
-          <w:szCs w:val="21"/>
+          <w:sz w:val="22"/>
+          <w:szCs w:val="22"/>
         </w:rPr>
         <w:t>C</w:t>
       </w:r>
       <w:r>
         <w:rPr>
-          <w:rFonts w:ascii="Georgia" w:hAnsi="Georgia"/>
+          <w:rFonts w:ascii="Garamond" w:hAnsi="Garamond"/>
           <w:spacing w:val="-5"/>
-          <w:sz w:val="21"/>
-          <w:szCs w:val="21"/>
+          <w:sz w:val="22"/>
+          <w:szCs w:val="22"/>
         </w:rPr>
         <w:t>”</w:t>
       </w:r>
@@ -827,7 +763,7 @@
     <w:tbl>
       <w:tblPr>
         <w:tblStyle w:val="TableNormal"/>
-        <w:tblW w:w="0" w:type="auto"/>
+        <w:tblW w:w="9214" w:type="dxa"/>
         <w:tblInd w:w="-5" w:type="dxa"/>
         <w:tblBorders>
           <w:top w:val="single" w:sz="4" w:space="0" w:color="000000"/>
@@ -842,11 +778,11 @@
       </w:tblPr>
       <w:tblGrid>
         <w:gridCol w:w="2561"/>
-        <w:gridCol w:w="6044"/>
+        <w:gridCol w:w="6653"/>
       </w:tblGrid>
       <w:tr>
         <w:trPr>
-          <w:trHeight w:val="213"/>
+          <w:trHeight w:val="393"/>
         </w:trPr>
         <w:tc>
           <w:tcPr>
@@ -857,20 +793,18 @@
             <w:pPr>
               <w:pStyle w:val="TableParagraph"/>
               <w:spacing w:line="193" w:lineRule="exact"/>
-              <w:ind w:left="703"/>
+              <w:ind w:left="0"/>
               <w:jc w:val="center"/>
               <w:rPr>
-                <w:rFonts w:ascii="Arial"/>
+                <w:rFonts w:ascii="Garamond" w:hAnsi="Garamond"/>
                 <w:b/>
-                <w:sz w:val="18"/>
               </w:rPr>
             </w:pPr>
             <w:r>
               <w:rPr>
-                <w:rFonts w:ascii="Arial"/>
+                <w:rFonts w:ascii="Garamond" w:hAnsi="Garamond"/>
                 <w:b/>
                 <w:spacing w:val="-2"/>
-                <w:sz w:val="18"/>
               </w:rPr>
               <w:t>REQUISITOS</w:t>
             </w:r>
@@ -878,7 +812,7 @@
         </w:tc>
         <w:tc>
           <w:tcPr>
-            <w:tcW w:w="6044" w:type="dxa"/>
+            <w:tcW w:w="6653" w:type="dxa"/>
             <w:vAlign w:val="center"/>
           </w:tcPr>
           <w:p>
@@ -887,17 +821,15 @@
               <w:spacing w:line="193" w:lineRule="exact"/>
               <w:jc w:val="center"/>
               <w:rPr>
-                <w:rFonts w:ascii="Arial"/>
+                <w:rFonts w:ascii="Garamond" w:hAnsi="Garamond"/>
                 <w:b/>
-                <w:sz w:val="18"/>
               </w:rPr>
             </w:pPr>
             <w:r>
               <w:rPr>
-                <w:rFonts w:ascii="Arial"/>
+                <w:rFonts w:ascii="Garamond" w:hAnsi="Garamond"/>
                 <w:b/>
                 <w:spacing w:val="-2"/>
-                <w:sz w:val="18"/>
               </w:rPr>
               <w:t>DETALLE</w:t>
             </w:r>
@@ -919,26 +851,30 @@
               <w:spacing w:before="1"/>
               <w:ind w:left="105"/>
               <w:rPr>
-                <w:sz w:val="18"/>
+                <w:rFonts w:ascii="Garamond" w:hAnsi="Garamond"/>
+                <w:sz w:val="20"/>
               </w:rPr>
             </w:pPr>
             <w:r>
               <w:rPr>
-                <w:sz w:val="18"/>
+                <w:rFonts w:ascii="Garamond" w:hAnsi="Garamond"/>
+                <w:sz w:val="20"/>
               </w:rPr>
               <w:t>Formación</w:t>
             </w:r>
             <w:r>
               <w:rPr>
+                <w:rFonts w:ascii="Garamond" w:hAnsi="Garamond"/>
                 <w:spacing w:val="31"/>
-                <w:sz w:val="18"/>
+                <w:sz w:val="20"/>
               </w:rPr>
               <w:t xml:space="preserve"> </w:t>
             </w:r>
             <w:r>
               <w:rPr>
+                <w:rFonts w:ascii="Garamond" w:hAnsi="Garamond"/>
                 <w:spacing w:val="-2"/>
-                <w:sz w:val="18"/>
+                <w:sz w:val="20"/>
               </w:rPr>
               <w:t>Académica</w:t>
             </w:r>
@@ -946,7 +882,7 @@
         </w:tc>
         <w:tc>
           <w:tcPr>
-            <w:tcW w:w="6044" w:type="dxa"/>
+            <w:tcW w:w="6653" w:type="dxa"/>
             <w:vAlign w:val="center"/>
           </w:tcPr>
           <w:p>
@@ -954,76 +890,44 @@
               <w:pStyle w:val="TableParagraph"/>
               <w:spacing w:before="1" w:line="247" w:lineRule="auto"/>
               <w:rPr>
-                <w:sz w:val="18"/>
+                <w:rFonts w:ascii="Garamond" w:hAnsi="Garamond"/>
+                <w:sz w:val="20"/>
               </w:rPr>
             </w:pPr>
             <w:r>
               <w:rPr>
-                <w:sz w:val="18"/>
-              </w:rPr>
-              <w:t>Bachilleres e Institutos de Idiomas.</w:t>
-            </w:r>
-            <w:r>
-              <w:rPr>
-                <w:sz w:val="18"/>
-              </w:rPr>
-              <w:t xml:space="preserve"> </w:t>
-            </w:r>
-            <w:r>
-              <w:rPr>
-                <w:sz w:val="18"/>
-              </w:rPr>
-              <w:t>Certificado de estudios de idiomas del nivel B2 o Certificado Internacional o Certificación Emitida por Ministerio de Educación, Ministerio de Cultura o sus equivalentes en el territorio nacional</w:t>
-            </w:r>
-            <w:r>
-              <w:rPr>
-                <w:sz w:val="18"/>
+                <w:rFonts w:ascii="Garamond" w:hAnsi="Garamond"/>
+                <w:sz w:val="20"/>
+              </w:rPr>
+              <w:t>Bachilleres e Institutos de Idiomas. Certificado de estudios de idiomas del nivel B2 o Certificado Internacional o Certificación Emitida por Ministerio de Educación, Ministerio de Cultura o sus equivalentes en el territorio nacional</w:t>
+            </w:r>
+            <w:r>
+              <w:rPr>
+                <w:rFonts w:ascii="Garamond" w:hAnsi="Garamond"/>
+                <w:sz w:val="20"/>
               </w:rPr>
               <w:t xml:space="preserve">, en idioma </w:t>
             </w:r>
             <w:r>
               <w:rPr>
-                <w:sz w:val="18"/>
+                <w:rFonts w:ascii="Garamond" w:hAnsi="Garamond"/>
+                <w:sz w:val="20"/>
               </w:rPr>
               <w:t>extranjero</w:t>
             </w:r>
             <w:r>
               <w:rPr>
-                <w:sz w:val="18"/>
+                <w:rFonts w:ascii="Garamond" w:hAnsi="Garamond"/>
+                <w:sz w:val="20"/>
               </w:rPr>
               <w:t xml:space="preserve"> u originario</w:t>
             </w:r>
             <w:r>
               <w:rPr>
-                <w:sz w:val="18"/>
-              </w:rPr>
-              <w:t>.</w:t>
-            </w:r>
-            <w:r>
-              <w:rPr>
-                <w:sz w:val="18"/>
-              </w:rPr>
-              <w:t xml:space="preserve"> </w:t>
-            </w:r>
-            <w:r>
-              <w:rPr>
-                <w:sz w:val="18"/>
-              </w:rPr>
-              <w:t xml:space="preserve">Curso de Metodología de la enseñanza </w:t>
-            </w:r>
-            <w:proofErr w:type="spellStart"/>
-            <w:r>
-              <w:rPr>
-                <w:sz w:val="18"/>
-              </w:rPr>
-              <w:t>e</w:t>
-            </w:r>
-            <w:proofErr w:type="spellEnd"/>
-            <w:r>
-              <w:rPr>
-                <w:sz w:val="18"/>
-              </w:rPr>
-              <w:t xml:space="preserve"> idiomas o equivalentes.</w:t>
+                <w:rFonts w:ascii="Garamond" w:hAnsi="Garamond"/>
+                <w:sz w:val="20"/>
+              </w:rPr>
+              <w:t>. Curso de Metodología de la enseñanza e idiomas o equivalentes.</w:t>
             </w:r>
           </w:p>
         </w:tc>
@@ -1043,26 +947,30 @@
               <w:spacing w:line="206" w:lineRule="exact"/>
               <w:ind w:left="105"/>
               <w:rPr>
-                <w:sz w:val="18"/>
+                <w:rFonts w:ascii="Garamond" w:hAnsi="Garamond"/>
+                <w:sz w:val="20"/>
               </w:rPr>
             </w:pPr>
             <w:r>
               <w:rPr>
-                <w:sz w:val="18"/>
+                <w:rFonts w:ascii="Garamond" w:hAnsi="Garamond"/>
+                <w:sz w:val="20"/>
               </w:rPr>
               <w:t>Experiencia</w:t>
             </w:r>
             <w:r>
               <w:rPr>
+                <w:rFonts w:ascii="Garamond" w:hAnsi="Garamond"/>
                 <w:spacing w:val="36"/>
-                <w:sz w:val="18"/>
+                <w:sz w:val="20"/>
               </w:rPr>
               <w:t xml:space="preserve"> </w:t>
             </w:r>
             <w:r>
               <w:rPr>
+                <w:rFonts w:ascii="Garamond" w:hAnsi="Garamond"/>
                 <w:spacing w:val="-2"/>
-                <w:sz w:val="18"/>
+                <w:sz w:val="20"/>
               </w:rPr>
               <w:t>laboral</w:t>
             </w:r>
@@ -1070,7 +978,7 @@
         </w:tc>
         <w:tc>
           <w:tcPr>
-            <w:tcW w:w="6044" w:type="dxa"/>
+            <w:tcW w:w="6653" w:type="dxa"/>
             <w:vAlign w:val="center"/>
           </w:tcPr>
           <w:p>
@@ -1078,148 +986,168 @@
               <w:pStyle w:val="TableParagraph"/>
               <w:spacing w:line="247" w:lineRule="auto"/>
               <w:rPr>
-                <w:sz w:val="18"/>
+                <w:rFonts w:ascii="Garamond" w:hAnsi="Garamond"/>
+                <w:sz w:val="20"/>
               </w:rPr>
             </w:pPr>
             <w:r>
               <w:rPr>
+                <w:rFonts w:ascii="Garamond" w:hAnsi="Garamond"/>
                 <w:w w:val="105"/>
-                <w:sz w:val="18"/>
+                <w:sz w:val="20"/>
               </w:rPr>
               <w:t>Experiencia</w:t>
             </w:r>
             <w:r>
               <w:rPr>
+                <w:rFonts w:ascii="Garamond" w:hAnsi="Garamond"/>
                 <w:spacing w:val="36"/>
                 <w:w w:val="105"/>
-                <w:sz w:val="18"/>
+                <w:sz w:val="20"/>
               </w:rPr>
               <w:t xml:space="preserve"> </w:t>
             </w:r>
             <w:r>
               <w:rPr>
+                <w:rFonts w:ascii="Garamond" w:hAnsi="Garamond"/>
                 <w:w w:val="105"/>
-                <w:sz w:val="18"/>
+                <w:sz w:val="20"/>
               </w:rPr>
               <w:t>laboral</w:t>
             </w:r>
             <w:r>
               <w:rPr>
+                <w:rFonts w:ascii="Garamond" w:hAnsi="Garamond"/>
                 <w:spacing w:val="36"/>
                 <w:w w:val="105"/>
-                <w:sz w:val="18"/>
+                <w:sz w:val="20"/>
               </w:rPr>
               <w:t xml:space="preserve"> </w:t>
             </w:r>
             <w:r>
               <w:rPr>
+                <w:rFonts w:ascii="Garamond" w:hAnsi="Garamond"/>
                 <w:w w:val="105"/>
-                <w:sz w:val="18"/>
+                <w:sz w:val="20"/>
               </w:rPr>
               <w:t>de</w:t>
             </w:r>
             <w:r>
               <w:rPr>
+                <w:rFonts w:ascii="Garamond" w:hAnsi="Garamond"/>
                 <w:spacing w:val="35"/>
                 <w:w w:val="105"/>
-                <w:sz w:val="18"/>
+                <w:sz w:val="20"/>
               </w:rPr>
               <w:t xml:space="preserve"> </w:t>
             </w:r>
             <w:r>
               <w:rPr>
+                <w:rFonts w:ascii="Garamond" w:hAnsi="Garamond"/>
                 <w:w w:val="105"/>
-                <w:sz w:val="18"/>
+                <w:sz w:val="20"/>
               </w:rPr>
               <w:t>1</w:t>
             </w:r>
             <w:r>
               <w:rPr>
+                <w:rFonts w:ascii="Garamond" w:hAnsi="Garamond"/>
                 <w:spacing w:val="37"/>
                 <w:w w:val="105"/>
-                <w:sz w:val="18"/>
+                <w:sz w:val="20"/>
               </w:rPr>
               <w:t xml:space="preserve"> </w:t>
             </w:r>
             <w:r>
               <w:rPr>
+                <w:rFonts w:ascii="Garamond" w:hAnsi="Garamond"/>
                 <w:w w:val="105"/>
-                <w:sz w:val="18"/>
+                <w:sz w:val="20"/>
               </w:rPr>
               <w:t>año</w:t>
             </w:r>
             <w:r>
               <w:rPr>
+                <w:rFonts w:ascii="Garamond" w:hAnsi="Garamond"/>
                 <w:spacing w:val="33"/>
                 <w:w w:val="105"/>
-                <w:sz w:val="18"/>
+                <w:sz w:val="20"/>
               </w:rPr>
               <w:t xml:space="preserve"> </w:t>
             </w:r>
             <w:r>
               <w:rPr>
+                <w:rFonts w:ascii="Garamond" w:hAnsi="Garamond"/>
                 <w:w w:val="105"/>
-                <w:sz w:val="18"/>
+                <w:sz w:val="20"/>
               </w:rPr>
               <w:t>como</w:t>
             </w:r>
             <w:r>
               <w:rPr>
+                <w:rFonts w:ascii="Garamond" w:hAnsi="Garamond"/>
                 <w:spacing w:val="37"/>
                 <w:w w:val="105"/>
-                <w:sz w:val="18"/>
+                <w:sz w:val="20"/>
               </w:rPr>
               <w:t xml:space="preserve"> </w:t>
             </w:r>
             <w:r>
               <w:rPr>
+                <w:rFonts w:ascii="Garamond" w:hAnsi="Garamond"/>
                 <w:w w:val="105"/>
-                <w:sz w:val="18"/>
+                <w:sz w:val="20"/>
               </w:rPr>
               <w:t>docente</w:t>
             </w:r>
             <w:r>
               <w:rPr>
+                <w:rFonts w:ascii="Garamond" w:hAnsi="Garamond"/>
                 <w:spacing w:val="36"/>
                 <w:w w:val="105"/>
-                <w:sz w:val="18"/>
+                <w:sz w:val="20"/>
               </w:rPr>
               <w:t xml:space="preserve"> </w:t>
             </w:r>
             <w:r>
               <w:rPr>
+                <w:rFonts w:ascii="Garamond" w:hAnsi="Garamond"/>
                 <w:w w:val="105"/>
-                <w:sz w:val="18"/>
+                <w:sz w:val="20"/>
               </w:rPr>
               <w:t>en</w:t>
             </w:r>
             <w:r>
               <w:rPr>
+                <w:rFonts w:ascii="Garamond" w:hAnsi="Garamond"/>
                 <w:spacing w:val="39"/>
                 <w:w w:val="105"/>
-                <w:sz w:val="18"/>
+                <w:sz w:val="20"/>
               </w:rPr>
               <w:t xml:space="preserve"> </w:t>
             </w:r>
             <w:r>
               <w:rPr>
+                <w:rFonts w:ascii="Garamond" w:hAnsi="Garamond"/>
                 <w:w w:val="105"/>
-                <w:sz w:val="18"/>
+                <w:sz w:val="20"/>
               </w:rPr>
               <w:t>la enseñanza</w:t>
             </w:r>
             <w:r>
               <w:rPr>
+                <w:rFonts w:ascii="Garamond" w:hAnsi="Garamond"/>
                 <w:spacing w:val="-5"/>
                 <w:w w:val="105"/>
-                <w:sz w:val="18"/>
+                <w:sz w:val="20"/>
               </w:rPr>
               <w:t xml:space="preserve"> </w:t>
             </w:r>
             <w:r>
               <w:rPr>
+                <w:rFonts w:ascii="Garamond" w:hAnsi="Garamond"/>
                 <w:w w:val="105"/>
-                <w:sz w:val="18"/>
+                <w:sz w:val="20"/>
               </w:rPr>
               <w:t>de idiomas extranjero o lengua nativa.</w:t>
             </w:r>
@@ -1241,39 +1169,45 @@
               <w:spacing w:before="1"/>
               <w:ind w:left="105"/>
               <w:rPr>
-                <w:sz w:val="18"/>
+                <w:rFonts w:ascii="Garamond" w:hAnsi="Garamond"/>
+                <w:sz w:val="20"/>
               </w:rPr>
             </w:pPr>
             <w:r>
               <w:rPr>
-                <w:sz w:val="18"/>
+                <w:rFonts w:ascii="Garamond" w:hAnsi="Garamond"/>
+                <w:sz w:val="20"/>
               </w:rPr>
               <w:t>Otros</w:t>
             </w:r>
             <w:r>
               <w:rPr>
+                <w:rFonts w:ascii="Garamond" w:hAnsi="Garamond"/>
                 <w:spacing w:val="19"/>
-                <w:sz w:val="18"/>
+                <w:sz w:val="20"/>
               </w:rPr>
               <w:t xml:space="preserve"> </w:t>
             </w:r>
             <w:r>
               <w:rPr>
-                <w:sz w:val="18"/>
+                <w:rFonts w:ascii="Garamond" w:hAnsi="Garamond"/>
+                <w:sz w:val="20"/>
               </w:rPr>
               <w:t>requisitos</w:t>
             </w:r>
             <w:r>
               <w:rPr>
+                <w:rFonts w:ascii="Garamond" w:hAnsi="Garamond"/>
                 <w:spacing w:val="28"/>
-                <w:sz w:val="18"/>
+                <w:sz w:val="20"/>
               </w:rPr>
               <w:t xml:space="preserve"> </w:t>
             </w:r>
             <w:r>
               <w:rPr>
+                <w:rFonts w:ascii="Garamond" w:hAnsi="Garamond"/>
                 <w:spacing w:val="-2"/>
-                <w:sz w:val="18"/>
+                <w:sz w:val="20"/>
               </w:rPr>
               <w:t>(opcional)</w:t>
             </w:r>
@@ -1281,7 +1215,7 @@
         </w:tc>
         <w:tc>
           <w:tcPr>
-            <w:tcW w:w="6044" w:type="dxa"/>
+            <w:tcW w:w="6653" w:type="dxa"/>
             <w:vAlign w:val="center"/>
           </w:tcPr>
           <w:p>
@@ -1289,65 +1223,75 @@
               <w:pStyle w:val="TableParagraph"/>
               <w:spacing w:before="1"/>
               <w:rPr>
-                <w:sz w:val="18"/>
+                <w:rFonts w:ascii="Garamond" w:hAnsi="Garamond"/>
+                <w:sz w:val="20"/>
               </w:rPr>
             </w:pPr>
             <w:r>
               <w:rPr>
-                <w:sz w:val="18"/>
+                <w:rFonts w:ascii="Garamond" w:hAnsi="Garamond"/>
+                <w:sz w:val="20"/>
               </w:rPr>
               <w:t>Talleres</w:t>
             </w:r>
             <w:r>
               <w:rPr>
+                <w:rFonts w:ascii="Garamond" w:hAnsi="Garamond"/>
                 <w:spacing w:val="19"/>
-                <w:sz w:val="18"/>
+                <w:sz w:val="20"/>
               </w:rPr>
               <w:t xml:space="preserve"> </w:t>
             </w:r>
             <w:r>
               <w:rPr>
-                <w:sz w:val="18"/>
+                <w:rFonts w:ascii="Garamond" w:hAnsi="Garamond"/>
+                <w:sz w:val="20"/>
               </w:rPr>
               <w:t>de</w:t>
             </w:r>
             <w:r>
               <w:rPr>
+                <w:rFonts w:ascii="Garamond" w:hAnsi="Garamond"/>
                 <w:spacing w:val="13"/>
-                <w:sz w:val="18"/>
+                <w:sz w:val="20"/>
               </w:rPr>
               <w:t xml:space="preserve"> </w:t>
             </w:r>
             <w:r>
               <w:rPr>
-                <w:sz w:val="18"/>
+                <w:rFonts w:ascii="Garamond" w:hAnsi="Garamond"/>
+                <w:sz w:val="20"/>
               </w:rPr>
               <w:t>actualización</w:t>
             </w:r>
             <w:r>
               <w:rPr>
+                <w:rFonts w:ascii="Garamond" w:hAnsi="Garamond"/>
                 <w:spacing w:val="14"/>
-                <w:sz w:val="18"/>
+                <w:sz w:val="20"/>
               </w:rPr>
               <w:t xml:space="preserve"> </w:t>
             </w:r>
             <w:r>
               <w:rPr>
-                <w:sz w:val="18"/>
+                <w:rFonts w:ascii="Garamond" w:hAnsi="Garamond"/>
+                <w:sz w:val="20"/>
               </w:rPr>
               <w:t>y</w:t>
             </w:r>
             <w:r>
               <w:rPr>
+                <w:rFonts w:ascii="Garamond" w:hAnsi="Garamond"/>
                 <w:spacing w:val="18"/>
-                <w:sz w:val="18"/>
+                <w:sz w:val="20"/>
               </w:rPr>
               <w:t xml:space="preserve"> </w:t>
             </w:r>
             <w:r>
               <w:rPr>
+                <w:rFonts w:ascii="Garamond" w:hAnsi="Garamond"/>
                 <w:spacing w:val="-2"/>
-                <w:sz w:val="18"/>
+                <w:sz w:val="20"/>
               </w:rPr>
               <w:t>perfeccionamiento.</w:t>
             </w:r>
@@ -1364,10 +1308,8 @@
         <w:spacing w:before="0" w:line="276" w:lineRule="auto"/>
         <w:ind w:left="0" w:firstLine="0"/>
         <w:rPr>
-          <w:rFonts w:ascii="Georgia" w:hAnsi="Georgia"/>
+          <w:rFonts w:ascii="Garamond" w:hAnsi="Garamond"/>
           <w:b/>
-          <w:sz w:val="21"/>
-          <w:szCs w:val="21"/>
         </w:rPr>
       </w:pPr>
     </w:p>
@@ -1384,39 +1326,31 @@
         <w:spacing w:before="0" w:line="276" w:lineRule="auto"/>
         <w:ind w:left="0"/>
         <w:rPr>
-          <w:rFonts w:ascii="Georgia" w:hAnsi="Georgia"/>
+          <w:rFonts w:ascii="Garamond" w:hAnsi="Garamond"/>
           <w:b/>
-          <w:sz w:val="21"/>
-          <w:szCs w:val="21"/>
-        </w:rPr>
-      </w:pPr>
-      <w:r>
-        <w:rPr>
-          <w:rFonts w:ascii="Georgia" w:hAnsi="Georgia"/>
+        </w:rPr>
+      </w:pPr>
+      <w:r>
+        <w:rPr>
+          <w:rFonts w:ascii="Garamond" w:hAnsi="Garamond"/>
           <w:b/>
           <w:spacing w:val="-2"/>
-          <w:sz w:val="21"/>
-          <w:szCs w:val="21"/>
         </w:rPr>
         <w:t>ACTIVIDADES A</w:t>
       </w:r>
       <w:r>
         <w:rPr>
-          <w:rFonts w:ascii="Georgia" w:hAnsi="Georgia"/>
+          <w:rFonts w:ascii="Garamond" w:hAnsi="Garamond"/>
           <w:b/>
           <w:spacing w:val="-8"/>
-          <w:sz w:val="21"/>
-          <w:szCs w:val="21"/>
-        </w:rPr>
-        <w:t xml:space="preserve"> </w:t>
-      </w:r>
-      <w:r>
-        <w:rPr>
-          <w:rFonts w:ascii="Georgia" w:hAnsi="Georgia"/>
+        </w:rPr>
+        <w:t xml:space="preserve"> </w:t>
+      </w:r>
+      <w:r>
+        <w:rPr>
+          <w:rFonts w:ascii="Garamond" w:hAnsi="Garamond"/>
           <w:b/>
           <w:spacing w:val="-2"/>
-          <w:sz w:val="21"/>
-          <w:szCs w:val="21"/>
         </w:rPr>
         <w:t>REALIZAR:</w:t>
       </w:r>
@@ -1430,271 +1364,239 @@
         <w:spacing w:before="0" w:line="276" w:lineRule="auto"/>
         <w:ind w:left="0" w:firstLine="0"/>
         <w:rPr>
-          <w:rFonts w:ascii="Georgia" w:hAnsi="Georgia"/>
-          <w:sz w:val="21"/>
-          <w:szCs w:val="21"/>
-        </w:rPr>
-      </w:pPr>
-      <w:r>
-        <w:rPr>
-          <w:rFonts w:ascii="Georgia" w:hAnsi="Georgia"/>
-          <w:sz w:val="21"/>
-          <w:szCs w:val="21"/>
+          <w:rFonts w:ascii="Garamond" w:hAnsi="Garamond"/>
+          <w:sz w:val="20"/>
+        </w:rPr>
+      </w:pPr>
+      <w:r>
+        <w:rPr>
+          <w:rFonts w:ascii="Garamond" w:hAnsi="Garamond"/>
+          <w:sz w:val="20"/>
         </w:rPr>
         <w:t>Dictar</w:t>
       </w:r>
       <w:r>
         <w:rPr>
-          <w:rFonts w:ascii="Georgia" w:hAnsi="Georgia"/>
+          <w:rFonts w:ascii="Garamond" w:hAnsi="Garamond"/>
           <w:spacing w:val="-8"/>
-          <w:sz w:val="21"/>
-          <w:szCs w:val="21"/>
-        </w:rPr>
-        <w:t xml:space="preserve"> </w:t>
-      </w:r>
-      <w:r>
-        <w:rPr>
-          <w:rFonts w:ascii="Georgia" w:hAnsi="Georgia"/>
-          <w:sz w:val="21"/>
-          <w:szCs w:val="21"/>
+          <w:sz w:val="20"/>
+        </w:rPr>
+        <w:t xml:space="preserve"> </w:t>
+      </w:r>
+      <w:r>
+        <w:rPr>
+          <w:rFonts w:ascii="Garamond" w:hAnsi="Garamond"/>
+          <w:sz w:val="20"/>
         </w:rPr>
         <w:t>clases,</w:t>
       </w:r>
       <w:r>
         <w:rPr>
-          <w:rFonts w:ascii="Georgia" w:hAnsi="Georgia"/>
+          <w:rFonts w:ascii="Garamond" w:hAnsi="Garamond"/>
           <w:spacing w:val="-4"/>
-          <w:sz w:val="21"/>
-          <w:szCs w:val="21"/>
-        </w:rPr>
-        <w:t xml:space="preserve"> </w:t>
-      </w:r>
-      <w:r>
-        <w:rPr>
-          <w:rFonts w:ascii="Georgia" w:hAnsi="Georgia"/>
-          <w:sz w:val="21"/>
-          <w:szCs w:val="21"/>
+          <w:sz w:val="20"/>
+        </w:rPr>
+        <w:t xml:space="preserve"> </w:t>
+      </w:r>
+      <w:r>
+        <w:rPr>
+          <w:rFonts w:ascii="Garamond" w:hAnsi="Garamond"/>
+          <w:sz w:val="20"/>
         </w:rPr>
         <w:t>p</w:t>
       </w:r>
       <w:r>
         <w:rPr>
-          <w:rFonts w:ascii="Georgia" w:hAnsi="Georgia"/>
-          <w:sz w:val="21"/>
-          <w:szCs w:val="21"/>
+          <w:rFonts w:ascii="Garamond" w:hAnsi="Garamond"/>
+          <w:sz w:val="20"/>
         </w:rPr>
         <w:t>reparar</w:t>
       </w:r>
       <w:r>
         <w:rPr>
-          <w:rFonts w:ascii="Georgia" w:hAnsi="Georgia"/>
+          <w:rFonts w:ascii="Garamond" w:hAnsi="Garamond"/>
           <w:spacing w:val="-5"/>
-          <w:sz w:val="21"/>
-          <w:szCs w:val="21"/>
-        </w:rPr>
-        <w:t xml:space="preserve"> </w:t>
-      </w:r>
-      <w:r>
-        <w:rPr>
-          <w:rFonts w:ascii="Georgia" w:hAnsi="Georgia"/>
-          <w:sz w:val="21"/>
-          <w:szCs w:val="21"/>
+          <w:sz w:val="20"/>
+        </w:rPr>
+        <w:t xml:space="preserve"> </w:t>
+      </w:r>
+      <w:r>
+        <w:rPr>
+          <w:rFonts w:ascii="Garamond" w:hAnsi="Garamond"/>
+          <w:sz w:val="20"/>
         </w:rPr>
         <w:t>las</w:t>
       </w:r>
       <w:r>
         <w:rPr>
-          <w:rFonts w:ascii="Georgia" w:hAnsi="Georgia"/>
+          <w:rFonts w:ascii="Garamond" w:hAnsi="Garamond"/>
           <w:spacing w:val="-3"/>
-          <w:sz w:val="21"/>
-          <w:szCs w:val="21"/>
-        </w:rPr>
-        <w:t xml:space="preserve"> </w:t>
-      </w:r>
-      <w:r>
-        <w:rPr>
-          <w:rFonts w:ascii="Georgia" w:hAnsi="Georgia"/>
-          <w:sz w:val="21"/>
-          <w:szCs w:val="21"/>
+          <w:sz w:val="20"/>
+        </w:rPr>
+        <w:t xml:space="preserve"> </w:t>
+      </w:r>
+      <w:r>
+        <w:rPr>
+          <w:rFonts w:ascii="Garamond" w:hAnsi="Garamond"/>
+          <w:sz w:val="20"/>
         </w:rPr>
         <w:t>clases,</w:t>
       </w:r>
       <w:r>
         <w:rPr>
-          <w:rFonts w:ascii="Georgia" w:hAnsi="Georgia"/>
+          <w:rFonts w:ascii="Garamond" w:hAnsi="Garamond"/>
           <w:spacing w:val="-9"/>
-          <w:sz w:val="21"/>
-          <w:szCs w:val="21"/>
-        </w:rPr>
-        <w:t xml:space="preserve"> </w:t>
-      </w:r>
-      <w:r>
-        <w:rPr>
-          <w:rFonts w:ascii="Georgia" w:hAnsi="Georgia"/>
+          <w:sz w:val="20"/>
+        </w:rPr>
+        <w:t xml:space="preserve"> </w:t>
+      </w:r>
+      <w:r>
+        <w:rPr>
+          <w:rFonts w:ascii="Garamond" w:hAnsi="Garamond"/>
           <w:spacing w:val="-9"/>
-          <w:sz w:val="21"/>
-          <w:szCs w:val="21"/>
+          <w:sz w:val="20"/>
         </w:rPr>
         <w:t>e</w:t>
       </w:r>
       <w:r>
         <w:rPr>
-          <w:rFonts w:ascii="Georgia" w:hAnsi="Georgia"/>
-          <w:sz w:val="21"/>
-          <w:szCs w:val="21"/>
+          <w:rFonts w:ascii="Garamond" w:hAnsi="Garamond"/>
+          <w:sz w:val="20"/>
         </w:rPr>
         <w:t>valuar</w:t>
       </w:r>
       <w:r>
         <w:rPr>
-          <w:rFonts w:ascii="Georgia" w:hAnsi="Georgia"/>
+          <w:rFonts w:ascii="Garamond" w:hAnsi="Garamond"/>
           <w:spacing w:val="-3"/>
-          <w:sz w:val="21"/>
-          <w:szCs w:val="21"/>
-        </w:rPr>
-        <w:t xml:space="preserve"> </w:t>
-      </w:r>
-      <w:r>
-        <w:rPr>
-          <w:rFonts w:ascii="Georgia" w:hAnsi="Georgia"/>
-          <w:sz w:val="21"/>
-          <w:szCs w:val="21"/>
+          <w:sz w:val="20"/>
+        </w:rPr>
+        <w:t xml:space="preserve"> </w:t>
+      </w:r>
+      <w:r>
+        <w:rPr>
+          <w:rFonts w:ascii="Garamond" w:hAnsi="Garamond"/>
+          <w:sz w:val="20"/>
         </w:rPr>
         <w:t>a</w:t>
       </w:r>
       <w:r>
         <w:rPr>
-          <w:rFonts w:ascii="Georgia" w:hAnsi="Georgia"/>
+          <w:rFonts w:ascii="Garamond" w:hAnsi="Garamond"/>
           <w:spacing w:val="-7"/>
-          <w:sz w:val="21"/>
-          <w:szCs w:val="21"/>
-        </w:rPr>
-        <w:t xml:space="preserve"> </w:t>
-      </w:r>
-      <w:r>
-        <w:rPr>
-          <w:rFonts w:ascii="Georgia" w:hAnsi="Georgia"/>
-          <w:sz w:val="21"/>
-          <w:szCs w:val="21"/>
+          <w:sz w:val="20"/>
+        </w:rPr>
+        <w:t xml:space="preserve"> </w:t>
+      </w:r>
+      <w:r>
+        <w:rPr>
+          <w:rFonts w:ascii="Garamond" w:hAnsi="Garamond"/>
+          <w:sz w:val="20"/>
         </w:rPr>
         <w:t>los</w:t>
       </w:r>
       <w:r>
         <w:rPr>
-          <w:rFonts w:ascii="Georgia" w:hAnsi="Georgia"/>
+          <w:rFonts w:ascii="Garamond" w:hAnsi="Garamond"/>
           <w:spacing w:val="-5"/>
-          <w:sz w:val="21"/>
-          <w:szCs w:val="21"/>
-        </w:rPr>
-        <w:t xml:space="preserve"> </w:t>
-      </w:r>
-      <w:r>
-        <w:rPr>
-          <w:rFonts w:ascii="Georgia" w:hAnsi="Georgia"/>
-          <w:sz w:val="21"/>
-          <w:szCs w:val="21"/>
+          <w:sz w:val="20"/>
+        </w:rPr>
+        <w:t xml:space="preserve"> </w:t>
+      </w:r>
+      <w:r>
+        <w:rPr>
+          <w:rFonts w:ascii="Garamond" w:hAnsi="Garamond"/>
+          <w:sz w:val="20"/>
         </w:rPr>
         <w:t>alumnos,</w:t>
       </w:r>
       <w:r>
         <w:rPr>
-          <w:rFonts w:ascii="Georgia" w:hAnsi="Georgia"/>
+          <w:rFonts w:ascii="Garamond" w:hAnsi="Garamond"/>
           <w:spacing w:val="-9"/>
-          <w:sz w:val="21"/>
-          <w:szCs w:val="21"/>
-        </w:rPr>
-        <w:t xml:space="preserve"> </w:t>
-      </w:r>
-      <w:r>
-        <w:rPr>
-          <w:rFonts w:ascii="Georgia" w:hAnsi="Georgia"/>
-          <w:sz w:val="21"/>
-          <w:szCs w:val="21"/>
+          <w:sz w:val="20"/>
+        </w:rPr>
+        <w:t xml:space="preserve"> </w:t>
+      </w:r>
+      <w:r>
+        <w:rPr>
+          <w:rFonts w:ascii="Garamond" w:hAnsi="Garamond"/>
+          <w:sz w:val="20"/>
         </w:rPr>
         <w:t>d</w:t>
       </w:r>
       <w:r>
         <w:rPr>
-          <w:rFonts w:ascii="Georgia" w:hAnsi="Georgia"/>
-          <w:sz w:val="21"/>
-          <w:szCs w:val="21"/>
+          <w:rFonts w:ascii="Garamond" w:hAnsi="Garamond"/>
+          <w:sz w:val="20"/>
         </w:rPr>
         <w:t>iseñar</w:t>
       </w:r>
       <w:r>
         <w:rPr>
-          <w:rFonts w:ascii="Georgia" w:hAnsi="Georgia"/>
+          <w:rFonts w:ascii="Garamond" w:hAnsi="Garamond"/>
           <w:spacing w:val="-5"/>
-          <w:sz w:val="21"/>
-          <w:szCs w:val="21"/>
-        </w:rPr>
-        <w:t xml:space="preserve"> </w:t>
-      </w:r>
-      <w:r>
-        <w:rPr>
-          <w:rFonts w:ascii="Georgia" w:hAnsi="Georgia"/>
-          <w:sz w:val="21"/>
-          <w:szCs w:val="21"/>
+          <w:sz w:val="20"/>
+        </w:rPr>
+        <w:t xml:space="preserve"> </w:t>
+      </w:r>
+      <w:r>
+        <w:rPr>
+          <w:rFonts w:ascii="Garamond" w:hAnsi="Garamond"/>
+          <w:sz w:val="20"/>
         </w:rPr>
         <w:t>e</w:t>
       </w:r>
       <w:r>
         <w:rPr>
-          <w:rFonts w:ascii="Georgia" w:hAnsi="Georgia"/>
-          <w:sz w:val="21"/>
-          <w:szCs w:val="21"/>
+          <w:rFonts w:ascii="Garamond" w:hAnsi="Garamond"/>
+          <w:sz w:val="20"/>
         </w:rPr>
         <w:t>xámenes,</w:t>
       </w:r>
       <w:r>
         <w:rPr>
-          <w:rFonts w:ascii="Georgia" w:hAnsi="Georgia"/>
+          <w:rFonts w:ascii="Garamond" w:hAnsi="Garamond"/>
           <w:spacing w:val="-4"/>
-          <w:sz w:val="21"/>
-          <w:szCs w:val="21"/>
-        </w:rPr>
-        <w:t xml:space="preserve"> </w:t>
-      </w:r>
-      <w:r>
-        <w:rPr>
-          <w:rFonts w:ascii="Georgia" w:hAnsi="Georgia"/>
-          <w:sz w:val="21"/>
-          <w:szCs w:val="21"/>
+          <w:sz w:val="20"/>
+        </w:rPr>
+        <w:t xml:space="preserve"> </w:t>
+      </w:r>
+      <w:r>
+        <w:rPr>
+          <w:rFonts w:ascii="Garamond" w:hAnsi="Garamond"/>
+          <w:sz w:val="20"/>
         </w:rPr>
         <w:t>entregar</w:t>
       </w:r>
       <w:r>
         <w:rPr>
-          <w:rFonts w:ascii="Georgia" w:hAnsi="Georgia"/>
+          <w:rFonts w:ascii="Garamond" w:hAnsi="Garamond"/>
           <w:spacing w:val="-8"/>
-          <w:sz w:val="21"/>
-          <w:szCs w:val="21"/>
-        </w:rPr>
-        <w:t xml:space="preserve"> </w:t>
-      </w:r>
-      <w:r>
-        <w:rPr>
-          <w:rFonts w:ascii="Georgia" w:hAnsi="Georgia"/>
-          <w:sz w:val="21"/>
-          <w:szCs w:val="21"/>
+          <w:sz w:val="20"/>
+        </w:rPr>
+        <w:t xml:space="preserve"> </w:t>
+      </w:r>
+      <w:r>
+        <w:rPr>
+          <w:rFonts w:ascii="Garamond" w:hAnsi="Garamond"/>
+          <w:sz w:val="20"/>
         </w:rPr>
         <w:t xml:space="preserve">notas y </w:t>
       </w:r>
-      <w:bookmarkStart w:id="3" w:name="VI._MODALIDAD_DEL_SERVICIO:"/>
-      <w:bookmarkEnd w:id="3"/>
-      <w:r>
-        <w:rPr>
-          <w:rFonts w:ascii="Georgia" w:hAnsi="Georgia"/>
-          <w:sz w:val="21"/>
-          <w:szCs w:val="21"/>
+      <w:bookmarkStart w:id="4" w:name="VI._MODALIDAD_DEL_SERVICIO:"/>
+      <w:bookmarkEnd w:id="4"/>
+      <w:r>
+        <w:rPr>
+          <w:rFonts w:ascii="Garamond" w:hAnsi="Garamond"/>
+          <w:sz w:val="20"/>
         </w:rPr>
         <w:t>p</w:t>
       </w:r>
       <w:r>
         <w:rPr>
-          <w:rFonts w:ascii="Georgia" w:hAnsi="Georgia"/>
-          <w:sz w:val="21"/>
-          <w:szCs w:val="21"/>
+          <w:rFonts w:ascii="Garamond" w:hAnsi="Garamond"/>
+          <w:sz w:val="20"/>
         </w:rPr>
         <w:t>resentar informe de dictado de curso.</w:t>
       </w:r>
@@ -1708,10 +1610,8 @@
         <w:spacing w:before="0" w:line="276" w:lineRule="auto"/>
         <w:ind w:left="0" w:firstLine="0"/>
         <w:rPr>
-          <w:rFonts w:ascii="Georgia" w:hAnsi="Georgia"/>
+          <w:rFonts w:ascii="Garamond" w:hAnsi="Garamond"/>
           <w:b/>
-          <w:sz w:val="21"/>
-          <w:szCs w:val="21"/>
         </w:rPr>
       </w:pPr>
     </w:p>
@@ -1728,53 +1628,53 @@
         <w:spacing w:before="0" w:line="276" w:lineRule="auto"/>
         <w:ind w:left="0"/>
         <w:rPr>
-          <w:rFonts w:ascii="Georgia" w:hAnsi="Georgia"/>
-          <w:sz w:val="21"/>
-          <w:szCs w:val="21"/>
-        </w:rPr>
-      </w:pPr>
-      <w:r>
-        <w:rPr>
-          <w:rFonts w:ascii="Georgia" w:hAnsi="Georgia"/>
-          <w:spacing w:val="-2"/>
-          <w:sz w:val="21"/>
-          <w:szCs w:val="21"/>
+          <w:rFonts w:ascii="Garamond" w:hAnsi="Garamond"/>
+          <w:sz w:val="22"/>
+          <w:szCs w:val="22"/>
+        </w:rPr>
+      </w:pPr>
+      <w:r>
+        <w:rPr>
+          <w:rFonts w:ascii="Garamond" w:hAnsi="Garamond"/>
+          <w:spacing w:val="-2"/>
+          <w:sz w:val="22"/>
+          <w:szCs w:val="22"/>
         </w:rPr>
         <w:t>MODALIDAD</w:t>
       </w:r>
       <w:r>
         <w:rPr>
-          <w:rFonts w:ascii="Georgia" w:hAnsi="Georgia"/>
+          <w:rFonts w:ascii="Garamond" w:hAnsi="Garamond"/>
           <w:spacing w:val="-6"/>
-          <w:sz w:val="21"/>
-          <w:szCs w:val="21"/>
-        </w:rPr>
-        <w:t xml:space="preserve"> </w:t>
-      </w:r>
-      <w:r>
-        <w:rPr>
-          <w:rFonts w:ascii="Georgia" w:hAnsi="Georgia"/>
-          <w:spacing w:val="-2"/>
-          <w:sz w:val="21"/>
-          <w:szCs w:val="21"/>
+          <w:sz w:val="22"/>
+          <w:szCs w:val="22"/>
+        </w:rPr>
+        <w:t xml:space="preserve"> </w:t>
+      </w:r>
+      <w:r>
+        <w:rPr>
+          <w:rFonts w:ascii="Garamond" w:hAnsi="Garamond"/>
+          <w:spacing w:val="-2"/>
+          <w:sz w:val="22"/>
+          <w:szCs w:val="22"/>
         </w:rPr>
         <w:t>DEL</w:t>
       </w:r>
       <w:r>
         <w:rPr>
-          <w:rFonts w:ascii="Georgia" w:hAnsi="Georgia"/>
+          <w:rFonts w:ascii="Garamond" w:hAnsi="Garamond"/>
           <w:spacing w:val="-3"/>
-          <w:sz w:val="21"/>
-          <w:szCs w:val="21"/>
-        </w:rPr>
-        <w:t xml:space="preserve"> </w:t>
-      </w:r>
-      <w:r>
-        <w:rPr>
-          <w:rFonts w:ascii="Georgia" w:hAnsi="Georgia"/>
-          <w:spacing w:val="-2"/>
-          <w:sz w:val="21"/>
-          <w:szCs w:val="21"/>
+          <w:sz w:val="22"/>
+          <w:szCs w:val="22"/>
+        </w:rPr>
+        <w:t xml:space="preserve"> </w:t>
+      </w:r>
+      <w:r>
+        <w:rPr>
+          <w:rFonts w:ascii="Garamond" w:hAnsi="Garamond"/>
+          <w:spacing w:val="-2"/>
+          <w:sz w:val="22"/>
+          <w:szCs w:val="22"/>
         </w:rPr>
         <w:t>SERVICIO:</w:t>
       </w:r>
@@ -1788,20 +1688,18 @@
         <w:spacing w:before="0" w:line="276" w:lineRule="auto"/>
         <w:ind w:left="0" w:firstLine="0"/>
         <w:rPr>
-          <w:rFonts w:ascii="Georgia" w:hAnsi="Georgia"/>
-          <w:b w:val="0"/>
-          <w:spacing w:val="-2"/>
-          <w:sz w:val="21"/>
-          <w:szCs w:val="21"/>
-        </w:rPr>
-      </w:pPr>
-      <w:r>
-        <w:rPr>
-          <w:rFonts w:ascii="Georgia" w:hAnsi="Georgia"/>
-          <w:b w:val="0"/>
-          <w:spacing w:val="-2"/>
-          <w:sz w:val="21"/>
-          <w:szCs w:val="21"/>
+          <w:rFonts w:ascii="Garamond" w:hAnsi="Garamond"/>
+          <w:b w:val="0"/>
+          <w:spacing w:val="-2"/>
+          <w:szCs w:val="22"/>
+        </w:rPr>
+      </w:pPr>
+      <w:r>
+        <w:rPr>
+          <w:rFonts w:ascii="Garamond" w:hAnsi="Garamond"/>
+          <w:b w:val="0"/>
+          <w:spacing w:val="-2"/>
+          <w:szCs w:val="22"/>
         </w:rPr>
         <w:t>Híbrida</w:t>
       </w:r>
@@ -1815,10 +1713,10 @@
         <w:spacing w:before="0" w:line="276" w:lineRule="auto"/>
         <w:ind w:left="0" w:firstLine="0"/>
         <w:rPr>
-          <w:rFonts w:ascii="Georgia" w:hAnsi="Georgia"/>
-          <w:b w:val="0"/>
-          <w:sz w:val="21"/>
-          <w:szCs w:val="21"/>
+          <w:rFonts w:ascii="Garamond" w:hAnsi="Garamond"/>
+          <w:b w:val="0"/>
+          <w:sz w:val="22"/>
+          <w:szCs w:val="22"/>
         </w:rPr>
       </w:pPr>
     </w:p>
@@ -1835,92 +1733,92 @@
         <w:spacing w:before="0" w:line="276" w:lineRule="auto"/>
         <w:ind w:left="0"/>
         <w:rPr>
-          <w:rFonts w:ascii="Georgia" w:hAnsi="Georgia"/>
-          <w:sz w:val="21"/>
-          <w:szCs w:val="21"/>
-        </w:rPr>
-      </w:pPr>
-      <w:bookmarkStart w:id="4" w:name="VII._LUGAR_DE_PRESTACIÓN_DEL_SERVICIO:"/>
-      <w:bookmarkEnd w:id="4"/>
-      <w:r>
-        <w:rPr>
-          <w:rFonts w:ascii="Georgia" w:hAnsi="Georgia"/>
-          <w:sz w:val="21"/>
-          <w:szCs w:val="21"/>
+          <w:rFonts w:ascii="Garamond" w:hAnsi="Garamond"/>
+          <w:sz w:val="22"/>
+          <w:szCs w:val="22"/>
+        </w:rPr>
+      </w:pPr>
+      <w:bookmarkStart w:id="5" w:name="VII._LUGAR_DE_PRESTACIÓN_DEL_SERVICIO:"/>
+      <w:bookmarkEnd w:id="5"/>
+      <w:r>
+        <w:rPr>
+          <w:rFonts w:ascii="Garamond" w:hAnsi="Garamond"/>
+          <w:sz w:val="22"/>
+          <w:szCs w:val="22"/>
         </w:rPr>
         <w:t>LUGAR</w:t>
       </w:r>
       <w:r>
         <w:rPr>
-          <w:rFonts w:ascii="Georgia" w:hAnsi="Georgia"/>
+          <w:rFonts w:ascii="Garamond" w:hAnsi="Garamond"/>
           <w:spacing w:val="-16"/>
-          <w:sz w:val="21"/>
-          <w:szCs w:val="21"/>
-        </w:rPr>
-        <w:t xml:space="preserve"> </w:t>
-      </w:r>
-      <w:r>
-        <w:rPr>
-          <w:rFonts w:ascii="Georgia" w:hAnsi="Georgia"/>
-          <w:sz w:val="21"/>
-          <w:szCs w:val="21"/>
+          <w:sz w:val="22"/>
+          <w:szCs w:val="22"/>
+        </w:rPr>
+        <w:t xml:space="preserve"> </w:t>
+      </w:r>
+      <w:r>
+        <w:rPr>
+          <w:rFonts w:ascii="Garamond" w:hAnsi="Garamond"/>
+          <w:sz w:val="22"/>
+          <w:szCs w:val="22"/>
         </w:rPr>
         <w:t>DE</w:t>
       </w:r>
       <w:r>
         <w:rPr>
-          <w:rFonts w:ascii="Georgia" w:hAnsi="Georgia"/>
+          <w:rFonts w:ascii="Garamond" w:hAnsi="Garamond"/>
           <w:spacing w:val="-12"/>
-          <w:sz w:val="21"/>
-          <w:szCs w:val="21"/>
-        </w:rPr>
-        <w:t xml:space="preserve"> </w:t>
-      </w:r>
-      <w:r>
-        <w:rPr>
-          <w:rFonts w:ascii="Georgia" w:hAnsi="Georgia"/>
-          <w:sz w:val="21"/>
-          <w:szCs w:val="21"/>
+          <w:sz w:val="22"/>
+          <w:szCs w:val="22"/>
+        </w:rPr>
+        <w:t xml:space="preserve"> </w:t>
+      </w:r>
+      <w:r>
+        <w:rPr>
+          <w:rFonts w:ascii="Garamond" w:hAnsi="Garamond"/>
+          <w:sz w:val="22"/>
+          <w:szCs w:val="22"/>
         </w:rPr>
         <w:t>PRESTACIÓN</w:t>
       </w:r>
       <w:r>
         <w:rPr>
-          <w:rFonts w:ascii="Georgia" w:hAnsi="Georgia"/>
+          <w:rFonts w:ascii="Garamond" w:hAnsi="Garamond"/>
           <w:spacing w:val="-11"/>
-          <w:sz w:val="21"/>
-          <w:szCs w:val="21"/>
-        </w:rPr>
-        <w:t xml:space="preserve"> </w:t>
-      </w:r>
-      <w:r>
-        <w:rPr>
-          <w:rFonts w:ascii="Georgia" w:hAnsi="Georgia"/>
-          <w:sz w:val="21"/>
-          <w:szCs w:val="21"/>
+          <w:sz w:val="22"/>
+          <w:szCs w:val="22"/>
+        </w:rPr>
+        <w:t xml:space="preserve"> </w:t>
+      </w:r>
+      <w:r>
+        <w:rPr>
+          <w:rFonts w:ascii="Garamond" w:hAnsi="Garamond"/>
+          <w:sz w:val="22"/>
+          <w:szCs w:val="22"/>
         </w:rPr>
         <w:t>DEL</w:t>
       </w:r>
       <w:r>
         <w:rPr>
-          <w:rFonts w:ascii="Georgia" w:hAnsi="Georgia"/>
+          <w:rFonts w:ascii="Garamond" w:hAnsi="Garamond"/>
           <w:spacing w:val="-10"/>
-          <w:sz w:val="21"/>
-          <w:szCs w:val="21"/>
-        </w:rPr>
-        <w:t xml:space="preserve"> </w:t>
-      </w:r>
-      <w:r>
-        <w:rPr>
-          <w:rFonts w:ascii="Georgia" w:hAnsi="Georgia"/>
-          <w:spacing w:val="-2"/>
-          <w:sz w:val="21"/>
-          <w:szCs w:val="21"/>
+          <w:sz w:val="22"/>
+          <w:szCs w:val="22"/>
+        </w:rPr>
+        <w:t xml:space="preserve"> </w:t>
+      </w:r>
+      <w:r>
+        <w:rPr>
+          <w:rFonts w:ascii="Garamond" w:hAnsi="Garamond"/>
+          <w:spacing w:val="-2"/>
+          <w:sz w:val="22"/>
+          <w:szCs w:val="22"/>
         </w:rPr>
         <w:t>SERVICIO:</w:t>
       </w:r>
-      <w:bookmarkStart w:id="5" w:name="VIII._PLAZO_DEL_SERVICIO:"/>
-      <w:bookmarkEnd w:id="5"/>
+      <w:bookmarkStart w:id="6" w:name="VIII._PLAZO_DEL_SERVICIO:"/>
+      <w:bookmarkEnd w:id="6"/>
     </w:p>
     <w:p>
       <w:pPr>
@@ -1931,134 +1829,120 @@
         <w:spacing w:before="0" w:line="276" w:lineRule="auto"/>
         <w:ind w:left="0" w:firstLine="0"/>
         <w:rPr>
-          <w:rFonts w:ascii="Georgia" w:hAnsi="Georgia"/>
-          <w:b w:val="0"/>
-          <w:spacing w:val="-2"/>
-          <w:sz w:val="21"/>
-          <w:szCs w:val="21"/>
-        </w:rPr>
-      </w:pPr>
-      <w:r>
-        <w:rPr>
-          <w:rFonts w:ascii="Georgia" w:hAnsi="Georgia"/>
-          <w:b w:val="0"/>
-          <w:sz w:val="21"/>
-          <w:szCs w:val="21"/>
+          <w:rFonts w:ascii="Garamond" w:hAnsi="Garamond"/>
+          <w:b w:val="0"/>
+          <w:spacing w:val="-2"/>
+          <w:szCs w:val="22"/>
+        </w:rPr>
+      </w:pPr>
+      <w:r>
+        <w:rPr>
+          <w:rFonts w:ascii="Garamond" w:hAnsi="Garamond"/>
+          <w:b w:val="0"/>
+          <w:szCs w:val="22"/>
         </w:rPr>
         <w:t>UNMSM</w:t>
       </w:r>
       <w:r>
         <w:rPr>
-          <w:rFonts w:ascii="Georgia" w:hAnsi="Georgia"/>
+          <w:rFonts w:ascii="Garamond" w:hAnsi="Garamond"/>
           <w:b w:val="0"/>
           <w:spacing w:val="-10"/>
-          <w:sz w:val="21"/>
-          <w:szCs w:val="21"/>
-        </w:rPr>
-        <w:t xml:space="preserve"> </w:t>
-      </w:r>
-      <w:r>
-        <w:rPr>
-          <w:rFonts w:ascii="Georgia" w:hAnsi="Georgia"/>
-          <w:b w:val="0"/>
-          <w:sz w:val="21"/>
-          <w:szCs w:val="21"/>
+          <w:szCs w:val="22"/>
+        </w:rPr>
+        <w:t xml:space="preserve"> </w:t>
+      </w:r>
+      <w:r>
+        <w:rPr>
+          <w:rFonts w:ascii="Garamond" w:hAnsi="Garamond"/>
+          <w:b w:val="0"/>
+          <w:szCs w:val="22"/>
         </w:rPr>
         <w:t>–</w:t>
       </w:r>
       <w:r>
         <w:rPr>
-          <w:rFonts w:ascii="Georgia" w:hAnsi="Georgia"/>
+          <w:rFonts w:ascii="Garamond" w:hAnsi="Garamond"/>
           <w:b w:val="0"/>
           <w:spacing w:val="-10"/>
-          <w:sz w:val="21"/>
-          <w:szCs w:val="21"/>
-        </w:rPr>
-        <w:t xml:space="preserve"> </w:t>
-      </w:r>
-      <w:r>
-        <w:rPr>
-          <w:rFonts w:ascii="Georgia" w:hAnsi="Georgia"/>
-          <w:b w:val="0"/>
-          <w:sz w:val="21"/>
-          <w:szCs w:val="21"/>
+          <w:szCs w:val="22"/>
+        </w:rPr>
+        <w:t xml:space="preserve"> </w:t>
+      </w:r>
+      <w:r>
+        <w:rPr>
+          <w:rFonts w:ascii="Garamond" w:hAnsi="Garamond"/>
+          <w:b w:val="0"/>
+          <w:szCs w:val="22"/>
         </w:rPr>
         <w:t>FLCH</w:t>
       </w:r>
       <w:r>
         <w:rPr>
-          <w:rFonts w:ascii="Georgia" w:hAnsi="Georgia"/>
+          <w:rFonts w:ascii="Garamond" w:hAnsi="Garamond"/>
           <w:b w:val="0"/>
           <w:spacing w:val="-7"/>
-          <w:sz w:val="21"/>
-          <w:szCs w:val="21"/>
-        </w:rPr>
-        <w:t xml:space="preserve"> </w:t>
-      </w:r>
-      <w:r>
-        <w:rPr>
-          <w:rFonts w:ascii="Georgia" w:hAnsi="Georgia"/>
-          <w:b w:val="0"/>
-          <w:sz w:val="21"/>
-          <w:szCs w:val="21"/>
+          <w:szCs w:val="22"/>
+        </w:rPr>
+        <w:t xml:space="preserve"> </w:t>
+      </w:r>
+      <w:r>
+        <w:rPr>
+          <w:rFonts w:ascii="Garamond" w:hAnsi="Garamond"/>
+          <w:b w:val="0"/>
+          <w:szCs w:val="22"/>
         </w:rPr>
         <w:t>–</w:t>
       </w:r>
       <w:r>
         <w:rPr>
-          <w:rFonts w:ascii="Georgia" w:hAnsi="Georgia"/>
+          <w:rFonts w:ascii="Garamond" w:hAnsi="Garamond"/>
           <w:b w:val="0"/>
           <w:spacing w:val="-10"/>
-          <w:sz w:val="21"/>
-          <w:szCs w:val="21"/>
-        </w:rPr>
-        <w:t xml:space="preserve"> </w:t>
-      </w:r>
-      <w:r>
-        <w:rPr>
-          <w:rFonts w:ascii="Georgia" w:hAnsi="Georgia"/>
-          <w:b w:val="0"/>
-          <w:sz w:val="21"/>
-          <w:szCs w:val="21"/>
+          <w:szCs w:val="22"/>
+        </w:rPr>
+        <w:t xml:space="preserve"> </w:t>
+      </w:r>
+      <w:r>
+        <w:rPr>
+          <w:rFonts w:ascii="Garamond" w:hAnsi="Garamond"/>
+          <w:b w:val="0"/>
+          <w:szCs w:val="22"/>
         </w:rPr>
         <w:t>Centro</w:t>
       </w:r>
       <w:r>
         <w:rPr>
-          <w:rFonts w:ascii="Georgia" w:hAnsi="Georgia"/>
+          <w:rFonts w:ascii="Garamond" w:hAnsi="Garamond"/>
           <w:b w:val="0"/>
           <w:spacing w:val="-5"/>
-          <w:sz w:val="21"/>
-          <w:szCs w:val="21"/>
-        </w:rPr>
-        <w:t xml:space="preserve"> </w:t>
-      </w:r>
-      <w:r>
-        <w:rPr>
-          <w:rFonts w:ascii="Georgia" w:hAnsi="Georgia"/>
-          <w:b w:val="0"/>
-          <w:sz w:val="21"/>
-          <w:szCs w:val="21"/>
+          <w:szCs w:val="22"/>
+        </w:rPr>
+        <w:t xml:space="preserve"> </w:t>
+      </w:r>
+      <w:r>
+        <w:rPr>
+          <w:rFonts w:ascii="Garamond" w:hAnsi="Garamond"/>
+          <w:b w:val="0"/>
+          <w:szCs w:val="22"/>
         </w:rPr>
         <w:t>de</w:t>
       </w:r>
       <w:r>
         <w:rPr>
-          <w:rFonts w:ascii="Georgia" w:hAnsi="Georgia"/>
+          <w:rFonts w:ascii="Garamond" w:hAnsi="Garamond"/>
           <w:b w:val="0"/>
           <w:spacing w:val="-10"/>
-          <w:sz w:val="21"/>
-          <w:szCs w:val="21"/>
-        </w:rPr>
-        <w:t xml:space="preserve"> </w:t>
-      </w:r>
-      <w:r>
-        <w:rPr>
-          <w:rFonts w:ascii="Georgia" w:hAnsi="Georgia"/>
-          <w:b w:val="0"/>
-          <w:spacing w:val="-2"/>
-          <w:sz w:val="21"/>
-          <w:szCs w:val="21"/>
+          <w:szCs w:val="22"/>
+        </w:rPr>
+        <w:t xml:space="preserve"> </w:t>
+      </w:r>
+      <w:r>
+        <w:rPr>
+          <w:rFonts w:ascii="Garamond" w:hAnsi="Garamond"/>
+          <w:b w:val="0"/>
+          <w:spacing w:val="-2"/>
+          <w:szCs w:val="22"/>
         </w:rPr>
         <w:t>Idiomas</w:t>
       </w:r>
@@ -2072,10 +1956,10 @@
         <w:spacing w:before="0" w:line="276" w:lineRule="auto"/>
         <w:ind w:left="0" w:firstLine="0"/>
         <w:rPr>
-          <w:rFonts w:ascii="Georgia" w:hAnsi="Georgia"/>
-          <w:b w:val="0"/>
-          <w:sz w:val="21"/>
-          <w:szCs w:val="21"/>
+          <w:rFonts w:ascii="Garamond" w:hAnsi="Garamond"/>
+          <w:b w:val="0"/>
+          <w:sz w:val="22"/>
+          <w:szCs w:val="22"/>
         </w:rPr>
       </w:pPr>
     </w:p>
@@ -2092,51 +1976,51 @@
         <w:spacing w:before="0" w:line="276" w:lineRule="auto"/>
         <w:ind w:left="0"/>
         <w:rPr>
-          <w:rFonts w:ascii="Georgia" w:hAnsi="Georgia"/>
-          <w:sz w:val="21"/>
-          <w:szCs w:val="21"/>
-        </w:rPr>
-      </w:pPr>
-      <w:r>
-        <w:rPr>
-          <w:rFonts w:ascii="Georgia" w:hAnsi="Georgia"/>
-          <w:sz w:val="21"/>
-          <w:szCs w:val="21"/>
+          <w:rFonts w:ascii="Garamond" w:hAnsi="Garamond"/>
+          <w:sz w:val="22"/>
+          <w:szCs w:val="22"/>
+        </w:rPr>
+      </w:pPr>
+      <w:r>
+        <w:rPr>
+          <w:rFonts w:ascii="Garamond" w:hAnsi="Garamond"/>
+          <w:sz w:val="22"/>
+          <w:szCs w:val="22"/>
         </w:rPr>
         <w:t>PLAZO</w:t>
       </w:r>
       <w:r>
         <w:rPr>
-          <w:rFonts w:ascii="Georgia" w:hAnsi="Georgia"/>
+          <w:rFonts w:ascii="Garamond" w:hAnsi="Garamond"/>
           <w:spacing w:val="-13"/>
-          <w:sz w:val="21"/>
-          <w:szCs w:val="21"/>
-        </w:rPr>
-        <w:t xml:space="preserve"> </w:t>
-      </w:r>
-      <w:r>
-        <w:rPr>
-          <w:rFonts w:ascii="Georgia" w:hAnsi="Georgia"/>
-          <w:sz w:val="21"/>
-          <w:szCs w:val="21"/>
+          <w:sz w:val="22"/>
+          <w:szCs w:val="22"/>
+        </w:rPr>
+        <w:t xml:space="preserve"> </w:t>
+      </w:r>
+      <w:r>
+        <w:rPr>
+          <w:rFonts w:ascii="Garamond" w:hAnsi="Garamond"/>
+          <w:sz w:val="22"/>
+          <w:szCs w:val="22"/>
         </w:rPr>
         <w:t>DEL</w:t>
       </w:r>
       <w:r>
         <w:rPr>
-          <w:rFonts w:ascii="Georgia" w:hAnsi="Georgia"/>
+          <w:rFonts w:ascii="Garamond" w:hAnsi="Garamond"/>
           <w:spacing w:val="-7"/>
-          <w:sz w:val="21"/>
-          <w:szCs w:val="21"/>
-        </w:rPr>
-        <w:t xml:space="preserve"> </w:t>
-      </w:r>
-      <w:r>
-        <w:rPr>
-          <w:rFonts w:ascii="Georgia" w:hAnsi="Georgia"/>
-          <w:spacing w:val="-2"/>
-          <w:sz w:val="21"/>
-          <w:szCs w:val="21"/>
+          <w:sz w:val="22"/>
+          <w:szCs w:val="22"/>
+        </w:rPr>
+        <w:t xml:space="preserve"> </w:t>
+      </w:r>
+      <w:r>
+        <w:rPr>
+          <w:rFonts w:ascii="Garamond" w:hAnsi="Garamond"/>
+          <w:spacing w:val="-2"/>
+          <w:sz w:val="22"/>
+          <w:szCs w:val="22"/>
         </w:rPr>
         <w:t>SERVICIO:</w:t>
       </w:r>
@@ -2150,77 +2034,69 @@
         <w:spacing w:before="0" w:line="276" w:lineRule="auto"/>
         <w:ind w:left="0" w:firstLine="0"/>
         <w:rPr>
-          <w:rFonts w:ascii="Georgia" w:hAnsi="Georgia"/>
-          <w:b w:val="0"/>
-          <w:spacing w:val="-2"/>
-          <w:sz w:val="21"/>
-          <w:szCs w:val="21"/>
-        </w:rPr>
-      </w:pPr>
-      <w:r>
-        <w:rPr>
-          <w:rFonts w:ascii="Georgia" w:hAnsi="Georgia"/>
-          <w:b w:val="0"/>
-          <w:sz w:val="21"/>
-          <w:szCs w:val="21"/>
+          <w:rFonts w:ascii="Garamond" w:hAnsi="Garamond"/>
+          <w:b w:val="0"/>
+          <w:spacing w:val="-2"/>
+          <w:szCs w:val="22"/>
+        </w:rPr>
+      </w:pPr>
+      <w:r>
+        <w:rPr>
+          <w:rFonts w:ascii="Garamond" w:hAnsi="Garamond"/>
+          <w:b w:val="0"/>
+          <w:szCs w:val="22"/>
         </w:rPr>
         <w:t>Hasta</w:t>
       </w:r>
       <w:r>
         <w:rPr>
-          <w:rFonts w:ascii="Georgia" w:hAnsi="Georgia"/>
+          <w:rFonts w:ascii="Garamond" w:hAnsi="Garamond"/>
           <w:b w:val="0"/>
           <w:spacing w:val="-11"/>
-          <w:sz w:val="21"/>
-          <w:szCs w:val="21"/>
-        </w:rPr>
-        <w:t xml:space="preserve"> </w:t>
-      </w:r>
-      <w:r>
-        <w:rPr>
-          <w:rFonts w:ascii="Georgia" w:hAnsi="Georgia"/>
-          <w:b w:val="0"/>
-          <w:sz w:val="21"/>
-          <w:szCs w:val="21"/>
+          <w:szCs w:val="22"/>
+        </w:rPr>
+        <w:t xml:space="preserve"> </w:t>
+      </w:r>
+      <w:r>
+        <w:rPr>
+          <w:rFonts w:ascii="Garamond" w:hAnsi="Garamond"/>
+          <w:b w:val="0"/>
+          <w:szCs w:val="22"/>
         </w:rPr>
         <w:t>8</w:t>
       </w:r>
       <w:r>
         <w:rPr>
-          <w:rFonts w:ascii="Georgia" w:hAnsi="Georgia"/>
+          <w:rFonts w:ascii="Garamond" w:hAnsi="Garamond"/>
           <w:b w:val="0"/>
           <w:spacing w:val="-9"/>
-          <w:sz w:val="21"/>
-          <w:szCs w:val="21"/>
-        </w:rPr>
-        <w:t xml:space="preserve"> </w:t>
-      </w:r>
-      <w:r>
-        <w:rPr>
-          <w:rFonts w:ascii="Georgia" w:hAnsi="Georgia"/>
-          <w:b w:val="0"/>
-          <w:sz w:val="21"/>
-          <w:szCs w:val="21"/>
+          <w:szCs w:val="22"/>
+        </w:rPr>
+        <w:t xml:space="preserve"> </w:t>
+      </w:r>
+      <w:r>
+        <w:rPr>
+          <w:rFonts w:ascii="Garamond" w:hAnsi="Garamond"/>
+          <w:b w:val="0"/>
+          <w:szCs w:val="22"/>
         </w:rPr>
         <w:t>días</w:t>
       </w:r>
       <w:r>
         <w:rPr>
-          <w:rFonts w:ascii="Georgia" w:hAnsi="Georgia"/>
+          <w:rFonts w:ascii="Garamond" w:hAnsi="Garamond"/>
           <w:b w:val="0"/>
           <w:spacing w:val="-9"/>
-          <w:sz w:val="21"/>
-          <w:szCs w:val="21"/>
-        </w:rPr>
-        <w:t xml:space="preserve"> </w:t>
-      </w:r>
-      <w:r>
-        <w:rPr>
-          <w:rFonts w:ascii="Georgia" w:hAnsi="Georgia"/>
-          <w:b w:val="0"/>
-          <w:spacing w:val="-2"/>
-          <w:sz w:val="21"/>
-          <w:szCs w:val="21"/>
+          <w:szCs w:val="22"/>
+        </w:rPr>
+        <w:t xml:space="preserve"> </w:t>
+      </w:r>
+      <w:r>
+        <w:rPr>
+          <w:rFonts w:ascii="Garamond" w:hAnsi="Garamond"/>
+          <w:b w:val="0"/>
+          <w:spacing w:val="-2"/>
+          <w:szCs w:val="22"/>
         </w:rPr>
         <w:t>calendarios</w:t>
       </w:r>
@@ -2234,10 +2110,10 @@
         <w:spacing w:before="0" w:line="276" w:lineRule="auto"/>
         <w:ind w:left="0" w:firstLine="0"/>
         <w:rPr>
-          <w:rFonts w:ascii="Georgia" w:hAnsi="Georgia"/>
-          <w:b w:val="0"/>
-          <w:sz w:val="21"/>
-          <w:szCs w:val="21"/>
+          <w:rFonts w:ascii="Garamond" w:hAnsi="Garamond"/>
+          <w:b w:val="0"/>
+          <w:sz w:val="22"/>
+          <w:szCs w:val="22"/>
         </w:rPr>
       </w:pPr>
     </w:p>
@@ -2254,36 +2130,36 @@
         <w:spacing w:before="0" w:line="276" w:lineRule="auto"/>
         <w:ind w:left="0"/>
         <w:rPr>
-          <w:rFonts w:ascii="Georgia" w:hAnsi="Georgia"/>
-          <w:sz w:val="21"/>
-          <w:szCs w:val="21"/>
-        </w:rPr>
-      </w:pPr>
-      <w:bookmarkStart w:id="6" w:name="IX._MONTO_REFERENCIAL:"/>
-      <w:bookmarkEnd w:id="6"/>
-      <w:r>
-        <w:rPr>
-          <w:rFonts w:ascii="Georgia" w:hAnsi="Georgia"/>
-          <w:sz w:val="21"/>
-          <w:szCs w:val="21"/>
+          <w:rFonts w:ascii="Garamond" w:hAnsi="Garamond"/>
+          <w:sz w:val="22"/>
+          <w:szCs w:val="22"/>
+        </w:rPr>
+      </w:pPr>
+      <w:bookmarkStart w:id="7" w:name="IX._MONTO_REFERENCIAL:"/>
+      <w:bookmarkEnd w:id="7"/>
+      <w:r>
+        <w:rPr>
+          <w:rFonts w:ascii="Garamond" w:hAnsi="Garamond"/>
+          <w:sz w:val="22"/>
+          <w:szCs w:val="22"/>
         </w:rPr>
         <w:t>MONTO</w:t>
       </w:r>
       <w:r>
         <w:rPr>
-          <w:rFonts w:ascii="Georgia" w:hAnsi="Georgia"/>
+          <w:rFonts w:ascii="Garamond" w:hAnsi="Garamond"/>
           <w:spacing w:val="-12"/>
-          <w:sz w:val="21"/>
-          <w:szCs w:val="21"/>
-        </w:rPr>
-        <w:t xml:space="preserve"> </w:t>
-      </w:r>
-      <w:r>
-        <w:rPr>
-          <w:rFonts w:ascii="Georgia" w:hAnsi="Georgia"/>
-          <w:spacing w:val="-2"/>
-          <w:sz w:val="21"/>
-          <w:szCs w:val="21"/>
+          <w:sz w:val="22"/>
+          <w:szCs w:val="22"/>
+        </w:rPr>
+        <w:t xml:space="preserve"> </w:t>
+      </w:r>
+      <w:r>
+        <w:rPr>
+          <w:rFonts w:ascii="Garamond" w:hAnsi="Garamond"/>
+          <w:spacing w:val="-2"/>
+          <w:sz w:val="22"/>
+          <w:szCs w:val="22"/>
         </w:rPr>
         <w:t>REFERENCIAL:</w:t>
       </w:r>
@@ -2297,75 +2173,59 @@
         <w:spacing w:before="0" w:line="276" w:lineRule="auto"/>
         <w:ind w:left="0" w:firstLine="0"/>
         <w:rPr>
-          <w:rFonts w:ascii="Georgia" w:hAnsi="Georgia"/>
-          <w:b w:val="0"/>
-          <w:sz w:val="24"/>
-          <w:szCs w:val="24"/>
-        </w:rPr>
-      </w:pPr>
-      <w:r>
-        <w:rPr>
-          <w:rFonts w:ascii="Georgia" w:hAnsi="Georgia"/>
-          <w:b w:val="0"/>
-          <w:sz w:val="21"/>
-          <w:szCs w:val="21"/>
+          <w:rFonts w:ascii="Garamond" w:hAnsi="Garamond"/>
+          <w:b w:val="0"/>
+          <w:szCs w:val="22"/>
+        </w:rPr>
+      </w:pPr>
+      <w:r>
+        <w:rPr>
+          <w:rFonts w:ascii="Garamond" w:hAnsi="Garamond"/>
+          <w:b w:val="0"/>
+          <w:szCs w:val="22"/>
         </w:rPr>
         <w:t>Monto</w:t>
       </w:r>
       <w:r>
         <w:rPr>
-          <w:rFonts w:ascii="Georgia" w:hAnsi="Georgia"/>
+          <w:rFonts w:ascii="Garamond" w:hAnsi="Garamond"/>
           <w:b w:val="0"/>
           <w:spacing w:val="-3"/>
-          <w:sz w:val="21"/>
-          <w:szCs w:val="21"/>
-        </w:rPr>
-        <w:t xml:space="preserve"> </w:t>
-      </w:r>
-      <w:r>
-        <w:rPr>
-          <w:rFonts w:ascii="Georgia" w:hAnsi="Georgia"/>
-          <w:b w:val="0"/>
-          <w:sz w:val="21"/>
-          <w:szCs w:val="21"/>
+          <w:szCs w:val="22"/>
+        </w:rPr>
+        <w:t xml:space="preserve"> </w:t>
+      </w:r>
+      <w:r>
+        <w:rPr>
+          <w:rFonts w:ascii="Garamond" w:hAnsi="Garamond"/>
+          <w:b w:val="0"/>
+          <w:szCs w:val="22"/>
         </w:rPr>
         <w:t>por</w:t>
       </w:r>
       <w:r>
         <w:rPr>
-          <w:rFonts w:ascii="Georgia" w:hAnsi="Georgia"/>
-          <w:b w:val="0"/>
-          <w:spacing w:val="-2"/>
-          <w:sz w:val="21"/>
-          <w:szCs w:val="21"/>
-        </w:rPr>
-        <w:t xml:space="preserve"> </w:t>
-      </w:r>
-      <w:r>
-        <w:rPr>
-          <w:rFonts w:ascii="Georgia" w:hAnsi="Georgia"/>
-          <w:b w:val="0"/>
-          <w:sz w:val="21"/>
-          <w:szCs w:val="21"/>
-        </w:rPr>
-        <w:t>hora:</w:t>
-      </w:r>
-      <w:r>
-        <w:rPr>
-          <w:rFonts w:ascii="Georgia" w:hAnsi="Georgia"/>
-          <w:b w:val="0"/>
-          <w:sz w:val="24"/>
-          <w:szCs w:val="24"/>
-        </w:rPr>
-        <w:t xml:space="preserve"> </w:t>
+          <w:rFonts w:ascii="Garamond" w:hAnsi="Garamond"/>
+          <w:b w:val="0"/>
+          <w:spacing w:val="-2"/>
+          <w:szCs w:val="22"/>
+        </w:rPr>
+        <w:t xml:space="preserve"> </w:t>
+      </w:r>
+      <w:r>
+        <w:rPr>
+          <w:rFonts w:ascii="Garamond" w:hAnsi="Garamond"/>
+          <w:b w:val="0"/>
+          <w:szCs w:val="22"/>
+        </w:rPr>
+        <w:t xml:space="preserve">hora: </w:t>
       </w:r>
       <w:proofErr w:type="spellStart"/>
       <w:r>
         <w:rPr>
-          <w:rFonts w:ascii="Georgia" w:hAnsi="Georgia"/>
-          <w:b w:val="0"/>
-          <w:sz w:val="24"/>
-          <w:szCs w:val="24"/>
+          <w:rFonts w:ascii="Garamond" w:hAnsi="Garamond"/>
+          <w:b w:val="0"/>
+          <w:szCs w:val="22"/>
         </w:rPr>
         <w:t>categoria</w:t>
       </w:r>
@@ -2380,47 +2240,34 @@
         <w:spacing w:before="0" w:line="276" w:lineRule="auto"/>
         <w:ind w:left="0" w:firstLine="0"/>
         <w:rPr>
-          <w:rFonts w:ascii="Georgia" w:hAnsi="Georgia"/>
-          <w:b w:val="0"/>
-          <w:sz w:val="21"/>
-          <w:szCs w:val="21"/>
-        </w:rPr>
-      </w:pPr>
-      <w:r>
-        <w:rPr>
-          <w:rFonts w:ascii="Georgia" w:hAnsi="Georgia"/>
-          <w:b w:val="0"/>
-          <w:sz w:val="21"/>
-          <w:szCs w:val="21"/>
-        </w:rPr>
-        <w:t>Monto del servicio:</w:t>
-      </w:r>
-      <w:r>
-        <w:rPr>
-          <w:rFonts w:ascii="Georgia" w:hAnsi="Georgia"/>
-          <w:b w:val="0"/>
-          <w:sz w:val="24"/>
-          <w:szCs w:val="24"/>
-        </w:rPr>
-        <w:t xml:space="preserve"> </w:t>
+          <w:rFonts w:ascii="Garamond" w:hAnsi="Garamond"/>
+          <w:b w:val="0"/>
+          <w:szCs w:val="22"/>
+        </w:rPr>
+      </w:pPr>
+      <w:r>
+        <w:rPr>
+          <w:rFonts w:ascii="Garamond" w:hAnsi="Garamond"/>
+          <w:b w:val="0"/>
+          <w:szCs w:val="22"/>
+        </w:rPr>
+        <w:t xml:space="preserve">Monto del servicio: </w:t>
       </w:r>
       <w:proofErr w:type="spellStart"/>
       <w:r>
         <w:rPr>
-          <w:rFonts w:ascii="Georgia" w:hAnsi="Georgia"/>
-          <w:b w:val="0"/>
-          <w:sz w:val="24"/>
-          <w:szCs w:val="24"/>
+          <w:rFonts w:ascii="Garamond" w:hAnsi="Garamond"/>
+          <w:b w:val="0"/>
+          <w:szCs w:val="22"/>
         </w:rPr>
         <w:t>monto_subtotal</w:t>
       </w:r>
       <w:proofErr w:type="spellEnd"/>
       <w:r>
         <w:rPr>
-          <w:rFonts w:ascii="Georgia" w:hAnsi="Georgia"/>
-          <w:b w:val="0"/>
-          <w:sz w:val="21"/>
-          <w:szCs w:val="21"/>
+          <w:rFonts w:ascii="Garamond" w:hAnsi="Garamond"/>
+          <w:b w:val="0"/>
+          <w:szCs w:val="22"/>
         </w:rPr>
         <w:t>. Incluye el impuesto y la contribución de ley.</w:t>
       </w:r>
@@ -2434,10 +2281,10 @@
         <w:spacing w:before="0" w:line="276" w:lineRule="auto"/>
         <w:ind w:left="0" w:firstLine="0"/>
         <w:rPr>
-          <w:rFonts w:ascii="Georgia" w:hAnsi="Georgia"/>
-          <w:b w:val="0"/>
-          <w:sz w:val="21"/>
-          <w:szCs w:val="21"/>
+          <w:rFonts w:ascii="Garamond" w:hAnsi="Garamond"/>
+          <w:b w:val="0"/>
+          <w:sz w:val="22"/>
+          <w:szCs w:val="22"/>
         </w:rPr>
       </w:pPr>
     </w:p>
@@ -2454,53 +2301,53 @@
         <w:spacing w:before="0" w:line="276" w:lineRule="auto"/>
         <w:ind w:left="0"/>
         <w:rPr>
-          <w:rFonts w:ascii="Georgia" w:hAnsi="Georgia"/>
-          <w:sz w:val="21"/>
-          <w:szCs w:val="21"/>
-        </w:rPr>
-      </w:pPr>
-      <w:r>
-        <w:rPr>
-          <w:rFonts w:ascii="Georgia" w:hAnsi="Georgia"/>
-          <w:spacing w:val="-2"/>
-          <w:sz w:val="21"/>
-          <w:szCs w:val="21"/>
+          <w:rFonts w:ascii="Garamond" w:hAnsi="Garamond"/>
+          <w:sz w:val="22"/>
+          <w:szCs w:val="22"/>
+        </w:rPr>
+      </w:pPr>
+      <w:r>
+        <w:rPr>
+          <w:rFonts w:ascii="Garamond" w:hAnsi="Garamond"/>
+          <w:spacing w:val="-2"/>
+          <w:sz w:val="22"/>
+          <w:szCs w:val="22"/>
         </w:rPr>
         <w:t>CONFORMIDAD</w:t>
       </w:r>
       <w:r>
         <w:rPr>
-          <w:rFonts w:ascii="Georgia" w:hAnsi="Georgia"/>
+          <w:rFonts w:ascii="Garamond" w:hAnsi="Garamond"/>
           <w:spacing w:val="-4"/>
-          <w:sz w:val="21"/>
-          <w:szCs w:val="21"/>
-        </w:rPr>
-        <w:t xml:space="preserve"> </w:t>
-      </w:r>
-      <w:r>
-        <w:rPr>
-          <w:rFonts w:ascii="Georgia" w:hAnsi="Georgia"/>
-          <w:spacing w:val="-2"/>
-          <w:sz w:val="21"/>
-          <w:szCs w:val="21"/>
+          <w:sz w:val="22"/>
+          <w:szCs w:val="22"/>
+        </w:rPr>
+        <w:t xml:space="preserve"> </w:t>
+      </w:r>
+      <w:r>
+        <w:rPr>
+          <w:rFonts w:ascii="Garamond" w:hAnsi="Garamond"/>
+          <w:spacing w:val="-2"/>
+          <w:sz w:val="22"/>
+          <w:szCs w:val="22"/>
         </w:rPr>
         <w:t>DEL</w:t>
       </w:r>
       <w:r>
         <w:rPr>
-          <w:rFonts w:ascii="Georgia" w:hAnsi="Georgia"/>
+          <w:rFonts w:ascii="Garamond" w:hAnsi="Garamond"/>
           <w:spacing w:val="-1"/>
-          <w:sz w:val="21"/>
-          <w:szCs w:val="21"/>
-        </w:rPr>
-        <w:t xml:space="preserve"> </w:t>
-      </w:r>
-      <w:r>
-        <w:rPr>
-          <w:rFonts w:ascii="Georgia" w:hAnsi="Georgia"/>
-          <w:spacing w:val="-2"/>
-          <w:sz w:val="21"/>
-          <w:szCs w:val="21"/>
+          <w:sz w:val="22"/>
+          <w:szCs w:val="22"/>
+        </w:rPr>
+        <w:t xml:space="preserve"> </w:t>
+      </w:r>
+      <w:r>
+        <w:rPr>
+          <w:rFonts w:ascii="Garamond" w:hAnsi="Garamond"/>
+          <w:spacing w:val="-2"/>
+          <w:sz w:val="22"/>
+          <w:szCs w:val="22"/>
         </w:rPr>
         <w:t>SERVICIO:</w:t>
       </w:r>
@@ -2514,324 +2361,299 @@
         <w:spacing w:before="0" w:line="276" w:lineRule="auto"/>
         <w:ind w:left="0" w:firstLine="0"/>
         <w:rPr>
-          <w:rFonts w:ascii="Georgia" w:hAnsi="Georgia"/>
-          <w:b w:val="0"/>
-          <w:spacing w:val="-2"/>
-          <w:sz w:val="21"/>
-          <w:szCs w:val="21"/>
-        </w:rPr>
-      </w:pPr>
-      <w:r>
-        <w:rPr>
-          <w:rFonts w:ascii="Georgia" w:hAnsi="Georgia"/>
-          <w:b w:val="0"/>
-          <w:sz w:val="21"/>
-          <w:szCs w:val="21"/>
+          <w:rFonts w:ascii="Garamond" w:hAnsi="Garamond"/>
+          <w:b w:val="0"/>
+          <w:spacing w:val="-2"/>
+          <w:szCs w:val="22"/>
+        </w:rPr>
+      </w:pPr>
+      <w:r>
+        <w:rPr>
+          <w:rFonts w:ascii="Garamond" w:hAnsi="Garamond"/>
+          <w:b w:val="0"/>
+          <w:szCs w:val="22"/>
         </w:rPr>
         <w:t>La</w:t>
       </w:r>
       <w:r>
         <w:rPr>
-          <w:rFonts w:ascii="Georgia" w:hAnsi="Georgia"/>
+          <w:rFonts w:ascii="Garamond" w:hAnsi="Garamond"/>
           <w:b w:val="0"/>
           <w:spacing w:val="-14"/>
-          <w:sz w:val="21"/>
-          <w:szCs w:val="21"/>
-        </w:rPr>
-        <w:t xml:space="preserve"> </w:t>
-      </w:r>
-      <w:r>
-        <w:rPr>
-          <w:rFonts w:ascii="Georgia" w:hAnsi="Georgia"/>
-          <w:b w:val="0"/>
-          <w:sz w:val="21"/>
-          <w:szCs w:val="21"/>
+          <w:szCs w:val="22"/>
+        </w:rPr>
+        <w:t xml:space="preserve"> </w:t>
+      </w:r>
+      <w:r>
+        <w:rPr>
+          <w:rFonts w:ascii="Garamond" w:hAnsi="Garamond"/>
+          <w:b w:val="0"/>
+          <w:szCs w:val="22"/>
         </w:rPr>
         <w:t>conformidad</w:t>
       </w:r>
       <w:r>
         <w:rPr>
-          <w:rFonts w:ascii="Georgia" w:hAnsi="Georgia"/>
+          <w:rFonts w:ascii="Garamond" w:hAnsi="Garamond"/>
           <w:b w:val="0"/>
           <w:spacing w:val="-14"/>
-          <w:sz w:val="21"/>
-          <w:szCs w:val="21"/>
-        </w:rPr>
-        <w:t xml:space="preserve"> </w:t>
-      </w:r>
-      <w:r>
-        <w:rPr>
-          <w:rFonts w:ascii="Georgia" w:hAnsi="Georgia"/>
-          <w:b w:val="0"/>
-          <w:sz w:val="21"/>
-          <w:szCs w:val="21"/>
+          <w:szCs w:val="22"/>
+        </w:rPr>
+        <w:t xml:space="preserve"> </w:t>
+      </w:r>
+      <w:r>
+        <w:rPr>
+          <w:rFonts w:ascii="Garamond" w:hAnsi="Garamond"/>
+          <w:b w:val="0"/>
+          <w:szCs w:val="22"/>
         </w:rPr>
         <w:t>del</w:t>
       </w:r>
       <w:r>
         <w:rPr>
-          <w:rFonts w:ascii="Georgia" w:hAnsi="Georgia"/>
+          <w:rFonts w:ascii="Garamond" w:hAnsi="Garamond"/>
           <w:b w:val="0"/>
           <w:spacing w:val="-14"/>
-          <w:sz w:val="21"/>
-          <w:szCs w:val="21"/>
-        </w:rPr>
-        <w:t xml:space="preserve"> </w:t>
-      </w:r>
-      <w:r>
-        <w:rPr>
-          <w:rFonts w:ascii="Georgia" w:hAnsi="Georgia"/>
-          <w:b w:val="0"/>
-          <w:sz w:val="21"/>
-          <w:szCs w:val="21"/>
+          <w:szCs w:val="22"/>
+        </w:rPr>
+        <w:t xml:space="preserve"> </w:t>
+      </w:r>
+      <w:r>
+        <w:rPr>
+          <w:rFonts w:ascii="Garamond" w:hAnsi="Garamond"/>
+          <w:b w:val="0"/>
+          <w:szCs w:val="22"/>
         </w:rPr>
         <w:t>servicio</w:t>
       </w:r>
       <w:r>
         <w:rPr>
-          <w:rFonts w:ascii="Georgia" w:hAnsi="Georgia"/>
+          <w:rFonts w:ascii="Garamond" w:hAnsi="Garamond"/>
           <w:b w:val="0"/>
           <w:spacing w:val="-10"/>
-          <w:sz w:val="21"/>
-          <w:szCs w:val="21"/>
-        </w:rPr>
-        <w:t xml:space="preserve"> </w:t>
-      </w:r>
-      <w:r>
-        <w:rPr>
-          <w:rFonts w:ascii="Georgia" w:hAnsi="Georgia"/>
-          <w:b w:val="0"/>
-          <w:sz w:val="21"/>
-          <w:szCs w:val="21"/>
+          <w:szCs w:val="22"/>
+        </w:rPr>
+        <w:t xml:space="preserve"> </w:t>
+      </w:r>
+      <w:r>
+        <w:rPr>
+          <w:rFonts w:ascii="Garamond" w:hAnsi="Garamond"/>
+          <w:b w:val="0"/>
+          <w:szCs w:val="22"/>
         </w:rPr>
         <w:t>será</w:t>
       </w:r>
       <w:r>
         <w:rPr>
-          <w:rFonts w:ascii="Georgia" w:hAnsi="Georgia"/>
+          <w:rFonts w:ascii="Garamond" w:hAnsi="Garamond"/>
           <w:b w:val="0"/>
           <w:spacing w:val="-13"/>
-          <w:sz w:val="21"/>
-          <w:szCs w:val="21"/>
-        </w:rPr>
-        <w:t xml:space="preserve"> </w:t>
-      </w:r>
-      <w:r>
-        <w:rPr>
-          <w:rFonts w:ascii="Georgia" w:hAnsi="Georgia"/>
-          <w:b w:val="0"/>
-          <w:sz w:val="21"/>
-          <w:szCs w:val="21"/>
+          <w:szCs w:val="22"/>
+        </w:rPr>
+        <w:t xml:space="preserve"> </w:t>
+      </w:r>
+      <w:r>
+        <w:rPr>
+          <w:rFonts w:ascii="Garamond" w:hAnsi="Garamond"/>
+          <w:b w:val="0"/>
+          <w:szCs w:val="22"/>
         </w:rPr>
         <w:t>brindada</w:t>
       </w:r>
       <w:r>
         <w:rPr>
-          <w:rFonts w:ascii="Georgia" w:hAnsi="Georgia"/>
+          <w:rFonts w:ascii="Garamond" w:hAnsi="Garamond"/>
           <w:b w:val="0"/>
           <w:spacing w:val="-12"/>
-          <w:sz w:val="21"/>
-          <w:szCs w:val="21"/>
-        </w:rPr>
-        <w:t xml:space="preserve"> </w:t>
-      </w:r>
-      <w:r>
-        <w:rPr>
-          <w:rFonts w:ascii="Georgia" w:hAnsi="Georgia"/>
-          <w:b w:val="0"/>
-          <w:sz w:val="21"/>
-          <w:szCs w:val="21"/>
+          <w:szCs w:val="22"/>
+        </w:rPr>
+        <w:t xml:space="preserve"> </w:t>
+      </w:r>
+      <w:r>
+        <w:rPr>
+          <w:rFonts w:ascii="Garamond" w:hAnsi="Garamond"/>
+          <w:b w:val="0"/>
+          <w:szCs w:val="22"/>
         </w:rPr>
         <w:t>por</w:t>
       </w:r>
       <w:r>
         <w:rPr>
-          <w:rFonts w:ascii="Georgia" w:hAnsi="Georgia"/>
+          <w:rFonts w:ascii="Garamond" w:hAnsi="Garamond"/>
           <w:b w:val="0"/>
           <w:spacing w:val="-8"/>
-          <w:sz w:val="21"/>
-          <w:szCs w:val="21"/>
-        </w:rPr>
-        <w:t xml:space="preserve"> </w:t>
-      </w:r>
-      <w:r>
-        <w:rPr>
-          <w:rFonts w:ascii="Georgia" w:hAnsi="Georgia"/>
-          <w:b w:val="0"/>
-          <w:sz w:val="21"/>
-          <w:szCs w:val="21"/>
+          <w:szCs w:val="22"/>
+        </w:rPr>
+        <w:t xml:space="preserve"> </w:t>
+      </w:r>
+      <w:r>
+        <w:rPr>
+          <w:rFonts w:ascii="Garamond" w:hAnsi="Garamond"/>
+          <w:b w:val="0"/>
+          <w:szCs w:val="22"/>
         </w:rPr>
         <w:t>el</w:t>
       </w:r>
       <w:r>
         <w:rPr>
-          <w:rFonts w:ascii="Georgia" w:hAnsi="Georgia"/>
+          <w:rFonts w:ascii="Garamond" w:hAnsi="Garamond"/>
           <w:b w:val="0"/>
           <w:spacing w:val="-13"/>
-          <w:sz w:val="21"/>
-          <w:szCs w:val="21"/>
-        </w:rPr>
-        <w:t xml:space="preserve"> </w:t>
-      </w:r>
-      <w:r>
-        <w:rPr>
-          <w:rFonts w:ascii="Georgia" w:hAnsi="Georgia"/>
-          <w:b w:val="0"/>
-          <w:sz w:val="21"/>
-          <w:szCs w:val="21"/>
+          <w:szCs w:val="22"/>
+        </w:rPr>
+        <w:t xml:space="preserve"> </w:t>
+      </w:r>
+      <w:r>
+        <w:rPr>
+          <w:rFonts w:ascii="Garamond" w:hAnsi="Garamond"/>
+          <w:b w:val="0"/>
+          <w:szCs w:val="22"/>
         </w:rPr>
         <w:t>d</w:t>
       </w:r>
       <w:r>
         <w:rPr>
-          <w:rFonts w:ascii="Georgia" w:hAnsi="Georgia"/>
-          <w:b w:val="0"/>
-          <w:sz w:val="21"/>
-          <w:szCs w:val="21"/>
+          <w:rFonts w:ascii="Garamond" w:hAnsi="Garamond"/>
+          <w:b w:val="0"/>
+          <w:szCs w:val="22"/>
         </w:rPr>
         <w:t>irector</w:t>
       </w:r>
       <w:r>
         <w:rPr>
-          <w:rFonts w:ascii="Georgia" w:hAnsi="Georgia"/>
+          <w:rFonts w:ascii="Garamond" w:hAnsi="Garamond"/>
           <w:b w:val="0"/>
           <w:spacing w:val="-12"/>
-          <w:sz w:val="21"/>
-          <w:szCs w:val="21"/>
-        </w:rPr>
-        <w:t xml:space="preserve"> </w:t>
-      </w:r>
-      <w:r>
-        <w:rPr>
-          <w:rFonts w:ascii="Georgia" w:hAnsi="Georgia"/>
-          <w:b w:val="0"/>
-          <w:sz w:val="21"/>
-          <w:szCs w:val="21"/>
+          <w:szCs w:val="22"/>
+        </w:rPr>
+        <w:t xml:space="preserve"> </w:t>
+      </w:r>
+      <w:r>
+        <w:rPr>
+          <w:rFonts w:ascii="Garamond" w:hAnsi="Garamond"/>
+          <w:b w:val="0"/>
+          <w:szCs w:val="22"/>
         </w:rPr>
         <w:t>de</w:t>
       </w:r>
       <w:r>
         <w:rPr>
-          <w:rFonts w:ascii="Georgia" w:hAnsi="Georgia"/>
+          <w:rFonts w:ascii="Garamond" w:hAnsi="Garamond"/>
           <w:b w:val="0"/>
           <w:spacing w:val="-12"/>
-          <w:sz w:val="21"/>
-          <w:szCs w:val="21"/>
-        </w:rPr>
-        <w:t xml:space="preserve"> </w:t>
-      </w:r>
-      <w:r>
-        <w:rPr>
-          <w:rFonts w:ascii="Georgia" w:hAnsi="Georgia"/>
+          <w:szCs w:val="22"/>
+        </w:rPr>
+        <w:t xml:space="preserve"> </w:t>
+      </w:r>
+      <w:r>
+        <w:rPr>
+          <w:rFonts w:ascii="Garamond" w:hAnsi="Garamond"/>
           <w:b w:val="0"/>
           <w:spacing w:val="-12"/>
-          <w:sz w:val="21"/>
-          <w:szCs w:val="21"/>
+          <w:szCs w:val="22"/>
+        </w:rPr>
+        <w:t xml:space="preserve">la </w:t>
+      </w:r>
+      <w:r>
+        <w:rPr>
+          <w:rFonts w:ascii="Garamond" w:hAnsi="Garamond"/>
+          <w:b w:val="0"/>
+          <w:spacing w:val="-12"/>
+          <w:szCs w:val="22"/>
         </w:rPr>
         <w:t xml:space="preserve">Dirección de </w:t>
       </w:r>
       <w:r>
         <w:rPr>
-          <w:rFonts w:ascii="Georgia" w:hAnsi="Georgia"/>
-          <w:b w:val="0"/>
-          <w:sz w:val="21"/>
-          <w:szCs w:val="21"/>
+          <w:rFonts w:ascii="Garamond" w:hAnsi="Garamond"/>
+          <w:b w:val="0"/>
+          <w:szCs w:val="22"/>
         </w:rPr>
         <w:t>Gestión</w:t>
       </w:r>
       <w:r>
         <w:rPr>
-          <w:rFonts w:ascii="Georgia" w:hAnsi="Georgia"/>
+          <w:rFonts w:ascii="Garamond" w:hAnsi="Garamond"/>
           <w:b w:val="0"/>
           <w:spacing w:val="-10"/>
-          <w:sz w:val="21"/>
-          <w:szCs w:val="21"/>
-        </w:rPr>
-        <w:t xml:space="preserve"> </w:t>
-      </w:r>
-      <w:r>
-        <w:rPr>
-          <w:rFonts w:ascii="Georgia" w:hAnsi="Georgia"/>
-          <w:b w:val="0"/>
-          <w:sz w:val="21"/>
-          <w:szCs w:val="21"/>
+          <w:szCs w:val="22"/>
+        </w:rPr>
+        <w:t xml:space="preserve"> </w:t>
+      </w:r>
+      <w:r>
+        <w:rPr>
+          <w:rFonts w:ascii="Garamond" w:hAnsi="Garamond"/>
+          <w:b w:val="0"/>
+          <w:szCs w:val="22"/>
         </w:rPr>
         <w:t>Institucional</w:t>
       </w:r>
       <w:r>
         <w:rPr>
-          <w:rFonts w:ascii="Georgia" w:hAnsi="Georgia"/>
+          <w:rFonts w:ascii="Garamond" w:hAnsi="Garamond"/>
           <w:b w:val="0"/>
           <w:spacing w:val="-8"/>
-          <w:sz w:val="21"/>
-          <w:szCs w:val="21"/>
-        </w:rPr>
-        <w:t xml:space="preserve"> </w:t>
-      </w:r>
-      <w:r>
-        <w:rPr>
-          <w:rFonts w:ascii="Georgia" w:hAnsi="Georgia"/>
-          <w:b w:val="0"/>
-          <w:sz w:val="21"/>
-          <w:szCs w:val="21"/>
+          <w:szCs w:val="22"/>
+        </w:rPr>
+        <w:t xml:space="preserve"> </w:t>
+      </w:r>
+      <w:r>
+        <w:rPr>
+          <w:rFonts w:ascii="Garamond" w:hAnsi="Garamond"/>
+          <w:b w:val="0"/>
+          <w:szCs w:val="22"/>
         </w:rPr>
         <w:t>del</w:t>
       </w:r>
       <w:r>
         <w:rPr>
-          <w:rFonts w:ascii="Georgia" w:hAnsi="Georgia"/>
+          <w:rFonts w:ascii="Garamond" w:hAnsi="Garamond"/>
           <w:b w:val="0"/>
           <w:spacing w:val="-13"/>
-          <w:sz w:val="21"/>
-          <w:szCs w:val="21"/>
-        </w:rPr>
-        <w:t xml:space="preserve"> </w:t>
-      </w:r>
-      <w:r>
-        <w:rPr>
-          <w:rFonts w:ascii="Georgia" w:hAnsi="Georgia"/>
-          <w:b w:val="0"/>
-          <w:sz w:val="21"/>
-          <w:szCs w:val="21"/>
+          <w:szCs w:val="22"/>
+        </w:rPr>
+        <w:t xml:space="preserve"> </w:t>
+      </w:r>
+      <w:r>
+        <w:rPr>
+          <w:rFonts w:ascii="Garamond" w:hAnsi="Garamond"/>
+          <w:b w:val="0"/>
+          <w:szCs w:val="22"/>
         </w:rPr>
         <w:t>CEID</w:t>
       </w:r>
       <w:r>
         <w:rPr>
-          <w:rFonts w:ascii="Georgia" w:hAnsi="Georgia"/>
+          <w:rFonts w:ascii="Garamond" w:hAnsi="Garamond"/>
           <w:b w:val="0"/>
           <w:spacing w:val="-9"/>
-          <w:sz w:val="21"/>
-          <w:szCs w:val="21"/>
-        </w:rPr>
-        <w:t xml:space="preserve"> </w:t>
-      </w:r>
-      <w:r>
-        <w:rPr>
-          <w:rFonts w:ascii="Georgia" w:hAnsi="Georgia"/>
-          <w:b w:val="0"/>
-          <w:sz w:val="21"/>
-          <w:szCs w:val="21"/>
+          <w:szCs w:val="22"/>
+        </w:rPr>
+        <w:t xml:space="preserve"> </w:t>
+      </w:r>
+      <w:r>
+        <w:rPr>
+          <w:rFonts w:ascii="Garamond" w:hAnsi="Garamond"/>
+          <w:b w:val="0"/>
+          <w:szCs w:val="22"/>
         </w:rPr>
         <w:t>–</w:t>
       </w:r>
       <w:r>
         <w:rPr>
-          <w:rFonts w:ascii="Georgia" w:hAnsi="Georgia"/>
+          <w:rFonts w:ascii="Garamond" w:hAnsi="Garamond"/>
           <w:b w:val="0"/>
           <w:spacing w:val="-14"/>
-          <w:sz w:val="21"/>
-          <w:szCs w:val="21"/>
-        </w:rPr>
-        <w:t xml:space="preserve"> </w:t>
-      </w:r>
-      <w:r>
-        <w:rPr>
-          <w:rFonts w:ascii="Georgia" w:hAnsi="Georgia"/>
-          <w:b w:val="0"/>
-          <w:spacing w:val="-2"/>
-          <w:sz w:val="21"/>
-          <w:szCs w:val="21"/>
+          <w:szCs w:val="22"/>
+        </w:rPr>
+        <w:t xml:space="preserve"> </w:t>
+      </w:r>
+      <w:r>
+        <w:rPr>
+          <w:rFonts w:ascii="Garamond" w:hAnsi="Garamond"/>
+          <w:b w:val="0"/>
+          <w:spacing w:val="-2"/>
+          <w:szCs w:val="22"/>
         </w:rPr>
         <w:t>FLCH.</w:t>
       </w:r>
@@ -2842,9 +2664,9 @@
         <w:spacing w:line="276" w:lineRule="auto"/>
         <w:jc w:val="center"/>
         <w:rPr>
-          <w:rFonts w:ascii="Georgia" w:hAnsi="Georgia"/>
-          <w:sz w:val="21"/>
-          <w:szCs w:val="21"/>
+          <w:rFonts w:ascii="Garamond" w:hAnsi="Garamond"/>
+          <w:sz w:val="22"/>
+          <w:szCs w:val="22"/>
         </w:rPr>
       </w:pPr>
     </w:p>
@@ -2852,10 +2674,22 @@
       <w:pPr>
         <w:pStyle w:val="Textoindependiente"/>
         <w:spacing w:line="276" w:lineRule="auto"/>
-        <w:rPr>
-          <w:rFonts w:ascii="Georgia" w:hAnsi="Georgia"/>
-          <w:sz w:val="21"/>
-          <w:szCs w:val="21"/>
+        <w:jc w:val="center"/>
+        <w:rPr>
+          <w:rFonts w:ascii="Garamond" w:hAnsi="Garamond"/>
+          <w:sz w:val="22"/>
+          <w:szCs w:val="22"/>
+        </w:rPr>
+      </w:pPr>
+    </w:p>
+    <w:p>
+      <w:pPr>
+        <w:pStyle w:val="Textoindependiente"/>
+        <w:spacing w:line="276" w:lineRule="auto"/>
+        <w:rPr>
+          <w:rFonts w:ascii="Garamond" w:hAnsi="Garamond"/>
+          <w:sz w:val="22"/>
+          <w:szCs w:val="22"/>
         </w:rPr>
       </w:pPr>
     </w:p>
@@ -2865,97 +2699,77 @@
         <w:ind w:right="-2"/>
         <w:jc w:val="center"/>
         <w:rPr>
-          <w:rFonts w:ascii="Georgia" w:hAnsi="Georgia"/>
+          <w:rFonts w:ascii="Garamond" w:hAnsi="Garamond"/>
           <w:b/>
-          <w:sz w:val="21"/>
-          <w:szCs w:val="21"/>
-        </w:rPr>
-      </w:pPr>
-      <w:r>
-        <w:rPr>
-          <w:rFonts w:ascii="Georgia" w:hAnsi="Georgia"/>
+        </w:rPr>
+      </w:pPr>
+      <w:r>
+        <w:rPr>
+          <w:rFonts w:ascii="Garamond" w:hAnsi="Garamond"/>
           <w:b/>
-          <w:sz w:val="21"/>
-          <w:szCs w:val="21"/>
-        </w:rPr>
-        <w:t>MG.</w:t>
-      </w:r>
-      <w:r>
-        <w:rPr>
-          <w:rFonts w:ascii="Georgia" w:hAnsi="Georgia"/>
+        </w:rPr>
+        <w:t>Mg.</w:t>
+      </w:r>
+      <w:r>
+        <w:rPr>
+          <w:rFonts w:ascii="Garamond" w:hAnsi="Garamond"/>
           <w:b/>
           <w:spacing w:val="-14"/>
-          <w:sz w:val="21"/>
-          <w:szCs w:val="21"/>
-        </w:rPr>
-        <w:t xml:space="preserve"> </w:t>
-      </w:r>
-      <w:r>
-        <w:rPr>
-          <w:rFonts w:ascii="Georgia" w:hAnsi="Georgia"/>
+        </w:rPr>
+        <w:t xml:space="preserve"> </w:t>
+      </w:r>
+      <w:r>
+        <w:rPr>
+          <w:rFonts w:ascii="Garamond" w:hAnsi="Garamond"/>
           <w:b/>
-          <w:sz w:val="21"/>
-          <w:szCs w:val="21"/>
-        </w:rPr>
-        <w:t>JACOBO</w:t>
-      </w:r>
-      <w:r>
-        <w:rPr>
-          <w:rFonts w:ascii="Georgia" w:hAnsi="Georgia"/>
+        </w:rPr>
+        <w:t>Jacobo</w:t>
+      </w:r>
+      <w:r>
+        <w:rPr>
+          <w:rFonts w:ascii="Garamond" w:hAnsi="Garamond"/>
           <w:b/>
           <w:spacing w:val="-9"/>
-          <w:sz w:val="21"/>
-          <w:szCs w:val="21"/>
-        </w:rPr>
-        <w:t xml:space="preserve"> </w:t>
-      </w:r>
-      <w:r>
-        <w:rPr>
-          <w:rFonts w:ascii="Georgia" w:hAnsi="Georgia"/>
+        </w:rPr>
+        <w:t xml:space="preserve"> </w:t>
+      </w:r>
+      <w:r>
+        <w:rPr>
+          <w:rFonts w:ascii="Garamond" w:hAnsi="Garamond"/>
           <w:b/>
-          <w:sz w:val="21"/>
-          <w:szCs w:val="21"/>
-        </w:rPr>
-        <w:t>VIRGILIO</w:t>
-      </w:r>
-      <w:r>
-        <w:rPr>
-          <w:rFonts w:ascii="Georgia" w:hAnsi="Georgia"/>
+        </w:rPr>
+        <w:t>Virgilio</w:t>
+      </w:r>
+      <w:r>
+        <w:rPr>
+          <w:rFonts w:ascii="Garamond" w:hAnsi="Garamond"/>
           <w:b/>
           <w:spacing w:val="-9"/>
-          <w:sz w:val="21"/>
-          <w:szCs w:val="21"/>
-        </w:rPr>
-        <w:t xml:space="preserve"> </w:t>
-      </w:r>
-      <w:r>
-        <w:rPr>
-          <w:rFonts w:ascii="Georgia" w:hAnsi="Georgia"/>
+        </w:rPr>
+        <w:t xml:space="preserve"> </w:t>
+      </w:r>
+      <w:r>
+        <w:rPr>
+          <w:rFonts w:ascii="Garamond" w:hAnsi="Garamond"/>
           <w:b/>
-          <w:sz w:val="21"/>
-          <w:szCs w:val="21"/>
-        </w:rPr>
-        <w:t>ALVA</w:t>
-      </w:r>
-      <w:r>
-        <w:rPr>
-          <w:rFonts w:ascii="Georgia" w:hAnsi="Georgia"/>
+        </w:rPr>
+        <w:t>Alva</w:t>
+      </w:r>
+      <w:r>
+        <w:rPr>
+          <w:rFonts w:ascii="Garamond" w:hAnsi="Garamond"/>
           <w:b/>
           <w:spacing w:val="-20"/>
-          <w:sz w:val="21"/>
-          <w:szCs w:val="21"/>
-        </w:rPr>
-        <w:t xml:space="preserve"> </w:t>
-      </w:r>
-      <w:r>
-        <w:rPr>
-          <w:rFonts w:ascii="Georgia" w:hAnsi="Georgia"/>
+        </w:rPr>
+        <w:t xml:space="preserve"> </w:t>
+      </w:r>
+      <w:r>
+        <w:rPr>
+          <w:rFonts w:ascii="Garamond" w:hAnsi="Garamond"/>
           <w:b/>
           <w:spacing w:val="-4"/>
-          <w:sz w:val="21"/>
-          <w:szCs w:val="21"/>
-        </w:rPr>
-        <w:t>MENDO</w:t>
+        </w:rPr>
+        <w:t>Mendo</w:t>
       </w:r>
     </w:p>
     <w:p>
@@ -2963,81 +2777,63 @@
         <w:ind w:right="-2"/>
         <w:jc w:val="center"/>
         <w:rPr>
-          <w:rFonts w:ascii="Georgia" w:hAnsi="Georgia"/>
-          <w:spacing w:val="-2"/>
-          <w:sz w:val="21"/>
-          <w:szCs w:val="21"/>
-        </w:rPr>
-      </w:pPr>
-      <w:r>
-        <w:rPr>
-          <w:rFonts w:ascii="Georgia" w:hAnsi="Georgia"/>
-          <w:spacing w:val="-2"/>
-          <w:sz w:val="21"/>
-          <w:szCs w:val="21"/>
+          <w:rFonts w:ascii="Garamond" w:hAnsi="Garamond"/>
+          <w:spacing w:val="-2"/>
+        </w:rPr>
+      </w:pPr>
+      <w:r>
+        <w:rPr>
+          <w:rFonts w:ascii="Garamond" w:hAnsi="Garamond"/>
+          <w:spacing w:val="-2"/>
         </w:rPr>
         <w:t>Director</w:t>
       </w:r>
       <w:r>
         <w:rPr>
-          <w:rFonts w:ascii="Georgia" w:hAnsi="Georgia"/>
+          <w:rFonts w:ascii="Garamond" w:hAnsi="Garamond"/>
           <w:spacing w:val="5"/>
-          <w:sz w:val="21"/>
-          <w:szCs w:val="21"/>
-        </w:rPr>
-        <w:t xml:space="preserve"> </w:t>
-      </w:r>
-      <w:r>
-        <w:rPr>
-          <w:rFonts w:ascii="Georgia" w:hAnsi="Georgia"/>
-          <w:spacing w:val="-2"/>
-          <w:sz w:val="21"/>
-          <w:szCs w:val="21"/>
+        </w:rPr>
+        <w:t xml:space="preserve"> </w:t>
+      </w:r>
+      <w:r>
+        <w:rPr>
+          <w:rFonts w:ascii="Garamond" w:hAnsi="Garamond"/>
+          <w:spacing w:val="-2"/>
         </w:rPr>
         <w:t>de</w:t>
       </w:r>
       <w:r>
         <w:rPr>
-          <w:rFonts w:ascii="Georgia" w:hAnsi="Georgia"/>
-          <w:spacing w:val="-2"/>
-          <w:sz w:val="21"/>
-          <w:szCs w:val="21"/>
+          <w:rFonts w:ascii="Garamond" w:hAnsi="Garamond"/>
+          <w:spacing w:val="-2"/>
         </w:rPr>
         <w:t xml:space="preserve"> la</w:t>
       </w:r>
       <w:r>
         <w:rPr>
-          <w:rFonts w:ascii="Georgia" w:hAnsi="Georgia"/>
-          <w:spacing w:val="-2"/>
-          <w:sz w:val="21"/>
-          <w:szCs w:val="21"/>
+          <w:rFonts w:ascii="Garamond" w:hAnsi="Garamond"/>
+          <w:spacing w:val="-2"/>
         </w:rPr>
         <w:t xml:space="preserve"> Dirección de </w:t>
       </w:r>
       <w:r>
         <w:rPr>
-          <w:rFonts w:ascii="Georgia" w:hAnsi="Georgia"/>
-          <w:spacing w:val="-2"/>
-          <w:sz w:val="21"/>
-          <w:szCs w:val="21"/>
+          <w:rFonts w:ascii="Garamond" w:hAnsi="Garamond"/>
+          <w:spacing w:val="-2"/>
         </w:rPr>
         <w:t>Gestión</w:t>
       </w:r>
       <w:r>
         <w:rPr>
-          <w:rFonts w:ascii="Georgia" w:hAnsi="Georgia"/>
+          <w:rFonts w:ascii="Garamond" w:hAnsi="Garamond"/>
           <w:spacing w:val="1"/>
-          <w:sz w:val="21"/>
-          <w:szCs w:val="21"/>
-        </w:rPr>
-        <w:t xml:space="preserve"> </w:t>
-      </w:r>
-      <w:r>
-        <w:rPr>
-          <w:rFonts w:ascii="Georgia" w:hAnsi="Georgia"/>
-          <w:spacing w:val="-2"/>
-          <w:sz w:val="21"/>
-          <w:szCs w:val="21"/>
+        </w:rPr>
+        <w:t xml:space="preserve"> </w:t>
+      </w:r>
+      <w:r>
+        <w:rPr>
+          <w:rFonts w:ascii="Garamond" w:hAnsi="Garamond"/>
+          <w:spacing w:val="-2"/>
         </w:rPr>
         <w:t>Institucional</w:t>
       </w:r>
@@ -3047,18 +2843,14 @@
         <w:ind w:right="-2"/>
         <w:jc w:val="center"/>
         <w:rPr>
-          <w:rFonts w:ascii="Georgia" w:hAnsi="Georgia"/>
-          <w:spacing w:val="-2"/>
-          <w:sz w:val="21"/>
-          <w:szCs w:val="21"/>
-        </w:rPr>
-      </w:pPr>
-      <w:r>
-        <w:rPr>
-          <w:rFonts w:ascii="Georgia" w:hAnsi="Georgia"/>
-          <w:spacing w:val="-2"/>
-          <w:sz w:val="21"/>
-          <w:szCs w:val="21"/>
+          <w:rFonts w:ascii="Garamond" w:hAnsi="Garamond"/>
+          <w:spacing w:val="-2"/>
+        </w:rPr>
+      </w:pPr>
+      <w:r>
+        <w:rPr>
+          <w:rFonts w:ascii="Garamond" w:hAnsi="Garamond"/>
+          <w:spacing w:val="-2"/>
         </w:rPr>
         <w:t>Centro de Idiomas de la UNMSM</w:t>
       </w:r>
@@ -3075,7 +2867,7 @@
 </file>
 
 <file path=word/endnotes.xml><?xml version="1.0" encoding="utf-8"?>
-<w:endnotes xmlns:wpc="http://schemas.microsoft.com/office/word/2010/wordprocessingCanvas" xmlns:cx="http://schemas.microsoft.com/office/drawing/2014/chartex" xmlns:cx1="http://schemas.microsoft.com/office/drawing/2015/9/8/chartex" xmlns:cx2="http://schemas.microsoft.com/office/drawing/2015/10/21/chartex" xmlns:cx3="http://schemas.microsoft.com/office/drawing/2016/5/9/chartex" xmlns:cx4="http://schemas.microsoft.com/office/drawing/2016/5/10/chartex" xmlns:cx5="http://schemas.microsoft.com/office/drawing/2016/5/11/chartex" xmlns:cx6="http://schemas.microsoft.com/office/drawing/2016/5/12/chartex" xmlns:cx7="http://schemas.microsoft.com/office/drawing/2016/5/13/chartex" xmlns:cx8="http://schemas.microsoft.com/office/drawing/2016/5/14/chartex" xmlns:mc="http://schemas.openxmlformats.org/markup-compatibility/2006" xmlns:aink="http://schemas.microsoft.com/office/drawing/2016/ink" xmlns:am3d="http://schemas.microsoft.com/office/drawing/2017/model3d" xmlns:o="urn:schemas-microsoft-com:office:office" xmlns:oel="http://schemas.microsoft.com/office/2019/extlst" xmlns:r="http://schemas.openxmlformats.org/officeDocument/2006/relationships" xmlns:m="http://schemas.openxmlformats.org/officeDocument/2006/math" xmlns:v="urn:schemas-microsoft-com:vml" xmlns:wp14="http://schemas.microsoft.com/office/word/2010/wordprocessingDrawing" xmlns:wp="http://schemas.openxmlformats.org/drawingml/2006/wordprocessingDrawing" xmlns:w10="urn:schemas-microsoft-com:office:word" xmlns:w="http://schemas.openxmlformats.org/wordprocessingml/2006/main" xmlns:w14="http://schemas.microsoft.com/office/word/2010/wordml" xmlns:w15="http://schemas.microsoft.com/office/word/2012/wordml" xmlns:w16cex="http://schemas.microsoft.com/office/word/2018/wordml/cex" xmlns:w16cid="http://schemas.microsoft.com/office/word/2016/wordml/cid" xmlns:w16="http://schemas.microsoft.com/office/word/2018/wordml" xmlns:w16du="http://schemas.microsoft.com/office/word/2023/wordml/word16du" xmlns:w16sdtdh="http://schemas.microsoft.com/office/word/2020/wordml/sdtdatahash" xmlns:w16sdtfl="http://schemas.microsoft.com/office/word/2024/wordml/sdtformatlock" xmlns:w16se="http://schemas.microsoft.com/office/word/2015/wordml/symex" xmlns:wpg="http://schemas.microsoft.com/office/word/2010/wordprocessingGroup" xmlns:wpi="http://schemas.microsoft.com/office/word/2010/wordprocessingInk" xmlns:wne="http://schemas.microsoft.com/office/word/2006/wordml" xmlns:wps="http://schemas.microsoft.com/office/word/2010/wordprocessingShape" mc:Ignorable="w14 w15 w16se w16cid w16 w16cex w16sdtdh w16sdtfl w16du wp14">
+<w:endnotes xmlns:wpc="http://schemas.microsoft.com/office/word/2010/wordprocessingCanvas" xmlns:cx="http://schemas.microsoft.com/office/drawing/2014/chartex" xmlns:mc="http://schemas.openxmlformats.org/markup-compatibility/2006" xmlns:o="urn:schemas-microsoft-com:office:office" xmlns:r="http://schemas.openxmlformats.org/officeDocument/2006/relationships" xmlns:m="http://schemas.openxmlformats.org/officeDocument/2006/math" xmlns:v="urn:schemas-microsoft-com:vml" xmlns:wp14="http://schemas.microsoft.com/office/word/2010/wordprocessingDrawing" xmlns:wp="http://schemas.openxmlformats.org/drawingml/2006/wordprocessingDrawing" xmlns:w10="urn:schemas-microsoft-com:office:word" xmlns:w="http://schemas.openxmlformats.org/wordprocessingml/2006/main" xmlns:w14="http://schemas.microsoft.com/office/word/2010/wordml" xmlns:w15="http://schemas.microsoft.com/office/word/2012/wordml" xmlns:w16se="http://schemas.microsoft.com/office/word/2015/wordml/symex" xmlns:wpg="http://schemas.microsoft.com/office/word/2010/wordprocessingGroup" xmlns:wpi="http://schemas.microsoft.com/office/word/2010/wordprocessingInk" xmlns:wne="http://schemas.microsoft.com/office/word/2006/wordml" xmlns:wps="http://schemas.microsoft.com/office/word/2010/wordprocessingShape" mc:Ignorable="w14 w15 w16se wp14">
   <w:endnote w:type="separator" w:id="-1">
     <w:p>
       <w:r>
@@ -3094,7 +2886,7 @@
 </file>
 
 <file path=word/footnotes.xml><?xml version="1.0" encoding="utf-8"?>
-<w:footnotes xmlns:wpc="http://schemas.microsoft.com/office/word/2010/wordprocessingCanvas" xmlns:cx="http://schemas.microsoft.com/office/drawing/2014/chartex" xmlns:cx1="http://schemas.microsoft.com/office/drawing/2015/9/8/chartex" xmlns:cx2="http://schemas.microsoft.com/office/drawing/2015/10/21/chartex" xmlns:cx3="http://schemas.microsoft.com/office/drawing/2016/5/9/chartex" xmlns:cx4="http://schemas.microsoft.com/office/drawing/2016/5/10/chartex" xmlns:cx5="http://schemas.microsoft.com/office/drawing/2016/5/11/chartex" xmlns:cx6="http://schemas.microsoft.com/office/drawing/2016/5/12/chartex" xmlns:cx7="http://schemas.microsoft.com/office/drawing/2016/5/13/chartex" xmlns:cx8="http://schemas.microsoft.com/office/drawing/2016/5/14/chartex" xmlns:mc="http://schemas.openxmlformats.org/markup-compatibility/2006" xmlns:aink="http://schemas.microsoft.com/office/drawing/2016/ink" xmlns:am3d="http://schemas.microsoft.com/office/drawing/2017/model3d" xmlns:o="urn:schemas-microsoft-com:office:office" xmlns:oel="http://schemas.microsoft.com/office/2019/extlst" xmlns:r="http://schemas.openxmlformats.org/officeDocument/2006/relationships" xmlns:m="http://schemas.openxmlformats.org/officeDocument/2006/math" xmlns:v="urn:schemas-microsoft-com:vml" xmlns:wp14="http://schemas.microsoft.com/office/word/2010/wordprocessingDrawing" xmlns:wp="http://schemas.openxmlformats.org/drawingml/2006/wordprocessingDrawing" xmlns:w10="urn:schemas-microsoft-com:office:word" xmlns:w="http://schemas.openxmlformats.org/wordprocessingml/2006/main" xmlns:w14="http://schemas.microsoft.com/office/word/2010/wordml" xmlns:w15="http://schemas.microsoft.com/office/word/2012/wordml" xmlns:w16cex="http://schemas.microsoft.com/office/word/2018/wordml/cex" xmlns:w16cid="http://schemas.microsoft.com/office/word/2016/wordml/cid" xmlns:w16="http://schemas.microsoft.com/office/word/2018/wordml" xmlns:w16du="http://schemas.microsoft.com/office/word/2023/wordml/word16du" xmlns:w16sdtdh="http://schemas.microsoft.com/office/word/2020/wordml/sdtdatahash" xmlns:w16sdtfl="http://schemas.microsoft.com/office/word/2024/wordml/sdtformatlock" xmlns:w16se="http://schemas.microsoft.com/office/word/2015/wordml/symex" xmlns:wpg="http://schemas.microsoft.com/office/word/2010/wordprocessingGroup" xmlns:wpi="http://schemas.microsoft.com/office/word/2010/wordprocessingInk" xmlns:wne="http://schemas.microsoft.com/office/word/2006/wordml" xmlns:wps="http://schemas.microsoft.com/office/word/2010/wordprocessingShape" mc:Ignorable="w14 w15 w16se w16cid w16 w16cex w16sdtdh w16sdtfl w16du wp14">
+<w:footnotes xmlns:wpc="http://schemas.microsoft.com/office/word/2010/wordprocessingCanvas" xmlns:cx="http://schemas.microsoft.com/office/drawing/2014/chartex" xmlns:mc="http://schemas.openxmlformats.org/markup-compatibility/2006" xmlns:o="urn:schemas-microsoft-com:office:office" xmlns:r="http://schemas.openxmlformats.org/officeDocument/2006/relationships" xmlns:m="http://schemas.openxmlformats.org/officeDocument/2006/math" xmlns:v="urn:schemas-microsoft-com:vml" xmlns:wp14="http://schemas.microsoft.com/office/word/2010/wordprocessingDrawing" xmlns:wp="http://schemas.openxmlformats.org/drawingml/2006/wordprocessingDrawing" xmlns:w10="urn:schemas-microsoft-com:office:word" xmlns:w="http://schemas.openxmlformats.org/wordprocessingml/2006/main" xmlns:w14="http://schemas.microsoft.com/office/word/2010/wordml" xmlns:w15="http://schemas.microsoft.com/office/word/2012/wordml" xmlns:w16se="http://schemas.microsoft.com/office/word/2015/wordml/symex" xmlns:wpg="http://schemas.microsoft.com/office/word/2010/wordprocessingGroup" xmlns:wpi="http://schemas.microsoft.com/office/word/2010/wordprocessingInk" xmlns:wne="http://schemas.microsoft.com/office/word/2006/wordml" xmlns:wps="http://schemas.microsoft.com/office/word/2010/wordprocessingShape" mc:Ignorable="w14 w15 w16se wp14">
   <w:footnote w:type="separator" w:id="-1">
     <w:p>
       <w:r>
@@ -3113,7 +2905,7 @@
 </file>
 
 <file path=word/header1.xml><?xml version="1.0" encoding="utf-8"?>
-<w:hdr xmlns:wpc="http://schemas.microsoft.com/office/word/2010/wordprocessingCanvas" xmlns:cx="http://schemas.microsoft.com/office/drawing/2014/chartex" xmlns:cx1="http://schemas.microsoft.com/office/drawing/2015/9/8/chartex" xmlns:cx2="http://schemas.microsoft.com/office/drawing/2015/10/21/chartex" xmlns:cx3="http://schemas.microsoft.com/office/drawing/2016/5/9/chartex" xmlns:cx4="http://schemas.microsoft.com/office/drawing/2016/5/10/chartex" xmlns:cx5="http://schemas.microsoft.com/office/drawing/2016/5/11/chartex" xmlns:cx6="http://schemas.microsoft.com/office/drawing/2016/5/12/chartex" xmlns:cx7="http://schemas.microsoft.com/office/drawing/2016/5/13/chartex" xmlns:cx8="http://schemas.microsoft.com/office/drawing/2016/5/14/chartex" xmlns:mc="http://schemas.openxmlformats.org/markup-compatibility/2006" xmlns:aink="http://schemas.microsoft.com/office/drawing/2016/ink" xmlns:am3d="http://schemas.microsoft.com/office/drawing/2017/model3d" xmlns:o="urn:schemas-microsoft-com:office:office" xmlns:oel="http://schemas.microsoft.com/office/2019/extlst" xmlns:r="http://schemas.openxmlformats.org/officeDocument/2006/relationships" xmlns:m="http://schemas.openxmlformats.org/officeDocument/2006/math" xmlns:v="urn:schemas-microsoft-com:vml" xmlns:wp14="http://schemas.microsoft.com/office/word/2010/wordprocessingDrawing" xmlns:wp="http://schemas.openxmlformats.org/drawingml/2006/wordprocessingDrawing" xmlns:w10="urn:schemas-microsoft-com:office:word" xmlns:w="http://schemas.openxmlformats.org/wordprocessingml/2006/main" xmlns:w14="http://schemas.microsoft.com/office/word/2010/wordml" xmlns:w15="http://schemas.microsoft.com/office/word/2012/wordml" xmlns:w16cex="http://schemas.microsoft.com/office/word/2018/wordml/cex" xmlns:w16cid="http://schemas.microsoft.com/office/word/2016/wordml/cid" xmlns:w16="http://schemas.microsoft.com/office/word/2018/wordml" xmlns:w16du="http://schemas.microsoft.com/office/word/2023/wordml/word16du" xmlns:w16sdtdh="http://schemas.microsoft.com/office/word/2020/wordml/sdtdatahash" xmlns:w16sdtfl="http://schemas.microsoft.com/office/word/2024/wordml/sdtformatlock" xmlns:w16se="http://schemas.microsoft.com/office/word/2015/wordml/symex" xmlns:wpg="http://schemas.microsoft.com/office/word/2010/wordprocessingGroup" xmlns:wpi="http://schemas.microsoft.com/office/word/2010/wordprocessingInk" xmlns:wne="http://schemas.microsoft.com/office/word/2006/wordml" xmlns:wps="http://schemas.microsoft.com/office/word/2010/wordprocessingShape" mc:Ignorable="w14 w15 w16se w16cid w16 w16cex w16sdtdh w16sdtfl w16du wp14">
+<w:hdr xmlns:wpc="http://schemas.microsoft.com/office/word/2010/wordprocessingCanvas" xmlns:cx="http://schemas.microsoft.com/office/drawing/2014/chartex" xmlns:mc="http://schemas.openxmlformats.org/markup-compatibility/2006" xmlns:o="urn:schemas-microsoft-com:office:office" xmlns:r="http://schemas.openxmlformats.org/officeDocument/2006/relationships" xmlns:m="http://schemas.openxmlformats.org/officeDocument/2006/math" xmlns:v="urn:schemas-microsoft-com:vml" xmlns:wp14="http://schemas.microsoft.com/office/word/2010/wordprocessingDrawing" xmlns:wp="http://schemas.openxmlformats.org/drawingml/2006/wordprocessingDrawing" xmlns:w10="urn:schemas-microsoft-com:office:word" xmlns:w="http://schemas.openxmlformats.org/wordprocessingml/2006/main" xmlns:w14="http://schemas.microsoft.com/office/word/2010/wordml" xmlns:w15="http://schemas.microsoft.com/office/word/2012/wordml" xmlns:w16se="http://schemas.microsoft.com/office/word/2015/wordml/symex" xmlns:wpg="http://schemas.microsoft.com/office/word/2010/wordprocessingGroup" xmlns:wpi="http://schemas.microsoft.com/office/word/2010/wordprocessingInk" xmlns:wne="http://schemas.microsoft.com/office/word/2006/wordml" xmlns:wps="http://schemas.microsoft.com/office/word/2010/wordprocessingShape" mc:Ignorable="w14 w15 w16se wp14">
   <w:p>
     <w:pPr>
       <w:pStyle w:val="Encabezado"/>
@@ -3190,7 +2982,7 @@
 </file>
 
 <file path=word/numbering.xml><?xml version="1.0" encoding="utf-8"?>
-<w:numbering xmlns:wpc="http://schemas.microsoft.com/office/word/2010/wordprocessingCanvas" xmlns:cx="http://schemas.microsoft.com/office/drawing/2014/chartex" xmlns:cx1="http://schemas.microsoft.com/office/drawing/2015/9/8/chartex" xmlns:cx2="http://schemas.microsoft.com/office/drawing/2015/10/21/chartex" xmlns:cx3="http://schemas.microsoft.com/office/drawing/2016/5/9/chartex" xmlns:cx4="http://schemas.microsoft.com/office/drawing/2016/5/10/chartex" xmlns:cx5="http://schemas.microsoft.com/office/drawing/2016/5/11/chartex" xmlns:cx6="http://schemas.microsoft.com/office/drawing/2016/5/12/chartex" xmlns:cx7="http://schemas.microsoft.com/office/drawing/2016/5/13/chartex" xmlns:cx8="http://schemas.microsoft.com/office/drawing/2016/5/14/chartex" xmlns:mc="http://schemas.openxmlformats.org/markup-compatibility/2006" xmlns:aink="http://schemas.microsoft.com/office/drawing/2016/ink" xmlns:am3d="http://schemas.microsoft.com/office/drawing/2017/model3d" xmlns:o="urn:schemas-microsoft-com:office:office" xmlns:oel="http://schemas.microsoft.com/office/2019/extlst" xmlns:r="http://schemas.openxmlformats.org/officeDocument/2006/relationships" xmlns:m="http://schemas.openxmlformats.org/officeDocument/2006/math" xmlns:v="urn:schemas-microsoft-com:vml" xmlns:wp14="http://schemas.microsoft.com/office/word/2010/wordprocessingDrawing" xmlns:wp="http://schemas.openxmlformats.org/drawingml/2006/wordprocessingDrawing" xmlns:w10="urn:schemas-microsoft-com:office:word" xmlns:w="http://schemas.openxmlformats.org/wordprocessingml/2006/main" xmlns:w14="http://schemas.microsoft.com/office/word/2010/wordml" xmlns:w15="http://schemas.microsoft.com/office/word/2012/wordml" xmlns:w16cex="http://schemas.microsoft.com/office/word/2018/wordml/cex" xmlns:w16cid="http://schemas.microsoft.com/office/word/2016/wordml/cid" xmlns:w16="http://schemas.microsoft.com/office/word/2018/wordml" xmlns:w16du="http://schemas.microsoft.com/office/word/2023/wordml/word16du" xmlns:w16sdtdh="http://schemas.microsoft.com/office/word/2020/wordml/sdtdatahash" xmlns:w16sdtfl="http://schemas.microsoft.com/office/word/2024/wordml/sdtformatlock" xmlns:w16se="http://schemas.microsoft.com/office/word/2015/wordml/symex" xmlns:wpg="http://schemas.microsoft.com/office/word/2010/wordprocessingGroup" xmlns:wpi="http://schemas.microsoft.com/office/word/2010/wordprocessingInk" xmlns:wne="http://schemas.microsoft.com/office/word/2006/wordml" xmlns:wps="http://schemas.microsoft.com/office/word/2010/wordprocessingShape" mc:Ignorable="w14 w15 w16se w16cid w16 w16cex w16sdtdh w16sdtfl w16du wp14">
+<w:numbering xmlns:wpc="http://schemas.microsoft.com/office/word/2010/wordprocessingCanvas" xmlns:cx="http://schemas.microsoft.com/office/drawing/2014/chartex" xmlns:mc="http://schemas.openxmlformats.org/markup-compatibility/2006" xmlns:o="urn:schemas-microsoft-com:office:office" xmlns:r="http://schemas.openxmlformats.org/officeDocument/2006/relationships" xmlns:m="http://schemas.openxmlformats.org/officeDocument/2006/math" xmlns:v="urn:schemas-microsoft-com:vml" xmlns:wp14="http://schemas.microsoft.com/office/word/2010/wordprocessingDrawing" xmlns:wp="http://schemas.openxmlformats.org/drawingml/2006/wordprocessingDrawing" xmlns:w10="urn:schemas-microsoft-com:office:word" xmlns:w="http://schemas.openxmlformats.org/wordprocessingml/2006/main" xmlns:w14="http://schemas.microsoft.com/office/word/2010/wordml" xmlns:w15="http://schemas.microsoft.com/office/word/2012/wordml" xmlns:w16se="http://schemas.microsoft.com/office/word/2015/wordml/symex" xmlns:wpg="http://schemas.microsoft.com/office/word/2010/wordprocessingGroup" xmlns:wpi="http://schemas.microsoft.com/office/word/2010/wordprocessingInk" xmlns:wne="http://schemas.microsoft.com/office/word/2006/wordml" xmlns:wps="http://schemas.microsoft.com/office/word/2010/wordprocessingShape" mc:Ignorable="w14 w15 w16se wp14">
   <w:abstractNum w:abstractNumId="0" w15:restartNumberingAfterBreak="0">
     <w:nsid w:val="568B6821"/>
     <w:multiLevelType w:val="hybridMultilevel"/>
@@ -3400,17 +3192,17 @@
       </w:pPr>
     </w:lvl>
   </w:abstractNum>
-  <w:num w:numId="1" w16cid:durableId="537208300">
+  <w:num w:numId="1">
     <w:abstractNumId w:val="0"/>
   </w:num>
-  <w:num w:numId="2" w16cid:durableId="684865329">
+  <w:num w:numId="2">
     <w:abstractNumId w:val="1"/>
   </w:num>
 </w:numbering>
 </file>
 
 <file path=word/styles.xml><?xml version="1.0" encoding="utf-8"?>
-<w:styles xmlns:mc="http://schemas.openxmlformats.org/markup-compatibility/2006" xmlns:r="http://schemas.openxmlformats.org/officeDocument/2006/relationships" xmlns:w="http://schemas.openxmlformats.org/wordprocessingml/2006/main" xmlns:w14="http://schemas.microsoft.com/office/word/2010/wordml" xmlns:w15="http://schemas.microsoft.com/office/word/2012/wordml" xmlns:w16cex="http://schemas.microsoft.com/office/word/2018/wordml/cex" xmlns:w16cid="http://schemas.microsoft.com/office/word/2016/wordml/cid" xmlns:w16="http://schemas.microsoft.com/office/word/2018/wordml" xmlns:w16du="http://schemas.microsoft.com/office/word/2023/wordml/word16du" xmlns:w16sdtdh="http://schemas.microsoft.com/office/word/2020/wordml/sdtdatahash" xmlns:w16sdtfl="http://schemas.microsoft.com/office/word/2024/wordml/sdtformatlock" xmlns:w16se="http://schemas.microsoft.com/office/word/2015/wordml/symex" mc:Ignorable="w14 w15 w16se w16cid w16 w16cex w16sdtdh w16sdtfl w16du">
+<w:styles xmlns:mc="http://schemas.openxmlformats.org/markup-compatibility/2006" xmlns:r="http://schemas.openxmlformats.org/officeDocument/2006/relationships" xmlns:w="http://schemas.openxmlformats.org/wordprocessingml/2006/main" xmlns:w14="http://schemas.microsoft.com/office/word/2010/wordml" xmlns:w15="http://schemas.microsoft.com/office/word/2012/wordml" xmlns:w16se="http://schemas.microsoft.com/office/word/2015/wordml/symex" mc:Ignorable="w14 w15 w16se">
   <w:docDefaults>
     <w:rPrDefault>
       <w:rPr>
@@ -3428,7 +3220,7 @@
       </w:pPr>
     </w:pPrDefault>
   </w:docDefaults>
-  <w:latentStyles w:defLockedState="0" w:defUIPriority="99" w:defSemiHidden="0" w:defUnhideWhenUsed="0" w:defQFormat="0" w:count="376">
+  <w:latentStyles w:defLockedState="0" w:defUIPriority="99" w:defSemiHidden="0" w:defUnhideWhenUsed="0" w:defQFormat="0" w:count="371">
     <w:lsdException w:name="Normal" w:uiPriority="0" w:qFormat="1"/>
     <w:lsdException w:name="heading 1" w:uiPriority="9" w:qFormat="1"/>
     <w:lsdException w:name="heading 2" w:semiHidden="1" w:uiPriority="9" w:unhideWhenUsed="1" w:qFormat="1"/>
@@ -3800,11 +3592,6 @@
     <w:lsdException w:name="List Table 5 Dark Accent 6" w:uiPriority="50"/>
     <w:lsdException w:name="List Table 6 Colorful Accent 6" w:uiPriority="51"/>
     <w:lsdException w:name="List Table 7 Colorful Accent 6" w:uiPriority="52"/>
-    <w:lsdException w:name="Mention" w:semiHidden="1" w:unhideWhenUsed="1"/>
-    <w:lsdException w:name="Smart Hyperlink" w:semiHidden="1" w:unhideWhenUsed="1"/>
-    <w:lsdException w:name="Hashtag" w:semiHidden="1" w:unhideWhenUsed="1"/>
-    <w:lsdException w:name="Unresolved Mention" w:semiHidden="1" w:unhideWhenUsed="1"/>
-    <w:lsdException w:name="Smart Link" w:semiHidden="1" w:unhideWhenUsed="1"/>
   </w:latentStyles>
   <w:style w:type="paragraph" w:default="1" w:styleId="Normal">
     <w:name w:val="Normal"/>

--- a/Modelos_documentos/tdr_tipoC_.docx
+++ b/Modelos_documentos/tdr_tipoC_.docx
@@ -337,8 +337,6 @@
           <w:szCs w:val="22"/>
         </w:rPr>
       </w:pPr>
-      <w:bookmarkStart w:id="1" w:name="_GoBack"/>
-      <w:bookmarkEnd w:id="1"/>
     </w:p>
     <w:p>
       <w:pPr>
@@ -358,8 +356,8 @@
           <w:szCs w:val="22"/>
         </w:rPr>
       </w:pPr>
-      <w:bookmarkStart w:id="2" w:name="III._FINALIDAD_PÚBLICA:"/>
-      <w:bookmarkEnd w:id="2"/>
+      <w:bookmarkStart w:id="1" w:name="III._FINALIDAD_PÚBLICA:"/>
+      <w:bookmarkEnd w:id="1"/>
       <w:r>
         <w:rPr>
           <w:rFonts w:ascii="Garamond" w:hAnsi="Garamond"/>
@@ -398,8 +396,8 @@
           <w:szCs w:val="22"/>
         </w:rPr>
       </w:pPr>
-      <w:bookmarkStart w:id="3" w:name="IV._PERFIL_REQUERIDO:_CATEGORÍA_“B”"/>
-      <w:bookmarkEnd w:id="3"/>
+      <w:bookmarkStart w:id="2" w:name="IV._PERFIL_REQUERIDO:_CATEGORÍA_“B”"/>
+      <w:bookmarkEnd w:id="2"/>
       <w:r>
         <w:rPr>
           <w:rFonts w:ascii="Garamond" w:hAnsi="Garamond"/>
@@ -1584,8 +1582,8 @@
         </w:rPr>
         <w:t xml:space="preserve">notas y </w:t>
       </w:r>
-      <w:bookmarkStart w:id="4" w:name="VI._MODALIDAD_DEL_SERVICIO:"/>
-      <w:bookmarkEnd w:id="4"/>
+      <w:bookmarkStart w:id="3" w:name="VI._MODALIDAD_DEL_SERVICIO:"/>
+      <w:bookmarkEnd w:id="3"/>
       <w:r>
         <w:rPr>
           <w:rFonts w:ascii="Garamond" w:hAnsi="Garamond"/>
@@ -1701,8 +1699,29 @@
           <w:spacing w:val="-2"/>
           <w:szCs w:val="22"/>
         </w:rPr>
-        <w:t>Híbrida</w:t>
-      </w:r>
+        <w:t>modalidad</w:t>
+      </w:r>
+      <w:r>
+        <w:rPr>
+          <w:rFonts w:ascii="Garamond" w:hAnsi="Garamond"/>
+          <w:b w:val="0"/>
+          <w:spacing w:val="-2"/>
+          <w:szCs w:val="22"/>
+        </w:rPr>
+        <w:softHyphen/>
+      </w:r>
+      <w:r>
+        <w:rPr>
+          <w:rFonts w:ascii="Garamond" w:hAnsi="Garamond"/>
+          <w:b w:val="0"/>
+          <w:spacing w:val="-2"/>
+          <w:szCs w:val="22"/>
+        </w:rPr>
+        <w:softHyphen/>
+        <w:t>_servicio</w:t>
+      </w:r>
+      <w:bookmarkStart w:id="4" w:name="_GoBack"/>
+      <w:bookmarkEnd w:id="4"/>
     </w:p>
     <w:p>
       <w:pPr>

--- a/Modelos_documentos/tdr_tipoC_.docx
+++ b/Modelos_documentos/tdr_tipoC_.docx
@@ -1720,8 +1720,6 @@
         <w:softHyphen/>
         <w:t>_servicio</w:t>
       </w:r>
-      <w:bookmarkStart w:id="4" w:name="_GoBack"/>
-      <w:bookmarkEnd w:id="4"/>
     </w:p>
     <w:p>
       <w:pPr>
@@ -1757,87 +1755,87 @@
           <w:szCs w:val="22"/>
         </w:rPr>
       </w:pPr>
-      <w:bookmarkStart w:id="5" w:name="VII._LUGAR_DE_PRESTACIÓN_DEL_SERVICIO:"/>
+      <w:bookmarkStart w:id="4" w:name="VII._LUGAR_DE_PRESTACIÓN_DEL_SERVICIO:"/>
+      <w:bookmarkEnd w:id="4"/>
+      <w:r>
+        <w:rPr>
+          <w:rFonts w:ascii="Garamond" w:hAnsi="Garamond"/>
+          <w:sz w:val="22"/>
+          <w:szCs w:val="22"/>
+        </w:rPr>
+        <w:t>LUGAR</w:t>
+      </w:r>
+      <w:r>
+        <w:rPr>
+          <w:rFonts w:ascii="Garamond" w:hAnsi="Garamond"/>
+          <w:spacing w:val="-16"/>
+          <w:sz w:val="22"/>
+          <w:szCs w:val="22"/>
+        </w:rPr>
+        <w:t xml:space="preserve"> </w:t>
+      </w:r>
+      <w:r>
+        <w:rPr>
+          <w:rFonts w:ascii="Garamond" w:hAnsi="Garamond"/>
+          <w:sz w:val="22"/>
+          <w:szCs w:val="22"/>
+        </w:rPr>
+        <w:t>DE</w:t>
+      </w:r>
+      <w:r>
+        <w:rPr>
+          <w:rFonts w:ascii="Garamond" w:hAnsi="Garamond"/>
+          <w:spacing w:val="-12"/>
+          <w:sz w:val="22"/>
+          <w:szCs w:val="22"/>
+        </w:rPr>
+        <w:t xml:space="preserve"> </w:t>
+      </w:r>
+      <w:r>
+        <w:rPr>
+          <w:rFonts w:ascii="Garamond" w:hAnsi="Garamond"/>
+          <w:sz w:val="22"/>
+          <w:szCs w:val="22"/>
+        </w:rPr>
+        <w:t>PRESTACIÓN</w:t>
+      </w:r>
+      <w:r>
+        <w:rPr>
+          <w:rFonts w:ascii="Garamond" w:hAnsi="Garamond"/>
+          <w:spacing w:val="-11"/>
+          <w:sz w:val="22"/>
+          <w:szCs w:val="22"/>
+        </w:rPr>
+        <w:t xml:space="preserve"> </w:t>
+      </w:r>
+      <w:r>
+        <w:rPr>
+          <w:rFonts w:ascii="Garamond" w:hAnsi="Garamond"/>
+          <w:sz w:val="22"/>
+          <w:szCs w:val="22"/>
+        </w:rPr>
+        <w:t>DEL</w:t>
+      </w:r>
+      <w:r>
+        <w:rPr>
+          <w:rFonts w:ascii="Garamond" w:hAnsi="Garamond"/>
+          <w:spacing w:val="-10"/>
+          <w:sz w:val="22"/>
+          <w:szCs w:val="22"/>
+        </w:rPr>
+        <w:t xml:space="preserve"> </w:t>
+      </w:r>
+      <w:r>
+        <w:rPr>
+          <w:rFonts w:ascii="Garamond" w:hAnsi="Garamond"/>
+          <w:spacing w:val="-2"/>
+          <w:sz w:val="22"/>
+          <w:szCs w:val="22"/>
+        </w:rPr>
+        <w:t>SERVICIO:</w:t>
+      </w:r>
+      <w:bookmarkStart w:id="5" w:name="VIII._PLAZO_DEL_SERVICIO:"/>
       <w:bookmarkEnd w:id="5"/>
-      <w:r>
-        <w:rPr>
-          <w:rFonts w:ascii="Garamond" w:hAnsi="Garamond"/>
-          <w:sz w:val="22"/>
-          <w:szCs w:val="22"/>
-        </w:rPr>
-        <w:t>LUGAR</w:t>
-      </w:r>
-      <w:r>
-        <w:rPr>
-          <w:rFonts w:ascii="Garamond" w:hAnsi="Garamond"/>
-          <w:spacing w:val="-16"/>
-          <w:sz w:val="22"/>
-          <w:szCs w:val="22"/>
-        </w:rPr>
-        <w:t xml:space="preserve"> </w:t>
-      </w:r>
-      <w:r>
-        <w:rPr>
-          <w:rFonts w:ascii="Garamond" w:hAnsi="Garamond"/>
-          <w:sz w:val="22"/>
-          <w:szCs w:val="22"/>
-        </w:rPr>
-        <w:t>DE</w:t>
-      </w:r>
-      <w:r>
-        <w:rPr>
-          <w:rFonts w:ascii="Garamond" w:hAnsi="Garamond"/>
-          <w:spacing w:val="-12"/>
-          <w:sz w:val="22"/>
-          <w:szCs w:val="22"/>
-        </w:rPr>
-        <w:t xml:space="preserve"> </w:t>
-      </w:r>
-      <w:r>
-        <w:rPr>
-          <w:rFonts w:ascii="Garamond" w:hAnsi="Garamond"/>
-          <w:sz w:val="22"/>
-          <w:szCs w:val="22"/>
-        </w:rPr>
-        <w:t>PRESTACIÓN</w:t>
-      </w:r>
-      <w:r>
-        <w:rPr>
-          <w:rFonts w:ascii="Garamond" w:hAnsi="Garamond"/>
-          <w:spacing w:val="-11"/>
-          <w:sz w:val="22"/>
-          <w:szCs w:val="22"/>
-        </w:rPr>
-        <w:t xml:space="preserve"> </w:t>
-      </w:r>
-      <w:r>
-        <w:rPr>
-          <w:rFonts w:ascii="Garamond" w:hAnsi="Garamond"/>
-          <w:sz w:val="22"/>
-          <w:szCs w:val="22"/>
-        </w:rPr>
-        <w:t>DEL</w:t>
-      </w:r>
-      <w:r>
-        <w:rPr>
-          <w:rFonts w:ascii="Garamond" w:hAnsi="Garamond"/>
-          <w:spacing w:val="-10"/>
-          <w:sz w:val="22"/>
-          <w:szCs w:val="22"/>
-        </w:rPr>
-        <w:t xml:space="preserve"> </w:t>
-      </w:r>
-      <w:r>
-        <w:rPr>
-          <w:rFonts w:ascii="Garamond" w:hAnsi="Garamond"/>
-          <w:spacing w:val="-2"/>
-          <w:sz w:val="22"/>
-          <w:szCs w:val="22"/>
-        </w:rPr>
-        <w:t>SERVICIO:</w:t>
-      </w:r>
-      <w:bookmarkStart w:id="6" w:name="VIII._PLAZO_DEL_SERVICIO:"/>
-      <w:bookmarkEnd w:id="6"/>
     </w:p>
     <w:p>
       <w:pPr>
@@ -2154,8 +2152,8 @@
           <w:szCs w:val="22"/>
         </w:rPr>
       </w:pPr>
-      <w:bookmarkStart w:id="7" w:name="IX._MONTO_REFERENCIAL:"/>
-      <w:bookmarkEnd w:id="7"/>
+      <w:bookmarkStart w:id="6" w:name="IX._MONTO_REFERENCIAL:"/>
+      <w:bookmarkEnd w:id="6"/>
       <w:r>
         <w:rPr>
           <w:rFonts w:ascii="Garamond" w:hAnsi="Garamond"/>
@@ -2727,7 +2725,14 @@
           <w:rFonts w:ascii="Garamond" w:hAnsi="Garamond"/>
           <w:b/>
         </w:rPr>
-        <w:t>Mg.</w:t>
+        <w:t>Dr</w:t>
+      </w:r>
+      <w:r>
+        <w:rPr>
+          <w:rFonts w:ascii="Garamond" w:hAnsi="Garamond"/>
+          <w:b/>
+        </w:rPr>
+        <w:t>.</w:t>
       </w:r>
       <w:r>
         <w:rPr>
@@ -2742,53 +2747,14 @@
           <w:rFonts w:ascii="Garamond" w:hAnsi="Garamond"/>
           <w:b/>
         </w:rPr>
-        <w:t>Jacobo</w:t>
+        <w:t>Marcel Martín</w:t>
       </w:r>
       <w:r>
         <w:rPr>
           <w:rFonts w:ascii="Garamond" w:hAnsi="Garamond"/>
           <w:b/>
-          <w:spacing w:val="-9"/>
-        </w:rPr>
-        <w:t xml:space="preserve"> </w:t>
-      </w:r>
-      <w:r>
-        <w:rPr>
-          <w:rFonts w:ascii="Garamond" w:hAnsi="Garamond"/>
-          <w:b/>
-        </w:rPr>
-        <w:t>Virgilio</w:t>
-      </w:r>
-      <w:r>
-        <w:rPr>
-          <w:rFonts w:ascii="Garamond" w:hAnsi="Garamond"/>
-          <w:b/>
-          <w:spacing w:val="-9"/>
-        </w:rPr>
-        <w:t xml:space="preserve"> </w:t>
-      </w:r>
-      <w:r>
-        <w:rPr>
-          <w:rFonts w:ascii="Garamond" w:hAnsi="Garamond"/>
-          <w:b/>
-        </w:rPr>
-        <w:t>Alva</w:t>
-      </w:r>
-      <w:r>
-        <w:rPr>
-          <w:rFonts w:ascii="Garamond" w:hAnsi="Garamond"/>
-          <w:b/>
-          <w:spacing w:val="-20"/>
-        </w:rPr>
-        <w:t xml:space="preserve"> </w:t>
-      </w:r>
-      <w:r>
-        <w:rPr>
-          <w:rFonts w:ascii="Garamond" w:hAnsi="Garamond"/>
-          <w:b/>
-          <w:spacing w:val="-4"/>
-        </w:rPr>
-        <w:t>Mendo</w:t>
+        </w:rPr>
+        <w:t xml:space="preserve"> Velázquez Castro</w:t>
       </w:r>
     </w:p>
     <w:p>
@@ -2810,9 +2776,18 @@
       <w:r>
         <w:rPr>
           <w:rFonts w:ascii="Garamond" w:hAnsi="Garamond"/>
+          <w:spacing w:val="-2"/>
+        </w:rPr>
+        <w:t xml:space="preserve"> </w:t>
+      </w:r>
+      <w:bookmarkStart w:id="7" w:name="_GoBack"/>
+      <w:bookmarkEnd w:id="7"/>
+      <w:r>
+        <w:rPr>
+          <w:rFonts w:ascii="Garamond" w:hAnsi="Garamond"/>
           <w:spacing w:val="5"/>
         </w:rPr>
-        <w:t xml:space="preserve"> </w:t>
+        <w:t xml:space="preserve">(e) </w:t>
       </w:r>
       <w:r>
         <w:rPr>

--- a/Modelos_documentos/tdr_tipoC_.docx
+++ b/Modelos_documentos/tdr_tipoC_.docx
@@ -2712,139 +2712,95 @@
     </w:p>
     <w:p>
       <w:pPr>
+        <w:pStyle w:val="Textoindependiente"/>
         <w:spacing w:line="276" w:lineRule="auto"/>
-        <w:ind w:right="-2"/>
         <w:jc w:val="center"/>
         <w:rPr>
           <w:rFonts w:ascii="Garamond" w:hAnsi="Garamond"/>
           <w:b/>
+          <w:sz w:val="24"/>
+          <w:szCs w:val="22"/>
         </w:rPr>
       </w:pPr>
       <w:r>
         <w:rPr>
           <w:rFonts w:ascii="Garamond" w:hAnsi="Garamond"/>
           <w:b/>
-        </w:rPr>
-        <w:t>Dr</w:t>
-      </w:r>
+          <w:sz w:val="24"/>
+          <w:szCs w:val="22"/>
+        </w:rPr>
+        <w:t xml:space="preserve">Dr. </w:t>
+      </w:r>
+      <w:proofErr w:type="spellStart"/>
       <w:r>
         <w:rPr>
           <w:rFonts w:ascii="Garamond" w:hAnsi="Garamond"/>
           <w:b/>
-        </w:rPr>
-        <w:t>.</w:t>
-      </w:r>
+          <w:sz w:val="24"/>
+          <w:szCs w:val="22"/>
+        </w:rPr>
+        <w:t>Giullaume</w:t>
+      </w:r>
+      <w:proofErr w:type="spellEnd"/>
       <w:r>
         <w:rPr>
           <w:rFonts w:ascii="Garamond" w:hAnsi="Garamond"/>
           <w:b/>
-          <w:spacing w:val="-14"/>
-        </w:rPr>
-        <w:t xml:space="preserve"> </w:t>
-      </w:r>
+          <w:sz w:val="24"/>
+          <w:szCs w:val="22"/>
+        </w:rPr>
+        <w:t xml:space="preserve"> </w:t>
+      </w:r>
+      <w:proofErr w:type="spellStart"/>
       <w:r>
         <w:rPr>
           <w:rFonts w:ascii="Garamond" w:hAnsi="Garamond"/>
           <w:b/>
-        </w:rPr>
-        <w:t>Marcel Martín</w:t>
-      </w:r>
-      <w:r>
-        <w:rPr>
-          <w:rFonts w:ascii="Garamond" w:hAnsi="Garamond"/>
-          <w:b/>
-        </w:rPr>
-        <w:t xml:space="preserve"> Velázquez Castro</w:t>
-      </w:r>
-    </w:p>
-    <w:p>
-      <w:pPr>
-        <w:ind w:right="-2"/>
+          <w:sz w:val="24"/>
+          <w:szCs w:val="22"/>
+        </w:rPr>
+        <w:t>Oisel</w:t>
+      </w:r>
+      <w:proofErr w:type="spellEnd"/>
+    </w:p>
+    <w:p>
+      <w:pPr>
+        <w:pStyle w:val="Textoindependiente"/>
+        <w:spacing w:line="276" w:lineRule="auto"/>
         <w:jc w:val="center"/>
         <w:rPr>
           <w:rFonts w:ascii="Garamond" w:hAnsi="Garamond"/>
-          <w:spacing w:val="-2"/>
-        </w:rPr>
-      </w:pPr>
-      <w:r>
-        <w:rPr>
-          <w:rFonts w:ascii="Garamond" w:hAnsi="Garamond"/>
-          <w:spacing w:val="-2"/>
-        </w:rPr>
-        <w:t>Director</w:t>
-      </w:r>
-      <w:r>
-        <w:rPr>
-          <w:rFonts w:ascii="Garamond" w:hAnsi="Garamond"/>
-          <w:spacing w:val="-2"/>
-        </w:rPr>
-        <w:t xml:space="preserve"> </w:t>
+          <w:sz w:val="24"/>
+          <w:szCs w:val="22"/>
+        </w:rPr>
+      </w:pPr>
+      <w:r>
+        <w:rPr>
+          <w:rFonts w:ascii="Garamond" w:hAnsi="Garamond"/>
+          <w:sz w:val="24"/>
+          <w:szCs w:val="22"/>
+        </w:rPr>
+        <w:t>Director de la Dirección Académica</w:t>
       </w:r>
       <w:bookmarkStart w:id="7" w:name="_GoBack"/>
       <w:bookmarkEnd w:id="7"/>
-      <w:r>
-        <w:rPr>
-          <w:rFonts w:ascii="Garamond" w:hAnsi="Garamond"/>
-          <w:spacing w:val="5"/>
-        </w:rPr>
-        <w:t xml:space="preserve">(e) </w:t>
-      </w:r>
-      <w:r>
-        <w:rPr>
-          <w:rFonts w:ascii="Garamond" w:hAnsi="Garamond"/>
-          <w:spacing w:val="-2"/>
-        </w:rPr>
-        <w:t>de</w:t>
-      </w:r>
-      <w:r>
-        <w:rPr>
-          <w:rFonts w:ascii="Garamond" w:hAnsi="Garamond"/>
-          <w:spacing w:val="-2"/>
-        </w:rPr>
-        <w:t xml:space="preserve"> la</w:t>
-      </w:r>
-      <w:r>
-        <w:rPr>
-          <w:rFonts w:ascii="Garamond" w:hAnsi="Garamond"/>
-          <w:spacing w:val="-2"/>
-        </w:rPr>
-        <w:t xml:space="preserve"> Dirección de </w:t>
-      </w:r>
-      <w:r>
-        <w:rPr>
-          <w:rFonts w:ascii="Garamond" w:hAnsi="Garamond"/>
-          <w:spacing w:val="-2"/>
-        </w:rPr>
-        <w:t>Gestión</w:t>
-      </w:r>
-      <w:r>
-        <w:rPr>
-          <w:rFonts w:ascii="Garamond" w:hAnsi="Garamond"/>
-          <w:spacing w:val="1"/>
-        </w:rPr>
-        <w:t xml:space="preserve"> </w:t>
-      </w:r>
-      <w:r>
-        <w:rPr>
-          <w:rFonts w:ascii="Garamond" w:hAnsi="Garamond"/>
-          <w:spacing w:val="-2"/>
-        </w:rPr>
-        <w:t>Institucional</w:t>
-      </w:r>
-    </w:p>
-    <w:p>
-      <w:pPr>
-        <w:ind w:right="-2"/>
+    </w:p>
+    <w:p>
+      <w:pPr>
+        <w:pStyle w:val="Textoindependiente"/>
+        <w:spacing w:line="276" w:lineRule="auto"/>
         <w:jc w:val="center"/>
         <w:rPr>
           <w:rFonts w:ascii="Garamond" w:hAnsi="Garamond"/>
-          <w:spacing w:val="-2"/>
-        </w:rPr>
-      </w:pPr>
-      <w:r>
-        <w:rPr>
-          <w:rFonts w:ascii="Garamond" w:hAnsi="Garamond"/>
-          <w:spacing w:val="-2"/>
+          <w:sz w:val="24"/>
+          <w:szCs w:val="22"/>
+        </w:rPr>
+      </w:pPr>
+      <w:r>
+        <w:rPr>
+          <w:rFonts w:ascii="Garamond" w:hAnsi="Garamond"/>
+          <w:sz w:val="24"/>
+          <w:szCs w:val="22"/>
         </w:rPr>
         <w:t>Centro de Idiomas de la UNMSM</w:t>
       </w:r>

--- a/Modelos_documentos/tdr_tipoC_.docx
+++ b/Modelos_documentos/tdr_tipoC_.docx
@@ -2578,32 +2578,16 @@
           <w:spacing w:val="-12"/>
           <w:szCs w:val="22"/>
         </w:rPr>
-        <w:t xml:space="preserve">Dirección de </w:t>
-      </w:r>
-      <w:r>
-        <w:rPr>
-          <w:rFonts w:ascii="Garamond" w:hAnsi="Garamond"/>
-          <w:b w:val="0"/>
-          <w:szCs w:val="22"/>
-        </w:rPr>
-        <w:t>Gestión</w:t>
-      </w:r>
-      <w:r>
-        <w:rPr>
-          <w:rFonts w:ascii="Garamond" w:hAnsi="Garamond"/>
-          <w:b w:val="0"/>
-          <w:spacing w:val="-10"/>
-          <w:szCs w:val="22"/>
-        </w:rPr>
-        <w:t xml:space="preserve"> </w:t>
-      </w:r>
-      <w:r>
-        <w:rPr>
-          <w:rFonts w:ascii="Garamond" w:hAnsi="Garamond"/>
-          <w:b w:val="0"/>
-          <w:szCs w:val="22"/>
-        </w:rPr>
-        <w:t>Institucional</w:t>
+        <w:t xml:space="preserve">Dirección </w:t>
+      </w:r>
+      <w:r>
+        <w:rPr>
+          <w:rFonts w:ascii="Garamond" w:hAnsi="Garamond"/>
+          <w:b w:val="0"/>
+          <w:spacing w:val="-12"/>
+          <w:szCs w:val="22"/>
+        </w:rPr>
+        <w:t>Académica</w:t>
       </w:r>
       <w:r>
         <w:rPr>
@@ -2731,7 +2715,8 @@
         </w:rPr>
         <w:t xml:space="preserve">Dr. </w:t>
       </w:r>
-      <w:proofErr w:type="spellStart"/>
+      <w:bookmarkStart w:id="7" w:name="_GoBack"/>
+      <w:bookmarkEnd w:id="7"/>
       <w:r>
         <w:rPr>
           <w:rFonts w:ascii="Garamond" w:hAnsi="Garamond"/>
@@ -2739,7 +2724,73 @@
           <w:sz w:val="24"/>
           <w:szCs w:val="22"/>
         </w:rPr>
-        <w:t>Giullaume</w:t>
+        <w:t>G</w:t>
+      </w:r>
+      <w:r>
+        <w:rPr>
+          <w:rFonts w:ascii="Garamond" w:hAnsi="Garamond"/>
+          <w:b/>
+          <w:sz w:val="24"/>
+          <w:szCs w:val="22"/>
+        </w:rPr>
+        <w:t>u</w:t>
+      </w:r>
+      <w:r>
+        <w:rPr>
+          <w:rFonts w:ascii="Garamond" w:hAnsi="Garamond"/>
+          <w:b/>
+          <w:sz w:val="24"/>
+          <w:szCs w:val="22"/>
+        </w:rPr>
+        <w:t>i</w:t>
+      </w:r>
+      <w:r>
+        <w:rPr>
+          <w:rFonts w:ascii="Garamond" w:hAnsi="Garamond"/>
+          <w:b/>
+          <w:sz w:val="24"/>
+          <w:szCs w:val="22"/>
+        </w:rPr>
+        <w:t>llaume</w:t>
+      </w:r>
+      <w:r>
+        <w:rPr>
+          <w:rFonts w:ascii="Garamond" w:hAnsi="Garamond"/>
+          <w:b/>
+          <w:sz w:val="24"/>
+          <w:szCs w:val="22"/>
+        </w:rPr>
+        <w:t xml:space="preserve"> </w:t>
+      </w:r>
+      <w:proofErr w:type="spellStart"/>
+      <w:r>
+        <w:rPr>
+          <w:rFonts w:ascii="Garamond" w:hAnsi="Garamond"/>
+          <w:b/>
+          <w:sz w:val="24"/>
+          <w:szCs w:val="22"/>
+        </w:rPr>
+        <w:t>Yannick</w:t>
+      </w:r>
+      <w:proofErr w:type="spellEnd"/>
+      <w:r>
+        <w:rPr>
+          <w:rFonts w:ascii="Garamond" w:hAnsi="Garamond"/>
+          <w:b/>
+          <w:sz w:val="24"/>
+          <w:szCs w:val="22"/>
+        </w:rPr>
+        <w:t xml:space="preserve"> </w:t>
+      </w:r>
+      <w:proofErr w:type="spellStart"/>
+      <w:r>
+        <w:rPr>
+          <w:rFonts w:ascii="Garamond" w:hAnsi="Garamond"/>
+          <w:b/>
+          <w:sz w:val="24"/>
+          <w:szCs w:val="22"/>
+        </w:rPr>
+        <w:t>Serge</w:t>
       </w:r>
       <w:proofErr w:type="spellEnd"/>
       <w:r>
@@ -2782,8 +2833,6 @@
         </w:rPr>
         <w:t>Director de la Dirección Académica</w:t>
       </w:r>
-      <w:bookmarkStart w:id="7" w:name="_GoBack"/>
-      <w:bookmarkEnd w:id="7"/>
     </w:p>
     <w:p>
       <w:pPr>

--- a/Modelos_documentos/tdr_tipoC_.docx
+++ b/Modelos_documentos/tdr_tipoC_.docx
@@ -1,6 +1,6 @@
 
 <file path=word/document.xml><?xml version="1.0" encoding="utf-8"?>
-<w:document xmlns:wpc="http://schemas.microsoft.com/office/word/2010/wordprocessingCanvas" xmlns:cx="http://schemas.microsoft.com/office/drawing/2014/chartex" xmlns:mc="http://schemas.openxmlformats.org/markup-compatibility/2006" xmlns:o="urn:schemas-microsoft-com:office:office" xmlns:r="http://schemas.openxmlformats.org/officeDocument/2006/relationships" xmlns:m="http://schemas.openxmlformats.org/officeDocument/2006/math" xmlns:v="urn:schemas-microsoft-com:vml" xmlns:wp14="http://schemas.microsoft.com/office/word/2010/wordprocessingDrawing" xmlns:wp="http://schemas.openxmlformats.org/drawingml/2006/wordprocessingDrawing" xmlns:w10="urn:schemas-microsoft-com:office:word" xmlns:w="http://schemas.openxmlformats.org/wordprocessingml/2006/main" xmlns:w14="http://schemas.microsoft.com/office/word/2010/wordml" xmlns:w15="http://schemas.microsoft.com/office/word/2012/wordml" xmlns:w16se="http://schemas.microsoft.com/office/word/2015/wordml/symex" xmlns:wpg="http://schemas.microsoft.com/office/word/2010/wordprocessingGroup" xmlns:wpi="http://schemas.microsoft.com/office/word/2010/wordprocessingInk" xmlns:wne="http://schemas.microsoft.com/office/word/2006/wordml" xmlns:wps="http://schemas.microsoft.com/office/word/2010/wordprocessingShape" mc:Ignorable="w14 w15 w16se wp14">
+<w:document xmlns:wpc="http://schemas.microsoft.com/office/word/2010/wordprocessingCanvas" xmlns:cx="http://schemas.microsoft.com/office/drawing/2014/chartex" xmlns:cx1="http://schemas.microsoft.com/office/drawing/2015/9/8/chartex" xmlns:cx2="http://schemas.microsoft.com/office/drawing/2015/10/21/chartex" xmlns:cx3="http://schemas.microsoft.com/office/drawing/2016/5/9/chartex" xmlns:cx4="http://schemas.microsoft.com/office/drawing/2016/5/10/chartex" xmlns:cx5="http://schemas.microsoft.com/office/drawing/2016/5/11/chartex" xmlns:cx6="http://schemas.microsoft.com/office/drawing/2016/5/12/chartex" xmlns:cx7="http://schemas.microsoft.com/office/drawing/2016/5/13/chartex" xmlns:cx8="http://schemas.microsoft.com/office/drawing/2016/5/14/chartex" xmlns:mc="http://schemas.openxmlformats.org/markup-compatibility/2006" xmlns:aink="http://schemas.microsoft.com/office/drawing/2016/ink" xmlns:am3d="http://schemas.microsoft.com/office/drawing/2017/model3d" xmlns:o="urn:schemas-microsoft-com:office:office" xmlns:oel="http://schemas.microsoft.com/office/2019/extlst" xmlns:r="http://schemas.openxmlformats.org/officeDocument/2006/relationships" xmlns:m="http://schemas.openxmlformats.org/officeDocument/2006/math" xmlns:v="urn:schemas-microsoft-com:vml" xmlns:wp14="http://schemas.microsoft.com/office/word/2010/wordprocessingDrawing" xmlns:wp="http://schemas.openxmlformats.org/drawingml/2006/wordprocessingDrawing" xmlns:w10="urn:schemas-microsoft-com:office:word" xmlns:w="http://schemas.openxmlformats.org/wordprocessingml/2006/main" xmlns:w14="http://schemas.microsoft.com/office/word/2010/wordml" xmlns:w15="http://schemas.microsoft.com/office/word/2012/wordml" xmlns:w16cex="http://schemas.microsoft.com/office/word/2018/wordml/cex" xmlns:w16cid="http://schemas.microsoft.com/office/word/2016/wordml/cid" xmlns:w16="http://schemas.microsoft.com/office/word/2018/wordml" xmlns:w16du="http://schemas.microsoft.com/office/word/2023/wordml/word16du" xmlns:w16sdtdh="http://schemas.microsoft.com/office/word/2020/wordml/sdtdatahash" xmlns:w16sdtfl="http://schemas.microsoft.com/office/word/2024/wordml/sdtformatlock" xmlns:w16se="http://schemas.microsoft.com/office/word/2015/wordml/symex" xmlns:wpg="http://schemas.microsoft.com/office/word/2010/wordprocessingGroup" xmlns:wpi="http://schemas.microsoft.com/office/word/2010/wordprocessingInk" xmlns:wne="http://schemas.microsoft.com/office/word/2006/wordml" xmlns:wps="http://schemas.microsoft.com/office/word/2010/wordprocessingShape" mc:Ignorable="w14 w15 w16se w16cid w16 w16cex w16sdtdh w16sdtfl w16du wp14">
   <w:body>
     <w:p>
       <w:pPr>
@@ -2713,106 +2713,8 @@
           <w:sz w:val="24"/>
           <w:szCs w:val="22"/>
         </w:rPr>
-        <w:t xml:space="preserve">Dr. </w:t>
-      </w:r>
-      <w:bookmarkStart w:id="7" w:name="_GoBack"/>
-      <w:bookmarkEnd w:id="7"/>
-      <w:r>
-        <w:rPr>
-          <w:rFonts w:ascii="Garamond" w:hAnsi="Garamond"/>
-          <w:b/>
-          <w:sz w:val="24"/>
-          <w:szCs w:val="22"/>
-        </w:rPr>
-        <w:t>G</w:t>
-      </w:r>
-      <w:r>
-        <w:rPr>
-          <w:rFonts w:ascii="Garamond" w:hAnsi="Garamond"/>
-          <w:b/>
-          <w:sz w:val="24"/>
-          <w:szCs w:val="22"/>
-        </w:rPr>
-        <w:t>u</w:t>
-      </w:r>
-      <w:r>
-        <w:rPr>
-          <w:rFonts w:ascii="Garamond" w:hAnsi="Garamond"/>
-          <w:b/>
-          <w:sz w:val="24"/>
-          <w:szCs w:val="22"/>
-        </w:rPr>
-        <w:t>i</w:t>
-      </w:r>
-      <w:r>
-        <w:rPr>
-          <w:rFonts w:ascii="Garamond" w:hAnsi="Garamond"/>
-          <w:b/>
-          <w:sz w:val="24"/>
-          <w:szCs w:val="22"/>
-        </w:rPr>
-        <w:t>llaume</w:t>
-      </w:r>
-      <w:r>
-        <w:rPr>
-          <w:rFonts w:ascii="Garamond" w:hAnsi="Garamond"/>
-          <w:b/>
-          <w:sz w:val="24"/>
-          <w:szCs w:val="22"/>
-        </w:rPr>
-        <w:t xml:space="preserve"> </w:t>
-      </w:r>
-      <w:proofErr w:type="spellStart"/>
-      <w:r>
-        <w:rPr>
-          <w:rFonts w:ascii="Garamond" w:hAnsi="Garamond"/>
-          <w:b/>
-          <w:sz w:val="24"/>
-          <w:szCs w:val="22"/>
-        </w:rPr>
-        <w:t>Yannick</w:t>
-      </w:r>
-      <w:proofErr w:type="spellEnd"/>
-      <w:r>
-        <w:rPr>
-          <w:rFonts w:ascii="Garamond" w:hAnsi="Garamond"/>
-          <w:b/>
-          <w:sz w:val="24"/>
-          <w:szCs w:val="22"/>
-        </w:rPr>
-        <w:t xml:space="preserve"> </w:t>
-      </w:r>
-      <w:proofErr w:type="spellStart"/>
-      <w:r>
-        <w:rPr>
-          <w:rFonts w:ascii="Garamond" w:hAnsi="Garamond"/>
-          <w:b/>
-          <w:sz w:val="24"/>
-          <w:szCs w:val="22"/>
-        </w:rPr>
-        <w:t>Serge</w:t>
-      </w:r>
-      <w:proofErr w:type="spellEnd"/>
-      <w:r>
-        <w:rPr>
-          <w:rFonts w:ascii="Garamond" w:hAnsi="Garamond"/>
-          <w:b/>
-          <w:sz w:val="24"/>
-          <w:szCs w:val="22"/>
-        </w:rPr>
-        <w:t xml:space="preserve"> </w:t>
-      </w:r>
-      <w:proofErr w:type="spellStart"/>
-      <w:r>
-        <w:rPr>
-          <w:rFonts w:ascii="Garamond" w:hAnsi="Garamond"/>
-          <w:b/>
-          <w:sz w:val="24"/>
-          <w:szCs w:val="22"/>
-        </w:rPr>
-        <w:t>Oisel</w:t>
-      </w:r>
-      <w:proofErr w:type="spellEnd"/>
+        <w:t>Mg. Yolanda Ruth Julca Estrada</w:t>
+      </w:r>
     </w:p>
     <w:p>
       <w:pPr>
@@ -2831,7 +2733,7 @@
           <w:sz w:val="24"/>
           <w:szCs w:val="22"/>
         </w:rPr>
-        <w:t>Director de la Dirección Académica</w:t>
+        <w:t>Directora de la Dirección Académica</w:t>
       </w:r>
     </w:p>
     <w:p>
@@ -2866,7 +2768,7 @@
 </file>
 
 <file path=word/endnotes.xml><?xml version="1.0" encoding="utf-8"?>
-<w:endnotes xmlns:wpc="http://schemas.microsoft.com/office/word/2010/wordprocessingCanvas" xmlns:cx="http://schemas.microsoft.com/office/drawing/2014/chartex" xmlns:mc="http://schemas.openxmlformats.org/markup-compatibility/2006" xmlns:o="urn:schemas-microsoft-com:office:office" xmlns:r="http://schemas.openxmlformats.org/officeDocument/2006/relationships" xmlns:m="http://schemas.openxmlformats.org/officeDocument/2006/math" xmlns:v="urn:schemas-microsoft-com:vml" xmlns:wp14="http://schemas.microsoft.com/office/word/2010/wordprocessingDrawing" xmlns:wp="http://schemas.openxmlformats.org/drawingml/2006/wordprocessingDrawing" xmlns:w10="urn:schemas-microsoft-com:office:word" xmlns:w="http://schemas.openxmlformats.org/wordprocessingml/2006/main" xmlns:w14="http://schemas.microsoft.com/office/word/2010/wordml" xmlns:w15="http://schemas.microsoft.com/office/word/2012/wordml" xmlns:w16se="http://schemas.microsoft.com/office/word/2015/wordml/symex" xmlns:wpg="http://schemas.microsoft.com/office/word/2010/wordprocessingGroup" xmlns:wpi="http://schemas.microsoft.com/office/word/2010/wordprocessingInk" xmlns:wne="http://schemas.microsoft.com/office/word/2006/wordml" xmlns:wps="http://schemas.microsoft.com/office/word/2010/wordprocessingShape" mc:Ignorable="w14 w15 w16se wp14">
+<w:endnotes xmlns:wpc="http://schemas.microsoft.com/office/word/2010/wordprocessingCanvas" xmlns:cx="http://schemas.microsoft.com/office/drawing/2014/chartex" xmlns:cx1="http://schemas.microsoft.com/office/drawing/2015/9/8/chartex" xmlns:cx2="http://schemas.microsoft.com/office/drawing/2015/10/21/chartex" xmlns:cx3="http://schemas.microsoft.com/office/drawing/2016/5/9/chartex" xmlns:cx4="http://schemas.microsoft.com/office/drawing/2016/5/10/chartex" xmlns:cx5="http://schemas.microsoft.com/office/drawing/2016/5/11/chartex" xmlns:cx6="http://schemas.microsoft.com/office/drawing/2016/5/12/chartex" xmlns:cx7="http://schemas.microsoft.com/office/drawing/2016/5/13/chartex" xmlns:cx8="http://schemas.microsoft.com/office/drawing/2016/5/14/chartex" xmlns:mc="http://schemas.openxmlformats.org/markup-compatibility/2006" xmlns:aink="http://schemas.microsoft.com/office/drawing/2016/ink" xmlns:am3d="http://schemas.microsoft.com/office/drawing/2017/model3d" xmlns:o="urn:schemas-microsoft-com:office:office" xmlns:oel="http://schemas.microsoft.com/office/2019/extlst" xmlns:r="http://schemas.openxmlformats.org/officeDocument/2006/relationships" xmlns:m="http://schemas.openxmlformats.org/officeDocument/2006/math" xmlns:v="urn:schemas-microsoft-com:vml" xmlns:wp14="http://schemas.microsoft.com/office/word/2010/wordprocessingDrawing" xmlns:wp="http://schemas.openxmlformats.org/drawingml/2006/wordprocessingDrawing" xmlns:w10="urn:schemas-microsoft-com:office:word" xmlns:w="http://schemas.openxmlformats.org/wordprocessingml/2006/main" xmlns:w14="http://schemas.microsoft.com/office/word/2010/wordml" xmlns:w15="http://schemas.microsoft.com/office/word/2012/wordml" xmlns:w16cex="http://schemas.microsoft.com/office/word/2018/wordml/cex" xmlns:w16cid="http://schemas.microsoft.com/office/word/2016/wordml/cid" xmlns:w16="http://schemas.microsoft.com/office/word/2018/wordml" xmlns:w16du="http://schemas.microsoft.com/office/word/2023/wordml/word16du" xmlns:w16sdtdh="http://schemas.microsoft.com/office/word/2020/wordml/sdtdatahash" xmlns:w16sdtfl="http://schemas.microsoft.com/office/word/2024/wordml/sdtformatlock" xmlns:w16se="http://schemas.microsoft.com/office/word/2015/wordml/symex" xmlns:wpg="http://schemas.microsoft.com/office/word/2010/wordprocessingGroup" xmlns:wpi="http://schemas.microsoft.com/office/word/2010/wordprocessingInk" xmlns:wne="http://schemas.microsoft.com/office/word/2006/wordml" xmlns:wps="http://schemas.microsoft.com/office/word/2010/wordprocessingShape" mc:Ignorable="w14 w15 w16se w16cid w16 w16cex w16sdtdh w16sdtfl w16du wp14">
   <w:endnote w:type="separator" w:id="-1">
     <w:p>
       <w:r>
@@ -2885,7 +2787,7 @@
 </file>
 
 <file path=word/footnotes.xml><?xml version="1.0" encoding="utf-8"?>
-<w:footnotes xmlns:wpc="http://schemas.microsoft.com/office/word/2010/wordprocessingCanvas" xmlns:cx="http://schemas.microsoft.com/office/drawing/2014/chartex" xmlns:mc="http://schemas.openxmlformats.org/markup-compatibility/2006" xmlns:o="urn:schemas-microsoft-com:office:office" xmlns:r="http://schemas.openxmlformats.org/officeDocument/2006/relationships" xmlns:m="http://schemas.openxmlformats.org/officeDocument/2006/math" xmlns:v="urn:schemas-microsoft-com:vml" xmlns:wp14="http://schemas.microsoft.com/office/word/2010/wordprocessingDrawing" xmlns:wp="http://schemas.openxmlformats.org/drawingml/2006/wordprocessingDrawing" xmlns:w10="urn:schemas-microsoft-com:office:word" xmlns:w="http://schemas.openxmlformats.org/wordprocessingml/2006/main" xmlns:w14="http://schemas.microsoft.com/office/word/2010/wordml" xmlns:w15="http://schemas.microsoft.com/office/word/2012/wordml" xmlns:w16se="http://schemas.microsoft.com/office/word/2015/wordml/symex" xmlns:wpg="http://schemas.microsoft.com/office/word/2010/wordprocessingGroup" xmlns:wpi="http://schemas.microsoft.com/office/word/2010/wordprocessingInk" xmlns:wne="http://schemas.microsoft.com/office/word/2006/wordml" xmlns:wps="http://schemas.microsoft.com/office/word/2010/wordprocessingShape" mc:Ignorable="w14 w15 w16se wp14">
+<w:footnotes xmlns:wpc="http://schemas.microsoft.com/office/word/2010/wordprocessingCanvas" xmlns:cx="http://schemas.microsoft.com/office/drawing/2014/chartex" xmlns:cx1="http://schemas.microsoft.com/office/drawing/2015/9/8/chartex" xmlns:cx2="http://schemas.microsoft.com/office/drawing/2015/10/21/chartex" xmlns:cx3="http://schemas.microsoft.com/office/drawing/2016/5/9/chartex" xmlns:cx4="http://schemas.microsoft.com/office/drawing/2016/5/10/chartex" xmlns:cx5="http://schemas.microsoft.com/office/drawing/2016/5/11/chartex" xmlns:cx6="http://schemas.microsoft.com/office/drawing/2016/5/12/chartex" xmlns:cx7="http://schemas.microsoft.com/office/drawing/2016/5/13/chartex" xmlns:cx8="http://schemas.microsoft.com/office/drawing/2016/5/14/chartex" xmlns:mc="http://schemas.openxmlformats.org/markup-compatibility/2006" xmlns:aink="http://schemas.microsoft.com/office/drawing/2016/ink" xmlns:am3d="http://schemas.microsoft.com/office/drawing/2017/model3d" xmlns:o="urn:schemas-microsoft-com:office:office" xmlns:oel="http://schemas.microsoft.com/office/2019/extlst" xmlns:r="http://schemas.openxmlformats.org/officeDocument/2006/relationships" xmlns:m="http://schemas.openxmlformats.org/officeDocument/2006/math" xmlns:v="urn:schemas-microsoft-com:vml" xmlns:wp14="http://schemas.microsoft.com/office/word/2010/wordprocessingDrawing" xmlns:wp="http://schemas.openxmlformats.org/drawingml/2006/wordprocessingDrawing" xmlns:w10="urn:schemas-microsoft-com:office:word" xmlns:w="http://schemas.openxmlformats.org/wordprocessingml/2006/main" xmlns:w14="http://schemas.microsoft.com/office/word/2010/wordml" xmlns:w15="http://schemas.microsoft.com/office/word/2012/wordml" xmlns:w16cex="http://schemas.microsoft.com/office/word/2018/wordml/cex" xmlns:w16cid="http://schemas.microsoft.com/office/word/2016/wordml/cid" xmlns:w16="http://schemas.microsoft.com/office/word/2018/wordml" xmlns:w16du="http://schemas.microsoft.com/office/word/2023/wordml/word16du" xmlns:w16sdtdh="http://schemas.microsoft.com/office/word/2020/wordml/sdtdatahash" xmlns:w16sdtfl="http://schemas.microsoft.com/office/word/2024/wordml/sdtformatlock" xmlns:w16se="http://schemas.microsoft.com/office/word/2015/wordml/symex" xmlns:wpg="http://schemas.microsoft.com/office/word/2010/wordprocessingGroup" xmlns:wpi="http://schemas.microsoft.com/office/word/2010/wordprocessingInk" xmlns:wne="http://schemas.microsoft.com/office/word/2006/wordml" xmlns:wps="http://schemas.microsoft.com/office/word/2010/wordprocessingShape" mc:Ignorable="w14 w15 w16se w16cid w16 w16cex w16sdtdh w16sdtfl w16du wp14">
   <w:footnote w:type="separator" w:id="-1">
     <w:p>
       <w:r>
@@ -2904,7 +2806,7 @@
 </file>
 
 <file path=word/header1.xml><?xml version="1.0" encoding="utf-8"?>
-<w:hdr xmlns:wpc="http://schemas.microsoft.com/office/word/2010/wordprocessingCanvas" xmlns:cx="http://schemas.microsoft.com/office/drawing/2014/chartex" xmlns:mc="http://schemas.openxmlformats.org/markup-compatibility/2006" xmlns:o="urn:schemas-microsoft-com:office:office" xmlns:r="http://schemas.openxmlformats.org/officeDocument/2006/relationships" xmlns:m="http://schemas.openxmlformats.org/officeDocument/2006/math" xmlns:v="urn:schemas-microsoft-com:vml" xmlns:wp14="http://schemas.microsoft.com/office/word/2010/wordprocessingDrawing" xmlns:wp="http://schemas.openxmlformats.org/drawingml/2006/wordprocessingDrawing" xmlns:w10="urn:schemas-microsoft-com:office:word" xmlns:w="http://schemas.openxmlformats.org/wordprocessingml/2006/main" xmlns:w14="http://schemas.microsoft.com/office/word/2010/wordml" xmlns:w15="http://schemas.microsoft.com/office/word/2012/wordml" xmlns:w16se="http://schemas.microsoft.com/office/word/2015/wordml/symex" xmlns:wpg="http://schemas.microsoft.com/office/word/2010/wordprocessingGroup" xmlns:wpi="http://schemas.microsoft.com/office/word/2010/wordprocessingInk" xmlns:wne="http://schemas.microsoft.com/office/word/2006/wordml" xmlns:wps="http://schemas.microsoft.com/office/word/2010/wordprocessingShape" mc:Ignorable="w14 w15 w16se wp14">
+<w:hdr xmlns:wpc="http://schemas.microsoft.com/office/word/2010/wordprocessingCanvas" xmlns:cx="http://schemas.microsoft.com/office/drawing/2014/chartex" xmlns:cx1="http://schemas.microsoft.com/office/drawing/2015/9/8/chartex" xmlns:cx2="http://schemas.microsoft.com/office/drawing/2015/10/21/chartex" xmlns:cx3="http://schemas.microsoft.com/office/drawing/2016/5/9/chartex" xmlns:cx4="http://schemas.microsoft.com/office/drawing/2016/5/10/chartex" xmlns:cx5="http://schemas.microsoft.com/office/drawing/2016/5/11/chartex" xmlns:cx6="http://schemas.microsoft.com/office/drawing/2016/5/12/chartex" xmlns:cx7="http://schemas.microsoft.com/office/drawing/2016/5/13/chartex" xmlns:cx8="http://schemas.microsoft.com/office/drawing/2016/5/14/chartex" xmlns:mc="http://schemas.openxmlformats.org/markup-compatibility/2006" xmlns:aink="http://schemas.microsoft.com/office/drawing/2016/ink" xmlns:am3d="http://schemas.microsoft.com/office/drawing/2017/model3d" xmlns:o="urn:schemas-microsoft-com:office:office" xmlns:oel="http://schemas.microsoft.com/office/2019/extlst" xmlns:r="http://schemas.openxmlformats.org/officeDocument/2006/relationships" xmlns:m="http://schemas.openxmlformats.org/officeDocument/2006/math" xmlns:v="urn:schemas-microsoft-com:vml" xmlns:wp14="http://schemas.microsoft.com/office/word/2010/wordprocessingDrawing" xmlns:wp="http://schemas.openxmlformats.org/drawingml/2006/wordprocessingDrawing" xmlns:w10="urn:schemas-microsoft-com:office:word" xmlns:w="http://schemas.openxmlformats.org/wordprocessingml/2006/main" xmlns:w14="http://schemas.microsoft.com/office/word/2010/wordml" xmlns:w15="http://schemas.microsoft.com/office/word/2012/wordml" xmlns:w16cex="http://schemas.microsoft.com/office/word/2018/wordml/cex" xmlns:w16cid="http://schemas.microsoft.com/office/word/2016/wordml/cid" xmlns:w16="http://schemas.microsoft.com/office/word/2018/wordml" xmlns:w16du="http://schemas.microsoft.com/office/word/2023/wordml/word16du" xmlns:w16sdtdh="http://schemas.microsoft.com/office/word/2020/wordml/sdtdatahash" xmlns:w16sdtfl="http://schemas.microsoft.com/office/word/2024/wordml/sdtformatlock" xmlns:w16se="http://schemas.microsoft.com/office/word/2015/wordml/symex" xmlns:wpg="http://schemas.microsoft.com/office/word/2010/wordprocessingGroup" xmlns:wpi="http://schemas.microsoft.com/office/word/2010/wordprocessingInk" xmlns:wne="http://schemas.microsoft.com/office/word/2006/wordml" xmlns:wps="http://schemas.microsoft.com/office/word/2010/wordprocessingShape" mc:Ignorable="w14 w15 w16se w16cid w16 w16cex w16sdtdh w16sdtfl w16du wp14">
   <w:p>
     <w:pPr>
       <w:pStyle w:val="Encabezado"/>
@@ -2981,7 +2883,7 @@
 </file>
 
 <file path=word/numbering.xml><?xml version="1.0" encoding="utf-8"?>
-<w:numbering xmlns:wpc="http://schemas.microsoft.com/office/word/2010/wordprocessingCanvas" xmlns:cx="http://schemas.microsoft.com/office/drawing/2014/chartex" xmlns:mc="http://schemas.openxmlformats.org/markup-compatibility/2006" xmlns:o="urn:schemas-microsoft-com:office:office" xmlns:r="http://schemas.openxmlformats.org/officeDocument/2006/relationships" xmlns:m="http://schemas.openxmlformats.org/officeDocument/2006/math" xmlns:v="urn:schemas-microsoft-com:vml" xmlns:wp14="http://schemas.microsoft.com/office/word/2010/wordprocessingDrawing" xmlns:wp="http://schemas.openxmlformats.org/drawingml/2006/wordprocessingDrawing" xmlns:w10="urn:schemas-microsoft-com:office:word" xmlns:w="http://schemas.openxmlformats.org/wordprocessingml/2006/main" xmlns:w14="http://schemas.microsoft.com/office/word/2010/wordml" xmlns:w15="http://schemas.microsoft.com/office/word/2012/wordml" xmlns:w16se="http://schemas.microsoft.com/office/word/2015/wordml/symex" xmlns:wpg="http://schemas.microsoft.com/office/word/2010/wordprocessingGroup" xmlns:wpi="http://schemas.microsoft.com/office/word/2010/wordprocessingInk" xmlns:wne="http://schemas.microsoft.com/office/word/2006/wordml" xmlns:wps="http://schemas.microsoft.com/office/word/2010/wordprocessingShape" mc:Ignorable="w14 w15 w16se wp14">
+<w:numbering xmlns:wpc="http://schemas.microsoft.com/office/word/2010/wordprocessingCanvas" xmlns:cx="http://schemas.microsoft.com/office/drawing/2014/chartex" xmlns:cx1="http://schemas.microsoft.com/office/drawing/2015/9/8/chartex" xmlns:cx2="http://schemas.microsoft.com/office/drawing/2015/10/21/chartex" xmlns:cx3="http://schemas.microsoft.com/office/drawing/2016/5/9/chartex" xmlns:cx4="http://schemas.microsoft.com/office/drawing/2016/5/10/chartex" xmlns:cx5="http://schemas.microsoft.com/office/drawing/2016/5/11/chartex" xmlns:cx6="http://schemas.microsoft.com/office/drawing/2016/5/12/chartex" xmlns:cx7="http://schemas.microsoft.com/office/drawing/2016/5/13/chartex" xmlns:cx8="http://schemas.microsoft.com/office/drawing/2016/5/14/chartex" xmlns:mc="http://schemas.openxmlformats.org/markup-compatibility/2006" xmlns:aink="http://schemas.microsoft.com/office/drawing/2016/ink" xmlns:am3d="http://schemas.microsoft.com/office/drawing/2017/model3d" xmlns:o="urn:schemas-microsoft-com:office:office" xmlns:oel="http://schemas.microsoft.com/office/2019/extlst" xmlns:r="http://schemas.openxmlformats.org/officeDocument/2006/relationships" xmlns:m="http://schemas.openxmlformats.org/officeDocument/2006/math" xmlns:v="urn:schemas-microsoft-com:vml" xmlns:wp14="http://schemas.microsoft.com/office/word/2010/wordprocessingDrawing" xmlns:wp="http://schemas.openxmlformats.org/drawingml/2006/wordprocessingDrawing" xmlns:w10="urn:schemas-microsoft-com:office:word" xmlns:w="http://schemas.openxmlformats.org/wordprocessingml/2006/main" xmlns:w14="http://schemas.microsoft.com/office/word/2010/wordml" xmlns:w15="http://schemas.microsoft.com/office/word/2012/wordml" xmlns:w16cex="http://schemas.microsoft.com/office/word/2018/wordml/cex" xmlns:w16cid="http://schemas.microsoft.com/office/word/2016/wordml/cid" xmlns:w16="http://schemas.microsoft.com/office/word/2018/wordml" xmlns:w16du="http://schemas.microsoft.com/office/word/2023/wordml/word16du" xmlns:w16sdtdh="http://schemas.microsoft.com/office/word/2020/wordml/sdtdatahash" xmlns:w16sdtfl="http://schemas.microsoft.com/office/word/2024/wordml/sdtformatlock" xmlns:w16se="http://schemas.microsoft.com/office/word/2015/wordml/symex" xmlns:wpg="http://schemas.microsoft.com/office/word/2010/wordprocessingGroup" xmlns:wpi="http://schemas.microsoft.com/office/word/2010/wordprocessingInk" xmlns:wne="http://schemas.microsoft.com/office/word/2006/wordml" xmlns:wps="http://schemas.microsoft.com/office/word/2010/wordprocessingShape" mc:Ignorable="w14 w15 w16se w16cid w16 w16cex w16sdtdh w16sdtfl w16du wp14">
   <w:abstractNum w:abstractNumId="0" w15:restartNumberingAfterBreak="0">
     <w:nsid w:val="568B6821"/>
     <w:multiLevelType w:val="hybridMultilevel"/>
@@ -2993,7 +2895,6 @@
       <w:lvlJc w:val="left"/>
       <w:pPr>
         <w:ind w:left="568" w:hanging="567"/>
-        <w:jc w:val="left"/>
       </w:pPr>
       <w:rPr>
         <w:rFonts w:ascii="Arial" w:eastAsia="Arial" w:hAnsi="Arial" w:cs="Arial" w:hint="default"/>
@@ -3191,17 +3092,17 @@
       </w:pPr>
     </w:lvl>
   </w:abstractNum>
-  <w:num w:numId="1">
+  <w:num w:numId="1" w16cid:durableId="1146161201">
     <w:abstractNumId w:val="0"/>
   </w:num>
-  <w:num w:numId="2">
+  <w:num w:numId="2" w16cid:durableId="1368332988">
     <w:abstractNumId w:val="1"/>
   </w:num>
 </w:numbering>
 </file>
 
 <file path=word/styles.xml><?xml version="1.0" encoding="utf-8"?>
-<w:styles xmlns:mc="http://schemas.openxmlformats.org/markup-compatibility/2006" xmlns:r="http://schemas.openxmlformats.org/officeDocument/2006/relationships" xmlns:w="http://schemas.openxmlformats.org/wordprocessingml/2006/main" xmlns:w14="http://schemas.microsoft.com/office/word/2010/wordml" xmlns:w15="http://schemas.microsoft.com/office/word/2012/wordml" xmlns:w16se="http://schemas.microsoft.com/office/word/2015/wordml/symex" mc:Ignorable="w14 w15 w16se">
+<w:styles xmlns:mc="http://schemas.openxmlformats.org/markup-compatibility/2006" xmlns:r="http://schemas.openxmlformats.org/officeDocument/2006/relationships" xmlns:w="http://schemas.openxmlformats.org/wordprocessingml/2006/main" xmlns:w14="http://schemas.microsoft.com/office/word/2010/wordml" xmlns:w15="http://schemas.microsoft.com/office/word/2012/wordml" xmlns:w16cex="http://schemas.microsoft.com/office/word/2018/wordml/cex" xmlns:w16cid="http://schemas.microsoft.com/office/word/2016/wordml/cid" xmlns:w16="http://schemas.microsoft.com/office/word/2018/wordml" xmlns:w16du="http://schemas.microsoft.com/office/word/2023/wordml/word16du" xmlns:w16sdtdh="http://schemas.microsoft.com/office/word/2020/wordml/sdtdatahash" xmlns:w16sdtfl="http://schemas.microsoft.com/office/word/2024/wordml/sdtformatlock" xmlns:w16se="http://schemas.microsoft.com/office/word/2015/wordml/symex" mc:Ignorable="w14 w15 w16se w16cid w16 w16cex w16sdtdh w16sdtfl w16du">
   <w:docDefaults>
     <w:rPrDefault>
       <w:rPr>
@@ -3219,7 +3120,7 @@
       </w:pPr>
     </w:pPrDefault>
   </w:docDefaults>
-  <w:latentStyles w:defLockedState="0" w:defUIPriority="99" w:defSemiHidden="0" w:defUnhideWhenUsed="0" w:defQFormat="0" w:count="371">
+  <w:latentStyles w:defLockedState="0" w:defUIPriority="99" w:defSemiHidden="0" w:defUnhideWhenUsed="0" w:defQFormat="0" w:count="376">
     <w:lsdException w:name="Normal" w:uiPriority="0" w:qFormat="1"/>
     <w:lsdException w:name="heading 1" w:uiPriority="9" w:qFormat="1"/>
     <w:lsdException w:name="heading 2" w:semiHidden="1" w:uiPriority="9" w:unhideWhenUsed="1" w:qFormat="1"/>
@@ -3591,6 +3492,11 @@
     <w:lsdException w:name="List Table 5 Dark Accent 6" w:uiPriority="50"/>
     <w:lsdException w:name="List Table 6 Colorful Accent 6" w:uiPriority="51"/>
     <w:lsdException w:name="List Table 7 Colorful Accent 6" w:uiPriority="52"/>
+    <w:lsdException w:name="Mention" w:semiHidden="1" w:unhideWhenUsed="1"/>
+    <w:lsdException w:name="Smart Hyperlink" w:semiHidden="1" w:unhideWhenUsed="1"/>
+    <w:lsdException w:name="Hashtag" w:semiHidden="1" w:unhideWhenUsed="1"/>
+    <w:lsdException w:name="Unresolved Mention" w:semiHidden="1" w:unhideWhenUsed="1"/>
+    <w:lsdException w:name="Smart Link" w:semiHidden="1" w:unhideWhenUsed="1"/>
   </w:latentStyles>
   <w:style w:type="paragraph" w:default="1" w:styleId="Normal">
     <w:name w:val="Normal"/>
@@ -3622,7 +3528,6 @@
   <w:style w:type="character" w:default="1" w:styleId="Fuentedeprrafopredeter">
     <w:name w:val="Default Paragraph Font"/>
     <w:uiPriority w:val="1"/>
-    <w:semiHidden/>
     <w:unhideWhenUsed/>
   </w:style>
   <w:style w:type="table" w:default="1" w:styleId="Tablanormal">
@@ -3665,6 +3570,7 @@
   <w:style w:type="paragraph" w:styleId="Textoindependiente">
     <w:name w:val="Body Text"/>
     <w:basedOn w:val="Normal"/>
+    <w:link w:val="TextoindependienteCar"/>
     <w:uiPriority w:val="1"/>
     <w:qFormat/>
     <w:rPr>
@@ -3774,6 +3680,19 @@
       <w:sz w:val="24"/>
       <w:szCs w:val="24"/>
       <w:lang w:val="es-PE"/>
+    </w:rPr>
+  </w:style>
+  <w:style w:type="character" w:customStyle="1" w:styleId="TextoindependienteCar">
+    <w:name w:val="Texto independiente Car"/>
+    <w:basedOn w:val="Fuentedeprrafopredeter"/>
+    <w:link w:val="Textoindependiente"/>
+    <w:uiPriority w:val="1"/>
+    <w:rsid w:val="00787730"/>
+    <w:rPr>
+      <w:rFonts w:ascii="Arial MT" w:eastAsia="Arial MT" w:hAnsi="Arial MT" w:cs="Arial MT"/>
+      <w:sz w:val="20"/>
+      <w:szCs w:val="20"/>
+      <w:lang w:val="es-ES"/>
     </w:rPr>
   </w:style>
 </w:styles>

--- a/Modelos_documentos/tdr_tipoC_.docx
+++ b/Modelos_documentos/tdr_tipoC_.docx
@@ -1,6 +1,6 @@
 
 <file path=word/document.xml><?xml version="1.0" encoding="utf-8"?>
-<w:document xmlns:wpc="http://schemas.microsoft.com/office/word/2010/wordprocessingCanvas" xmlns:cx="http://schemas.microsoft.com/office/drawing/2014/chartex" xmlns:cx1="http://schemas.microsoft.com/office/drawing/2015/9/8/chartex" xmlns:cx2="http://schemas.microsoft.com/office/drawing/2015/10/21/chartex" xmlns:cx3="http://schemas.microsoft.com/office/drawing/2016/5/9/chartex" xmlns:cx4="http://schemas.microsoft.com/office/drawing/2016/5/10/chartex" xmlns:cx5="http://schemas.microsoft.com/office/drawing/2016/5/11/chartex" xmlns:cx6="http://schemas.microsoft.com/office/drawing/2016/5/12/chartex" xmlns:cx7="http://schemas.microsoft.com/office/drawing/2016/5/13/chartex" xmlns:cx8="http://schemas.microsoft.com/office/drawing/2016/5/14/chartex" xmlns:mc="http://schemas.openxmlformats.org/markup-compatibility/2006" xmlns:aink="http://schemas.microsoft.com/office/drawing/2016/ink" xmlns:am3d="http://schemas.microsoft.com/office/drawing/2017/model3d" xmlns:o="urn:schemas-microsoft-com:office:office" xmlns:oel="http://schemas.microsoft.com/office/2019/extlst" xmlns:r="http://schemas.openxmlformats.org/officeDocument/2006/relationships" xmlns:m="http://schemas.openxmlformats.org/officeDocument/2006/math" xmlns:v="urn:schemas-microsoft-com:vml" xmlns:wp14="http://schemas.microsoft.com/office/word/2010/wordprocessingDrawing" xmlns:wp="http://schemas.openxmlformats.org/drawingml/2006/wordprocessingDrawing" xmlns:w10="urn:schemas-microsoft-com:office:word" xmlns:w="http://schemas.openxmlformats.org/wordprocessingml/2006/main" xmlns:w14="http://schemas.microsoft.com/office/word/2010/wordml" xmlns:w15="http://schemas.microsoft.com/office/word/2012/wordml" xmlns:w16cex="http://schemas.microsoft.com/office/word/2018/wordml/cex" xmlns:w16cid="http://schemas.microsoft.com/office/word/2016/wordml/cid" xmlns:w16="http://schemas.microsoft.com/office/word/2018/wordml" xmlns:w16du="http://schemas.microsoft.com/office/word/2023/wordml/word16du" xmlns:w16sdtdh="http://schemas.microsoft.com/office/word/2020/wordml/sdtdatahash" xmlns:w16sdtfl="http://schemas.microsoft.com/office/word/2024/wordml/sdtformatlock" xmlns:w16se="http://schemas.microsoft.com/office/word/2015/wordml/symex" xmlns:wpg="http://schemas.microsoft.com/office/word/2010/wordprocessingGroup" xmlns:wpi="http://schemas.microsoft.com/office/word/2010/wordprocessingInk" xmlns:wne="http://schemas.microsoft.com/office/word/2006/wordml" xmlns:wps="http://schemas.microsoft.com/office/word/2010/wordprocessingShape" mc:Ignorable="w14 w15 w16se w16cid w16 w16cex w16sdtdh w16sdtfl w16du wp14">
+<w:document xmlns:wpc="http://schemas.microsoft.com/office/word/2010/wordprocessingCanvas" xmlns:cx="http://schemas.microsoft.com/office/drawing/2014/chartex" xmlns:mc="http://schemas.openxmlformats.org/markup-compatibility/2006" xmlns:o="urn:schemas-microsoft-com:office:office" xmlns:r="http://schemas.openxmlformats.org/officeDocument/2006/relationships" xmlns:m="http://schemas.openxmlformats.org/officeDocument/2006/math" xmlns:v="urn:schemas-microsoft-com:vml" xmlns:wp14="http://schemas.microsoft.com/office/word/2010/wordprocessingDrawing" xmlns:wp="http://schemas.openxmlformats.org/drawingml/2006/wordprocessingDrawing" xmlns:w10="urn:schemas-microsoft-com:office:word" xmlns:w="http://schemas.openxmlformats.org/wordprocessingml/2006/main" xmlns:w14="http://schemas.microsoft.com/office/word/2010/wordml" xmlns:w15="http://schemas.microsoft.com/office/word/2012/wordml" xmlns:w16se="http://schemas.microsoft.com/office/word/2015/wordml/symex" xmlns:wpg="http://schemas.microsoft.com/office/word/2010/wordprocessingGroup" xmlns:wpi="http://schemas.microsoft.com/office/word/2010/wordprocessingInk" xmlns:wne="http://schemas.microsoft.com/office/word/2006/wordml" xmlns:wps="http://schemas.microsoft.com/office/word/2010/wordprocessingShape" mc:Ignorable="w14 w15 w16se wp14">
   <w:body>
     <w:p>
       <w:pPr>
@@ -33,6 +33,8 @@
           <w:szCs w:val="22"/>
         </w:rPr>
       </w:pPr>
+      <w:bookmarkStart w:id="0" w:name="_GoBack"/>
+      <w:bookmarkEnd w:id="0"/>
     </w:p>
     <w:p>
       <w:pPr>
@@ -87,8 +89,8 @@
         </w:rPr>
         <w:t>USUARIA:</w:t>
       </w:r>
-      <w:bookmarkStart w:id="0" w:name="II._OBJETO_DEL_SERVICIO:"/>
-      <w:bookmarkEnd w:id="0"/>
+      <w:bookmarkStart w:id="1" w:name="II._OBJETO_DEL_SERVICIO:"/>
+      <w:bookmarkEnd w:id="1"/>
     </w:p>
     <w:p>
       <w:pPr>
@@ -356,8 +358,8 @@
           <w:szCs w:val="22"/>
         </w:rPr>
       </w:pPr>
-      <w:bookmarkStart w:id="1" w:name="III._FINALIDAD_PÚBLICA:"/>
-      <w:bookmarkEnd w:id="1"/>
+      <w:bookmarkStart w:id="2" w:name="III._FINALIDAD_PÚBLICA:"/>
+      <w:bookmarkEnd w:id="2"/>
       <w:r>
         <w:rPr>
           <w:rFonts w:ascii="Garamond" w:hAnsi="Garamond"/>
@@ -396,8 +398,8 @@
           <w:szCs w:val="22"/>
         </w:rPr>
       </w:pPr>
-      <w:bookmarkStart w:id="2" w:name="IV._PERFIL_REQUERIDO:_CATEGORÍA_“B”"/>
-      <w:bookmarkEnd w:id="2"/>
+      <w:bookmarkStart w:id="3" w:name="IV._PERFIL_REQUERIDO:_CATEGORÍA_“B”"/>
+      <w:bookmarkEnd w:id="3"/>
       <w:r>
         <w:rPr>
           <w:rFonts w:ascii="Garamond" w:hAnsi="Garamond"/>
@@ -1582,8 +1584,8 @@
         </w:rPr>
         <w:t xml:space="preserve">notas y </w:t>
       </w:r>
-      <w:bookmarkStart w:id="3" w:name="VI._MODALIDAD_DEL_SERVICIO:"/>
-      <w:bookmarkEnd w:id="3"/>
+      <w:bookmarkStart w:id="4" w:name="VI._MODALIDAD_DEL_SERVICIO:"/>
+      <w:bookmarkEnd w:id="4"/>
       <w:r>
         <w:rPr>
           <w:rFonts w:ascii="Garamond" w:hAnsi="Garamond"/>
@@ -1755,8 +1757,8 @@
           <w:szCs w:val="22"/>
         </w:rPr>
       </w:pPr>
-      <w:bookmarkStart w:id="4" w:name="VII._LUGAR_DE_PRESTACIÓN_DEL_SERVICIO:"/>
-      <w:bookmarkEnd w:id="4"/>
+      <w:bookmarkStart w:id="5" w:name="VII._LUGAR_DE_PRESTACIÓN_DEL_SERVICIO:"/>
+      <w:bookmarkEnd w:id="5"/>
       <w:r>
         <w:rPr>
           <w:rFonts w:ascii="Garamond" w:hAnsi="Garamond"/>
@@ -1834,8 +1836,8 @@
         </w:rPr>
         <w:t>SERVICIO:</w:t>
       </w:r>
-      <w:bookmarkStart w:id="5" w:name="VIII._PLAZO_DEL_SERVICIO:"/>
-      <w:bookmarkEnd w:id="5"/>
+      <w:bookmarkStart w:id="6" w:name="VIII._PLAZO_DEL_SERVICIO:"/>
+      <w:bookmarkEnd w:id="6"/>
     </w:p>
     <w:p>
       <w:pPr>
@@ -2152,8 +2154,8 @@
           <w:szCs w:val="22"/>
         </w:rPr>
       </w:pPr>
-      <w:bookmarkStart w:id="6" w:name="IX._MONTO_REFERENCIAL:"/>
-      <w:bookmarkEnd w:id="6"/>
+      <w:bookmarkStart w:id="7" w:name="IX._MONTO_REFERENCIAL:"/>
+      <w:bookmarkEnd w:id="7"/>
       <w:r>
         <w:rPr>
           <w:rFonts w:ascii="Garamond" w:hAnsi="Garamond"/>
@@ -2587,7 +2589,7 @@
           <w:spacing w:val="-12"/>
           <w:szCs w:val="22"/>
         </w:rPr>
-        <w:t>Académica</w:t>
+        <w:t>Ejecutiva</w:t>
       </w:r>
       <w:r>
         <w:rPr>
@@ -2713,8 +2715,59 @@
           <w:sz w:val="24"/>
           <w:szCs w:val="22"/>
         </w:rPr>
-        <w:t>Mg. Yolanda Ruth Julca Estrada</w:t>
-      </w:r>
+        <w:t xml:space="preserve">Dr. Guillaume </w:t>
+      </w:r>
+      <w:proofErr w:type="spellStart"/>
+      <w:r>
+        <w:rPr>
+          <w:rFonts w:ascii="Garamond" w:hAnsi="Garamond"/>
+          <w:b/>
+          <w:sz w:val="24"/>
+          <w:szCs w:val="22"/>
+        </w:rPr>
+        <w:t>Yannick</w:t>
+      </w:r>
+      <w:proofErr w:type="spellEnd"/>
+      <w:r>
+        <w:rPr>
+          <w:rFonts w:ascii="Garamond" w:hAnsi="Garamond"/>
+          <w:b/>
+          <w:sz w:val="24"/>
+          <w:szCs w:val="22"/>
+        </w:rPr>
+        <w:t xml:space="preserve"> </w:t>
+      </w:r>
+      <w:proofErr w:type="spellStart"/>
+      <w:r>
+        <w:rPr>
+          <w:rFonts w:ascii="Garamond" w:hAnsi="Garamond"/>
+          <w:b/>
+          <w:sz w:val="24"/>
+          <w:szCs w:val="22"/>
+        </w:rPr>
+        <w:t>Serge</w:t>
+      </w:r>
+      <w:proofErr w:type="spellEnd"/>
+      <w:r>
+        <w:rPr>
+          <w:rFonts w:ascii="Garamond" w:hAnsi="Garamond"/>
+          <w:b/>
+          <w:sz w:val="24"/>
+          <w:szCs w:val="22"/>
+        </w:rPr>
+        <w:t xml:space="preserve"> </w:t>
+      </w:r>
+      <w:proofErr w:type="spellStart"/>
+      <w:r>
+        <w:rPr>
+          <w:rFonts w:ascii="Garamond" w:hAnsi="Garamond"/>
+          <w:b/>
+          <w:sz w:val="24"/>
+          <w:szCs w:val="22"/>
+        </w:rPr>
+        <w:t>Oisel</w:t>
+      </w:r>
+      <w:proofErr w:type="spellEnd"/>
     </w:p>
     <w:p>
       <w:pPr>
@@ -2724,16 +2777,14 @@
         <w:rPr>
           <w:rFonts w:ascii="Garamond" w:hAnsi="Garamond"/>
           <w:sz w:val="24"/>
-          <w:szCs w:val="22"/>
         </w:rPr>
       </w:pPr>
       <w:r>
         <w:rPr>
           <w:rFonts w:ascii="Garamond" w:hAnsi="Garamond"/>
           <w:sz w:val="24"/>
-          <w:szCs w:val="22"/>
-        </w:rPr>
-        <w:t>Directora de la Dirección Académica</w:t>
+        </w:rPr>
+        <w:t>Director de la Dirección Ejecutiva</w:t>
       </w:r>
     </w:p>
     <w:p>
@@ -2755,6 +2806,18 @@
         </w:rPr>
         <w:t>Centro de Idiomas de la UNMSM</w:t>
       </w:r>
+    </w:p>
+    <w:p>
+      <w:pPr>
+        <w:pStyle w:val="Textoindependiente"/>
+        <w:spacing w:line="276" w:lineRule="auto"/>
+        <w:jc w:val="center"/>
+        <w:rPr>
+          <w:rFonts w:ascii="Garamond" w:hAnsi="Garamond"/>
+          <w:sz w:val="24"/>
+          <w:szCs w:val="22"/>
+        </w:rPr>
+      </w:pPr>
     </w:p>
     <w:sectPr>
       <w:headerReference w:type="default" r:id="rId7"/>
@@ -2768,7 +2831,7 @@
 </file>
 
 <file path=word/endnotes.xml><?xml version="1.0" encoding="utf-8"?>
-<w:endnotes xmlns:wpc="http://schemas.microsoft.com/office/word/2010/wordprocessingCanvas" xmlns:cx="http://schemas.microsoft.com/office/drawing/2014/chartex" xmlns:cx1="http://schemas.microsoft.com/office/drawing/2015/9/8/chartex" xmlns:cx2="http://schemas.microsoft.com/office/drawing/2015/10/21/chartex" xmlns:cx3="http://schemas.microsoft.com/office/drawing/2016/5/9/chartex" xmlns:cx4="http://schemas.microsoft.com/office/drawing/2016/5/10/chartex" xmlns:cx5="http://schemas.microsoft.com/office/drawing/2016/5/11/chartex" xmlns:cx6="http://schemas.microsoft.com/office/drawing/2016/5/12/chartex" xmlns:cx7="http://schemas.microsoft.com/office/drawing/2016/5/13/chartex" xmlns:cx8="http://schemas.microsoft.com/office/drawing/2016/5/14/chartex" xmlns:mc="http://schemas.openxmlformats.org/markup-compatibility/2006" xmlns:aink="http://schemas.microsoft.com/office/drawing/2016/ink" xmlns:am3d="http://schemas.microsoft.com/office/drawing/2017/model3d" xmlns:o="urn:schemas-microsoft-com:office:office" xmlns:oel="http://schemas.microsoft.com/office/2019/extlst" xmlns:r="http://schemas.openxmlformats.org/officeDocument/2006/relationships" xmlns:m="http://schemas.openxmlformats.org/officeDocument/2006/math" xmlns:v="urn:schemas-microsoft-com:vml" xmlns:wp14="http://schemas.microsoft.com/office/word/2010/wordprocessingDrawing" xmlns:wp="http://schemas.openxmlformats.org/drawingml/2006/wordprocessingDrawing" xmlns:w10="urn:schemas-microsoft-com:office:word" xmlns:w="http://schemas.openxmlformats.org/wordprocessingml/2006/main" xmlns:w14="http://schemas.microsoft.com/office/word/2010/wordml" xmlns:w15="http://schemas.microsoft.com/office/word/2012/wordml" xmlns:w16cex="http://schemas.microsoft.com/office/word/2018/wordml/cex" xmlns:w16cid="http://schemas.microsoft.com/office/word/2016/wordml/cid" xmlns:w16="http://schemas.microsoft.com/office/word/2018/wordml" xmlns:w16du="http://schemas.microsoft.com/office/word/2023/wordml/word16du" xmlns:w16sdtdh="http://schemas.microsoft.com/office/word/2020/wordml/sdtdatahash" xmlns:w16sdtfl="http://schemas.microsoft.com/office/word/2024/wordml/sdtformatlock" xmlns:w16se="http://schemas.microsoft.com/office/word/2015/wordml/symex" xmlns:wpg="http://schemas.microsoft.com/office/word/2010/wordprocessingGroup" xmlns:wpi="http://schemas.microsoft.com/office/word/2010/wordprocessingInk" xmlns:wne="http://schemas.microsoft.com/office/word/2006/wordml" xmlns:wps="http://schemas.microsoft.com/office/word/2010/wordprocessingShape" mc:Ignorable="w14 w15 w16se w16cid w16 w16cex w16sdtdh w16sdtfl w16du wp14">
+<w:endnotes xmlns:wpc="http://schemas.microsoft.com/office/word/2010/wordprocessingCanvas" xmlns:cx="http://schemas.microsoft.com/office/drawing/2014/chartex" xmlns:mc="http://schemas.openxmlformats.org/markup-compatibility/2006" xmlns:o="urn:schemas-microsoft-com:office:office" xmlns:r="http://schemas.openxmlformats.org/officeDocument/2006/relationships" xmlns:m="http://schemas.openxmlformats.org/officeDocument/2006/math" xmlns:v="urn:schemas-microsoft-com:vml" xmlns:wp14="http://schemas.microsoft.com/office/word/2010/wordprocessingDrawing" xmlns:wp="http://schemas.openxmlformats.org/drawingml/2006/wordprocessingDrawing" xmlns:w10="urn:schemas-microsoft-com:office:word" xmlns:w="http://schemas.openxmlformats.org/wordprocessingml/2006/main" xmlns:w14="http://schemas.microsoft.com/office/word/2010/wordml" xmlns:w15="http://schemas.microsoft.com/office/word/2012/wordml" xmlns:w16se="http://schemas.microsoft.com/office/word/2015/wordml/symex" xmlns:wpg="http://schemas.microsoft.com/office/word/2010/wordprocessingGroup" xmlns:wpi="http://schemas.microsoft.com/office/word/2010/wordprocessingInk" xmlns:wne="http://schemas.microsoft.com/office/word/2006/wordml" xmlns:wps="http://schemas.microsoft.com/office/word/2010/wordprocessingShape" mc:Ignorable="w14 w15 w16se wp14">
   <w:endnote w:type="separator" w:id="-1">
     <w:p>
       <w:r>
@@ -2787,7 +2850,7 @@
 </file>
 
 <file path=word/footnotes.xml><?xml version="1.0" encoding="utf-8"?>
-<w:footnotes xmlns:wpc="http://schemas.microsoft.com/office/word/2010/wordprocessingCanvas" xmlns:cx="http://schemas.microsoft.com/office/drawing/2014/chartex" xmlns:cx1="http://schemas.microsoft.com/office/drawing/2015/9/8/chartex" xmlns:cx2="http://schemas.microsoft.com/office/drawing/2015/10/21/chartex" xmlns:cx3="http://schemas.microsoft.com/office/drawing/2016/5/9/chartex" xmlns:cx4="http://schemas.microsoft.com/office/drawing/2016/5/10/chartex" xmlns:cx5="http://schemas.microsoft.com/office/drawing/2016/5/11/chartex" xmlns:cx6="http://schemas.microsoft.com/office/drawing/2016/5/12/chartex" xmlns:cx7="http://schemas.microsoft.com/office/drawing/2016/5/13/chartex" xmlns:cx8="http://schemas.microsoft.com/office/drawing/2016/5/14/chartex" xmlns:mc="http://schemas.openxmlformats.org/markup-compatibility/2006" xmlns:aink="http://schemas.microsoft.com/office/drawing/2016/ink" xmlns:am3d="http://schemas.microsoft.com/office/drawing/2017/model3d" xmlns:o="urn:schemas-microsoft-com:office:office" xmlns:oel="http://schemas.microsoft.com/office/2019/extlst" xmlns:r="http://schemas.openxmlformats.org/officeDocument/2006/relationships" xmlns:m="http://schemas.openxmlformats.org/officeDocument/2006/math" xmlns:v="urn:schemas-microsoft-com:vml" xmlns:wp14="http://schemas.microsoft.com/office/word/2010/wordprocessingDrawing" xmlns:wp="http://schemas.openxmlformats.org/drawingml/2006/wordprocessingDrawing" xmlns:w10="urn:schemas-microsoft-com:office:word" xmlns:w="http://schemas.openxmlformats.org/wordprocessingml/2006/main" xmlns:w14="http://schemas.microsoft.com/office/word/2010/wordml" xmlns:w15="http://schemas.microsoft.com/office/word/2012/wordml" xmlns:w16cex="http://schemas.microsoft.com/office/word/2018/wordml/cex" xmlns:w16cid="http://schemas.microsoft.com/office/word/2016/wordml/cid" xmlns:w16="http://schemas.microsoft.com/office/word/2018/wordml" xmlns:w16du="http://schemas.microsoft.com/office/word/2023/wordml/word16du" xmlns:w16sdtdh="http://schemas.microsoft.com/office/word/2020/wordml/sdtdatahash" xmlns:w16sdtfl="http://schemas.microsoft.com/office/word/2024/wordml/sdtformatlock" xmlns:w16se="http://schemas.microsoft.com/office/word/2015/wordml/symex" xmlns:wpg="http://schemas.microsoft.com/office/word/2010/wordprocessingGroup" xmlns:wpi="http://schemas.microsoft.com/office/word/2010/wordprocessingInk" xmlns:wne="http://schemas.microsoft.com/office/word/2006/wordml" xmlns:wps="http://schemas.microsoft.com/office/word/2010/wordprocessingShape" mc:Ignorable="w14 w15 w16se w16cid w16 w16cex w16sdtdh w16sdtfl w16du wp14">
+<w:footnotes xmlns:wpc="http://schemas.microsoft.com/office/word/2010/wordprocessingCanvas" xmlns:cx="http://schemas.microsoft.com/office/drawing/2014/chartex" xmlns:mc="http://schemas.openxmlformats.org/markup-compatibility/2006" xmlns:o="urn:schemas-microsoft-com:office:office" xmlns:r="http://schemas.openxmlformats.org/officeDocument/2006/relationships" xmlns:m="http://schemas.openxmlformats.org/officeDocument/2006/math" xmlns:v="urn:schemas-microsoft-com:vml" xmlns:wp14="http://schemas.microsoft.com/office/word/2010/wordprocessingDrawing" xmlns:wp="http://schemas.openxmlformats.org/drawingml/2006/wordprocessingDrawing" xmlns:w10="urn:schemas-microsoft-com:office:word" xmlns:w="http://schemas.openxmlformats.org/wordprocessingml/2006/main" xmlns:w14="http://schemas.microsoft.com/office/word/2010/wordml" xmlns:w15="http://schemas.microsoft.com/office/word/2012/wordml" xmlns:w16se="http://schemas.microsoft.com/office/word/2015/wordml/symex" xmlns:wpg="http://schemas.microsoft.com/office/word/2010/wordprocessingGroup" xmlns:wpi="http://schemas.microsoft.com/office/word/2010/wordprocessingInk" xmlns:wne="http://schemas.microsoft.com/office/word/2006/wordml" xmlns:wps="http://schemas.microsoft.com/office/word/2010/wordprocessingShape" mc:Ignorable="w14 w15 w16se wp14">
   <w:footnote w:type="separator" w:id="-1">
     <w:p>
       <w:r>
@@ -2806,7 +2869,7 @@
 </file>
 
 <file path=word/header1.xml><?xml version="1.0" encoding="utf-8"?>
-<w:hdr xmlns:wpc="http://schemas.microsoft.com/office/word/2010/wordprocessingCanvas" xmlns:cx="http://schemas.microsoft.com/office/drawing/2014/chartex" xmlns:cx1="http://schemas.microsoft.com/office/drawing/2015/9/8/chartex" xmlns:cx2="http://schemas.microsoft.com/office/drawing/2015/10/21/chartex" xmlns:cx3="http://schemas.microsoft.com/office/drawing/2016/5/9/chartex" xmlns:cx4="http://schemas.microsoft.com/office/drawing/2016/5/10/chartex" xmlns:cx5="http://schemas.microsoft.com/office/drawing/2016/5/11/chartex" xmlns:cx6="http://schemas.microsoft.com/office/drawing/2016/5/12/chartex" xmlns:cx7="http://schemas.microsoft.com/office/drawing/2016/5/13/chartex" xmlns:cx8="http://schemas.microsoft.com/office/drawing/2016/5/14/chartex" xmlns:mc="http://schemas.openxmlformats.org/markup-compatibility/2006" xmlns:aink="http://schemas.microsoft.com/office/drawing/2016/ink" xmlns:am3d="http://schemas.microsoft.com/office/drawing/2017/model3d" xmlns:o="urn:schemas-microsoft-com:office:office" xmlns:oel="http://schemas.microsoft.com/office/2019/extlst" xmlns:r="http://schemas.openxmlformats.org/officeDocument/2006/relationships" xmlns:m="http://schemas.openxmlformats.org/officeDocument/2006/math" xmlns:v="urn:schemas-microsoft-com:vml" xmlns:wp14="http://schemas.microsoft.com/office/word/2010/wordprocessingDrawing" xmlns:wp="http://schemas.openxmlformats.org/drawingml/2006/wordprocessingDrawing" xmlns:w10="urn:schemas-microsoft-com:office:word" xmlns:w="http://schemas.openxmlformats.org/wordprocessingml/2006/main" xmlns:w14="http://schemas.microsoft.com/office/word/2010/wordml" xmlns:w15="http://schemas.microsoft.com/office/word/2012/wordml" xmlns:w16cex="http://schemas.microsoft.com/office/word/2018/wordml/cex" xmlns:w16cid="http://schemas.microsoft.com/office/word/2016/wordml/cid" xmlns:w16="http://schemas.microsoft.com/office/word/2018/wordml" xmlns:w16du="http://schemas.microsoft.com/office/word/2023/wordml/word16du" xmlns:w16sdtdh="http://schemas.microsoft.com/office/word/2020/wordml/sdtdatahash" xmlns:w16sdtfl="http://schemas.microsoft.com/office/word/2024/wordml/sdtformatlock" xmlns:w16se="http://schemas.microsoft.com/office/word/2015/wordml/symex" xmlns:wpg="http://schemas.microsoft.com/office/word/2010/wordprocessingGroup" xmlns:wpi="http://schemas.microsoft.com/office/word/2010/wordprocessingInk" xmlns:wne="http://schemas.microsoft.com/office/word/2006/wordml" xmlns:wps="http://schemas.microsoft.com/office/word/2010/wordprocessingShape" mc:Ignorable="w14 w15 w16se w16cid w16 w16cex w16sdtdh w16sdtfl w16du wp14">
+<w:hdr xmlns:wpc="http://schemas.microsoft.com/office/word/2010/wordprocessingCanvas" xmlns:cx="http://schemas.microsoft.com/office/drawing/2014/chartex" xmlns:mc="http://schemas.openxmlformats.org/markup-compatibility/2006" xmlns:o="urn:schemas-microsoft-com:office:office" xmlns:r="http://schemas.openxmlformats.org/officeDocument/2006/relationships" xmlns:m="http://schemas.openxmlformats.org/officeDocument/2006/math" xmlns:v="urn:schemas-microsoft-com:vml" xmlns:wp14="http://schemas.microsoft.com/office/word/2010/wordprocessingDrawing" xmlns:wp="http://schemas.openxmlformats.org/drawingml/2006/wordprocessingDrawing" xmlns:w10="urn:schemas-microsoft-com:office:word" xmlns:w="http://schemas.openxmlformats.org/wordprocessingml/2006/main" xmlns:w14="http://schemas.microsoft.com/office/word/2010/wordml" xmlns:w15="http://schemas.microsoft.com/office/word/2012/wordml" xmlns:w16se="http://schemas.microsoft.com/office/word/2015/wordml/symex" xmlns:wpg="http://schemas.microsoft.com/office/word/2010/wordprocessingGroup" xmlns:wpi="http://schemas.microsoft.com/office/word/2010/wordprocessingInk" xmlns:wne="http://schemas.microsoft.com/office/word/2006/wordml" xmlns:wps="http://schemas.microsoft.com/office/word/2010/wordprocessingShape" mc:Ignorable="w14 w15 w16se wp14">
   <w:p>
     <w:pPr>
       <w:pStyle w:val="Encabezado"/>
@@ -2883,7 +2946,7 @@
 </file>
 
 <file path=word/numbering.xml><?xml version="1.0" encoding="utf-8"?>
-<w:numbering xmlns:wpc="http://schemas.microsoft.com/office/word/2010/wordprocessingCanvas" xmlns:cx="http://schemas.microsoft.com/office/drawing/2014/chartex" xmlns:cx1="http://schemas.microsoft.com/office/drawing/2015/9/8/chartex" xmlns:cx2="http://schemas.microsoft.com/office/drawing/2015/10/21/chartex" xmlns:cx3="http://schemas.microsoft.com/office/drawing/2016/5/9/chartex" xmlns:cx4="http://schemas.microsoft.com/office/drawing/2016/5/10/chartex" xmlns:cx5="http://schemas.microsoft.com/office/drawing/2016/5/11/chartex" xmlns:cx6="http://schemas.microsoft.com/office/drawing/2016/5/12/chartex" xmlns:cx7="http://schemas.microsoft.com/office/drawing/2016/5/13/chartex" xmlns:cx8="http://schemas.microsoft.com/office/drawing/2016/5/14/chartex" xmlns:mc="http://schemas.openxmlformats.org/markup-compatibility/2006" xmlns:aink="http://schemas.microsoft.com/office/drawing/2016/ink" xmlns:am3d="http://schemas.microsoft.com/office/drawing/2017/model3d" xmlns:o="urn:schemas-microsoft-com:office:office" xmlns:oel="http://schemas.microsoft.com/office/2019/extlst" xmlns:r="http://schemas.openxmlformats.org/officeDocument/2006/relationships" xmlns:m="http://schemas.openxmlformats.org/officeDocument/2006/math" xmlns:v="urn:schemas-microsoft-com:vml" xmlns:wp14="http://schemas.microsoft.com/office/word/2010/wordprocessingDrawing" xmlns:wp="http://schemas.openxmlformats.org/drawingml/2006/wordprocessingDrawing" xmlns:w10="urn:schemas-microsoft-com:office:word" xmlns:w="http://schemas.openxmlformats.org/wordprocessingml/2006/main" xmlns:w14="http://schemas.microsoft.com/office/word/2010/wordml" xmlns:w15="http://schemas.microsoft.com/office/word/2012/wordml" xmlns:w16cex="http://schemas.microsoft.com/office/word/2018/wordml/cex" xmlns:w16cid="http://schemas.microsoft.com/office/word/2016/wordml/cid" xmlns:w16="http://schemas.microsoft.com/office/word/2018/wordml" xmlns:w16du="http://schemas.microsoft.com/office/word/2023/wordml/word16du" xmlns:w16sdtdh="http://schemas.microsoft.com/office/word/2020/wordml/sdtdatahash" xmlns:w16sdtfl="http://schemas.microsoft.com/office/word/2024/wordml/sdtformatlock" xmlns:w16se="http://schemas.microsoft.com/office/word/2015/wordml/symex" xmlns:wpg="http://schemas.microsoft.com/office/word/2010/wordprocessingGroup" xmlns:wpi="http://schemas.microsoft.com/office/word/2010/wordprocessingInk" xmlns:wne="http://schemas.microsoft.com/office/word/2006/wordml" xmlns:wps="http://schemas.microsoft.com/office/word/2010/wordprocessingShape" mc:Ignorable="w14 w15 w16se w16cid w16 w16cex w16sdtdh w16sdtfl w16du wp14">
+<w:numbering xmlns:wpc="http://schemas.microsoft.com/office/word/2010/wordprocessingCanvas" xmlns:cx="http://schemas.microsoft.com/office/drawing/2014/chartex" xmlns:mc="http://schemas.openxmlformats.org/markup-compatibility/2006" xmlns:o="urn:schemas-microsoft-com:office:office" xmlns:r="http://schemas.openxmlformats.org/officeDocument/2006/relationships" xmlns:m="http://schemas.openxmlformats.org/officeDocument/2006/math" xmlns:v="urn:schemas-microsoft-com:vml" xmlns:wp14="http://schemas.microsoft.com/office/word/2010/wordprocessingDrawing" xmlns:wp="http://schemas.openxmlformats.org/drawingml/2006/wordprocessingDrawing" xmlns:w10="urn:schemas-microsoft-com:office:word" xmlns:w="http://schemas.openxmlformats.org/wordprocessingml/2006/main" xmlns:w14="http://schemas.microsoft.com/office/word/2010/wordml" xmlns:w15="http://schemas.microsoft.com/office/word/2012/wordml" xmlns:w16se="http://schemas.microsoft.com/office/word/2015/wordml/symex" xmlns:wpg="http://schemas.microsoft.com/office/word/2010/wordprocessingGroup" xmlns:wpi="http://schemas.microsoft.com/office/word/2010/wordprocessingInk" xmlns:wne="http://schemas.microsoft.com/office/word/2006/wordml" xmlns:wps="http://schemas.microsoft.com/office/word/2010/wordprocessingShape" mc:Ignorable="w14 w15 w16se wp14">
   <w:abstractNum w:abstractNumId="0" w15:restartNumberingAfterBreak="0">
     <w:nsid w:val="568B6821"/>
     <w:multiLevelType w:val="hybridMultilevel"/>
@@ -3092,17 +3155,17 @@
       </w:pPr>
     </w:lvl>
   </w:abstractNum>
-  <w:num w:numId="1" w16cid:durableId="1146161201">
+  <w:num w:numId="1">
     <w:abstractNumId w:val="0"/>
   </w:num>
-  <w:num w:numId="2" w16cid:durableId="1368332988">
+  <w:num w:numId="2">
     <w:abstractNumId w:val="1"/>
   </w:num>
 </w:numbering>
 </file>
 
 <file path=word/styles.xml><?xml version="1.0" encoding="utf-8"?>
-<w:styles xmlns:mc="http://schemas.openxmlformats.org/markup-compatibility/2006" xmlns:r="http://schemas.openxmlformats.org/officeDocument/2006/relationships" xmlns:w="http://schemas.openxmlformats.org/wordprocessingml/2006/main" xmlns:w14="http://schemas.microsoft.com/office/word/2010/wordml" xmlns:w15="http://schemas.microsoft.com/office/word/2012/wordml" xmlns:w16cex="http://schemas.microsoft.com/office/word/2018/wordml/cex" xmlns:w16cid="http://schemas.microsoft.com/office/word/2016/wordml/cid" xmlns:w16="http://schemas.microsoft.com/office/word/2018/wordml" xmlns:w16du="http://schemas.microsoft.com/office/word/2023/wordml/word16du" xmlns:w16sdtdh="http://schemas.microsoft.com/office/word/2020/wordml/sdtdatahash" xmlns:w16sdtfl="http://schemas.microsoft.com/office/word/2024/wordml/sdtformatlock" xmlns:w16se="http://schemas.microsoft.com/office/word/2015/wordml/symex" mc:Ignorable="w14 w15 w16se w16cid w16 w16cex w16sdtdh w16sdtfl w16du">
+<w:styles xmlns:mc="http://schemas.openxmlformats.org/markup-compatibility/2006" xmlns:r="http://schemas.openxmlformats.org/officeDocument/2006/relationships" xmlns:w="http://schemas.openxmlformats.org/wordprocessingml/2006/main" xmlns:w14="http://schemas.microsoft.com/office/word/2010/wordml" xmlns:w15="http://schemas.microsoft.com/office/word/2012/wordml" xmlns:w16se="http://schemas.microsoft.com/office/word/2015/wordml/symex" mc:Ignorable="w14 w15 w16se">
   <w:docDefaults>
     <w:rPrDefault>
       <w:rPr>
@@ -3120,7 +3183,7 @@
       </w:pPr>
     </w:pPrDefault>
   </w:docDefaults>
-  <w:latentStyles w:defLockedState="0" w:defUIPriority="99" w:defSemiHidden="0" w:defUnhideWhenUsed="0" w:defQFormat="0" w:count="376">
+  <w:latentStyles w:defLockedState="0" w:defUIPriority="99" w:defSemiHidden="0" w:defUnhideWhenUsed="0" w:defQFormat="0" w:count="371">
     <w:lsdException w:name="Normal" w:uiPriority="0" w:qFormat="1"/>
     <w:lsdException w:name="heading 1" w:uiPriority="9" w:qFormat="1"/>
     <w:lsdException w:name="heading 2" w:semiHidden="1" w:uiPriority="9" w:unhideWhenUsed="1" w:qFormat="1"/>
@@ -3492,11 +3555,6 @@
     <w:lsdException w:name="List Table 5 Dark Accent 6" w:uiPriority="50"/>
     <w:lsdException w:name="List Table 6 Colorful Accent 6" w:uiPriority="51"/>
     <w:lsdException w:name="List Table 7 Colorful Accent 6" w:uiPriority="52"/>
-    <w:lsdException w:name="Mention" w:semiHidden="1" w:unhideWhenUsed="1"/>
-    <w:lsdException w:name="Smart Hyperlink" w:semiHidden="1" w:unhideWhenUsed="1"/>
-    <w:lsdException w:name="Hashtag" w:semiHidden="1" w:unhideWhenUsed="1"/>
-    <w:lsdException w:name="Unresolved Mention" w:semiHidden="1" w:unhideWhenUsed="1"/>
-    <w:lsdException w:name="Smart Link" w:semiHidden="1" w:unhideWhenUsed="1"/>
   </w:latentStyles>
   <w:style w:type="paragraph" w:default="1" w:styleId="Normal">
     <w:name w:val="Normal"/>
@@ -3528,6 +3586,7 @@
   <w:style w:type="character" w:default="1" w:styleId="Fuentedeprrafopredeter">
     <w:name w:val="Default Paragraph Font"/>
     <w:uiPriority w:val="1"/>
+    <w:semiHidden/>
     <w:unhideWhenUsed/>
   </w:style>
   <w:style w:type="table" w:default="1" w:styleId="Tablanormal">

--- a/Modelos_documentos/tdr_tipoC_.docx
+++ b/Modelos_documentos/tdr_tipoC_.docx
@@ -33,6 +33,8 @@
           <w:szCs w:val="22"/>
         </w:rPr>
       </w:pPr>
+      <w:bookmarkStart w:id="0" w:name="_GoBack"/>
+      <w:bookmarkEnd w:id="0"/>
     </w:p>
     <w:p>
       <w:pPr>
@@ -87,8 +89,8 @@
         </w:rPr>
         <w:t>USUARIA:</w:t>
       </w:r>
-      <w:bookmarkStart w:id="0" w:name="II._OBJETO_DEL_SERVICIO:"/>
-      <w:bookmarkEnd w:id="0"/>
+      <w:bookmarkStart w:id="1" w:name="II._OBJETO_DEL_SERVICIO:"/>
+      <w:bookmarkEnd w:id="1"/>
     </w:p>
     <w:p>
       <w:pPr>
@@ -356,8 +358,8 @@
           <w:szCs w:val="22"/>
         </w:rPr>
       </w:pPr>
-      <w:bookmarkStart w:id="1" w:name="III._FINALIDAD_PÚBLICA:"/>
-      <w:bookmarkEnd w:id="1"/>
+      <w:bookmarkStart w:id="2" w:name="III._FINALIDAD_PÚBLICA:"/>
+      <w:bookmarkEnd w:id="2"/>
       <w:r>
         <w:rPr>
           <w:rFonts w:ascii="Garamond" w:hAnsi="Garamond"/>
@@ -396,8 +398,8 @@
           <w:szCs w:val="22"/>
         </w:rPr>
       </w:pPr>
-      <w:bookmarkStart w:id="2" w:name="IV._PERFIL_REQUERIDO:_CATEGORÍA_“B”"/>
-      <w:bookmarkEnd w:id="2"/>
+      <w:bookmarkStart w:id="3" w:name="IV._PERFIL_REQUERIDO:_CATEGORÍA_“B”"/>
+      <w:bookmarkEnd w:id="3"/>
       <w:r>
         <w:rPr>
           <w:rFonts w:ascii="Garamond" w:hAnsi="Garamond"/>
@@ -1582,8 +1584,8 @@
         </w:rPr>
         <w:t xml:space="preserve">notas y </w:t>
       </w:r>
-      <w:bookmarkStart w:id="3" w:name="VI._MODALIDAD_DEL_SERVICIO:"/>
-      <w:bookmarkEnd w:id="3"/>
+      <w:bookmarkStart w:id="4" w:name="VI._MODALIDAD_DEL_SERVICIO:"/>
+      <w:bookmarkEnd w:id="4"/>
       <w:r>
         <w:rPr>
           <w:rFonts w:ascii="Garamond" w:hAnsi="Garamond"/>
@@ -1755,8 +1757,8 @@
           <w:szCs w:val="22"/>
         </w:rPr>
       </w:pPr>
-      <w:bookmarkStart w:id="4" w:name="VII._LUGAR_DE_PRESTACIÓN_DEL_SERVICIO:"/>
-      <w:bookmarkEnd w:id="4"/>
+      <w:bookmarkStart w:id="5" w:name="VII._LUGAR_DE_PRESTACIÓN_DEL_SERVICIO:"/>
+      <w:bookmarkEnd w:id="5"/>
       <w:r>
         <w:rPr>
           <w:rFonts w:ascii="Garamond" w:hAnsi="Garamond"/>
@@ -1834,8 +1836,8 @@
         </w:rPr>
         <w:t>SERVICIO:</w:t>
       </w:r>
-      <w:bookmarkStart w:id="5" w:name="VIII._PLAZO_DEL_SERVICIO:"/>
-      <w:bookmarkEnd w:id="5"/>
+      <w:bookmarkStart w:id="6" w:name="VIII._PLAZO_DEL_SERVICIO:"/>
+      <w:bookmarkEnd w:id="6"/>
     </w:p>
     <w:p>
       <w:pPr>
@@ -2152,8 +2154,8 @@
           <w:szCs w:val="22"/>
         </w:rPr>
       </w:pPr>
-      <w:bookmarkStart w:id="6" w:name="IX._MONTO_REFERENCIAL:"/>
-      <w:bookmarkEnd w:id="6"/>
+      <w:bookmarkStart w:id="7" w:name="IX._MONTO_REFERENCIAL:"/>
+      <w:bookmarkEnd w:id="7"/>
       <w:r>
         <w:rPr>
           <w:rFonts w:ascii="Garamond" w:hAnsi="Garamond"/>
@@ -2587,7 +2589,7 @@
           <w:spacing w:val="-12"/>
           <w:szCs w:val="22"/>
         </w:rPr>
-        <w:t>Académica</w:t>
+        <w:t>Ejecutiva</w:t>
       </w:r>
       <w:r>
         <w:rPr>
@@ -2713,54 +2715,7 @@
           <w:sz w:val="24"/>
           <w:szCs w:val="22"/>
         </w:rPr>
-        <w:t xml:space="preserve">Dr. </w:t>
-      </w:r>
-      <w:bookmarkStart w:id="7" w:name="_GoBack"/>
-      <w:bookmarkEnd w:id="7"/>
-      <w:r>
-        <w:rPr>
-          <w:rFonts w:ascii="Garamond" w:hAnsi="Garamond"/>
-          <w:b/>
-          <w:sz w:val="24"/>
-          <w:szCs w:val="22"/>
-        </w:rPr>
-        <w:t>G</w:t>
-      </w:r>
-      <w:r>
-        <w:rPr>
-          <w:rFonts w:ascii="Garamond" w:hAnsi="Garamond"/>
-          <w:b/>
-          <w:sz w:val="24"/>
-          <w:szCs w:val="22"/>
-        </w:rPr>
-        <w:t>u</w:t>
-      </w:r>
-      <w:r>
-        <w:rPr>
-          <w:rFonts w:ascii="Garamond" w:hAnsi="Garamond"/>
-          <w:b/>
-          <w:sz w:val="24"/>
-          <w:szCs w:val="22"/>
-        </w:rPr>
-        <w:t>i</w:t>
-      </w:r>
-      <w:r>
-        <w:rPr>
-          <w:rFonts w:ascii="Garamond" w:hAnsi="Garamond"/>
-          <w:b/>
-          <w:sz w:val="24"/>
-          <w:szCs w:val="22"/>
-        </w:rPr>
-        <w:t>llaume</w:t>
-      </w:r>
-      <w:r>
-        <w:rPr>
-          <w:rFonts w:ascii="Garamond" w:hAnsi="Garamond"/>
-          <w:b/>
-          <w:sz w:val="24"/>
-          <w:szCs w:val="22"/>
-        </w:rPr>
-        <w:t xml:space="preserve"> </w:t>
+        <w:t xml:space="preserve">Dr. Guillaume </w:t>
       </w:r>
       <w:proofErr w:type="spellStart"/>
       <w:r>
@@ -2822,16 +2777,14 @@
         <w:rPr>
           <w:rFonts w:ascii="Garamond" w:hAnsi="Garamond"/>
           <w:sz w:val="24"/>
-          <w:szCs w:val="22"/>
         </w:rPr>
       </w:pPr>
       <w:r>
         <w:rPr>
           <w:rFonts w:ascii="Garamond" w:hAnsi="Garamond"/>
           <w:sz w:val="24"/>
-          <w:szCs w:val="22"/>
-        </w:rPr>
-        <w:t>Director de la Dirección Académica</w:t>
+        </w:rPr>
+        <w:t>Director de la Dirección Ejecutiva</w:t>
       </w:r>
     </w:p>
     <w:p>
@@ -2853,6 +2806,18 @@
         </w:rPr>
         <w:t>Centro de Idiomas de la UNMSM</w:t>
       </w:r>
+    </w:p>
+    <w:p>
+      <w:pPr>
+        <w:pStyle w:val="Textoindependiente"/>
+        <w:spacing w:line="276" w:lineRule="auto"/>
+        <w:jc w:val="center"/>
+        <w:rPr>
+          <w:rFonts w:ascii="Garamond" w:hAnsi="Garamond"/>
+          <w:sz w:val="24"/>
+          <w:szCs w:val="22"/>
+        </w:rPr>
+      </w:pPr>
     </w:p>
     <w:sectPr>
       <w:headerReference w:type="default" r:id="rId7"/>
@@ -2993,7 +2958,6 @@
       <w:lvlJc w:val="left"/>
       <w:pPr>
         <w:ind w:left="568" w:hanging="567"/>
-        <w:jc w:val="left"/>
       </w:pPr>
       <w:rPr>
         <w:rFonts w:ascii="Arial" w:eastAsia="Arial" w:hAnsi="Arial" w:cs="Arial" w:hint="default"/>
@@ -3665,6 +3629,7 @@
   <w:style w:type="paragraph" w:styleId="Textoindependiente">
     <w:name w:val="Body Text"/>
     <w:basedOn w:val="Normal"/>
+    <w:link w:val="TextoindependienteCar"/>
     <w:uiPriority w:val="1"/>
     <w:qFormat/>
     <w:rPr>
@@ -3774,6 +3739,19 @@
       <w:sz w:val="24"/>
       <w:szCs w:val="24"/>
       <w:lang w:val="es-PE"/>
+    </w:rPr>
+  </w:style>
+  <w:style w:type="character" w:customStyle="1" w:styleId="TextoindependienteCar">
+    <w:name w:val="Texto independiente Car"/>
+    <w:basedOn w:val="Fuentedeprrafopredeter"/>
+    <w:link w:val="Textoindependiente"/>
+    <w:uiPriority w:val="1"/>
+    <w:rsid w:val="00787730"/>
+    <w:rPr>
+      <w:rFonts w:ascii="Arial MT" w:eastAsia="Arial MT" w:hAnsi="Arial MT" w:cs="Arial MT"/>
+      <w:sz w:val="20"/>
+      <w:szCs w:val="20"/>
+      <w:lang w:val="es-ES"/>
     </w:rPr>
   </w:style>
 </w:styles>

--- a/Modelos_documentos/tdr_tipoC_.docx
+++ b/Modelos_documentos/tdr_tipoC_.docx
@@ -33,8 +33,6 @@
           <w:szCs w:val="22"/>
         </w:rPr>
       </w:pPr>
-      <w:bookmarkStart w:id="0" w:name="_GoBack"/>
-      <w:bookmarkEnd w:id="0"/>
     </w:p>
     <w:p>
       <w:pPr>
@@ -89,8 +87,8 @@
         </w:rPr>
         <w:t>USUARIA:</w:t>
       </w:r>
-      <w:bookmarkStart w:id="1" w:name="II._OBJETO_DEL_SERVICIO:"/>
-      <w:bookmarkEnd w:id="1"/>
+      <w:bookmarkStart w:id="0" w:name="II._OBJETO_DEL_SERVICIO:"/>
+      <w:bookmarkEnd w:id="0"/>
     </w:p>
     <w:p>
       <w:pPr>
@@ -272,6 +270,7 @@
           <w:szCs w:val="22"/>
         </w:rPr>
       </w:pPr>
+      <w:proofErr w:type="spellStart"/>
       <w:r>
         <w:rPr>
           <w:rFonts w:ascii="Garamond" w:hAnsi="Garamond"/>
@@ -281,6 +280,7 @@
         </w:rPr>
         <w:t>descripcion</w:t>
       </w:r>
+      <w:proofErr w:type="spellEnd"/>
       <w:r>
         <w:rPr>
           <w:rFonts w:ascii="Garamond" w:hAnsi="Garamond"/>
@@ -358,8 +358,8 @@
           <w:szCs w:val="22"/>
         </w:rPr>
       </w:pPr>
-      <w:bookmarkStart w:id="2" w:name="III._FINALIDAD_PÚBLICA:"/>
-      <w:bookmarkEnd w:id="2"/>
+      <w:bookmarkStart w:id="1" w:name="III._FINALIDAD_PÚBLICA:"/>
+      <w:bookmarkEnd w:id="1"/>
       <w:r>
         <w:rPr>
           <w:rFonts w:ascii="Garamond" w:hAnsi="Garamond"/>
@@ -398,8 +398,8 @@
           <w:szCs w:val="22"/>
         </w:rPr>
       </w:pPr>
-      <w:bookmarkStart w:id="3" w:name="IV._PERFIL_REQUERIDO:_CATEGORÍA_“B”"/>
-      <w:bookmarkEnd w:id="3"/>
+      <w:bookmarkStart w:id="2" w:name="IV._PERFIL_REQUERIDO:_CATEGORÍA_“B”"/>
+      <w:bookmarkEnd w:id="2"/>
       <w:r>
         <w:rPr>
           <w:rFonts w:ascii="Garamond" w:hAnsi="Garamond"/>
@@ -1368,238 +1368,15 @@
           <w:sz w:val="20"/>
         </w:rPr>
       </w:pPr>
+      <w:proofErr w:type="spellStart"/>
       <w:r>
         <w:rPr>
           <w:rFonts w:ascii="Garamond" w:hAnsi="Garamond"/>
           <w:sz w:val="20"/>
         </w:rPr>
-        <w:t>Dictar</w:t>
-      </w:r>
-      <w:r>
-        <w:rPr>
-          <w:rFonts w:ascii="Garamond" w:hAnsi="Garamond"/>
-          <w:spacing w:val="-8"/>
-          <w:sz w:val="20"/>
-        </w:rPr>
-        <w:t xml:space="preserve"> </w:t>
-      </w:r>
-      <w:r>
-        <w:rPr>
-          <w:rFonts w:ascii="Garamond" w:hAnsi="Garamond"/>
-          <w:sz w:val="20"/>
-        </w:rPr>
-        <w:t>clases,</w:t>
-      </w:r>
-      <w:r>
-        <w:rPr>
-          <w:rFonts w:ascii="Garamond" w:hAnsi="Garamond"/>
-          <w:spacing w:val="-4"/>
-          <w:sz w:val="20"/>
-        </w:rPr>
-        <w:t xml:space="preserve"> </w:t>
-      </w:r>
-      <w:r>
-        <w:rPr>
-          <w:rFonts w:ascii="Garamond" w:hAnsi="Garamond"/>
-          <w:sz w:val="20"/>
-        </w:rPr>
-        <w:t>p</w:t>
-      </w:r>
-      <w:r>
-        <w:rPr>
-          <w:rFonts w:ascii="Garamond" w:hAnsi="Garamond"/>
-          <w:sz w:val="20"/>
-        </w:rPr>
-        <w:t>reparar</w:t>
-      </w:r>
-      <w:r>
-        <w:rPr>
-          <w:rFonts w:ascii="Garamond" w:hAnsi="Garamond"/>
-          <w:spacing w:val="-5"/>
-          <w:sz w:val="20"/>
-        </w:rPr>
-        <w:t xml:space="preserve"> </w:t>
-      </w:r>
-      <w:r>
-        <w:rPr>
-          <w:rFonts w:ascii="Garamond" w:hAnsi="Garamond"/>
-          <w:sz w:val="20"/>
-        </w:rPr>
-        <w:t>las</w:t>
-      </w:r>
-      <w:r>
-        <w:rPr>
-          <w:rFonts w:ascii="Garamond" w:hAnsi="Garamond"/>
-          <w:spacing w:val="-3"/>
-          <w:sz w:val="20"/>
-        </w:rPr>
-        <w:t xml:space="preserve"> </w:t>
-      </w:r>
-      <w:r>
-        <w:rPr>
-          <w:rFonts w:ascii="Garamond" w:hAnsi="Garamond"/>
-          <w:sz w:val="20"/>
-        </w:rPr>
-        <w:t>clases,</w:t>
-      </w:r>
-      <w:r>
-        <w:rPr>
-          <w:rFonts w:ascii="Garamond" w:hAnsi="Garamond"/>
-          <w:spacing w:val="-9"/>
-          <w:sz w:val="20"/>
-        </w:rPr>
-        <w:t xml:space="preserve"> </w:t>
-      </w:r>
-      <w:r>
-        <w:rPr>
-          <w:rFonts w:ascii="Garamond" w:hAnsi="Garamond"/>
-          <w:spacing w:val="-9"/>
-          <w:sz w:val="20"/>
-        </w:rPr>
-        <w:t>e</w:t>
-      </w:r>
-      <w:r>
-        <w:rPr>
-          <w:rFonts w:ascii="Garamond" w:hAnsi="Garamond"/>
-          <w:sz w:val="20"/>
-        </w:rPr>
-        <w:t>valuar</w:t>
-      </w:r>
-      <w:r>
-        <w:rPr>
-          <w:rFonts w:ascii="Garamond" w:hAnsi="Garamond"/>
-          <w:spacing w:val="-3"/>
-          <w:sz w:val="20"/>
-        </w:rPr>
-        <w:t xml:space="preserve"> </w:t>
-      </w:r>
-      <w:r>
-        <w:rPr>
-          <w:rFonts w:ascii="Garamond" w:hAnsi="Garamond"/>
-          <w:sz w:val="20"/>
-        </w:rPr>
-        <w:t>a</w:t>
-      </w:r>
-      <w:r>
-        <w:rPr>
-          <w:rFonts w:ascii="Garamond" w:hAnsi="Garamond"/>
-          <w:spacing w:val="-7"/>
-          <w:sz w:val="20"/>
-        </w:rPr>
-        <w:t xml:space="preserve"> </w:t>
-      </w:r>
-      <w:r>
-        <w:rPr>
-          <w:rFonts w:ascii="Garamond" w:hAnsi="Garamond"/>
-          <w:sz w:val="20"/>
-        </w:rPr>
-        <w:t>los</w:t>
-      </w:r>
-      <w:r>
-        <w:rPr>
-          <w:rFonts w:ascii="Garamond" w:hAnsi="Garamond"/>
-          <w:spacing w:val="-5"/>
-          <w:sz w:val="20"/>
-        </w:rPr>
-        <w:t xml:space="preserve"> </w:t>
-      </w:r>
-      <w:r>
-        <w:rPr>
-          <w:rFonts w:ascii="Garamond" w:hAnsi="Garamond"/>
-          <w:sz w:val="20"/>
-        </w:rPr>
-        <w:t>alumnos,</w:t>
-      </w:r>
-      <w:r>
-        <w:rPr>
-          <w:rFonts w:ascii="Garamond" w:hAnsi="Garamond"/>
-          <w:spacing w:val="-9"/>
-          <w:sz w:val="20"/>
-        </w:rPr>
-        <w:t xml:space="preserve"> </w:t>
-      </w:r>
-      <w:r>
-        <w:rPr>
-          <w:rFonts w:ascii="Garamond" w:hAnsi="Garamond"/>
-          <w:sz w:val="20"/>
-        </w:rPr>
-        <w:t>d</w:t>
-      </w:r>
-      <w:r>
-        <w:rPr>
-          <w:rFonts w:ascii="Garamond" w:hAnsi="Garamond"/>
-          <w:sz w:val="20"/>
-        </w:rPr>
-        <w:t>iseñar</w:t>
-      </w:r>
-      <w:r>
-        <w:rPr>
-          <w:rFonts w:ascii="Garamond" w:hAnsi="Garamond"/>
-          <w:spacing w:val="-5"/>
-          <w:sz w:val="20"/>
-        </w:rPr>
-        <w:t xml:space="preserve"> </w:t>
-      </w:r>
-      <w:r>
-        <w:rPr>
-          <w:rFonts w:ascii="Garamond" w:hAnsi="Garamond"/>
-          <w:sz w:val="20"/>
-        </w:rPr>
-        <w:t>e</w:t>
-      </w:r>
-      <w:r>
-        <w:rPr>
-          <w:rFonts w:ascii="Garamond" w:hAnsi="Garamond"/>
-          <w:sz w:val="20"/>
-        </w:rPr>
-        <w:t>xámenes,</w:t>
-      </w:r>
-      <w:r>
-        <w:rPr>
-          <w:rFonts w:ascii="Garamond" w:hAnsi="Garamond"/>
-          <w:spacing w:val="-4"/>
-          <w:sz w:val="20"/>
-        </w:rPr>
-        <w:t xml:space="preserve"> </w:t>
-      </w:r>
-      <w:r>
-        <w:rPr>
-          <w:rFonts w:ascii="Garamond" w:hAnsi="Garamond"/>
-          <w:sz w:val="20"/>
-        </w:rPr>
-        <w:t>entregar</w:t>
-      </w:r>
-      <w:r>
-        <w:rPr>
-          <w:rFonts w:ascii="Garamond" w:hAnsi="Garamond"/>
-          <w:spacing w:val="-8"/>
-          <w:sz w:val="20"/>
-        </w:rPr>
-        <w:t xml:space="preserve"> </w:t>
-      </w:r>
-      <w:r>
-        <w:rPr>
-          <w:rFonts w:ascii="Garamond" w:hAnsi="Garamond"/>
-          <w:sz w:val="20"/>
-        </w:rPr>
-        <w:t xml:space="preserve">notas y </w:t>
-      </w:r>
-      <w:bookmarkStart w:id="4" w:name="VI._MODALIDAD_DEL_SERVICIO:"/>
-      <w:bookmarkEnd w:id="4"/>
-      <w:r>
-        <w:rPr>
-          <w:rFonts w:ascii="Garamond" w:hAnsi="Garamond"/>
-          <w:sz w:val="20"/>
-        </w:rPr>
-        <w:t>p</w:t>
-      </w:r>
-      <w:r>
-        <w:rPr>
-          <w:rFonts w:ascii="Garamond" w:hAnsi="Garamond"/>
-          <w:sz w:val="20"/>
-        </w:rPr>
-        <w:t>resentar informe de dictado de curso.</w:t>
-      </w:r>
+        <w:t>actividades_docentes</w:t>
+      </w:r>
+      <w:proofErr w:type="spellEnd"/>
     </w:p>
     <w:p>
       <w:pPr>
@@ -1694,6 +1471,7 @@
           <w:szCs w:val="22"/>
         </w:rPr>
       </w:pPr>
+      <w:proofErr w:type="spellStart"/>
       <w:r>
         <w:rPr>
           <w:rFonts w:ascii="Garamond" w:hAnsi="Garamond"/>
@@ -1722,6 +1500,7 @@
         <w:softHyphen/>
         <w:t>_servicio</w:t>
       </w:r>
+      <w:proofErr w:type="spellEnd"/>
     </w:p>
     <w:p>
       <w:pPr>
@@ -1757,8 +1536,8 @@
           <w:szCs w:val="22"/>
         </w:rPr>
       </w:pPr>
-      <w:bookmarkStart w:id="5" w:name="VII._LUGAR_DE_PRESTACIÓN_DEL_SERVICIO:"/>
-      <w:bookmarkEnd w:id="5"/>
+      <w:bookmarkStart w:id="3" w:name="VII._LUGAR_DE_PRESTACIÓN_DEL_SERVICIO:"/>
+      <w:bookmarkEnd w:id="3"/>
       <w:r>
         <w:rPr>
           <w:rFonts w:ascii="Garamond" w:hAnsi="Garamond"/>
@@ -1836,8 +1615,8 @@
         </w:rPr>
         <w:t>SERVICIO:</w:t>
       </w:r>
-      <w:bookmarkStart w:id="6" w:name="VIII._PLAZO_DEL_SERVICIO:"/>
-      <w:bookmarkEnd w:id="6"/>
+      <w:bookmarkStart w:id="4" w:name="VIII._PLAZO_DEL_SERVICIO:"/>
+      <w:bookmarkEnd w:id="4"/>
     </w:p>
     <w:p>
       <w:pPr>
@@ -2154,8 +1933,8 @@
           <w:szCs w:val="22"/>
         </w:rPr>
       </w:pPr>
-      <w:bookmarkStart w:id="7" w:name="IX._MONTO_REFERENCIAL:"/>
-      <w:bookmarkEnd w:id="7"/>
+      <w:bookmarkStart w:id="5" w:name="IX._MONTO_REFERENCIAL:"/>
+      <w:bookmarkEnd w:id="5"/>
       <w:r>
         <w:rPr>
           <w:rFonts w:ascii="Garamond" w:hAnsi="Garamond"/>
@@ -2268,15 +2047,24 @@
         <w:rPr>
           <w:rFonts w:ascii="Garamond" w:hAnsi="Garamond"/>
           <w:b w:val="0"/>
-          <w:szCs w:val="22"/>
-        </w:rPr>
-        <w:t xml:space="preserve">Monto del servicio: </w:t>
+          <w:bCs w:val="0"/>
+          <w:szCs w:val="22"/>
+        </w:rPr>
+        <w:t>Monto del servicio:</w:t>
+      </w:r>
+      <w:r>
+        <w:rPr>
+          <w:rFonts w:ascii="Garamond" w:hAnsi="Garamond"/>
+          <w:szCs w:val="22"/>
+        </w:rPr>
+        <w:t xml:space="preserve"> </w:t>
       </w:r>
       <w:proofErr w:type="spellStart"/>
       <w:r>
         <w:rPr>
           <w:rFonts w:ascii="Garamond" w:hAnsi="Garamond"/>
           <w:b w:val="0"/>
+          <w:bCs w:val="0"/>
           <w:szCs w:val="22"/>
         </w:rPr>
         <w:t>monto_subtotal</w:t>
@@ -2288,7 +2076,7 @@
           <w:b w:val="0"/>
           <w:szCs w:val="22"/>
         </w:rPr>
-        <w:t>. Incluye el impuesto y la contribución de ley.</w:t>
+        <w:t>.</w:t>
       </w:r>
     </w:p>
     <w:p>
@@ -2306,6 +2094,8 @@
           <w:szCs w:val="22"/>
         </w:rPr>
       </w:pPr>
+      <w:bookmarkStart w:id="6" w:name="_GoBack"/>
+      <w:bookmarkEnd w:id="6"/>
     </w:p>
     <w:p>
       <w:pPr>

--- a/Modelos_documentos/tdr_tipoC_.docx
+++ b/Modelos_documentos/tdr_tipoC_.docx
@@ -1,6 +1,6 @@
 
 <file path=word/document.xml><?xml version="1.0" encoding="utf-8"?>
-<w:document xmlns:wpc="http://schemas.microsoft.com/office/word/2010/wordprocessingCanvas" xmlns:cx="http://schemas.microsoft.com/office/drawing/2014/chartex" xmlns:mc="http://schemas.openxmlformats.org/markup-compatibility/2006" xmlns:o="urn:schemas-microsoft-com:office:office" xmlns:r="http://schemas.openxmlformats.org/officeDocument/2006/relationships" xmlns:m="http://schemas.openxmlformats.org/officeDocument/2006/math" xmlns:v="urn:schemas-microsoft-com:vml" xmlns:wp14="http://schemas.microsoft.com/office/word/2010/wordprocessingDrawing" xmlns:wp="http://schemas.openxmlformats.org/drawingml/2006/wordprocessingDrawing" xmlns:w10="urn:schemas-microsoft-com:office:word" xmlns:w="http://schemas.openxmlformats.org/wordprocessingml/2006/main" xmlns:w14="http://schemas.microsoft.com/office/word/2010/wordml" xmlns:w15="http://schemas.microsoft.com/office/word/2012/wordml" xmlns:w16se="http://schemas.microsoft.com/office/word/2015/wordml/symex" xmlns:wpg="http://schemas.microsoft.com/office/word/2010/wordprocessingGroup" xmlns:wpi="http://schemas.microsoft.com/office/word/2010/wordprocessingInk" xmlns:wne="http://schemas.microsoft.com/office/word/2006/wordml" xmlns:wps="http://schemas.microsoft.com/office/word/2010/wordprocessingShape" mc:Ignorable="w14 w15 w16se wp14">
+<w:document xmlns:wpc="http://schemas.microsoft.com/office/word/2010/wordprocessingCanvas" xmlns:cx="http://schemas.microsoft.com/office/drawing/2014/chartex" xmlns:cx1="http://schemas.microsoft.com/office/drawing/2015/9/8/chartex" xmlns:cx2="http://schemas.microsoft.com/office/drawing/2015/10/21/chartex" xmlns:cx3="http://schemas.microsoft.com/office/drawing/2016/5/9/chartex" xmlns:cx4="http://schemas.microsoft.com/office/drawing/2016/5/10/chartex" xmlns:cx5="http://schemas.microsoft.com/office/drawing/2016/5/11/chartex" xmlns:cx6="http://schemas.microsoft.com/office/drawing/2016/5/12/chartex" xmlns:cx7="http://schemas.microsoft.com/office/drawing/2016/5/13/chartex" xmlns:cx8="http://schemas.microsoft.com/office/drawing/2016/5/14/chartex" xmlns:mc="http://schemas.openxmlformats.org/markup-compatibility/2006" xmlns:aink="http://schemas.microsoft.com/office/drawing/2016/ink" xmlns:am3d="http://schemas.microsoft.com/office/drawing/2017/model3d" xmlns:o="urn:schemas-microsoft-com:office:office" xmlns:oel="http://schemas.microsoft.com/office/2019/extlst" xmlns:r="http://schemas.openxmlformats.org/officeDocument/2006/relationships" xmlns:m="http://schemas.openxmlformats.org/officeDocument/2006/math" xmlns:v="urn:schemas-microsoft-com:vml" xmlns:wp14="http://schemas.microsoft.com/office/word/2010/wordprocessingDrawing" xmlns:wp="http://schemas.openxmlformats.org/drawingml/2006/wordprocessingDrawing" xmlns:w10="urn:schemas-microsoft-com:office:word" xmlns:w="http://schemas.openxmlformats.org/wordprocessingml/2006/main" xmlns:w14="http://schemas.microsoft.com/office/word/2010/wordml" xmlns:w15="http://schemas.microsoft.com/office/word/2012/wordml" xmlns:w16cex="http://schemas.microsoft.com/office/word/2018/wordml/cex" xmlns:w16cid="http://schemas.microsoft.com/office/word/2016/wordml/cid" xmlns:w16="http://schemas.microsoft.com/office/word/2018/wordml" xmlns:w16du="http://schemas.microsoft.com/office/word/2023/wordml/word16du" xmlns:w16sdtdh="http://schemas.microsoft.com/office/word/2020/wordml/sdtdatahash" xmlns:w16sdtfl="http://schemas.microsoft.com/office/word/2024/wordml/sdtformatlock" xmlns:w16se="http://schemas.microsoft.com/office/word/2015/wordml/symex" xmlns:wpg="http://schemas.microsoft.com/office/word/2010/wordprocessingGroup" xmlns:wpi="http://schemas.microsoft.com/office/word/2010/wordprocessingInk" xmlns:wne="http://schemas.microsoft.com/office/word/2006/wordml" xmlns:wps="http://schemas.microsoft.com/office/word/2010/wordprocessingShape" mc:Ignorable="w14 w15 w16se w16cid w16 w16cex w16sdtdh w16sdtfl w16du wp14">
   <w:body>
     <w:p>
       <w:pPr>
@@ -270,7 +270,6 @@
           <w:szCs w:val="22"/>
         </w:rPr>
       </w:pPr>
-      <w:proofErr w:type="spellStart"/>
       <w:r>
         <w:rPr>
           <w:rFonts w:ascii="Garamond" w:hAnsi="Garamond"/>
@@ -280,7 +279,6 @@
         </w:rPr>
         <w:t>descripcion</w:t>
       </w:r>
-      <w:proofErr w:type="spellEnd"/>
       <w:r>
         <w:rPr>
           <w:rFonts w:ascii="Garamond" w:hAnsi="Garamond"/>
@@ -1321,13 +1319,16 @@
           <w:numId w:val="2"/>
         </w:numPr>
         <w:tabs>
-          <w:tab w:val="left" w:pos="567"/>
-        </w:tabs>
-        <w:spacing w:before="0" w:line="276" w:lineRule="auto"/>
-        <w:ind w:left="0"/>
+          <w:tab w:val="left" w:pos="0"/>
+        </w:tabs>
+        <w:spacing w:before="151"/>
+        <w:ind w:left="0" w:hanging="567"/>
         <w:rPr>
           <w:rFonts w:ascii="Garamond" w:hAnsi="Garamond"/>
           <w:b/>
+          <w:spacing w:val="-2"/>
+          <w:sz w:val="20"/>
+          <w:szCs w:val="20"/>
         </w:rPr>
       </w:pPr>
       <w:r>
@@ -1335,66 +1336,136 @@
           <w:rFonts w:ascii="Garamond" w:hAnsi="Garamond"/>
           <w:b/>
           <w:spacing w:val="-2"/>
-        </w:rPr>
-        <w:t>ACTIVIDADES A</w:t>
-      </w:r>
-      <w:r>
+          <w:sz w:val="20"/>
+          <w:szCs w:val="20"/>
+        </w:rPr>
+        <w:t>REQUISITOS MINIMOS QUE DEBE DE CUMPLIR EL CONTRATISTA:</w:t>
+      </w:r>
+    </w:p>
+    <w:p>
+      <w:pPr>
+        <w:pStyle w:val="Textoindependiente"/>
+        <w:numPr>
+          <w:ilvl w:val="0"/>
+          <w:numId w:val="3"/>
+        </w:numPr>
+        <w:tabs>
+          <w:tab w:val="left" w:pos="284"/>
+        </w:tabs>
+        <w:spacing w:before="3"/>
+        <w:ind w:left="0" w:right="69" w:firstLine="0"/>
+        <w:jc w:val="both"/>
+        <w:rPr>
+          <w:rFonts w:ascii="Garamond" w:eastAsia="Arial" w:hAnsi="Garamond" w:cs="Arial"/>
+          <w:bCs/>
+          <w:spacing w:val="-2"/>
+        </w:rPr>
+      </w:pPr>
+      <w:r>
+        <w:rPr>
+          <w:rFonts w:ascii="Garamond" w:eastAsia="Arial" w:hAnsi="Garamond" w:cs="Arial"/>
+          <w:bCs/>
+          <w:spacing w:val="-2"/>
+        </w:rPr>
+        <w:t>Contar con registro único de contribuyentes (RUC): Vigente, con estado de contribuyente activo y condición de contribuyente habido</w:t>
+      </w:r>
+    </w:p>
+    <w:p>
+      <w:pPr>
+        <w:pStyle w:val="Textoindependiente"/>
+        <w:numPr>
+          <w:ilvl w:val="0"/>
+          <w:numId w:val="3"/>
+        </w:numPr>
+        <w:tabs>
+          <w:tab w:val="left" w:pos="284"/>
+        </w:tabs>
+        <w:spacing w:before="3"/>
+        <w:ind w:left="0" w:right="69" w:firstLine="0"/>
+        <w:jc w:val="both"/>
+        <w:rPr>
+          <w:rFonts w:ascii="Garamond" w:eastAsia="Arial" w:hAnsi="Garamond" w:cs="Arial"/>
+          <w:bCs/>
+          <w:spacing w:val="-2"/>
+        </w:rPr>
+      </w:pPr>
+      <w:r>
+        <w:rPr>
+          <w:rFonts w:ascii="Garamond" w:eastAsia="Arial" w:hAnsi="Garamond" w:cs="Arial"/>
+          <w:bCs/>
+          <w:spacing w:val="-2"/>
+        </w:rPr>
+        <w:t>Contar con registro nacional de proveedores (RNP): Vigente (servicios).</w:t>
+      </w:r>
+    </w:p>
+    <w:p>
+      <w:pPr>
+        <w:pStyle w:val="Textoindependiente"/>
+        <w:spacing w:before="3"/>
+        <w:ind w:right="69"/>
+        <w:jc w:val="both"/>
+        <w:rPr>
+          <w:rFonts w:ascii="Garamond" w:eastAsia="Arial" w:hAnsi="Garamond" w:cs="Arial"/>
+          <w:bCs/>
+          <w:spacing w:val="-2"/>
+        </w:rPr>
+      </w:pPr>
+      <w:r>
+        <w:rPr>
+          <w:rFonts w:ascii="Garamond" w:eastAsia="Arial" w:hAnsi="Garamond" w:cs="Arial"/>
+          <w:bCs/>
+          <w:spacing w:val="-2"/>
+        </w:rPr>
+        <w:t>para montos mayores a 1 UIT. (De ser el caso).</w:t>
+      </w:r>
+    </w:p>
+    <w:p>
+      <w:pPr>
+        <w:pStyle w:val="Textoindependiente"/>
+        <w:numPr>
+          <w:ilvl w:val="0"/>
+          <w:numId w:val="3"/>
+        </w:numPr>
+        <w:tabs>
+          <w:tab w:val="left" w:pos="284"/>
+        </w:tabs>
+        <w:spacing w:before="1"/>
+        <w:ind w:left="0" w:right="69" w:firstLine="0"/>
+        <w:jc w:val="both"/>
+        <w:rPr>
+          <w:rFonts w:ascii="Garamond" w:eastAsia="Arial" w:hAnsi="Garamond" w:cs="Arial"/>
+          <w:bCs/>
+          <w:spacing w:val="-2"/>
+        </w:rPr>
+      </w:pPr>
+      <w:r>
+        <w:rPr>
+          <w:rFonts w:ascii="Garamond" w:eastAsia="Arial" w:hAnsi="Garamond" w:cs="Arial"/>
+          <w:bCs/>
+          <w:spacing w:val="-2"/>
+        </w:rPr>
+        <w:t>No estar inhabilitado para contratar con el estado.</w:t>
+      </w:r>
+    </w:p>
+    <w:p>
+      <w:pPr>
+        <w:pStyle w:val="Prrafodelista"/>
+        <w:tabs>
+          <w:tab w:val="left" w:pos="567"/>
+        </w:tabs>
+        <w:spacing w:before="0" w:line="276" w:lineRule="auto"/>
+        <w:ind w:left="0" w:hanging="436"/>
         <w:rPr>
           <w:rFonts w:ascii="Garamond" w:hAnsi="Garamond"/>
           <w:b/>
-          <w:spacing w:val="-8"/>
-        </w:rPr>
-        <w:t xml:space="preserve"> </w:t>
-      </w:r>
-      <w:r>
-        <w:rPr>
-          <w:rFonts w:ascii="Garamond" w:hAnsi="Garamond"/>
-          <w:b/>
-          <w:spacing w:val="-2"/>
-        </w:rPr>
-        <w:t>REALIZAR:</w:t>
-      </w:r>
+          <w:sz w:val="20"/>
+          <w:szCs w:val="20"/>
+        </w:rPr>
+      </w:pPr>
     </w:p>
     <w:p>
       <w:pPr>
         <w:pStyle w:val="Prrafodelista"/>
-        <w:tabs>
-          <w:tab w:val="left" w:pos="567"/>
-        </w:tabs>
-        <w:spacing w:before="0" w:line="276" w:lineRule="auto"/>
-        <w:ind w:left="0" w:firstLine="0"/>
-        <w:rPr>
-          <w:rFonts w:ascii="Garamond" w:hAnsi="Garamond"/>
-          <w:sz w:val="20"/>
-        </w:rPr>
-      </w:pPr>
-      <w:proofErr w:type="spellStart"/>
-      <w:r>
-        <w:rPr>
-          <w:rFonts w:ascii="Garamond" w:hAnsi="Garamond"/>
-          <w:sz w:val="20"/>
-        </w:rPr>
-        <w:t>actividades_docentes</w:t>
-      </w:r>
-      <w:proofErr w:type="spellEnd"/>
-    </w:p>
-    <w:p>
-      <w:pPr>
-        <w:pStyle w:val="Prrafodelista"/>
-        <w:tabs>
-          <w:tab w:val="left" w:pos="567"/>
-        </w:tabs>
-        <w:spacing w:before="0" w:line="276" w:lineRule="auto"/>
-        <w:ind w:left="0" w:firstLine="0"/>
-        <w:rPr>
-          <w:rFonts w:ascii="Garamond" w:hAnsi="Garamond"/>
-          <w:b/>
-        </w:rPr>
-      </w:pPr>
-    </w:p>
-    <w:p>
-      <w:pPr>
-        <w:pStyle w:val="Ttulo1"/>
         <w:numPr>
           <w:ilvl w:val="0"/>
           <w:numId w:val="2"/>
@@ -1403,62 +1474,73 @@
           <w:tab w:val="left" w:pos="567"/>
         </w:tabs>
         <w:spacing w:before="0" w:line="276" w:lineRule="auto"/>
-        <w:ind w:left="0"/>
-        <w:rPr>
-          <w:rFonts w:ascii="Garamond" w:hAnsi="Garamond"/>
-          <w:sz w:val="22"/>
-          <w:szCs w:val="22"/>
-        </w:rPr>
-      </w:pPr>
-      <w:r>
-        <w:rPr>
-          <w:rFonts w:ascii="Garamond" w:hAnsi="Garamond"/>
-          <w:spacing w:val="-2"/>
-          <w:sz w:val="22"/>
-          <w:szCs w:val="22"/>
-        </w:rPr>
-        <w:t>MODALIDAD</w:t>
-      </w:r>
-      <w:r>
-        <w:rPr>
-          <w:rFonts w:ascii="Garamond" w:hAnsi="Garamond"/>
-          <w:spacing w:val="-6"/>
-          <w:sz w:val="22"/>
-          <w:szCs w:val="22"/>
-        </w:rPr>
-        <w:t xml:space="preserve"> </w:t>
-      </w:r>
-      <w:r>
-        <w:rPr>
-          <w:rFonts w:ascii="Garamond" w:hAnsi="Garamond"/>
-          <w:spacing w:val="-2"/>
-          <w:sz w:val="22"/>
-          <w:szCs w:val="22"/>
-        </w:rPr>
-        <w:t>DEL</w:t>
-      </w:r>
-      <w:r>
-        <w:rPr>
-          <w:rFonts w:ascii="Garamond" w:hAnsi="Garamond"/>
-          <w:spacing w:val="-3"/>
-          <w:sz w:val="22"/>
-          <w:szCs w:val="22"/>
-        </w:rPr>
-        <w:t xml:space="preserve"> </w:t>
-      </w:r>
-      <w:r>
-        <w:rPr>
-          <w:rFonts w:ascii="Garamond" w:hAnsi="Garamond"/>
-          <w:spacing w:val="-2"/>
-          <w:sz w:val="22"/>
-          <w:szCs w:val="22"/>
-        </w:rPr>
-        <w:t>SERVICIO:</w:t>
-      </w:r>
-    </w:p>
-    <w:p>
-      <w:pPr>
-        <w:pStyle w:val="Ttulo1"/>
+        <w:ind w:left="0" w:hanging="567"/>
+        <w:rPr>
+          <w:rFonts w:ascii="Garamond" w:hAnsi="Garamond"/>
+          <w:b/>
+          <w:sz w:val="20"/>
+          <w:szCs w:val="20"/>
+        </w:rPr>
+      </w:pPr>
+      <w:r>
+        <w:rPr>
+          <w:rFonts w:ascii="Garamond" w:hAnsi="Garamond"/>
+          <w:b/>
+          <w:spacing w:val="-2"/>
+          <w:sz w:val="20"/>
+          <w:szCs w:val="20"/>
+        </w:rPr>
+        <w:t>ACTIVIDADES A</w:t>
+      </w:r>
+      <w:r>
+        <w:rPr>
+          <w:rFonts w:ascii="Garamond" w:hAnsi="Garamond"/>
+          <w:b/>
+          <w:spacing w:val="-8"/>
+          <w:sz w:val="20"/>
+          <w:szCs w:val="20"/>
+        </w:rPr>
+        <w:t xml:space="preserve"> </w:t>
+      </w:r>
+      <w:r>
+        <w:rPr>
+          <w:rFonts w:ascii="Garamond" w:hAnsi="Garamond"/>
+          <w:b/>
+          <w:spacing w:val="-2"/>
+          <w:sz w:val="20"/>
+          <w:szCs w:val="20"/>
+        </w:rPr>
+        <w:t>REALIZAR:</w:t>
+      </w:r>
+    </w:p>
+    <w:p>
+      <w:pPr>
+        <w:pStyle w:val="Prrafodelista"/>
+        <w:tabs>
+          <w:tab w:val="left" w:pos="567"/>
+        </w:tabs>
+        <w:spacing w:before="0" w:line="276" w:lineRule="auto"/>
+        <w:ind w:left="426" w:hanging="436"/>
+        <w:rPr>
+          <w:rFonts w:ascii="Garamond" w:hAnsi="Garamond"/>
+          <w:sz w:val="20"/>
+          <w:szCs w:val="20"/>
+        </w:rPr>
+      </w:pPr>
+      <w:proofErr w:type="spellStart"/>
+      <w:r>
+        <w:rPr>
+          <w:rFonts w:ascii="Garamond" w:hAnsi="Garamond"/>
+          <w:sz w:val="20"/>
+          <w:szCs w:val="20"/>
+        </w:rPr>
+        <w:t>actividades_docentes</w:t>
+      </w:r>
+      <w:proofErr w:type="spellEnd"/>
+    </w:p>
+    <w:p>
+      <w:pPr>
+        <w:pStyle w:val="Prrafodelista"/>
         <w:tabs>
           <w:tab w:val="left" w:pos="567"/>
         </w:tabs>
@@ -1466,55 +1548,9 @@
         <w:ind w:left="0" w:firstLine="0"/>
         <w:rPr>
           <w:rFonts w:ascii="Garamond" w:hAnsi="Garamond"/>
-          <w:b w:val="0"/>
-          <w:spacing w:val="-2"/>
-          <w:szCs w:val="22"/>
-        </w:rPr>
-      </w:pPr>
-      <w:proofErr w:type="spellStart"/>
-      <w:r>
-        <w:rPr>
-          <w:rFonts w:ascii="Garamond" w:hAnsi="Garamond"/>
-          <w:b w:val="0"/>
-          <w:spacing w:val="-2"/>
-          <w:szCs w:val="22"/>
-        </w:rPr>
-        <w:t>modalidad</w:t>
-      </w:r>
-      <w:r>
-        <w:rPr>
-          <w:rFonts w:ascii="Garamond" w:hAnsi="Garamond"/>
-          <w:b w:val="0"/>
-          <w:spacing w:val="-2"/>
-          <w:szCs w:val="22"/>
-        </w:rPr>
-        <w:softHyphen/>
-      </w:r>
-      <w:r>
-        <w:rPr>
-          <w:rFonts w:ascii="Garamond" w:hAnsi="Garamond"/>
-          <w:b w:val="0"/>
-          <w:spacing w:val="-2"/>
-          <w:szCs w:val="22"/>
-        </w:rPr>
-        <w:softHyphen/>
-        <w:t>_servicio</w:t>
-      </w:r>
-      <w:proofErr w:type="spellEnd"/>
-    </w:p>
-    <w:p>
-      <w:pPr>
-        <w:pStyle w:val="Ttulo1"/>
-        <w:tabs>
-          <w:tab w:val="left" w:pos="567"/>
-        </w:tabs>
-        <w:spacing w:before="0" w:line="276" w:lineRule="auto"/>
-        <w:ind w:left="0" w:firstLine="0"/>
-        <w:rPr>
-          <w:rFonts w:ascii="Garamond" w:hAnsi="Garamond"/>
-          <w:b w:val="0"/>
-          <w:sz w:val="22"/>
-          <w:szCs w:val="22"/>
+          <w:b/>
+          <w:sz w:val="20"/>
+          <w:szCs w:val="20"/>
         </w:rPr>
       </w:pPr>
     </w:p>
@@ -1529,94 +1565,46 @@
           <w:tab w:val="left" w:pos="567"/>
         </w:tabs>
         <w:spacing w:before="0" w:line="276" w:lineRule="auto"/>
-        <w:ind w:left="0"/>
-        <w:rPr>
-          <w:rFonts w:ascii="Garamond" w:hAnsi="Garamond"/>
-          <w:sz w:val="22"/>
-          <w:szCs w:val="22"/>
-        </w:rPr>
-      </w:pPr>
-      <w:bookmarkStart w:id="3" w:name="VII._LUGAR_DE_PRESTACIÓN_DEL_SERVICIO:"/>
-      <w:bookmarkEnd w:id="3"/>
-      <w:r>
-        <w:rPr>
-          <w:rFonts w:ascii="Garamond" w:hAnsi="Garamond"/>
-          <w:sz w:val="22"/>
-          <w:szCs w:val="22"/>
-        </w:rPr>
-        <w:t>LUGAR</w:t>
-      </w:r>
-      <w:r>
-        <w:rPr>
-          <w:rFonts w:ascii="Garamond" w:hAnsi="Garamond"/>
-          <w:spacing w:val="-16"/>
-          <w:sz w:val="22"/>
-          <w:szCs w:val="22"/>
-        </w:rPr>
-        <w:t xml:space="preserve"> </w:t>
-      </w:r>
-      <w:r>
-        <w:rPr>
-          <w:rFonts w:ascii="Garamond" w:hAnsi="Garamond"/>
-          <w:sz w:val="22"/>
-          <w:szCs w:val="22"/>
-        </w:rPr>
-        <w:t>DE</w:t>
-      </w:r>
-      <w:r>
-        <w:rPr>
-          <w:rFonts w:ascii="Garamond" w:hAnsi="Garamond"/>
-          <w:spacing w:val="-12"/>
-          <w:sz w:val="22"/>
-          <w:szCs w:val="22"/>
-        </w:rPr>
-        <w:t xml:space="preserve"> </w:t>
-      </w:r>
-      <w:r>
-        <w:rPr>
-          <w:rFonts w:ascii="Garamond" w:hAnsi="Garamond"/>
-          <w:sz w:val="22"/>
-          <w:szCs w:val="22"/>
-        </w:rPr>
-        <w:t>PRESTACIÓN</w:t>
-      </w:r>
-      <w:r>
-        <w:rPr>
-          <w:rFonts w:ascii="Garamond" w:hAnsi="Garamond"/>
-          <w:spacing w:val="-11"/>
-          <w:sz w:val="22"/>
-          <w:szCs w:val="22"/>
-        </w:rPr>
-        <w:t xml:space="preserve"> </w:t>
-      </w:r>
-      <w:r>
-        <w:rPr>
-          <w:rFonts w:ascii="Garamond" w:hAnsi="Garamond"/>
-          <w:sz w:val="22"/>
-          <w:szCs w:val="22"/>
+        <w:ind w:left="0" w:hanging="567"/>
+        <w:rPr>
+          <w:rFonts w:ascii="Garamond" w:hAnsi="Garamond"/>
+        </w:rPr>
+      </w:pPr>
+      <w:r>
+        <w:rPr>
+          <w:rFonts w:ascii="Garamond" w:hAnsi="Garamond"/>
+          <w:spacing w:val="-2"/>
+        </w:rPr>
+        <w:t>MODALIDAD</w:t>
+      </w:r>
+      <w:r>
+        <w:rPr>
+          <w:rFonts w:ascii="Garamond" w:hAnsi="Garamond"/>
+          <w:spacing w:val="-6"/>
+        </w:rPr>
+        <w:t xml:space="preserve"> </w:t>
+      </w:r>
+      <w:r>
+        <w:rPr>
+          <w:rFonts w:ascii="Garamond" w:hAnsi="Garamond"/>
+          <w:spacing w:val="-2"/>
         </w:rPr>
         <w:t>DEL</w:t>
       </w:r>
       <w:r>
         <w:rPr>
           <w:rFonts w:ascii="Garamond" w:hAnsi="Garamond"/>
-          <w:spacing w:val="-10"/>
-          <w:sz w:val="22"/>
-          <w:szCs w:val="22"/>
-        </w:rPr>
-        <w:t xml:space="preserve"> </w:t>
-      </w:r>
-      <w:r>
-        <w:rPr>
-          <w:rFonts w:ascii="Garamond" w:hAnsi="Garamond"/>
-          <w:spacing w:val="-2"/>
-          <w:sz w:val="22"/>
-          <w:szCs w:val="22"/>
+          <w:spacing w:val="-3"/>
+        </w:rPr>
+        <w:t xml:space="preserve"> </w:t>
+      </w:r>
+      <w:r>
+        <w:rPr>
+          <w:rFonts w:ascii="Garamond" w:hAnsi="Garamond"/>
+          <w:spacing w:val="-2"/>
         </w:rPr>
         <w:t>SERVICIO:</w:t>
       </w:r>
-      <w:bookmarkStart w:id="4" w:name="VIII._PLAZO_DEL_SERVICIO:"/>
-      <w:bookmarkEnd w:id="4"/>
     </w:p>
     <w:p>
       <w:pPr>
@@ -1630,120 +1618,18 @@
           <w:rFonts w:ascii="Garamond" w:hAnsi="Garamond"/>
           <w:b w:val="0"/>
           <w:spacing w:val="-2"/>
-          <w:szCs w:val="22"/>
-        </w:rPr>
-      </w:pPr>
-      <w:r>
-        <w:rPr>
-          <w:rFonts w:ascii="Garamond" w:hAnsi="Garamond"/>
-          <w:b w:val="0"/>
-          <w:szCs w:val="22"/>
-        </w:rPr>
-        <w:t>UNMSM</w:t>
-      </w:r>
-      <w:r>
-        <w:rPr>
-          <w:rFonts w:ascii="Garamond" w:hAnsi="Garamond"/>
-          <w:b w:val="0"/>
-          <w:spacing w:val="-10"/>
-          <w:szCs w:val="22"/>
-        </w:rPr>
-        <w:t xml:space="preserve"> </w:t>
-      </w:r>
-      <w:r>
-        <w:rPr>
-          <w:rFonts w:ascii="Garamond" w:hAnsi="Garamond"/>
-          <w:b w:val="0"/>
-          <w:szCs w:val="22"/>
-        </w:rPr>
-        <w:t>–</w:t>
-      </w:r>
-      <w:r>
-        <w:rPr>
-          <w:rFonts w:ascii="Garamond" w:hAnsi="Garamond"/>
-          <w:b w:val="0"/>
-          <w:spacing w:val="-10"/>
-          <w:szCs w:val="22"/>
-        </w:rPr>
-        <w:t xml:space="preserve"> </w:t>
-      </w:r>
-      <w:r>
-        <w:rPr>
-          <w:rFonts w:ascii="Garamond" w:hAnsi="Garamond"/>
-          <w:b w:val="0"/>
-          <w:szCs w:val="22"/>
-        </w:rPr>
-        <w:t>FLCH</w:t>
-      </w:r>
-      <w:r>
-        <w:rPr>
-          <w:rFonts w:ascii="Garamond" w:hAnsi="Garamond"/>
-          <w:b w:val="0"/>
-          <w:spacing w:val="-7"/>
-          <w:szCs w:val="22"/>
-        </w:rPr>
-        <w:t xml:space="preserve"> </w:t>
-      </w:r>
-      <w:r>
-        <w:rPr>
-          <w:rFonts w:ascii="Garamond" w:hAnsi="Garamond"/>
-          <w:b w:val="0"/>
-          <w:szCs w:val="22"/>
-        </w:rPr>
-        <w:t>–</w:t>
-      </w:r>
-      <w:r>
-        <w:rPr>
-          <w:rFonts w:ascii="Garamond" w:hAnsi="Garamond"/>
-          <w:b w:val="0"/>
-          <w:spacing w:val="-10"/>
-          <w:szCs w:val="22"/>
-        </w:rPr>
-        <w:t xml:space="preserve"> </w:t>
-      </w:r>
-      <w:r>
-        <w:rPr>
-          <w:rFonts w:ascii="Garamond" w:hAnsi="Garamond"/>
-          <w:b w:val="0"/>
-          <w:szCs w:val="22"/>
-        </w:rPr>
-        <w:t>Centro</w:t>
-      </w:r>
-      <w:r>
-        <w:rPr>
-          <w:rFonts w:ascii="Garamond" w:hAnsi="Garamond"/>
-          <w:b w:val="0"/>
-          <w:spacing w:val="-5"/>
-          <w:szCs w:val="22"/>
-        </w:rPr>
-        <w:t xml:space="preserve"> </w:t>
-      </w:r>
-      <w:r>
-        <w:rPr>
-          <w:rFonts w:ascii="Garamond" w:hAnsi="Garamond"/>
-          <w:b w:val="0"/>
-          <w:szCs w:val="22"/>
-        </w:rPr>
-        <w:t>de</w:t>
-      </w:r>
-      <w:r>
-        <w:rPr>
-          <w:rFonts w:ascii="Garamond" w:hAnsi="Garamond"/>
-          <w:b w:val="0"/>
-          <w:spacing w:val="-10"/>
-          <w:szCs w:val="22"/>
-        </w:rPr>
-        <w:t xml:space="preserve"> </w:t>
-      </w:r>
-      <w:r>
-        <w:rPr>
-          <w:rFonts w:ascii="Garamond" w:hAnsi="Garamond"/>
-          <w:b w:val="0"/>
-          <w:spacing w:val="-2"/>
-          <w:szCs w:val="22"/>
-        </w:rPr>
-        <w:t>Idiomas</w:t>
-      </w:r>
+        </w:rPr>
+      </w:pPr>
+      <w:proofErr w:type="spellStart"/>
+      <w:r>
+        <w:rPr>
+          <w:rFonts w:ascii="Garamond" w:hAnsi="Garamond"/>
+          <w:b w:val="0"/>
+          <w:spacing w:val="-2"/>
+        </w:rPr>
+        <w:t>modalidad_servicio</w:t>
+      </w:r>
+      <w:proofErr w:type="spellEnd"/>
     </w:p>
     <w:p>
       <w:pPr>
@@ -1756,8 +1642,6 @@
         <w:rPr>
           <w:rFonts w:ascii="Garamond" w:hAnsi="Garamond"/>
           <w:b w:val="0"/>
-          <w:sz w:val="22"/>
-          <w:szCs w:val="22"/>
         </w:rPr>
       </w:pPr>
     </w:p>
@@ -1772,55 +1656,186 @@
           <w:tab w:val="left" w:pos="567"/>
         </w:tabs>
         <w:spacing w:before="0" w:line="276" w:lineRule="auto"/>
-        <w:ind w:left="0"/>
-        <w:rPr>
-          <w:rFonts w:ascii="Garamond" w:hAnsi="Garamond"/>
-          <w:sz w:val="22"/>
-          <w:szCs w:val="22"/>
-        </w:rPr>
-      </w:pPr>
-      <w:r>
-        <w:rPr>
-          <w:rFonts w:ascii="Garamond" w:hAnsi="Garamond"/>
-          <w:sz w:val="22"/>
-          <w:szCs w:val="22"/>
-        </w:rPr>
-        <w:t>PLAZO</w:t>
-      </w:r>
-      <w:r>
-        <w:rPr>
-          <w:rFonts w:ascii="Garamond" w:hAnsi="Garamond"/>
-          <w:spacing w:val="-13"/>
-          <w:sz w:val="22"/>
-          <w:szCs w:val="22"/>
-        </w:rPr>
-        <w:t xml:space="preserve"> </w:t>
-      </w:r>
-      <w:r>
-        <w:rPr>
-          <w:rFonts w:ascii="Garamond" w:hAnsi="Garamond"/>
-          <w:sz w:val="22"/>
-          <w:szCs w:val="22"/>
+        <w:ind w:left="0" w:hanging="567"/>
+        <w:rPr>
+          <w:rFonts w:ascii="Garamond" w:hAnsi="Garamond"/>
+        </w:rPr>
+      </w:pPr>
+      <w:bookmarkStart w:id="3" w:name="VII._LUGAR_DE_PRESTACIÓN_DEL_SERVICIO:"/>
+      <w:bookmarkEnd w:id="3"/>
+      <w:r>
+        <w:rPr>
+          <w:rFonts w:ascii="Garamond" w:hAnsi="Garamond"/>
+        </w:rPr>
+        <w:t>LUGAR</w:t>
+      </w:r>
+      <w:r>
+        <w:rPr>
+          <w:rFonts w:ascii="Garamond" w:hAnsi="Garamond"/>
+          <w:spacing w:val="-16"/>
+        </w:rPr>
+        <w:t xml:space="preserve"> </w:t>
+      </w:r>
+      <w:r>
+        <w:rPr>
+          <w:rFonts w:ascii="Garamond" w:hAnsi="Garamond"/>
+        </w:rPr>
+        <w:t>DE</w:t>
+      </w:r>
+      <w:r>
+        <w:rPr>
+          <w:rFonts w:ascii="Garamond" w:hAnsi="Garamond"/>
+          <w:spacing w:val="-12"/>
+        </w:rPr>
+        <w:t xml:space="preserve"> </w:t>
+      </w:r>
+      <w:r>
+        <w:rPr>
+          <w:rFonts w:ascii="Garamond" w:hAnsi="Garamond"/>
+        </w:rPr>
+        <w:t>PRESTACIÓN</w:t>
+      </w:r>
+      <w:r>
+        <w:rPr>
+          <w:rFonts w:ascii="Garamond" w:hAnsi="Garamond"/>
+          <w:spacing w:val="-11"/>
+        </w:rPr>
+        <w:t xml:space="preserve"> </w:t>
+      </w:r>
+      <w:r>
+        <w:rPr>
+          <w:rFonts w:ascii="Garamond" w:hAnsi="Garamond"/>
         </w:rPr>
         <w:t>DEL</w:t>
       </w:r>
       <w:r>
         <w:rPr>
           <w:rFonts w:ascii="Garamond" w:hAnsi="Garamond"/>
+          <w:spacing w:val="-10"/>
+        </w:rPr>
+        <w:t xml:space="preserve"> </w:t>
+      </w:r>
+      <w:r>
+        <w:rPr>
+          <w:rFonts w:ascii="Garamond" w:hAnsi="Garamond"/>
+          <w:spacing w:val="-2"/>
+        </w:rPr>
+        <w:t>SERVICIO:</w:t>
+      </w:r>
+      <w:bookmarkStart w:id="4" w:name="VIII._PLAZO_DEL_SERVICIO:"/>
+      <w:bookmarkEnd w:id="4"/>
+    </w:p>
+    <w:p>
+      <w:pPr>
+        <w:pStyle w:val="Ttulo1"/>
+        <w:tabs>
+          <w:tab w:val="left" w:pos="567"/>
+        </w:tabs>
+        <w:spacing w:before="0" w:line="276" w:lineRule="auto"/>
+        <w:ind w:left="0" w:firstLine="0"/>
+        <w:rPr>
+          <w:rFonts w:ascii="Garamond" w:hAnsi="Garamond"/>
+          <w:b w:val="0"/>
+          <w:spacing w:val="-2"/>
+        </w:rPr>
+      </w:pPr>
+      <w:r>
+        <w:rPr>
+          <w:rFonts w:ascii="Garamond" w:hAnsi="Garamond"/>
+          <w:b w:val="0"/>
+        </w:rPr>
+        <w:t>UNMSM</w:t>
+      </w:r>
+      <w:r>
+        <w:rPr>
+          <w:rFonts w:ascii="Garamond" w:hAnsi="Garamond"/>
+          <w:b w:val="0"/>
+          <w:spacing w:val="-10"/>
+        </w:rPr>
+        <w:t xml:space="preserve"> </w:t>
+      </w:r>
+      <w:r>
+        <w:rPr>
+          <w:rFonts w:ascii="Garamond" w:hAnsi="Garamond"/>
+          <w:b w:val="0"/>
+        </w:rPr>
+        <w:t>–</w:t>
+      </w:r>
+      <w:r>
+        <w:rPr>
+          <w:rFonts w:ascii="Garamond" w:hAnsi="Garamond"/>
+          <w:b w:val="0"/>
+          <w:spacing w:val="-10"/>
+        </w:rPr>
+        <w:t xml:space="preserve"> </w:t>
+      </w:r>
+      <w:r>
+        <w:rPr>
+          <w:rFonts w:ascii="Garamond" w:hAnsi="Garamond"/>
+          <w:b w:val="0"/>
+        </w:rPr>
+        <w:t>FLCH</w:t>
+      </w:r>
+      <w:r>
+        <w:rPr>
+          <w:rFonts w:ascii="Garamond" w:hAnsi="Garamond"/>
+          <w:b w:val="0"/>
           <w:spacing w:val="-7"/>
-          <w:sz w:val="22"/>
-          <w:szCs w:val="22"/>
-        </w:rPr>
-        <w:t xml:space="preserve"> </w:t>
-      </w:r>
-      <w:r>
-        <w:rPr>
-          <w:rFonts w:ascii="Garamond" w:hAnsi="Garamond"/>
-          <w:spacing w:val="-2"/>
-          <w:sz w:val="22"/>
-          <w:szCs w:val="22"/>
-        </w:rPr>
-        <w:t>SERVICIO:</w:t>
+        </w:rPr>
+        <w:t xml:space="preserve"> </w:t>
+      </w:r>
+      <w:r>
+        <w:rPr>
+          <w:rFonts w:ascii="Garamond" w:hAnsi="Garamond"/>
+          <w:b w:val="0"/>
+        </w:rPr>
+        <w:t>–</w:t>
+      </w:r>
+      <w:r>
+        <w:rPr>
+          <w:rFonts w:ascii="Garamond" w:hAnsi="Garamond"/>
+          <w:b w:val="0"/>
+          <w:spacing w:val="-10"/>
+        </w:rPr>
+        <w:t xml:space="preserve"> </w:t>
+      </w:r>
+      <w:r>
+        <w:rPr>
+          <w:rFonts w:ascii="Garamond" w:hAnsi="Garamond"/>
+          <w:b w:val="0"/>
+        </w:rPr>
+        <w:t>Centro</w:t>
+      </w:r>
+      <w:r>
+        <w:rPr>
+          <w:rFonts w:ascii="Garamond" w:hAnsi="Garamond"/>
+          <w:b w:val="0"/>
+          <w:spacing w:val="-5"/>
+        </w:rPr>
+        <w:t xml:space="preserve"> </w:t>
+      </w:r>
+      <w:r>
+        <w:rPr>
+          <w:rFonts w:ascii="Garamond" w:hAnsi="Garamond"/>
+          <w:b w:val="0"/>
+        </w:rPr>
+        <w:t>de</w:t>
+      </w:r>
+      <w:r>
+        <w:rPr>
+          <w:rFonts w:ascii="Garamond" w:hAnsi="Garamond"/>
+          <w:b w:val="0"/>
+          <w:spacing w:val="-10"/>
+        </w:rPr>
+        <w:t xml:space="preserve"> </w:t>
+      </w:r>
+      <w:r>
+        <w:rPr>
+          <w:rFonts w:ascii="Garamond" w:hAnsi="Garamond"/>
+          <w:b w:val="0"/>
+          <w:spacing w:val="-2"/>
+        </w:rPr>
+        <w:t>Idiomas</w:t>
       </w:r>
     </w:p>
     <w:p>
@@ -1834,84 +1849,6 @@
         <w:rPr>
           <w:rFonts w:ascii="Garamond" w:hAnsi="Garamond"/>
           <w:b w:val="0"/>
-          <w:spacing w:val="-2"/>
-          <w:szCs w:val="22"/>
-        </w:rPr>
-      </w:pPr>
-      <w:r>
-        <w:rPr>
-          <w:rFonts w:ascii="Garamond" w:hAnsi="Garamond"/>
-          <w:b w:val="0"/>
-          <w:szCs w:val="22"/>
-        </w:rPr>
-        <w:t>Hasta</w:t>
-      </w:r>
-      <w:r>
-        <w:rPr>
-          <w:rFonts w:ascii="Garamond" w:hAnsi="Garamond"/>
-          <w:b w:val="0"/>
-          <w:spacing w:val="-11"/>
-          <w:szCs w:val="22"/>
-        </w:rPr>
-        <w:t xml:space="preserve"> </w:t>
-      </w:r>
-      <w:r>
-        <w:rPr>
-          <w:rFonts w:ascii="Garamond" w:hAnsi="Garamond"/>
-          <w:b w:val="0"/>
-          <w:szCs w:val="22"/>
-        </w:rPr>
-        <w:t>8</w:t>
-      </w:r>
-      <w:r>
-        <w:rPr>
-          <w:rFonts w:ascii="Garamond" w:hAnsi="Garamond"/>
-          <w:b w:val="0"/>
-          <w:spacing w:val="-9"/>
-          <w:szCs w:val="22"/>
-        </w:rPr>
-        <w:t xml:space="preserve"> </w:t>
-      </w:r>
-      <w:r>
-        <w:rPr>
-          <w:rFonts w:ascii="Garamond" w:hAnsi="Garamond"/>
-          <w:b w:val="0"/>
-          <w:szCs w:val="22"/>
-        </w:rPr>
-        <w:t>días</w:t>
-      </w:r>
-      <w:r>
-        <w:rPr>
-          <w:rFonts w:ascii="Garamond" w:hAnsi="Garamond"/>
-          <w:b w:val="0"/>
-          <w:spacing w:val="-9"/>
-          <w:szCs w:val="22"/>
-        </w:rPr>
-        <w:t xml:space="preserve"> </w:t>
-      </w:r>
-      <w:r>
-        <w:rPr>
-          <w:rFonts w:ascii="Garamond" w:hAnsi="Garamond"/>
-          <w:b w:val="0"/>
-          <w:spacing w:val="-2"/>
-          <w:szCs w:val="22"/>
-        </w:rPr>
-        <w:t>calendarios</w:t>
-      </w:r>
-    </w:p>
-    <w:p>
-      <w:pPr>
-        <w:pStyle w:val="Ttulo1"/>
-        <w:tabs>
-          <w:tab w:val="left" w:pos="567"/>
-        </w:tabs>
-        <w:spacing w:before="0" w:line="276" w:lineRule="auto"/>
-        <w:ind w:left="0" w:firstLine="0"/>
-        <w:rPr>
-          <w:rFonts w:ascii="Garamond" w:hAnsi="Garamond"/>
-          <w:b w:val="0"/>
-          <w:sz w:val="22"/>
-          <w:szCs w:val="22"/>
         </w:rPr>
       </w:pPr>
     </w:p>
@@ -1926,40 +1863,43 @@
           <w:tab w:val="left" w:pos="567"/>
         </w:tabs>
         <w:spacing w:before="0" w:line="276" w:lineRule="auto"/>
-        <w:ind w:left="0"/>
-        <w:rPr>
-          <w:rFonts w:ascii="Garamond" w:hAnsi="Garamond"/>
-          <w:sz w:val="22"/>
-          <w:szCs w:val="22"/>
-        </w:rPr>
-      </w:pPr>
-      <w:bookmarkStart w:id="5" w:name="IX._MONTO_REFERENCIAL:"/>
-      <w:bookmarkEnd w:id="5"/>
-      <w:r>
-        <w:rPr>
-          <w:rFonts w:ascii="Garamond" w:hAnsi="Garamond"/>
-          <w:sz w:val="22"/>
-          <w:szCs w:val="22"/>
-        </w:rPr>
-        <w:t>MONTO</w:t>
-      </w:r>
-      <w:r>
-        <w:rPr>
-          <w:rFonts w:ascii="Garamond" w:hAnsi="Garamond"/>
-          <w:spacing w:val="-12"/>
-          <w:sz w:val="22"/>
-          <w:szCs w:val="22"/>
-        </w:rPr>
-        <w:t xml:space="preserve"> </w:t>
-      </w:r>
-      <w:r>
-        <w:rPr>
-          <w:rFonts w:ascii="Garamond" w:hAnsi="Garamond"/>
-          <w:spacing w:val="-2"/>
-          <w:sz w:val="22"/>
-          <w:szCs w:val="22"/>
-        </w:rPr>
-        <w:t>REFERENCIAL:</w:t>
+        <w:ind w:left="0" w:hanging="567"/>
+        <w:rPr>
+          <w:rFonts w:ascii="Garamond" w:hAnsi="Garamond"/>
+        </w:rPr>
+      </w:pPr>
+      <w:r>
+        <w:rPr>
+          <w:rFonts w:ascii="Garamond" w:hAnsi="Garamond"/>
+        </w:rPr>
+        <w:t>PLAZO</w:t>
+      </w:r>
+      <w:r>
+        <w:rPr>
+          <w:rFonts w:ascii="Garamond" w:hAnsi="Garamond"/>
+          <w:spacing w:val="-13"/>
+        </w:rPr>
+        <w:t xml:space="preserve"> </w:t>
+      </w:r>
+      <w:r>
+        <w:rPr>
+          <w:rFonts w:ascii="Garamond" w:hAnsi="Garamond"/>
+        </w:rPr>
+        <w:t>DEL</w:t>
+      </w:r>
+      <w:r>
+        <w:rPr>
+          <w:rFonts w:ascii="Garamond" w:hAnsi="Garamond"/>
+          <w:spacing w:val="-7"/>
+        </w:rPr>
+        <w:t xml:space="preserve"> </w:t>
+      </w:r>
+      <w:r>
+        <w:rPr>
+          <w:rFonts w:ascii="Garamond" w:hAnsi="Garamond"/>
+          <w:spacing w:val="-2"/>
+        </w:rPr>
+        <w:t>SERVICIO:</w:t>
       </w:r>
     </w:p>
     <w:p>
@@ -1973,61 +1913,62 @@
         <w:rPr>
           <w:rFonts w:ascii="Garamond" w:hAnsi="Garamond"/>
           <w:b w:val="0"/>
-          <w:szCs w:val="22"/>
-        </w:rPr>
-      </w:pPr>
-      <w:r>
-        <w:rPr>
-          <w:rFonts w:ascii="Garamond" w:hAnsi="Garamond"/>
-          <w:b w:val="0"/>
-          <w:szCs w:val="22"/>
-        </w:rPr>
-        <w:t>Monto</w:t>
-      </w:r>
-      <w:r>
-        <w:rPr>
-          <w:rFonts w:ascii="Garamond" w:hAnsi="Garamond"/>
-          <w:b w:val="0"/>
-          <w:spacing w:val="-3"/>
-          <w:szCs w:val="22"/>
-        </w:rPr>
-        <w:t xml:space="preserve"> </w:t>
-      </w:r>
-      <w:r>
-        <w:rPr>
-          <w:rFonts w:ascii="Garamond" w:hAnsi="Garamond"/>
-          <w:b w:val="0"/>
-          <w:szCs w:val="22"/>
-        </w:rPr>
-        <w:t>por</w:t>
-      </w:r>
-      <w:r>
-        <w:rPr>
-          <w:rFonts w:ascii="Garamond" w:hAnsi="Garamond"/>
-          <w:b w:val="0"/>
-          <w:spacing w:val="-2"/>
-          <w:szCs w:val="22"/>
-        </w:rPr>
-        <w:t xml:space="preserve"> </w:t>
-      </w:r>
-      <w:r>
-        <w:rPr>
-          <w:rFonts w:ascii="Garamond" w:hAnsi="Garamond"/>
-          <w:b w:val="0"/>
-          <w:szCs w:val="22"/>
-        </w:rPr>
-        <w:t xml:space="preserve">hora: </w:t>
-      </w:r>
-      <w:proofErr w:type="spellStart"/>
-      <w:r>
-        <w:rPr>
-          <w:rFonts w:ascii="Garamond" w:hAnsi="Garamond"/>
-          <w:b w:val="0"/>
-          <w:szCs w:val="22"/>
-        </w:rPr>
-        <w:t>categoria</w:t>
-      </w:r>
-      <w:proofErr w:type="spellEnd"/>
+          <w:spacing w:val="-2"/>
+        </w:rPr>
+      </w:pPr>
+      <w:r>
+        <w:rPr>
+          <w:rFonts w:ascii="Garamond" w:hAnsi="Garamond"/>
+          <w:b w:val="0"/>
+        </w:rPr>
+        <w:t>Hasta</w:t>
+      </w:r>
+      <w:r>
+        <w:rPr>
+          <w:rFonts w:ascii="Garamond" w:hAnsi="Garamond"/>
+          <w:b w:val="0"/>
+          <w:spacing w:val="-11"/>
+        </w:rPr>
+        <w:t xml:space="preserve"> </w:t>
+      </w:r>
+      <w:r>
+        <w:rPr>
+          <w:rFonts w:ascii="Garamond" w:hAnsi="Garamond"/>
+          <w:b w:val="0"/>
+        </w:rPr>
+        <w:t>8</w:t>
+      </w:r>
+      <w:r>
+        <w:rPr>
+          <w:rFonts w:ascii="Garamond" w:hAnsi="Garamond"/>
+          <w:b w:val="0"/>
+          <w:spacing w:val="-9"/>
+        </w:rPr>
+        <w:t xml:space="preserve"> </w:t>
+      </w:r>
+      <w:r>
+        <w:rPr>
+          <w:rFonts w:ascii="Garamond" w:hAnsi="Garamond"/>
+          <w:b w:val="0"/>
+        </w:rPr>
+        <w:t>días</w:t>
+      </w:r>
+      <w:r>
+        <w:rPr>
+          <w:rFonts w:ascii="Garamond" w:hAnsi="Garamond"/>
+          <w:b w:val="0"/>
+          <w:spacing w:val="-9"/>
+        </w:rPr>
+        <w:t xml:space="preserve"> </w:t>
+      </w:r>
+      <w:r>
+        <w:rPr>
+          <w:rFonts w:ascii="Garamond" w:hAnsi="Garamond"/>
+          <w:b w:val="0"/>
+          <w:spacing w:val="-2"/>
+        </w:rPr>
+        <w:t>calendarios</w:t>
+      </w:r>
     </w:p>
     <w:p>
       <w:pPr>
@@ -2040,62 +1981,9 @@
         <w:rPr>
           <w:rFonts w:ascii="Garamond" w:hAnsi="Garamond"/>
           <w:b w:val="0"/>
-          <w:szCs w:val="22"/>
-        </w:rPr>
-      </w:pPr>
-      <w:r>
-        <w:rPr>
-          <w:rFonts w:ascii="Garamond" w:hAnsi="Garamond"/>
-          <w:b w:val="0"/>
-          <w:bCs w:val="0"/>
-          <w:szCs w:val="22"/>
-        </w:rPr>
-        <w:t>Monto del servicio:</w:t>
-      </w:r>
-      <w:r>
-        <w:rPr>
-          <w:rFonts w:ascii="Garamond" w:hAnsi="Garamond"/>
-          <w:szCs w:val="22"/>
-        </w:rPr>
-        <w:t xml:space="preserve"> </w:t>
-      </w:r>
-      <w:proofErr w:type="spellStart"/>
-      <w:r>
-        <w:rPr>
-          <w:rFonts w:ascii="Garamond" w:hAnsi="Garamond"/>
-          <w:b w:val="0"/>
-          <w:bCs w:val="0"/>
-          <w:szCs w:val="22"/>
-        </w:rPr>
-        <w:t>monto_subtotal</w:t>
-      </w:r>
-      <w:proofErr w:type="spellEnd"/>
-      <w:r>
-        <w:rPr>
-          <w:rFonts w:ascii="Garamond" w:hAnsi="Garamond"/>
-          <w:b w:val="0"/>
-          <w:szCs w:val="22"/>
-        </w:rPr>
-        <w:t>.</w:t>
-      </w:r>
-    </w:p>
-    <w:p>
-      <w:pPr>
-        <w:pStyle w:val="Ttulo1"/>
-        <w:tabs>
-          <w:tab w:val="left" w:pos="567"/>
-        </w:tabs>
-        <w:spacing w:before="0" w:line="276" w:lineRule="auto"/>
-        <w:ind w:left="0" w:firstLine="0"/>
-        <w:rPr>
-          <w:rFonts w:ascii="Garamond" w:hAnsi="Garamond"/>
-          <w:b w:val="0"/>
-          <w:sz w:val="22"/>
-          <w:szCs w:val="22"/>
-        </w:rPr>
-      </w:pPr>
-      <w:bookmarkStart w:id="6" w:name="_GoBack"/>
-      <w:bookmarkEnd w:id="6"/>
+          <w:spacing w:val="-2"/>
+        </w:rPr>
+      </w:pPr>
     </w:p>
     <w:p>
       <w:pPr>
@@ -2108,19 +1996,890 @@
           <w:tab w:val="left" w:pos="567"/>
         </w:tabs>
         <w:spacing w:before="0" w:line="276" w:lineRule="auto"/>
-        <w:ind w:left="0"/>
-        <w:rPr>
-          <w:rFonts w:ascii="Garamond" w:hAnsi="Garamond"/>
-          <w:sz w:val="22"/>
-          <w:szCs w:val="22"/>
-        </w:rPr>
-      </w:pPr>
-      <w:r>
-        <w:rPr>
-          <w:rFonts w:ascii="Garamond" w:hAnsi="Garamond"/>
-          <w:spacing w:val="-2"/>
-          <w:sz w:val="22"/>
-          <w:szCs w:val="22"/>
+        <w:ind w:left="0" w:hanging="567"/>
+        <w:rPr>
+          <w:rFonts w:ascii="Garamond" w:hAnsi="Garamond"/>
+        </w:rPr>
+      </w:pPr>
+      <w:r>
+        <w:rPr>
+          <w:rFonts w:ascii="Garamond" w:hAnsi="Garamond"/>
+        </w:rPr>
+        <w:t>PRODUCTO O ENTREGABLE</w:t>
+      </w:r>
+    </w:p>
+    <w:p>
+      <w:pPr>
+        <w:pStyle w:val="Ttulo1"/>
+        <w:tabs>
+          <w:tab w:val="left" w:pos="567"/>
+        </w:tabs>
+        <w:spacing w:before="0" w:line="276" w:lineRule="auto"/>
+        <w:ind w:left="0" w:firstLine="0"/>
+        <w:rPr>
+          <w:rFonts w:ascii="Garamond" w:hAnsi="Garamond"/>
+          <w:b w:val="0"/>
+          <w:bCs w:val="0"/>
+        </w:rPr>
+      </w:pPr>
+      <w:r>
+        <w:rPr>
+          <w:rFonts w:ascii="Garamond" w:hAnsi="Garamond"/>
+          <w:b w:val="0"/>
+          <w:bCs w:val="0"/>
+        </w:rPr>
+        <w:t>El contratista deberá entregar, ya sea a través de informe y/o documento desarrollado con motivo de la prestación del servicio mencionado precisando lo realizado en dicho documento, conforme a las actividades determinadas en el numeral VI.</w:t>
+      </w:r>
+    </w:p>
+    <w:p>
+      <w:pPr>
+        <w:pStyle w:val="Ttulo1"/>
+        <w:numPr>
+          <w:ilvl w:val="0"/>
+          <w:numId w:val="2"/>
+        </w:numPr>
+        <w:tabs>
+          <w:tab w:val="left" w:pos="567"/>
+        </w:tabs>
+        <w:spacing w:before="0" w:line="276" w:lineRule="auto"/>
+        <w:ind w:left="0" w:hanging="567"/>
+        <w:rPr>
+          <w:rFonts w:ascii="Garamond" w:hAnsi="Garamond"/>
+        </w:rPr>
+      </w:pPr>
+      <w:r>
+        <w:rPr>
+          <w:rFonts w:ascii="Garamond" w:hAnsi="Garamond"/>
+        </w:rPr>
+        <w:t>RECURSOS Y/O FACILIDADES A SER PROVISTOS POR LA FACULTAD</w:t>
+      </w:r>
+    </w:p>
+    <w:p>
+      <w:pPr>
+        <w:pStyle w:val="Ttulo1"/>
+        <w:tabs>
+          <w:tab w:val="left" w:pos="567"/>
+        </w:tabs>
+        <w:spacing w:before="0" w:line="276" w:lineRule="auto"/>
+        <w:ind w:left="0" w:firstLine="0"/>
+        <w:rPr>
+          <w:rFonts w:ascii="Garamond" w:hAnsi="Garamond"/>
+          <w:b w:val="0"/>
+          <w:bCs w:val="0"/>
+        </w:rPr>
+      </w:pPr>
+      <w:r>
+        <w:rPr>
+          <w:rFonts w:ascii="Garamond" w:hAnsi="Garamond"/>
+          <w:b w:val="0"/>
+          <w:bCs w:val="0"/>
+        </w:rPr>
+        <w:t>Para la ejecución del servicio contratado, la Facultad brindara al contratista los recursos y/o facilidades del caso, una vez terminado el servicio serán devueltos a la Facultad.</w:t>
+      </w:r>
+    </w:p>
+    <w:p>
+      <w:pPr>
+        <w:pStyle w:val="Ttulo1"/>
+        <w:tabs>
+          <w:tab w:val="left" w:pos="567"/>
+        </w:tabs>
+        <w:spacing w:before="0" w:line="276" w:lineRule="auto"/>
+        <w:ind w:left="0" w:firstLine="0"/>
+        <w:rPr>
+          <w:rFonts w:ascii="Garamond" w:hAnsi="Garamond"/>
+          <w:b w:val="0"/>
+          <w:bCs w:val="0"/>
+        </w:rPr>
+      </w:pPr>
+    </w:p>
+    <w:p>
+      <w:pPr>
+        <w:pStyle w:val="Ttulo1"/>
+        <w:numPr>
+          <w:ilvl w:val="0"/>
+          <w:numId w:val="2"/>
+        </w:numPr>
+        <w:tabs>
+          <w:tab w:val="left" w:pos="567"/>
+        </w:tabs>
+        <w:spacing w:before="0" w:line="276" w:lineRule="auto"/>
+        <w:ind w:left="0" w:hanging="567"/>
+        <w:rPr>
+          <w:rFonts w:ascii="Garamond" w:hAnsi="Garamond"/>
+        </w:rPr>
+      </w:pPr>
+      <w:r>
+        <w:rPr>
+          <w:rFonts w:ascii="Garamond" w:hAnsi="Garamond"/>
+        </w:rPr>
+        <w:t>CONFIDENCIALIDAD DE LA INFORMACIÓN.</w:t>
+      </w:r>
+    </w:p>
+    <w:p>
+      <w:pPr>
+        <w:pStyle w:val="Ttulo1"/>
+        <w:tabs>
+          <w:tab w:val="left" w:pos="567"/>
+        </w:tabs>
+        <w:spacing w:before="0" w:line="276" w:lineRule="auto"/>
+        <w:ind w:left="0" w:firstLine="0"/>
+        <w:rPr>
+          <w:rFonts w:ascii="Garamond" w:hAnsi="Garamond"/>
+          <w:b w:val="0"/>
+          <w:bCs w:val="0"/>
+        </w:rPr>
+      </w:pPr>
+      <w:r>
+        <w:rPr>
+          <w:rFonts w:ascii="Garamond" w:hAnsi="Garamond"/>
+          <w:b w:val="0"/>
+          <w:bCs w:val="0"/>
+        </w:rPr>
+        <w:t xml:space="preserve">Si como parte de la prestación, el proveedor pudiera tomar conocimiento e información (oral o escrita) de la Facultad, esta información debe mantenerse reservada, por tanto, el proveedor debe mantener la confidencialidad de </w:t>
+      </w:r>
+      <w:r>
+        <w:rPr>
+          <w:rFonts w:ascii="Garamond" w:hAnsi="Garamond"/>
+          <w:b w:val="0"/>
+          <w:bCs w:val="0"/>
+        </w:rPr>
+        <w:lastRenderedPageBreak/>
+        <w:t>esta. El compromiso de confidencialidad se prolonga aún después de terminada la contratación.</w:t>
+      </w:r>
+    </w:p>
+    <w:p>
+      <w:pPr>
+        <w:pStyle w:val="Ttulo1"/>
+        <w:tabs>
+          <w:tab w:val="left" w:pos="567"/>
+        </w:tabs>
+        <w:spacing w:before="0" w:line="276" w:lineRule="auto"/>
+        <w:ind w:left="0" w:firstLine="0"/>
+        <w:rPr>
+          <w:rFonts w:ascii="Garamond" w:hAnsi="Garamond"/>
+          <w:b w:val="0"/>
+          <w:bCs w:val="0"/>
+        </w:rPr>
+      </w:pPr>
+      <w:r>
+        <w:rPr>
+          <w:rFonts w:ascii="Garamond" w:hAnsi="Garamond"/>
+          <w:b w:val="0"/>
+          <w:bCs w:val="0"/>
+        </w:rPr>
+        <w:t xml:space="preserve">El contratista deberá cumplir con la confidencialidad y reserva absoluta en el manejo de información a la que se tenga acceso y que se encuentre relacionada con la prestación, quedando prohibido revelar dicha información a terceros. </w:t>
+      </w:r>
+    </w:p>
+    <w:p>
+      <w:pPr>
+        <w:pStyle w:val="Ttulo1"/>
+        <w:tabs>
+          <w:tab w:val="left" w:pos="567"/>
+        </w:tabs>
+        <w:spacing w:before="0" w:line="276" w:lineRule="auto"/>
+        <w:ind w:left="0" w:firstLine="0"/>
+        <w:rPr>
+          <w:rFonts w:ascii="Garamond" w:hAnsi="Garamond"/>
+          <w:b w:val="0"/>
+          <w:bCs w:val="0"/>
+        </w:rPr>
+      </w:pPr>
+      <w:r>
+        <w:rPr>
+          <w:rFonts w:ascii="Garamond" w:hAnsi="Garamond"/>
+          <w:b w:val="0"/>
+          <w:bCs w:val="0"/>
+        </w:rPr>
+        <w:t>En tal sentido, el contratista deberá dar cumplimiento a todas las políticas y estándares impartidas por la Facultad de Letras y Ciencias Humanas en materia de seguridad de la información. Dicha obligación comprende la información que se le entrega, así como la que genera durante la ejecución de las prestaciones y la información producida una vez que se haya concluido las prestaciones. Dicha información puede consistir en informes, oficios, resoluciones, presupuestos, recomendaciones y demás documentos e información compilados o recibidos por el contratista.</w:t>
+      </w:r>
+    </w:p>
+    <w:p>
+      <w:pPr>
+        <w:pStyle w:val="Ttulo1"/>
+        <w:tabs>
+          <w:tab w:val="left" w:pos="567"/>
+        </w:tabs>
+        <w:spacing w:before="0" w:line="276" w:lineRule="auto"/>
+        <w:ind w:left="0" w:firstLine="0"/>
+        <w:rPr>
+          <w:rFonts w:ascii="Garamond" w:hAnsi="Garamond"/>
+          <w:b w:val="0"/>
+          <w:bCs w:val="0"/>
+        </w:rPr>
+      </w:pPr>
+    </w:p>
+    <w:p>
+      <w:pPr>
+        <w:pStyle w:val="Ttulo1"/>
+        <w:numPr>
+          <w:ilvl w:val="0"/>
+          <w:numId w:val="2"/>
+        </w:numPr>
+        <w:tabs>
+          <w:tab w:val="left" w:pos="567"/>
+        </w:tabs>
+        <w:spacing w:before="0" w:line="276" w:lineRule="auto"/>
+        <w:ind w:left="0" w:hanging="567"/>
+        <w:rPr>
+          <w:rFonts w:ascii="Garamond" w:hAnsi="Garamond"/>
+        </w:rPr>
+      </w:pPr>
+      <w:r>
+        <w:rPr>
+          <w:rFonts w:ascii="Garamond" w:hAnsi="Garamond"/>
+        </w:rPr>
+        <w:t>PROPIEDAD INTELECTUAL</w:t>
+      </w:r>
+    </w:p>
+    <w:p>
+      <w:pPr>
+        <w:pStyle w:val="Ttulo1"/>
+        <w:tabs>
+          <w:tab w:val="left" w:pos="567"/>
+        </w:tabs>
+        <w:spacing w:before="0" w:line="276" w:lineRule="auto"/>
+        <w:ind w:left="0" w:firstLine="0"/>
+        <w:rPr>
+          <w:rFonts w:ascii="Garamond" w:hAnsi="Garamond"/>
+        </w:rPr>
+      </w:pPr>
+      <w:r>
+        <w:rPr>
+          <w:rFonts w:ascii="Garamond" w:hAnsi="Garamond"/>
+          <w:b w:val="0"/>
+          <w:bCs w:val="0"/>
+        </w:rPr>
+        <w:t>La Facultad de Letras y Ciencias Humanas, tendrá todos los derechos de propiedad intelectual, incluido sin limitación, las patentes, derechos de autor, nombres comerciales y marcas registradas, respecto a los productos o documentos y otros materiales que guarden una relación directa con la ejecución del servicio o que se hubieren creado o producido como consecuencia o en el curso de la ejecución del servicio</w:t>
+      </w:r>
+      <w:r>
+        <w:rPr>
+          <w:rFonts w:ascii="Garamond" w:hAnsi="Garamond"/>
+        </w:rPr>
+        <w:t>.</w:t>
+      </w:r>
+    </w:p>
+    <w:p>
+      <w:pPr>
+        <w:pStyle w:val="Ttulo1"/>
+        <w:tabs>
+          <w:tab w:val="left" w:pos="567"/>
+        </w:tabs>
+        <w:spacing w:before="0" w:line="276" w:lineRule="auto"/>
+        <w:ind w:left="0" w:firstLine="0"/>
+        <w:rPr>
+          <w:rFonts w:ascii="Garamond" w:hAnsi="Garamond"/>
+        </w:rPr>
+      </w:pPr>
+    </w:p>
+    <w:p>
+      <w:pPr>
+        <w:pStyle w:val="Ttulo1"/>
+        <w:numPr>
+          <w:ilvl w:val="0"/>
+          <w:numId w:val="2"/>
+        </w:numPr>
+        <w:tabs>
+          <w:tab w:val="left" w:pos="567"/>
+        </w:tabs>
+        <w:spacing w:before="0" w:line="276" w:lineRule="auto"/>
+        <w:ind w:left="0" w:hanging="567"/>
+        <w:rPr>
+          <w:rFonts w:ascii="Garamond" w:hAnsi="Garamond"/>
+        </w:rPr>
+      </w:pPr>
+      <w:r>
+        <w:rPr>
+          <w:rFonts w:ascii="Garamond" w:hAnsi="Garamond"/>
+        </w:rPr>
+        <w:t>ANTICORRUPCIÓN.</w:t>
+      </w:r>
+    </w:p>
+    <w:p>
+      <w:pPr>
+        <w:pStyle w:val="Ttulo1"/>
+        <w:tabs>
+          <w:tab w:val="left" w:pos="567"/>
+        </w:tabs>
+        <w:spacing w:before="0" w:line="276" w:lineRule="auto"/>
+        <w:ind w:left="0" w:firstLine="0"/>
+        <w:rPr>
+          <w:rFonts w:ascii="Garamond" w:hAnsi="Garamond"/>
+          <w:b w:val="0"/>
+          <w:bCs w:val="0"/>
+        </w:rPr>
+      </w:pPr>
+      <w:r>
+        <w:rPr>
+          <w:rFonts w:ascii="Garamond" w:hAnsi="Garamond"/>
+          <w:b w:val="0"/>
+          <w:bCs w:val="0"/>
+        </w:rPr>
+        <w:t xml:space="preserve">El contratista se obliga a conducirse en todo momento, durante la ejecución del contrato, con honestidad, probidad, veracidad e integridad y de no cometer actos ilegales o de corrupción, directa o indirectamente. </w:t>
+      </w:r>
+    </w:p>
+    <w:p>
+      <w:pPr>
+        <w:pStyle w:val="Ttulo1"/>
+        <w:tabs>
+          <w:tab w:val="left" w:pos="567"/>
+        </w:tabs>
+        <w:spacing w:before="0" w:line="276" w:lineRule="auto"/>
+        <w:ind w:left="0" w:firstLine="0"/>
+        <w:rPr>
+          <w:rFonts w:ascii="Garamond" w:hAnsi="Garamond"/>
+          <w:b w:val="0"/>
+          <w:bCs w:val="0"/>
+        </w:rPr>
+      </w:pPr>
+      <w:r>
+        <w:rPr>
+          <w:rFonts w:ascii="Garamond" w:hAnsi="Garamond"/>
+          <w:b w:val="0"/>
+          <w:bCs w:val="0"/>
+        </w:rPr>
+        <w:t>Además, el contratista se compromete a:</w:t>
+      </w:r>
+    </w:p>
+    <w:p>
+      <w:pPr>
+        <w:pStyle w:val="Ttulo1"/>
+        <w:tabs>
+          <w:tab w:val="left" w:pos="567"/>
+        </w:tabs>
+        <w:spacing w:before="0" w:line="276" w:lineRule="auto"/>
+        <w:ind w:left="0" w:firstLine="0"/>
+        <w:rPr>
+          <w:rFonts w:ascii="Garamond" w:hAnsi="Garamond"/>
+          <w:b w:val="0"/>
+          <w:bCs w:val="0"/>
+        </w:rPr>
+      </w:pPr>
+      <w:r>
+        <w:rPr>
+          <w:rFonts w:ascii="Garamond" w:hAnsi="Garamond"/>
+          <w:b w:val="0"/>
+          <w:bCs w:val="0"/>
+        </w:rPr>
+        <w:t>Comunicar a las autoridades competentes, de manera directa y oportuna, cualquier acto o conducta ilícita o corrupta de la que tuviera conocimiento.</w:t>
+      </w:r>
+    </w:p>
+    <w:p>
+      <w:pPr>
+        <w:pStyle w:val="Ttulo1"/>
+        <w:tabs>
+          <w:tab w:val="left" w:pos="567"/>
+        </w:tabs>
+        <w:spacing w:before="0" w:line="276" w:lineRule="auto"/>
+        <w:ind w:left="0" w:firstLine="0"/>
+        <w:rPr>
+          <w:rFonts w:ascii="Garamond" w:hAnsi="Garamond"/>
+          <w:b w:val="0"/>
+          <w:bCs w:val="0"/>
+        </w:rPr>
+      </w:pPr>
+      <w:r>
+        <w:rPr>
+          <w:rFonts w:ascii="Garamond" w:hAnsi="Garamond"/>
+          <w:b w:val="0"/>
+          <w:bCs w:val="0"/>
+        </w:rPr>
+        <w:t>Adoptar medidas técnicas, organizativas y/o de personal apropiadas para evitar los referidos actos o prácticas.</w:t>
+      </w:r>
+    </w:p>
+    <w:p>
+      <w:pPr>
+        <w:pStyle w:val="Ttulo1"/>
+        <w:tabs>
+          <w:tab w:val="left" w:pos="567"/>
+        </w:tabs>
+        <w:spacing w:before="0" w:line="276" w:lineRule="auto"/>
+        <w:ind w:left="0" w:firstLine="0"/>
+        <w:rPr>
+          <w:rFonts w:ascii="Garamond" w:hAnsi="Garamond"/>
+          <w:b w:val="0"/>
+          <w:bCs w:val="0"/>
+        </w:rPr>
+      </w:pPr>
+    </w:p>
+    <w:p>
+      <w:pPr>
+        <w:pStyle w:val="Ttulo1"/>
+        <w:numPr>
+          <w:ilvl w:val="0"/>
+          <w:numId w:val="2"/>
+        </w:numPr>
+        <w:tabs>
+          <w:tab w:val="left" w:pos="567"/>
+        </w:tabs>
+        <w:spacing w:before="0" w:line="276" w:lineRule="auto"/>
+        <w:ind w:left="0" w:hanging="567"/>
+        <w:rPr>
+          <w:rFonts w:ascii="Garamond" w:hAnsi="Garamond"/>
+        </w:rPr>
+      </w:pPr>
+      <w:r>
+        <w:rPr>
+          <w:rFonts w:ascii="Garamond" w:hAnsi="Garamond"/>
+        </w:rPr>
+        <w:t>PENALIDADES POR MORA</w:t>
+      </w:r>
+    </w:p>
+    <w:p>
+      <w:pPr>
+        <w:pStyle w:val="Ttulo1"/>
+        <w:tabs>
+          <w:tab w:val="left" w:pos="567"/>
+        </w:tabs>
+        <w:spacing w:before="0" w:line="276" w:lineRule="auto"/>
+        <w:ind w:left="0" w:firstLine="0"/>
+        <w:rPr>
+          <w:rFonts w:ascii="Garamond" w:hAnsi="Garamond"/>
+          <w:b w:val="0"/>
+          <w:bCs w:val="0"/>
+        </w:rPr>
+      </w:pPr>
+      <w:r>
+        <w:rPr>
+          <w:rFonts w:ascii="Garamond" w:hAnsi="Garamond"/>
+          <w:b w:val="0"/>
+          <w:bCs w:val="0"/>
+        </w:rPr>
+        <w:t>Penalidad por Mora en la ejecución de la prestación:</w:t>
+      </w:r>
+    </w:p>
+    <w:p>
+      <w:pPr>
+        <w:pStyle w:val="Ttulo1"/>
+        <w:tabs>
+          <w:tab w:val="left" w:pos="567"/>
+        </w:tabs>
+        <w:spacing w:before="0" w:line="276" w:lineRule="auto"/>
+        <w:ind w:left="0" w:firstLine="0"/>
+        <w:rPr>
+          <w:rFonts w:ascii="Garamond" w:hAnsi="Garamond"/>
+          <w:b w:val="0"/>
+          <w:bCs w:val="0"/>
+        </w:rPr>
+      </w:pPr>
+      <w:r>
+        <w:rPr>
+          <w:rFonts w:ascii="Garamond" w:hAnsi="Garamond"/>
+          <w:b w:val="0"/>
+          <w:bCs w:val="0"/>
+        </w:rPr>
+        <w:t xml:space="preserve">En caso de retraso injustificado del proveedor en la ejecución de las prestaciones objeto del contrato, la Entidad le aplica automáticamente una penalidad por mora por cada día de atraso. La penalidad se aplica automáticamente y se calcula de acuerdo a la siguiente fórmula: </w:t>
+      </w:r>
+    </w:p>
+    <w:p>
+      <w:pPr>
+        <w:pStyle w:val="Ttulo1"/>
+        <w:tabs>
+          <w:tab w:val="left" w:pos="567"/>
+        </w:tabs>
+        <w:spacing w:before="0" w:line="276" w:lineRule="auto"/>
+        <w:ind w:left="0" w:firstLine="0"/>
+        <w:rPr>
+          <w:rFonts w:ascii="Garamond" w:hAnsi="Garamond"/>
+          <w:b w:val="0"/>
+          <w:bCs w:val="0"/>
+        </w:rPr>
+      </w:pPr>
+    </w:p>
+    <w:p>
+      <w:pPr>
+        <w:pStyle w:val="Ttulo1"/>
+        <w:tabs>
+          <w:tab w:val="left" w:pos="567"/>
+        </w:tabs>
+        <w:spacing w:before="0" w:line="276" w:lineRule="auto"/>
+        <w:ind w:left="0" w:firstLine="0"/>
+        <w:rPr>
+          <w:rFonts w:ascii="Garamond" w:hAnsi="Garamond"/>
+          <w:b w:val="0"/>
+          <w:bCs w:val="0"/>
+        </w:rPr>
+      </w:pPr>
+      <m:oMathPara>
+        <m:oMath>
+          <m:r>
+            <m:rPr>
+              <m:sty m:val="p"/>
+            </m:rPr>
+            <w:rPr>
+              <w:rFonts w:ascii="Cambria Math" w:hAnsi="Cambria Math"/>
+            </w:rPr>
+            <m:t>Penalidad diaria=</m:t>
+          </m:r>
+          <m:f>
+            <m:fPr>
+              <m:ctrlPr>
+                <w:rPr>
+                  <w:rFonts w:ascii="Cambria Math" w:hAnsi="Cambria Math"/>
+                  <w:b w:val="0"/>
+                  <w:bCs w:val="0"/>
+                </w:rPr>
+              </m:ctrlPr>
+            </m:fPr>
+            <m:num>
+              <m:r>
+                <m:rPr>
+                  <m:sty m:val="p"/>
+                </m:rPr>
+                <w:rPr>
+                  <w:rFonts w:ascii="Cambria Math" w:hAnsi="Cambria Math"/>
+                </w:rPr>
+                <m:t>(0.10 x monto)</m:t>
+              </m:r>
+            </m:num>
+            <m:den>
+              <m:r>
+                <m:rPr>
+                  <m:sty m:val="p"/>
+                </m:rPr>
+                <w:rPr>
+                  <w:rFonts w:ascii="Cambria Math" w:hAnsi="Cambria Math"/>
+                </w:rPr>
+                <m:t xml:space="preserve">(F x plazo en días) </m:t>
+              </m:r>
+            </m:den>
+          </m:f>
+        </m:oMath>
+      </m:oMathPara>
+    </w:p>
+    <w:p>
+      <w:pPr>
+        <w:pStyle w:val="Ttulo1"/>
+        <w:tabs>
+          <w:tab w:val="left" w:pos="567"/>
+        </w:tabs>
+        <w:spacing w:before="0" w:line="276" w:lineRule="auto"/>
+        <w:ind w:left="0" w:firstLine="0"/>
+        <w:rPr>
+          <w:rFonts w:ascii="Garamond" w:hAnsi="Garamond"/>
+          <w:b w:val="0"/>
+          <w:bCs w:val="0"/>
+        </w:rPr>
+      </w:pPr>
+    </w:p>
+    <w:p>
+      <w:pPr>
+        <w:pStyle w:val="Ttulo1"/>
+        <w:tabs>
+          <w:tab w:val="left" w:pos="567"/>
+        </w:tabs>
+        <w:spacing w:before="0" w:line="276" w:lineRule="auto"/>
+        <w:ind w:left="0" w:firstLine="0"/>
+        <w:rPr>
+          <w:rFonts w:ascii="Garamond" w:hAnsi="Garamond"/>
+          <w:b w:val="0"/>
+          <w:bCs w:val="0"/>
+        </w:rPr>
+      </w:pPr>
+      <w:r>
+        <w:rPr>
+          <w:rFonts w:ascii="Garamond" w:hAnsi="Garamond"/>
+          <w:b w:val="0"/>
+          <w:bCs w:val="0"/>
+        </w:rPr>
+        <w:t>Donde “F” tiene los siguientes valores:</w:t>
+      </w:r>
+    </w:p>
+    <w:p>
+      <w:pPr>
+        <w:pStyle w:val="Ttulo1"/>
+        <w:tabs>
+          <w:tab w:val="left" w:pos="567"/>
+        </w:tabs>
+        <w:spacing w:before="0" w:line="276" w:lineRule="auto"/>
+        <w:ind w:left="0" w:firstLine="0"/>
+        <w:rPr>
+          <w:rFonts w:ascii="Garamond" w:hAnsi="Garamond"/>
+          <w:b w:val="0"/>
+          <w:bCs w:val="0"/>
+        </w:rPr>
+      </w:pPr>
+      <w:r>
+        <w:rPr>
+          <w:rFonts w:ascii="Garamond" w:hAnsi="Garamond"/>
+          <w:b w:val="0"/>
+          <w:bCs w:val="0"/>
+        </w:rPr>
+        <w:t xml:space="preserve">F = 0.25 para plazos mayores a sesenta (60) días </w:t>
+      </w:r>
+    </w:p>
+    <w:p>
+      <w:pPr>
+        <w:pStyle w:val="Ttulo1"/>
+        <w:tabs>
+          <w:tab w:val="left" w:pos="567"/>
+        </w:tabs>
+        <w:spacing w:before="0" w:line="276" w:lineRule="auto"/>
+        <w:ind w:left="0" w:firstLine="0"/>
+        <w:rPr>
+          <w:rFonts w:ascii="Garamond" w:hAnsi="Garamond"/>
+          <w:b w:val="0"/>
+          <w:bCs w:val="0"/>
+        </w:rPr>
+      </w:pPr>
+      <w:r>
+        <w:rPr>
+          <w:rFonts w:ascii="Garamond" w:hAnsi="Garamond"/>
+          <w:b w:val="0"/>
+          <w:bCs w:val="0"/>
+        </w:rPr>
+        <w:t xml:space="preserve">F = 0.40 para plazos menores o iguales a sesenta (60) días </w:t>
+      </w:r>
+    </w:p>
+    <w:p>
+      <w:pPr>
+        <w:pStyle w:val="Ttulo1"/>
+        <w:tabs>
+          <w:tab w:val="left" w:pos="567"/>
+        </w:tabs>
+        <w:spacing w:before="0" w:line="276" w:lineRule="auto"/>
+        <w:ind w:left="0" w:firstLine="0"/>
+        <w:rPr>
+          <w:rFonts w:ascii="Garamond" w:hAnsi="Garamond"/>
+          <w:b w:val="0"/>
+          <w:bCs w:val="0"/>
+        </w:rPr>
+      </w:pPr>
+      <w:r>
+        <w:rPr>
+          <w:rFonts w:ascii="Garamond" w:hAnsi="Garamond"/>
+          <w:b w:val="0"/>
+          <w:bCs w:val="0"/>
+        </w:rPr>
+        <w:t>b.1) para bienes, servicios en general y consultorías: f = 0.25.</w:t>
+      </w:r>
+    </w:p>
+    <w:p>
+      <w:pPr>
+        <w:pStyle w:val="Ttulo1"/>
+        <w:tabs>
+          <w:tab w:val="left" w:pos="567"/>
+        </w:tabs>
+        <w:spacing w:before="0" w:line="276" w:lineRule="auto"/>
+        <w:ind w:left="0" w:firstLine="0"/>
+        <w:rPr>
+          <w:rFonts w:ascii="Garamond" w:hAnsi="Garamond"/>
+          <w:b w:val="0"/>
+          <w:bCs w:val="0"/>
+        </w:rPr>
+      </w:pPr>
+      <w:r>
+        <w:rPr>
+          <w:rFonts w:ascii="Garamond" w:hAnsi="Garamond"/>
+          <w:b w:val="0"/>
+          <w:bCs w:val="0"/>
+        </w:rPr>
+        <w:t>b.2) para obras: f = 0.15</w:t>
+      </w:r>
+    </w:p>
+    <w:p>
+      <w:pPr>
+        <w:pStyle w:val="Ttulo1"/>
+        <w:tabs>
+          <w:tab w:val="left" w:pos="567"/>
+        </w:tabs>
+        <w:spacing w:before="0" w:line="276" w:lineRule="auto"/>
+        <w:ind w:left="0" w:firstLine="0"/>
+        <w:rPr>
+          <w:rFonts w:ascii="Garamond" w:hAnsi="Garamond"/>
+          <w:b w:val="0"/>
+        </w:rPr>
+      </w:pPr>
+    </w:p>
+    <w:p>
+      <w:pPr>
+        <w:pStyle w:val="Ttulo1"/>
+        <w:numPr>
+          <w:ilvl w:val="0"/>
+          <w:numId w:val="2"/>
+        </w:numPr>
+        <w:tabs>
+          <w:tab w:val="left" w:pos="567"/>
+        </w:tabs>
+        <w:spacing w:before="0" w:line="276" w:lineRule="auto"/>
+        <w:ind w:left="0" w:hanging="567"/>
+        <w:rPr>
+          <w:rFonts w:ascii="Garamond" w:hAnsi="Garamond"/>
+        </w:rPr>
+      </w:pPr>
+      <w:bookmarkStart w:id="5" w:name="IX._MONTO_REFERENCIAL:"/>
+      <w:bookmarkEnd w:id="5"/>
+      <w:r>
+        <w:rPr>
+          <w:rFonts w:ascii="Garamond" w:hAnsi="Garamond"/>
+        </w:rPr>
+        <w:t>MONTO</w:t>
+      </w:r>
+      <w:r>
+        <w:rPr>
+          <w:rFonts w:ascii="Garamond" w:hAnsi="Garamond"/>
+          <w:spacing w:val="-12"/>
+        </w:rPr>
+        <w:t xml:space="preserve"> </w:t>
+      </w:r>
+      <w:r>
+        <w:rPr>
+          <w:rFonts w:ascii="Garamond" w:hAnsi="Garamond"/>
+          <w:spacing w:val="-2"/>
+        </w:rPr>
+        <w:t>REFERENCIAL:</w:t>
+      </w:r>
+    </w:p>
+    <w:p>
+      <w:pPr>
+        <w:pStyle w:val="Ttulo1"/>
+        <w:tabs>
+          <w:tab w:val="left" w:pos="567"/>
+        </w:tabs>
+        <w:spacing w:before="0" w:line="276" w:lineRule="auto"/>
+        <w:ind w:left="0" w:firstLine="0"/>
+        <w:rPr>
+          <w:rFonts w:ascii="Garamond" w:hAnsi="Garamond"/>
+        </w:rPr>
+      </w:pPr>
+      <w:r>
+        <w:rPr>
+          <w:rFonts w:ascii="Garamond" w:hAnsi="Garamond"/>
+          <w:b w:val="0"/>
+        </w:rPr>
+        <w:t>Monto</w:t>
+      </w:r>
+      <w:r>
+        <w:rPr>
+          <w:rFonts w:ascii="Garamond" w:hAnsi="Garamond"/>
+          <w:b w:val="0"/>
+          <w:spacing w:val="-3"/>
+        </w:rPr>
+        <w:t xml:space="preserve"> </w:t>
+      </w:r>
+      <w:r>
+        <w:rPr>
+          <w:rFonts w:ascii="Garamond" w:hAnsi="Garamond"/>
+          <w:b w:val="0"/>
+        </w:rPr>
+        <w:t>por</w:t>
+      </w:r>
+      <w:r>
+        <w:rPr>
+          <w:rFonts w:ascii="Garamond" w:hAnsi="Garamond"/>
+          <w:b w:val="0"/>
+          <w:spacing w:val="-2"/>
+        </w:rPr>
+        <w:t xml:space="preserve"> </w:t>
+      </w:r>
+      <w:r>
+        <w:rPr>
+          <w:rFonts w:ascii="Garamond" w:hAnsi="Garamond"/>
+          <w:b w:val="0"/>
+        </w:rPr>
+        <w:t>hora:</w:t>
+      </w:r>
+      <w:r>
+        <w:rPr>
+          <w:rFonts w:ascii="Garamond" w:hAnsi="Garamond"/>
+        </w:rPr>
+        <w:t xml:space="preserve"> </w:t>
+      </w:r>
+      <w:proofErr w:type="spellStart"/>
+      <w:r>
+        <w:rPr>
+          <w:rFonts w:ascii="Garamond" w:hAnsi="Garamond"/>
+          <w:b w:val="0"/>
+          <w:bCs w:val="0"/>
+        </w:rPr>
+        <w:t>categoria</w:t>
+      </w:r>
+      <w:proofErr w:type="spellEnd"/>
+      <w:r>
+        <w:rPr>
+          <w:rFonts w:ascii="Garamond" w:hAnsi="Garamond"/>
+        </w:rPr>
+        <w:t>.</w:t>
+      </w:r>
+    </w:p>
+    <w:p>
+      <w:pPr>
+        <w:pStyle w:val="Ttulo1"/>
+        <w:tabs>
+          <w:tab w:val="left" w:pos="567"/>
+        </w:tabs>
+        <w:spacing w:before="0" w:line="276" w:lineRule="auto"/>
+        <w:ind w:left="0" w:firstLine="0"/>
+        <w:rPr>
+          <w:rFonts w:ascii="Garamond" w:hAnsi="Garamond"/>
+          <w:b w:val="0"/>
+        </w:rPr>
+      </w:pPr>
+      <w:r>
+        <w:rPr>
+          <w:rFonts w:ascii="Garamond" w:hAnsi="Garamond"/>
+          <w:b w:val="0"/>
+          <w:bCs w:val="0"/>
+        </w:rPr>
+        <w:t>Monto del servicio:</w:t>
+      </w:r>
+      <w:r>
+        <w:rPr>
+          <w:rFonts w:ascii="Garamond" w:hAnsi="Garamond"/>
+        </w:rPr>
+        <w:t xml:space="preserve"> </w:t>
+      </w:r>
+      <w:proofErr w:type="spellStart"/>
+      <w:r>
+        <w:rPr>
+          <w:rFonts w:ascii="Garamond" w:hAnsi="Garamond"/>
+          <w:b w:val="0"/>
+          <w:bCs w:val="0"/>
+        </w:rPr>
+        <w:t>monto_subtotal</w:t>
+      </w:r>
+      <w:proofErr w:type="spellEnd"/>
+      <w:r>
+        <w:rPr>
+          <w:rFonts w:ascii="Garamond" w:hAnsi="Garamond"/>
+          <w:b w:val="0"/>
+        </w:rPr>
+        <w:t>.</w:t>
+      </w:r>
+    </w:p>
+    <w:p>
+      <w:pPr>
+        <w:pStyle w:val="Ttulo1"/>
+        <w:tabs>
+          <w:tab w:val="left" w:pos="567"/>
+        </w:tabs>
+        <w:spacing w:before="0" w:line="276" w:lineRule="auto"/>
+        <w:ind w:left="0" w:firstLine="0"/>
+        <w:rPr>
+          <w:rFonts w:ascii="Garamond" w:hAnsi="Garamond"/>
+          <w:b w:val="0"/>
+        </w:rPr>
+      </w:pPr>
+    </w:p>
+    <w:p>
+      <w:pPr>
+        <w:pStyle w:val="Ttulo1"/>
+        <w:numPr>
+          <w:ilvl w:val="0"/>
+          <w:numId w:val="2"/>
+        </w:numPr>
+        <w:tabs>
+          <w:tab w:val="left" w:pos="567"/>
+        </w:tabs>
+        <w:spacing w:before="0" w:line="276" w:lineRule="auto"/>
+        <w:ind w:left="0" w:hanging="567"/>
+        <w:rPr>
+          <w:rFonts w:ascii="Garamond" w:hAnsi="Garamond"/>
+        </w:rPr>
+      </w:pPr>
+      <w:r>
+        <w:rPr>
+          <w:rFonts w:ascii="Garamond" w:hAnsi="Garamond"/>
+          <w:spacing w:val="-2"/>
         </w:rPr>
         <w:t>CONFORMIDAD</w:t>
       </w:r>
@@ -2128,17 +2887,13 @@
         <w:rPr>
           <w:rFonts w:ascii="Garamond" w:hAnsi="Garamond"/>
           <w:spacing w:val="-4"/>
-          <w:sz w:val="22"/>
-          <w:szCs w:val="22"/>
-        </w:rPr>
-        <w:t xml:space="preserve"> </w:t>
-      </w:r>
-      <w:r>
-        <w:rPr>
-          <w:rFonts w:ascii="Garamond" w:hAnsi="Garamond"/>
-          <w:spacing w:val="-2"/>
-          <w:sz w:val="22"/>
-          <w:szCs w:val="22"/>
+        </w:rPr>
+        <w:t xml:space="preserve"> </w:t>
+      </w:r>
+      <w:r>
+        <w:rPr>
+          <w:rFonts w:ascii="Garamond" w:hAnsi="Garamond"/>
+          <w:spacing w:val="-2"/>
         </w:rPr>
         <w:t>DEL</w:t>
       </w:r>
@@ -2146,17 +2901,13 @@
         <w:rPr>
           <w:rFonts w:ascii="Garamond" w:hAnsi="Garamond"/>
           <w:spacing w:val="-1"/>
-          <w:sz w:val="22"/>
-          <w:szCs w:val="22"/>
-        </w:rPr>
-        <w:t xml:space="preserve"> </w:t>
-      </w:r>
-      <w:r>
-        <w:rPr>
-          <w:rFonts w:ascii="Garamond" w:hAnsi="Garamond"/>
-          <w:spacing w:val="-2"/>
-          <w:sz w:val="22"/>
-          <w:szCs w:val="22"/>
+        </w:rPr>
+        <w:t xml:space="preserve"> </w:t>
+      </w:r>
+      <w:r>
+        <w:rPr>
+          <w:rFonts w:ascii="Garamond" w:hAnsi="Garamond"/>
+          <w:spacing w:val="-2"/>
         </w:rPr>
         <w:t>SERVICIO:</w:t>
       </w:r>
@@ -2173,14 +2924,12 @@
           <w:rFonts w:ascii="Garamond" w:hAnsi="Garamond"/>
           <w:b w:val="0"/>
           <w:spacing w:val="-2"/>
-          <w:szCs w:val="22"/>
-        </w:rPr>
-      </w:pPr>
-      <w:r>
-        <w:rPr>
-          <w:rFonts w:ascii="Garamond" w:hAnsi="Garamond"/>
-          <w:b w:val="0"/>
-          <w:szCs w:val="22"/>
+        </w:rPr>
+      </w:pPr>
+      <w:r>
+        <w:rPr>
+          <w:rFonts w:ascii="Garamond" w:hAnsi="Garamond"/>
+          <w:b w:val="0"/>
         </w:rPr>
         <w:t>La</w:t>
       </w:r>
@@ -2189,15 +2938,13 @@
           <w:rFonts w:ascii="Garamond" w:hAnsi="Garamond"/>
           <w:b w:val="0"/>
           <w:spacing w:val="-14"/>
-          <w:szCs w:val="22"/>
-        </w:rPr>
-        <w:t xml:space="preserve"> </w:t>
-      </w:r>
-      <w:r>
-        <w:rPr>
-          <w:rFonts w:ascii="Garamond" w:hAnsi="Garamond"/>
-          <w:b w:val="0"/>
-          <w:szCs w:val="22"/>
+        </w:rPr>
+        <w:t xml:space="preserve"> </w:t>
+      </w:r>
+      <w:r>
+        <w:rPr>
+          <w:rFonts w:ascii="Garamond" w:hAnsi="Garamond"/>
+          <w:b w:val="0"/>
         </w:rPr>
         <w:t>conformidad</w:t>
       </w:r>
@@ -2206,15 +2953,13 @@
           <w:rFonts w:ascii="Garamond" w:hAnsi="Garamond"/>
           <w:b w:val="0"/>
           <w:spacing w:val="-14"/>
-          <w:szCs w:val="22"/>
-        </w:rPr>
-        <w:t xml:space="preserve"> </w:t>
-      </w:r>
-      <w:r>
-        <w:rPr>
-          <w:rFonts w:ascii="Garamond" w:hAnsi="Garamond"/>
-          <w:b w:val="0"/>
-          <w:szCs w:val="22"/>
+        </w:rPr>
+        <w:t xml:space="preserve"> </w:t>
+      </w:r>
+      <w:r>
+        <w:rPr>
+          <w:rFonts w:ascii="Garamond" w:hAnsi="Garamond"/>
+          <w:b w:val="0"/>
         </w:rPr>
         <w:t>del</w:t>
       </w:r>
@@ -2223,15 +2968,13 @@
           <w:rFonts w:ascii="Garamond" w:hAnsi="Garamond"/>
           <w:b w:val="0"/>
           <w:spacing w:val="-14"/>
-          <w:szCs w:val="22"/>
-        </w:rPr>
-        <w:t xml:space="preserve"> </w:t>
-      </w:r>
-      <w:r>
-        <w:rPr>
-          <w:rFonts w:ascii="Garamond" w:hAnsi="Garamond"/>
-          <w:b w:val="0"/>
-          <w:szCs w:val="22"/>
+        </w:rPr>
+        <w:t xml:space="preserve"> </w:t>
+      </w:r>
+      <w:r>
+        <w:rPr>
+          <w:rFonts w:ascii="Garamond" w:hAnsi="Garamond"/>
+          <w:b w:val="0"/>
         </w:rPr>
         <w:t>servicio</w:t>
       </w:r>
@@ -2240,15 +2983,13 @@
           <w:rFonts w:ascii="Garamond" w:hAnsi="Garamond"/>
           <w:b w:val="0"/>
           <w:spacing w:val="-10"/>
-          <w:szCs w:val="22"/>
-        </w:rPr>
-        <w:t xml:space="preserve"> </w:t>
-      </w:r>
-      <w:r>
-        <w:rPr>
-          <w:rFonts w:ascii="Garamond" w:hAnsi="Garamond"/>
-          <w:b w:val="0"/>
-          <w:szCs w:val="22"/>
+        </w:rPr>
+        <w:t xml:space="preserve"> </w:t>
+      </w:r>
+      <w:r>
+        <w:rPr>
+          <w:rFonts w:ascii="Garamond" w:hAnsi="Garamond"/>
+          <w:b w:val="0"/>
         </w:rPr>
         <w:t>será</w:t>
       </w:r>
@@ -2257,15 +2998,13 @@
           <w:rFonts w:ascii="Garamond" w:hAnsi="Garamond"/>
           <w:b w:val="0"/>
           <w:spacing w:val="-13"/>
-          <w:szCs w:val="22"/>
-        </w:rPr>
-        <w:t xml:space="preserve"> </w:t>
-      </w:r>
-      <w:r>
-        <w:rPr>
-          <w:rFonts w:ascii="Garamond" w:hAnsi="Garamond"/>
-          <w:b w:val="0"/>
-          <w:szCs w:val="22"/>
+        </w:rPr>
+        <w:t xml:space="preserve"> </w:t>
+      </w:r>
+      <w:r>
+        <w:rPr>
+          <w:rFonts w:ascii="Garamond" w:hAnsi="Garamond"/>
+          <w:b w:val="0"/>
         </w:rPr>
         <w:t>brindada</w:t>
       </w:r>
@@ -2274,15 +3013,13 @@
           <w:rFonts w:ascii="Garamond" w:hAnsi="Garamond"/>
           <w:b w:val="0"/>
           <w:spacing w:val="-12"/>
-          <w:szCs w:val="22"/>
-        </w:rPr>
-        <w:t xml:space="preserve"> </w:t>
-      </w:r>
-      <w:r>
-        <w:rPr>
-          <w:rFonts w:ascii="Garamond" w:hAnsi="Garamond"/>
-          <w:b w:val="0"/>
-          <w:szCs w:val="22"/>
+        </w:rPr>
+        <w:t xml:space="preserve"> </w:t>
+      </w:r>
+      <w:r>
+        <w:rPr>
+          <w:rFonts w:ascii="Garamond" w:hAnsi="Garamond"/>
+          <w:b w:val="0"/>
         </w:rPr>
         <w:t>por</w:t>
       </w:r>
@@ -2291,15 +3028,13 @@
           <w:rFonts w:ascii="Garamond" w:hAnsi="Garamond"/>
           <w:b w:val="0"/>
           <w:spacing w:val="-8"/>
-          <w:szCs w:val="22"/>
-        </w:rPr>
-        <w:t xml:space="preserve"> </w:t>
-      </w:r>
-      <w:r>
-        <w:rPr>
-          <w:rFonts w:ascii="Garamond" w:hAnsi="Garamond"/>
-          <w:b w:val="0"/>
-          <w:szCs w:val="22"/>
+        </w:rPr>
+        <w:t xml:space="preserve"> </w:t>
+      </w:r>
+      <w:r>
+        <w:rPr>
+          <w:rFonts w:ascii="Garamond" w:hAnsi="Garamond"/>
+          <w:b w:val="0"/>
         </w:rPr>
         <w:t>el</w:t>
       </w:r>
@@ -2308,40 +3043,28 @@
           <w:rFonts w:ascii="Garamond" w:hAnsi="Garamond"/>
           <w:b w:val="0"/>
           <w:spacing w:val="-13"/>
-          <w:szCs w:val="22"/>
-        </w:rPr>
-        <w:t xml:space="preserve"> </w:t>
-      </w:r>
-      <w:r>
-        <w:rPr>
-          <w:rFonts w:ascii="Garamond" w:hAnsi="Garamond"/>
-          <w:b w:val="0"/>
-          <w:szCs w:val="22"/>
-        </w:rPr>
-        <w:t>d</w:t>
-      </w:r>
-      <w:r>
-        <w:rPr>
-          <w:rFonts w:ascii="Garamond" w:hAnsi="Garamond"/>
-          <w:b w:val="0"/>
-          <w:szCs w:val="22"/>
-        </w:rPr>
-        <w:t>irector</w:t>
+        </w:rPr>
+        <w:t xml:space="preserve"> </w:t>
+      </w:r>
+      <w:r>
+        <w:rPr>
+          <w:rFonts w:ascii="Garamond" w:hAnsi="Garamond"/>
+          <w:b w:val="0"/>
+        </w:rPr>
+        <w:t>director</w:t>
       </w:r>
       <w:r>
         <w:rPr>
           <w:rFonts w:ascii="Garamond" w:hAnsi="Garamond"/>
           <w:b w:val="0"/>
           <w:spacing w:val="-12"/>
-          <w:szCs w:val="22"/>
-        </w:rPr>
-        <w:t xml:space="preserve"> </w:t>
-      </w:r>
-      <w:r>
-        <w:rPr>
-          <w:rFonts w:ascii="Garamond" w:hAnsi="Garamond"/>
-          <w:b w:val="0"/>
-          <w:szCs w:val="22"/>
+        </w:rPr>
+        <w:t xml:space="preserve"> </w:t>
+      </w:r>
+      <w:r>
+        <w:rPr>
+          <w:rFonts w:ascii="Garamond" w:hAnsi="Garamond"/>
+          <w:b w:val="0"/>
         </w:rPr>
         <w:t>de</w:t>
       </w:r>
@@ -2350,51 +3073,21 @@
           <w:rFonts w:ascii="Garamond" w:hAnsi="Garamond"/>
           <w:b w:val="0"/>
           <w:spacing w:val="-12"/>
-          <w:szCs w:val="22"/>
-        </w:rPr>
-        <w:t xml:space="preserve"> </w:t>
-      </w:r>
-      <w:r>
-        <w:rPr>
-          <w:rFonts w:ascii="Garamond" w:hAnsi="Garamond"/>
-          <w:b w:val="0"/>
-          <w:spacing w:val="-12"/>
-          <w:szCs w:val="22"/>
-        </w:rPr>
-        <w:t xml:space="preserve">la </w:t>
-      </w:r>
-      <w:r>
-        <w:rPr>
-          <w:rFonts w:ascii="Garamond" w:hAnsi="Garamond"/>
-          <w:b w:val="0"/>
-          <w:spacing w:val="-12"/>
-          <w:szCs w:val="22"/>
-        </w:rPr>
-        <w:t xml:space="preserve">Dirección </w:t>
-      </w:r>
-      <w:r>
-        <w:rPr>
-          <w:rFonts w:ascii="Garamond" w:hAnsi="Garamond"/>
-          <w:b w:val="0"/>
-          <w:spacing w:val="-12"/>
-          <w:szCs w:val="22"/>
-        </w:rPr>
-        <w:t>Ejecutiva</w:t>
+        </w:rPr>
+        <w:t xml:space="preserve"> la Dirección Ejecutiva</w:t>
       </w:r>
       <w:r>
         <w:rPr>
           <w:rFonts w:ascii="Garamond" w:hAnsi="Garamond"/>
           <w:b w:val="0"/>
           <w:spacing w:val="-8"/>
-          <w:szCs w:val="22"/>
-        </w:rPr>
-        <w:t xml:space="preserve"> </w:t>
-      </w:r>
-      <w:r>
-        <w:rPr>
-          <w:rFonts w:ascii="Garamond" w:hAnsi="Garamond"/>
-          <w:b w:val="0"/>
-          <w:szCs w:val="22"/>
+        </w:rPr>
+        <w:t xml:space="preserve"> </w:t>
+      </w:r>
+      <w:r>
+        <w:rPr>
+          <w:rFonts w:ascii="Garamond" w:hAnsi="Garamond"/>
+          <w:b w:val="0"/>
         </w:rPr>
         <w:t>del</w:t>
       </w:r>
@@ -2403,15 +3096,13 @@
           <w:rFonts w:ascii="Garamond" w:hAnsi="Garamond"/>
           <w:b w:val="0"/>
           <w:spacing w:val="-13"/>
-          <w:szCs w:val="22"/>
-        </w:rPr>
-        <w:t xml:space="preserve"> </w:t>
-      </w:r>
-      <w:r>
-        <w:rPr>
-          <w:rFonts w:ascii="Garamond" w:hAnsi="Garamond"/>
-          <w:b w:val="0"/>
-          <w:szCs w:val="22"/>
+        </w:rPr>
+        <w:t xml:space="preserve"> </w:t>
+      </w:r>
+      <w:r>
+        <w:rPr>
+          <w:rFonts w:ascii="Garamond" w:hAnsi="Garamond"/>
+          <w:b w:val="0"/>
         </w:rPr>
         <w:t>CEID</w:t>
       </w:r>
@@ -2420,15 +3111,13 @@
           <w:rFonts w:ascii="Garamond" w:hAnsi="Garamond"/>
           <w:b w:val="0"/>
           <w:spacing w:val="-9"/>
-          <w:szCs w:val="22"/>
-        </w:rPr>
-        <w:t xml:space="preserve"> </w:t>
-      </w:r>
-      <w:r>
-        <w:rPr>
-          <w:rFonts w:ascii="Garamond" w:hAnsi="Garamond"/>
-          <w:b w:val="0"/>
-          <w:szCs w:val="22"/>
+        </w:rPr>
+        <w:t xml:space="preserve"> </w:t>
+      </w:r>
+      <w:r>
+        <w:rPr>
+          <w:rFonts w:ascii="Garamond" w:hAnsi="Garamond"/>
+          <w:b w:val="0"/>
         </w:rPr>
         <w:t>–</w:t>
       </w:r>
@@ -2437,19 +3126,77 @@
           <w:rFonts w:ascii="Garamond" w:hAnsi="Garamond"/>
           <w:b w:val="0"/>
           <w:spacing w:val="-14"/>
-          <w:szCs w:val="22"/>
-        </w:rPr>
-        <w:t xml:space="preserve"> </w:t>
-      </w:r>
-      <w:r>
-        <w:rPr>
-          <w:rFonts w:ascii="Garamond" w:hAnsi="Garamond"/>
-          <w:b w:val="0"/>
-          <w:spacing w:val="-2"/>
-          <w:szCs w:val="22"/>
+        </w:rPr>
+        <w:t xml:space="preserve"> </w:t>
+      </w:r>
+      <w:r>
+        <w:rPr>
+          <w:rFonts w:ascii="Garamond" w:hAnsi="Garamond"/>
+          <w:b w:val="0"/>
+          <w:spacing w:val="-2"/>
         </w:rPr>
         <w:t>FLCH.</w:t>
       </w:r>
+    </w:p>
+    <w:p>
+      <w:pPr>
+        <w:pStyle w:val="Textoindependiente"/>
+        <w:spacing w:line="276" w:lineRule="auto"/>
+        <w:rPr>
+          <w:rFonts w:ascii="Garamond" w:hAnsi="Garamond"/>
+          <w:u w:val="single"/>
+        </w:rPr>
+      </w:pPr>
+    </w:p>
+    <w:p>
+      <w:pPr>
+        <w:pStyle w:val="Textoindependiente"/>
+        <w:spacing w:line="276" w:lineRule="auto"/>
+        <w:rPr>
+          <w:rFonts w:ascii="Garamond" w:hAnsi="Garamond"/>
+          <w:u w:val="single"/>
+        </w:rPr>
+      </w:pPr>
+    </w:p>
+    <w:p>
+      <w:pPr>
+        <w:pStyle w:val="Textoindependiente"/>
+        <w:spacing w:line="276" w:lineRule="auto"/>
+        <w:rPr>
+          <w:rFonts w:ascii="Garamond" w:hAnsi="Garamond"/>
+          <w:u w:val="single"/>
+        </w:rPr>
+      </w:pPr>
+    </w:p>
+    <w:p>
+      <w:pPr>
+        <w:pStyle w:val="Textoindependiente"/>
+        <w:spacing w:line="276" w:lineRule="auto"/>
+        <w:rPr>
+          <w:rFonts w:ascii="Garamond" w:hAnsi="Garamond"/>
+          <w:u w:val="single"/>
+        </w:rPr>
+      </w:pPr>
+    </w:p>
+    <w:p>
+      <w:pPr>
+        <w:pStyle w:val="Textoindependiente"/>
+        <w:spacing w:line="276" w:lineRule="auto"/>
+        <w:rPr>
+          <w:rFonts w:ascii="Garamond" w:hAnsi="Garamond"/>
+          <w:u w:val="single"/>
+        </w:rPr>
+      </w:pPr>
+    </w:p>
+    <w:p>
+      <w:pPr>
+        <w:pStyle w:val="Textoindependiente"/>
+        <w:spacing w:line="276" w:lineRule="auto"/>
+        <w:rPr>
+          <w:rFonts w:ascii="Garamond" w:hAnsi="Garamond"/>
+          <w:u w:val="single"/>
+        </w:rPr>
+      </w:pPr>
     </w:p>
     <w:p>
       <w:pPr>
@@ -2458,10 +3205,16 @@
         <w:jc w:val="center"/>
         <w:rPr>
           <w:rFonts w:ascii="Garamond" w:hAnsi="Garamond"/>
-          <w:sz w:val="22"/>
-          <w:szCs w:val="22"/>
-        </w:rPr>
-      </w:pPr>
+          <w:b/>
+        </w:rPr>
+      </w:pPr>
+      <w:r>
+        <w:rPr>
+          <w:rFonts w:ascii="Garamond" w:hAnsi="Garamond"/>
+          <w:b/>
+        </w:rPr>
+        <w:t>Dr. Guillaume Yannick Serge Oisel</w:t>
+      </w:r>
     </w:p>
     <w:p>
       <w:pPr>
@@ -2470,131 +3223,13 @@
         <w:jc w:val="center"/>
         <w:rPr>
           <w:rFonts w:ascii="Garamond" w:hAnsi="Garamond"/>
-          <w:sz w:val="22"/>
-          <w:szCs w:val="22"/>
-        </w:rPr>
-      </w:pPr>
-    </w:p>
-    <w:p>
-      <w:pPr>
-        <w:pStyle w:val="Textoindependiente"/>
-        <w:spacing w:line="276" w:lineRule="auto"/>
-        <w:rPr>
-          <w:rFonts w:ascii="Garamond" w:hAnsi="Garamond"/>
-          <w:sz w:val="22"/>
-          <w:szCs w:val="22"/>
-        </w:rPr>
-      </w:pPr>
-    </w:p>
-    <w:p>
-      <w:pPr>
-        <w:pStyle w:val="Textoindependiente"/>
-        <w:spacing w:line="276" w:lineRule="auto"/>
-        <w:jc w:val="center"/>
-        <w:rPr>
-          <w:rFonts w:ascii="Garamond" w:hAnsi="Garamond"/>
-          <w:b/>
-          <w:sz w:val="24"/>
-          <w:szCs w:val="22"/>
-        </w:rPr>
-      </w:pPr>
-      <w:r>
-        <w:rPr>
-          <w:rFonts w:ascii="Garamond" w:hAnsi="Garamond"/>
-          <w:b/>
-          <w:sz w:val="24"/>
-          <w:szCs w:val="22"/>
-        </w:rPr>
-        <w:t xml:space="preserve">Dr. Guillaume </w:t>
-      </w:r>
-      <w:proofErr w:type="spellStart"/>
-      <w:r>
-        <w:rPr>
-          <w:rFonts w:ascii="Garamond" w:hAnsi="Garamond"/>
-          <w:b/>
-          <w:sz w:val="24"/>
-          <w:szCs w:val="22"/>
-        </w:rPr>
-        <w:t>Yannick</w:t>
-      </w:r>
-      <w:proofErr w:type="spellEnd"/>
-      <w:r>
-        <w:rPr>
-          <w:rFonts w:ascii="Garamond" w:hAnsi="Garamond"/>
-          <w:b/>
-          <w:sz w:val="24"/>
-          <w:szCs w:val="22"/>
-        </w:rPr>
-        <w:t xml:space="preserve"> </w:t>
-      </w:r>
-      <w:proofErr w:type="spellStart"/>
-      <w:r>
-        <w:rPr>
-          <w:rFonts w:ascii="Garamond" w:hAnsi="Garamond"/>
-          <w:b/>
-          <w:sz w:val="24"/>
-          <w:szCs w:val="22"/>
-        </w:rPr>
-        <w:t>Serge</w:t>
-      </w:r>
-      <w:proofErr w:type="spellEnd"/>
-      <w:r>
-        <w:rPr>
-          <w:rFonts w:ascii="Garamond" w:hAnsi="Garamond"/>
-          <w:b/>
-          <w:sz w:val="24"/>
-          <w:szCs w:val="22"/>
-        </w:rPr>
-        <w:t xml:space="preserve"> </w:t>
-      </w:r>
-      <w:proofErr w:type="spellStart"/>
-      <w:r>
-        <w:rPr>
-          <w:rFonts w:ascii="Garamond" w:hAnsi="Garamond"/>
-          <w:b/>
-          <w:sz w:val="24"/>
-          <w:szCs w:val="22"/>
-        </w:rPr>
-        <w:t>Oisel</w:t>
-      </w:r>
-      <w:proofErr w:type="spellEnd"/>
-    </w:p>
-    <w:p>
-      <w:pPr>
-        <w:pStyle w:val="Textoindependiente"/>
-        <w:spacing w:line="276" w:lineRule="auto"/>
-        <w:jc w:val="center"/>
-        <w:rPr>
-          <w:rFonts w:ascii="Garamond" w:hAnsi="Garamond"/>
-          <w:sz w:val="24"/>
-        </w:rPr>
-      </w:pPr>
-      <w:r>
-        <w:rPr>
-          <w:rFonts w:ascii="Garamond" w:hAnsi="Garamond"/>
-          <w:sz w:val="24"/>
-        </w:rPr>
-        <w:t>Director de la Dirección Ejecutiva</w:t>
-      </w:r>
-    </w:p>
-    <w:p>
-      <w:pPr>
-        <w:pStyle w:val="Textoindependiente"/>
-        <w:spacing w:line="276" w:lineRule="auto"/>
-        <w:jc w:val="center"/>
-        <w:rPr>
-          <w:rFonts w:ascii="Garamond" w:hAnsi="Garamond"/>
-          <w:sz w:val="24"/>
-          <w:szCs w:val="22"/>
-        </w:rPr>
-      </w:pPr>
-      <w:r>
-        <w:rPr>
-          <w:rFonts w:ascii="Garamond" w:hAnsi="Garamond"/>
-          <w:sz w:val="24"/>
-          <w:szCs w:val="22"/>
-        </w:rPr>
-        <w:t>Centro de Idiomas de la UNMSM</w:t>
+        </w:rPr>
+      </w:pPr>
+      <w:r>
+        <w:rPr>
+          <w:rFonts w:ascii="Garamond" w:hAnsi="Garamond"/>
+        </w:rPr>
+        <w:t>Director Ejecutivo del Centro de Idiomas de la UNMSM</w:t>
       </w:r>
     </w:p>
     <w:p>
@@ -2621,7 +3256,7 @@
 </file>
 
 <file path=word/endnotes.xml><?xml version="1.0" encoding="utf-8"?>
-<w:endnotes xmlns:wpc="http://schemas.microsoft.com/office/word/2010/wordprocessingCanvas" xmlns:cx="http://schemas.microsoft.com/office/drawing/2014/chartex" xmlns:mc="http://schemas.openxmlformats.org/markup-compatibility/2006" xmlns:o="urn:schemas-microsoft-com:office:office" xmlns:r="http://schemas.openxmlformats.org/officeDocument/2006/relationships" xmlns:m="http://schemas.openxmlformats.org/officeDocument/2006/math" xmlns:v="urn:schemas-microsoft-com:vml" xmlns:wp14="http://schemas.microsoft.com/office/word/2010/wordprocessingDrawing" xmlns:wp="http://schemas.openxmlformats.org/drawingml/2006/wordprocessingDrawing" xmlns:w10="urn:schemas-microsoft-com:office:word" xmlns:w="http://schemas.openxmlformats.org/wordprocessingml/2006/main" xmlns:w14="http://schemas.microsoft.com/office/word/2010/wordml" xmlns:w15="http://schemas.microsoft.com/office/word/2012/wordml" xmlns:w16se="http://schemas.microsoft.com/office/word/2015/wordml/symex" xmlns:wpg="http://schemas.microsoft.com/office/word/2010/wordprocessingGroup" xmlns:wpi="http://schemas.microsoft.com/office/word/2010/wordprocessingInk" xmlns:wne="http://schemas.microsoft.com/office/word/2006/wordml" xmlns:wps="http://schemas.microsoft.com/office/word/2010/wordprocessingShape" mc:Ignorable="w14 w15 w16se wp14">
+<w:endnotes xmlns:wpc="http://schemas.microsoft.com/office/word/2010/wordprocessingCanvas" xmlns:cx="http://schemas.microsoft.com/office/drawing/2014/chartex" xmlns:cx1="http://schemas.microsoft.com/office/drawing/2015/9/8/chartex" xmlns:cx2="http://schemas.microsoft.com/office/drawing/2015/10/21/chartex" xmlns:cx3="http://schemas.microsoft.com/office/drawing/2016/5/9/chartex" xmlns:cx4="http://schemas.microsoft.com/office/drawing/2016/5/10/chartex" xmlns:cx5="http://schemas.microsoft.com/office/drawing/2016/5/11/chartex" xmlns:cx6="http://schemas.microsoft.com/office/drawing/2016/5/12/chartex" xmlns:cx7="http://schemas.microsoft.com/office/drawing/2016/5/13/chartex" xmlns:cx8="http://schemas.microsoft.com/office/drawing/2016/5/14/chartex" xmlns:mc="http://schemas.openxmlformats.org/markup-compatibility/2006" xmlns:aink="http://schemas.microsoft.com/office/drawing/2016/ink" xmlns:am3d="http://schemas.microsoft.com/office/drawing/2017/model3d" xmlns:o="urn:schemas-microsoft-com:office:office" xmlns:oel="http://schemas.microsoft.com/office/2019/extlst" xmlns:r="http://schemas.openxmlformats.org/officeDocument/2006/relationships" xmlns:m="http://schemas.openxmlformats.org/officeDocument/2006/math" xmlns:v="urn:schemas-microsoft-com:vml" xmlns:wp14="http://schemas.microsoft.com/office/word/2010/wordprocessingDrawing" xmlns:wp="http://schemas.openxmlformats.org/drawingml/2006/wordprocessingDrawing" xmlns:w10="urn:schemas-microsoft-com:office:word" xmlns:w="http://schemas.openxmlformats.org/wordprocessingml/2006/main" xmlns:w14="http://schemas.microsoft.com/office/word/2010/wordml" xmlns:w15="http://schemas.microsoft.com/office/word/2012/wordml" xmlns:w16cex="http://schemas.microsoft.com/office/word/2018/wordml/cex" xmlns:w16cid="http://schemas.microsoft.com/office/word/2016/wordml/cid" xmlns:w16="http://schemas.microsoft.com/office/word/2018/wordml" xmlns:w16du="http://schemas.microsoft.com/office/word/2023/wordml/word16du" xmlns:w16sdtdh="http://schemas.microsoft.com/office/word/2020/wordml/sdtdatahash" xmlns:w16sdtfl="http://schemas.microsoft.com/office/word/2024/wordml/sdtformatlock" xmlns:w16se="http://schemas.microsoft.com/office/word/2015/wordml/symex" xmlns:wpg="http://schemas.microsoft.com/office/word/2010/wordprocessingGroup" xmlns:wpi="http://schemas.microsoft.com/office/word/2010/wordprocessingInk" xmlns:wne="http://schemas.microsoft.com/office/word/2006/wordml" xmlns:wps="http://schemas.microsoft.com/office/word/2010/wordprocessingShape" mc:Ignorable="w14 w15 w16se w16cid w16 w16cex w16sdtdh w16sdtfl w16du wp14">
   <w:endnote w:type="separator" w:id="-1">
     <w:p>
       <w:r>
@@ -2640,7 +3275,7 @@
 </file>
 
 <file path=word/footnotes.xml><?xml version="1.0" encoding="utf-8"?>
-<w:footnotes xmlns:wpc="http://schemas.microsoft.com/office/word/2010/wordprocessingCanvas" xmlns:cx="http://schemas.microsoft.com/office/drawing/2014/chartex" xmlns:mc="http://schemas.openxmlformats.org/markup-compatibility/2006" xmlns:o="urn:schemas-microsoft-com:office:office" xmlns:r="http://schemas.openxmlformats.org/officeDocument/2006/relationships" xmlns:m="http://schemas.openxmlformats.org/officeDocument/2006/math" xmlns:v="urn:schemas-microsoft-com:vml" xmlns:wp14="http://schemas.microsoft.com/office/word/2010/wordprocessingDrawing" xmlns:wp="http://schemas.openxmlformats.org/drawingml/2006/wordprocessingDrawing" xmlns:w10="urn:schemas-microsoft-com:office:word" xmlns:w="http://schemas.openxmlformats.org/wordprocessingml/2006/main" xmlns:w14="http://schemas.microsoft.com/office/word/2010/wordml" xmlns:w15="http://schemas.microsoft.com/office/word/2012/wordml" xmlns:w16se="http://schemas.microsoft.com/office/word/2015/wordml/symex" xmlns:wpg="http://schemas.microsoft.com/office/word/2010/wordprocessingGroup" xmlns:wpi="http://schemas.microsoft.com/office/word/2010/wordprocessingInk" xmlns:wne="http://schemas.microsoft.com/office/word/2006/wordml" xmlns:wps="http://schemas.microsoft.com/office/word/2010/wordprocessingShape" mc:Ignorable="w14 w15 w16se wp14">
+<w:footnotes xmlns:wpc="http://schemas.microsoft.com/office/word/2010/wordprocessingCanvas" xmlns:cx="http://schemas.microsoft.com/office/drawing/2014/chartex" xmlns:cx1="http://schemas.microsoft.com/office/drawing/2015/9/8/chartex" xmlns:cx2="http://schemas.microsoft.com/office/drawing/2015/10/21/chartex" xmlns:cx3="http://schemas.microsoft.com/office/drawing/2016/5/9/chartex" xmlns:cx4="http://schemas.microsoft.com/office/drawing/2016/5/10/chartex" xmlns:cx5="http://schemas.microsoft.com/office/drawing/2016/5/11/chartex" xmlns:cx6="http://schemas.microsoft.com/office/drawing/2016/5/12/chartex" xmlns:cx7="http://schemas.microsoft.com/office/drawing/2016/5/13/chartex" xmlns:cx8="http://schemas.microsoft.com/office/drawing/2016/5/14/chartex" xmlns:mc="http://schemas.openxmlformats.org/markup-compatibility/2006" xmlns:aink="http://schemas.microsoft.com/office/drawing/2016/ink" xmlns:am3d="http://schemas.microsoft.com/office/drawing/2017/model3d" xmlns:o="urn:schemas-microsoft-com:office:office" xmlns:oel="http://schemas.microsoft.com/office/2019/extlst" xmlns:r="http://schemas.openxmlformats.org/officeDocument/2006/relationships" xmlns:m="http://schemas.openxmlformats.org/officeDocument/2006/math" xmlns:v="urn:schemas-microsoft-com:vml" xmlns:wp14="http://schemas.microsoft.com/office/word/2010/wordprocessingDrawing" xmlns:wp="http://schemas.openxmlformats.org/drawingml/2006/wordprocessingDrawing" xmlns:w10="urn:schemas-microsoft-com:office:word" xmlns:w="http://schemas.openxmlformats.org/wordprocessingml/2006/main" xmlns:w14="http://schemas.microsoft.com/office/word/2010/wordml" xmlns:w15="http://schemas.microsoft.com/office/word/2012/wordml" xmlns:w16cex="http://schemas.microsoft.com/office/word/2018/wordml/cex" xmlns:w16cid="http://schemas.microsoft.com/office/word/2016/wordml/cid" xmlns:w16="http://schemas.microsoft.com/office/word/2018/wordml" xmlns:w16du="http://schemas.microsoft.com/office/word/2023/wordml/word16du" xmlns:w16sdtdh="http://schemas.microsoft.com/office/word/2020/wordml/sdtdatahash" xmlns:w16sdtfl="http://schemas.microsoft.com/office/word/2024/wordml/sdtformatlock" xmlns:w16se="http://schemas.microsoft.com/office/word/2015/wordml/symex" xmlns:wpg="http://schemas.microsoft.com/office/word/2010/wordprocessingGroup" xmlns:wpi="http://schemas.microsoft.com/office/word/2010/wordprocessingInk" xmlns:wne="http://schemas.microsoft.com/office/word/2006/wordml" xmlns:wps="http://schemas.microsoft.com/office/word/2010/wordprocessingShape" mc:Ignorable="w14 w15 w16se w16cid w16 w16cex w16sdtdh w16sdtfl w16du wp14">
   <w:footnote w:type="separator" w:id="-1">
     <w:p>
       <w:r>
@@ -2659,7 +3294,7 @@
 </file>
 
 <file path=word/header1.xml><?xml version="1.0" encoding="utf-8"?>
-<w:hdr xmlns:wpc="http://schemas.microsoft.com/office/word/2010/wordprocessingCanvas" xmlns:cx="http://schemas.microsoft.com/office/drawing/2014/chartex" xmlns:mc="http://schemas.openxmlformats.org/markup-compatibility/2006" xmlns:o="urn:schemas-microsoft-com:office:office" xmlns:r="http://schemas.openxmlformats.org/officeDocument/2006/relationships" xmlns:m="http://schemas.openxmlformats.org/officeDocument/2006/math" xmlns:v="urn:schemas-microsoft-com:vml" xmlns:wp14="http://schemas.microsoft.com/office/word/2010/wordprocessingDrawing" xmlns:wp="http://schemas.openxmlformats.org/drawingml/2006/wordprocessingDrawing" xmlns:w10="urn:schemas-microsoft-com:office:word" xmlns:w="http://schemas.openxmlformats.org/wordprocessingml/2006/main" xmlns:w14="http://schemas.microsoft.com/office/word/2010/wordml" xmlns:w15="http://schemas.microsoft.com/office/word/2012/wordml" xmlns:w16se="http://schemas.microsoft.com/office/word/2015/wordml/symex" xmlns:wpg="http://schemas.microsoft.com/office/word/2010/wordprocessingGroup" xmlns:wpi="http://schemas.microsoft.com/office/word/2010/wordprocessingInk" xmlns:wne="http://schemas.microsoft.com/office/word/2006/wordml" xmlns:wps="http://schemas.microsoft.com/office/word/2010/wordprocessingShape" mc:Ignorable="w14 w15 w16se wp14">
+<w:hdr xmlns:wpc="http://schemas.microsoft.com/office/word/2010/wordprocessingCanvas" xmlns:cx="http://schemas.microsoft.com/office/drawing/2014/chartex" xmlns:cx1="http://schemas.microsoft.com/office/drawing/2015/9/8/chartex" xmlns:cx2="http://schemas.microsoft.com/office/drawing/2015/10/21/chartex" xmlns:cx3="http://schemas.microsoft.com/office/drawing/2016/5/9/chartex" xmlns:cx4="http://schemas.microsoft.com/office/drawing/2016/5/10/chartex" xmlns:cx5="http://schemas.microsoft.com/office/drawing/2016/5/11/chartex" xmlns:cx6="http://schemas.microsoft.com/office/drawing/2016/5/12/chartex" xmlns:cx7="http://schemas.microsoft.com/office/drawing/2016/5/13/chartex" xmlns:cx8="http://schemas.microsoft.com/office/drawing/2016/5/14/chartex" xmlns:mc="http://schemas.openxmlformats.org/markup-compatibility/2006" xmlns:aink="http://schemas.microsoft.com/office/drawing/2016/ink" xmlns:am3d="http://schemas.microsoft.com/office/drawing/2017/model3d" xmlns:o="urn:schemas-microsoft-com:office:office" xmlns:oel="http://schemas.microsoft.com/office/2019/extlst" xmlns:r="http://schemas.openxmlformats.org/officeDocument/2006/relationships" xmlns:m="http://schemas.openxmlformats.org/officeDocument/2006/math" xmlns:v="urn:schemas-microsoft-com:vml" xmlns:wp14="http://schemas.microsoft.com/office/word/2010/wordprocessingDrawing" xmlns:wp="http://schemas.openxmlformats.org/drawingml/2006/wordprocessingDrawing" xmlns:w10="urn:schemas-microsoft-com:office:word" xmlns:w="http://schemas.openxmlformats.org/wordprocessingml/2006/main" xmlns:w14="http://schemas.microsoft.com/office/word/2010/wordml" xmlns:w15="http://schemas.microsoft.com/office/word/2012/wordml" xmlns:w16cex="http://schemas.microsoft.com/office/word/2018/wordml/cex" xmlns:w16cid="http://schemas.microsoft.com/office/word/2016/wordml/cid" xmlns:w16="http://schemas.microsoft.com/office/word/2018/wordml" xmlns:w16du="http://schemas.microsoft.com/office/word/2023/wordml/word16du" xmlns:w16sdtdh="http://schemas.microsoft.com/office/word/2020/wordml/sdtdatahash" xmlns:w16sdtfl="http://schemas.microsoft.com/office/word/2024/wordml/sdtformatlock" xmlns:w16se="http://schemas.microsoft.com/office/word/2015/wordml/symex" xmlns:wpg="http://schemas.microsoft.com/office/word/2010/wordprocessingGroup" xmlns:wpi="http://schemas.microsoft.com/office/word/2010/wordprocessingInk" xmlns:wne="http://schemas.microsoft.com/office/word/2006/wordml" xmlns:wps="http://schemas.microsoft.com/office/word/2010/wordprocessingShape" mc:Ignorable="w14 w15 w16se w16cid w16 w16cex w16sdtdh w16sdtfl w16du wp14">
   <w:p>
     <w:pPr>
       <w:pStyle w:val="Encabezado"/>
@@ -2736,8 +3371,121 @@
 </file>
 
 <file path=word/numbering.xml><?xml version="1.0" encoding="utf-8"?>
-<w:numbering xmlns:wpc="http://schemas.microsoft.com/office/word/2010/wordprocessingCanvas" xmlns:cx="http://schemas.microsoft.com/office/drawing/2014/chartex" xmlns:mc="http://schemas.openxmlformats.org/markup-compatibility/2006" xmlns:o="urn:schemas-microsoft-com:office:office" xmlns:r="http://schemas.openxmlformats.org/officeDocument/2006/relationships" xmlns:m="http://schemas.openxmlformats.org/officeDocument/2006/math" xmlns:v="urn:schemas-microsoft-com:vml" xmlns:wp14="http://schemas.microsoft.com/office/word/2010/wordprocessingDrawing" xmlns:wp="http://schemas.openxmlformats.org/drawingml/2006/wordprocessingDrawing" xmlns:w10="urn:schemas-microsoft-com:office:word" xmlns:w="http://schemas.openxmlformats.org/wordprocessingml/2006/main" xmlns:w14="http://schemas.microsoft.com/office/word/2010/wordml" xmlns:w15="http://schemas.microsoft.com/office/word/2012/wordml" xmlns:w16se="http://schemas.microsoft.com/office/word/2015/wordml/symex" xmlns:wpg="http://schemas.microsoft.com/office/word/2010/wordprocessingGroup" xmlns:wpi="http://schemas.microsoft.com/office/word/2010/wordprocessingInk" xmlns:wne="http://schemas.microsoft.com/office/word/2006/wordml" xmlns:wps="http://schemas.microsoft.com/office/word/2010/wordprocessingShape" mc:Ignorable="w14 w15 w16se wp14">
+<w:numbering xmlns:wpc="http://schemas.microsoft.com/office/word/2010/wordprocessingCanvas" xmlns:cx="http://schemas.microsoft.com/office/drawing/2014/chartex" xmlns:cx1="http://schemas.microsoft.com/office/drawing/2015/9/8/chartex" xmlns:cx2="http://schemas.microsoft.com/office/drawing/2015/10/21/chartex" xmlns:cx3="http://schemas.microsoft.com/office/drawing/2016/5/9/chartex" xmlns:cx4="http://schemas.microsoft.com/office/drawing/2016/5/10/chartex" xmlns:cx5="http://schemas.microsoft.com/office/drawing/2016/5/11/chartex" xmlns:cx6="http://schemas.microsoft.com/office/drawing/2016/5/12/chartex" xmlns:cx7="http://schemas.microsoft.com/office/drawing/2016/5/13/chartex" xmlns:cx8="http://schemas.microsoft.com/office/drawing/2016/5/14/chartex" xmlns:mc="http://schemas.openxmlformats.org/markup-compatibility/2006" xmlns:aink="http://schemas.microsoft.com/office/drawing/2016/ink" xmlns:am3d="http://schemas.microsoft.com/office/drawing/2017/model3d" xmlns:o="urn:schemas-microsoft-com:office:office" xmlns:oel="http://schemas.microsoft.com/office/2019/extlst" xmlns:r="http://schemas.openxmlformats.org/officeDocument/2006/relationships" xmlns:m="http://schemas.openxmlformats.org/officeDocument/2006/math" xmlns:v="urn:schemas-microsoft-com:vml" xmlns:wp14="http://schemas.microsoft.com/office/word/2010/wordprocessingDrawing" xmlns:wp="http://schemas.openxmlformats.org/drawingml/2006/wordprocessingDrawing" xmlns:w10="urn:schemas-microsoft-com:office:word" xmlns:w="http://schemas.openxmlformats.org/wordprocessingml/2006/main" xmlns:w14="http://schemas.microsoft.com/office/word/2010/wordml" xmlns:w15="http://schemas.microsoft.com/office/word/2012/wordml" xmlns:w16cex="http://schemas.microsoft.com/office/word/2018/wordml/cex" xmlns:w16cid="http://schemas.microsoft.com/office/word/2016/wordml/cid" xmlns:w16="http://schemas.microsoft.com/office/word/2018/wordml" xmlns:w16du="http://schemas.microsoft.com/office/word/2023/wordml/word16du" xmlns:w16sdtdh="http://schemas.microsoft.com/office/word/2020/wordml/sdtdatahash" xmlns:w16sdtfl="http://schemas.microsoft.com/office/word/2024/wordml/sdtformatlock" xmlns:w16se="http://schemas.microsoft.com/office/word/2015/wordml/symex" xmlns:wpg="http://schemas.microsoft.com/office/word/2010/wordprocessingGroup" xmlns:wpi="http://schemas.microsoft.com/office/word/2010/wordprocessingInk" xmlns:wne="http://schemas.microsoft.com/office/word/2006/wordml" xmlns:wps="http://schemas.microsoft.com/office/word/2010/wordprocessingShape" mc:Ignorable="w14 w15 w16se w16cid w16 w16cex w16sdtdh w16sdtfl w16du wp14">
   <w:abstractNum w:abstractNumId="0" w15:restartNumberingAfterBreak="0">
+    <w:nsid w:val="495B5C67"/>
+    <w:multiLevelType w:val="hybridMultilevel"/>
+    <w:tmpl w:val="F4FE731E"/>
+    <w:lvl w:ilvl="0" w:tplc="280A000B">
+      <w:start w:val="1"/>
+      <w:numFmt w:val="bullet"/>
+      <w:lvlText w:val=""/>
+      <w:lvlJc w:val="left"/>
+      <w:pPr>
+        <w:ind w:left="1367" w:hanging="360"/>
+      </w:pPr>
+      <w:rPr>
+        <w:rFonts w:ascii="Wingdings" w:hAnsi="Wingdings" w:hint="default"/>
+      </w:rPr>
+    </w:lvl>
+    <w:lvl w:ilvl="1" w:tplc="280A0003" w:tentative="1">
+      <w:start w:val="1"/>
+      <w:numFmt w:val="bullet"/>
+      <w:lvlText w:val="o"/>
+      <w:lvlJc w:val="left"/>
+      <w:pPr>
+        <w:ind w:left="2087" w:hanging="360"/>
+      </w:pPr>
+      <w:rPr>
+        <w:rFonts w:ascii="Courier New" w:hAnsi="Courier New" w:cs="Courier New" w:hint="default"/>
+      </w:rPr>
+    </w:lvl>
+    <w:lvl w:ilvl="2" w:tplc="280A0005" w:tentative="1">
+      <w:start w:val="1"/>
+      <w:numFmt w:val="bullet"/>
+      <w:lvlText w:val=""/>
+      <w:lvlJc w:val="left"/>
+      <w:pPr>
+        <w:ind w:left="2807" w:hanging="360"/>
+      </w:pPr>
+      <w:rPr>
+        <w:rFonts w:ascii="Wingdings" w:hAnsi="Wingdings" w:hint="default"/>
+      </w:rPr>
+    </w:lvl>
+    <w:lvl w:ilvl="3" w:tplc="280A0001" w:tentative="1">
+      <w:start w:val="1"/>
+      <w:numFmt w:val="bullet"/>
+      <w:lvlText w:val=""/>
+      <w:lvlJc w:val="left"/>
+      <w:pPr>
+        <w:ind w:left="3527" w:hanging="360"/>
+      </w:pPr>
+      <w:rPr>
+        <w:rFonts w:ascii="Symbol" w:hAnsi="Symbol" w:hint="default"/>
+      </w:rPr>
+    </w:lvl>
+    <w:lvl w:ilvl="4" w:tplc="280A0003" w:tentative="1">
+      <w:start w:val="1"/>
+      <w:numFmt w:val="bullet"/>
+      <w:lvlText w:val="o"/>
+      <w:lvlJc w:val="left"/>
+      <w:pPr>
+        <w:ind w:left="4247" w:hanging="360"/>
+      </w:pPr>
+      <w:rPr>
+        <w:rFonts w:ascii="Courier New" w:hAnsi="Courier New" w:cs="Courier New" w:hint="default"/>
+      </w:rPr>
+    </w:lvl>
+    <w:lvl w:ilvl="5" w:tplc="280A0005" w:tentative="1">
+      <w:start w:val="1"/>
+      <w:numFmt w:val="bullet"/>
+      <w:lvlText w:val=""/>
+      <w:lvlJc w:val="left"/>
+      <w:pPr>
+        <w:ind w:left="4967" w:hanging="360"/>
+      </w:pPr>
+      <w:rPr>
+        <w:rFonts w:ascii="Wingdings" w:hAnsi="Wingdings" w:hint="default"/>
+      </w:rPr>
+    </w:lvl>
+    <w:lvl w:ilvl="6" w:tplc="280A0001" w:tentative="1">
+      <w:start w:val="1"/>
+      <w:numFmt w:val="bullet"/>
+      <w:lvlText w:val=""/>
+      <w:lvlJc w:val="left"/>
+      <w:pPr>
+        <w:ind w:left="5687" w:hanging="360"/>
+      </w:pPr>
+      <w:rPr>
+        <w:rFonts w:ascii="Symbol" w:hAnsi="Symbol" w:hint="default"/>
+      </w:rPr>
+    </w:lvl>
+    <w:lvl w:ilvl="7" w:tplc="280A0003" w:tentative="1">
+      <w:start w:val="1"/>
+      <w:numFmt w:val="bullet"/>
+      <w:lvlText w:val="o"/>
+      <w:lvlJc w:val="left"/>
+      <w:pPr>
+        <w:ind w:left="6407" w:hanging="360"/>
+      </w:pPr>
+      <w:rPr>
+        <w:rFonts w:ascii="Courier New" w:hAnsi="Courier New" w:cs="Courier New" w:hint="default"/>
+      </w:rPr>
+    </w:lvl>
+    <w:lvl w:ilvl="8" w:tplc="280A0005" w:tentative="1">
+      <w:start w:val="1"/>
+      <w:numFmt w:val="bullet"/>
+      <w:lvlText w:val=""/>
+      <w:lvlJc w:val="left"/>
+      <w:pPr>
+        <w:ind w:left="7127" w:hanging="360"/>
+      </w:pPr>
+      <w:rPr>
+        <w:rFonts w:ascii="Wingdings" w:hAnsi="Wingdings" w:hint="default"/>
+      </w:rPr>
+    </w:lvl>
+  </w:abstractNum>
+  <w:abstractNum w:abstractNumId="1" w15:restartNumberingAfterBreak="0">
     <w:nsid w:val="568B6821"/>
     <w:multiLevelType w:val="hybridMultilevel"/>
     <w:tmpl w:val="0BF891BE"/>
@@ -2859,7 +3607,7 @@
       </w:rPr>
     </w:lvl>
   </w:abstractNum>
-  <w:abstractNum w:abstractNumId="1" w15:restartNumberingAfterBreak="0">
+  <w:abstractNum w:abstractNumId="2" w15:restartNumberingAfterBreak="0">
     <w:nsid w:val="77D44D8A"/>
     <w:multiLevelType w:val="hybridMultilevel"/>
     <w:tmpl w:val="FBB4E244"/>
@@ -2945,17 +3693,20 @@
       </w:pPr>
     </w:lvl>
   </w:abstractNum>
-  <w:num w:numId="1">
+  <w:num w:numId="1" w16cid:durableId="751901314">
+    <w:abstractNumId w:val="1"/>
+  </w:num>
+  <w:num w:numId="2" w16cid:durableId="1468470401">
+    <w:abstractNumId w:val="2"/>
+  </w:num>
+  <w:num w:numId="3" w16cid:durableId="944117210">
     <w:abstractNumId w:val="0"/>
-  </w:num>
-  <w:num w:numId="2">
-    <w:abstractNumId w:val="1"/>
   </w:num>
 </w:numbering>
 </file>
 
 <file path=word/styles.xml><?xml version="1.0" encoding="utf-8"?>
-<w:styles xmlns:mc="http://schemas.openxmlformats.org/markup-compatibility/2006" xmlns:r="http://schemas.openxmlformats.org/officeDocument/2006/relationships" xmlns:w="http://schemas.openxmlformats.org/wordprocessingml/2006/main" xmlns:w14="http://schemas.microsoft.com/office/word/2010/wordml" xmlns:w15="http://schemas.microsoft.com/office/word/2012/wordml" xmlns:w16se="http://schemas.microsoft.com/office/word/2015/wordml/symex" mc:Ignorable="w14 w15 w16se">
+<w:styles xmlns:mc="http://schemas.openxmlformats.org/markup-compatibility/2006" xmlns:r="http://schemas.openxmlformats.org/officeDocument/2006/relationships" xmlns:w="http://schemas.openxmlformats.org/wordprocessingml/2006/main" xmlns:w14="http://schemas.microsoft.com/office/word/2010/wordml" xmlns:w15="http://schemas.microsoft.com/office/word/2012/wordml" xmlns:w16cex="http://schemas.microsoft.com/office/word/2018/wordml/cex" xmlns:w16cid="http://schemas.microsoft.com/office/word/2016/wordml/cid" xmlns:w16="http://schemas.microsoft.com/office/word/2018/wordml" xmlns:w16du="http://schemas.microsoft.com/office/word/2023/wordml/word16du" xmlns:w16sdtdh="http://schemas.microsoft.com/office/word/2020/wordml/sdtdatahash" xmlns:w16sdtfl="http://schemas.microsoft.com/office/word/2024/wordml/sdtformatlock" xmlns:w16se="http://schemas.microsoft.com/office/word/2015/wordml/symex" mc:Ignorable="w14 w15 w16se w16cid w16 w16cex w16sdtdh w16sdtfl w16du">
   <w:docDefaults>
     <w:rPrDefault>
       <w:rPr>
@@ -2973,7 +3724,7 @@
       </w:pPr>
     </w:pPrDefault>
   </w:docDefaults>
-  <w:latentStyles w:defLockedState="0" w:defUIPriority="99" w:defSemiHidden="0" w:defUnhideWhenUsed="0" w:defQFormat="0" w:count="371">
+  <w:latentStyles w:defLockedState="0" w:defUIPriority="99" w:defSemiHidden="0" w:defUnhideWhenUsed="0" w:defQFormat="0" w:count="376">
     <w:lsdException w:name="Normal" w:uiPriority="0" w:qFormat="1"/>
     <w:lsdException w:name="heading 1" w:uiPriority="9" w:qFormat="1"/>
     <w:lsdException w:name="heading 2" w:semiHidden="1" w:uiPriority="9" w:unhideWhenUsed="1" w:qFormat="1"/>
@@ -3345,6 +4096,11 @@
     <w:lsdException w:name="List Table 5 Dark Accent 6" w:uiPriority="50"/>
     <w:lsdException w:name="List Table 6 Colorful Accent 6" w:uiPriority="51"/>
     <w:lsdException w:name="List Table 7 Colorful Accent 6" w:uiPriority="52"/>
+    <w:lsdException w:name="Mention" w:semiHidden="1" w:unhideWhenUsed="1"/>
+    <w:lsdException w:name="Smart Hyperlink" w:semiHidden="1" w:unhideWhenUsed="1"/>
+    <w:lsdException w:name="Hashtag" w:semiHidden="1" w:unhideWhenUsed="1"/>
+    <w:lsdException w:name="Unresolved Mention" w:semiHidden="1" w:unhideWhenUsed="1"/>
+    <w:lsdException w:name="Smart Link" w:semiHidden="1" w:unhideWhenUsed="1"/>
   </w:latentStyles>
   <w:style w:type="paragraph" w:default="1" w:styleId="Normal">
     <w:name w:val="Normal"/>
@@ -3358,6 +4114,7 @@
   <w:style w:type="paragraph" w:styleId="Ttulo1">
     <w:name w:val="heading 1"/>
     <w:basedOn w:val="Normal"/>
+    <w:link w:val="Ttulo1Car"/>
     <w:uiPriority w:val="1"/>
     <w:qFormat/>
     <w:pPr>
@@ -3446,7 +4203,7 @@
   <w:style w:type="paragraph" w:styleId="Prrafodelista">
     <w:name w:val="List Paragraph"/>
     <w:basedOn w:val="Normal"/>
-    <w:uiPriority w:val="1"/>
+    <w:uiPriority w:val="34"/>
     <w:qFormat/>
     <w:pPr>
       <w:spacing w:before="224"/>
@@ -3539,6 +4296,21 @@
     <w:rsid w:val="00787730"/>
     <w:rPr>
       <w:rFonts w:ascii="Arial MT" w:eastAsia="Arial MT" w:hAnsi="Arial MT" w:cs="Arial MT"/>
+      <w:sz w:val="20"/>
+      <w:szCs w:val="20"/>
+      <w:lang w:val="es-ES"/>
+    </w:rPr>
+  </w:style>
+  <w:style w:type="character" w:customStyle="1" w:styleId="Ttulo1Car">
+    <w:name w:val="Título 1 Car"/>
+    <w:basedOn w:val="Fuentedeprrafopredeter"/>
+    <w:link w:val="Ttulo1"/>
+    <w:uiPriority w:val="1"/>
+    <w:rsid w:val="00E55206"/>
+    <w:rPr>
+      <w:rFonts w:ascii="Arial" w:eastAsia="Arial" w:hAnsi="Arial" w:cs="Arial"/>
+      <w:b/>
+      <w:bCs/>
       <w:sz w:val="20"/>
       <w:szCs w:val="20"/>
       <w:lang w:val="es-ES"/>

--- a/Modelos_documentos/tdr_tipoC_.docx
+++ b/Modelos_documentos/tdr_tipoC_.docx
@@ -1,6 +1,6 @@
 
 <file path=word/document.xml><?xml version="1.0" encoding="utf-8"?>
-<w:document xmlns:wpc="http://schemas.microsoft.com/office/word/2010/wordprocessingCanvas" xmlns:cx="http://schemas.microsoft.com/office/drawing/2014/chartex" xmlns:cx1="http://schemas.microsoft.com/office/drawing/2015/9/8/chartex" xmlns:cx2="http://schemas.microsoft.com/office/drawing/2015/10/21/chartex" xmlns:cx3="http://schemas.microsoft.com/office/drawing/2016/5/9/chartex" xmlns:cx4="http://schemas.microsoft.com/office/drawing/2016/5/10/chartex" xmlns:cx5="http://schemas.microsoft.com/office/drawing/2016/5/11/chartex" xmlns:cx6="http://schemas.microsoft.com/office/drawing/2016/5/12/chartex" xmlns:cx7="http://schemas.microsoft.com/office/drawing/2016/5/13/chartex" xmlns:cx8="http://schemas.microsoft.com/office/drawing/2016/5/14/chartex" xmlns:mc="http://schemas.openxmlformats.org/markup-compatibility/2006" xmlns:aink="http://schemas.microsoft.com/office/drawing/2016/ink" xmlns:am3d="http://schemas.microsoft.com/office/drawing/2017/model3d" xmlns:o="urn:schemas-microsoft-com:office:office" xmlns:oel="http://schemas.microsoft.com/office/2019/extlst" xmlns:r="http://schemas.openxmlformats.org/officeDocument/2006/relationships" xmlns:m="http://schemas.openxmlformats.org/officeDocument/2006/math" xmlns:v="urn:schemas-microsoft-com:vml" xmlns:wp14="http://schemas.microsoft.com/office/word/2010/wordprocessingDrawing" xmlns:wp="http://schemas.openxmlformats.org/drawingml/2006/wordprocessingDrawing" xmlns:w10="urn:schemas-microsoft-com:office:word" xmlns:w="http://schemas.openxmlformats.org/wordprocessingml/2006/main" xmlns:w14="http://schemas.microsoft.com/office/word/2010/wordml" xmlns:w15="http://schemas.microsoft.com/office/word/2012/wordml" xmlns:w16cex="http://schemas.microsoft.com/office/word/2018/wordml/cex" xmlns:w16cid="http://schemas.microsoft.com/office/word/2016/wordml/cid" xmlns:w16="http://schemas.microsoft.com/office/word/2018/wordml" xmlns:w16du="http://schemas.microsoft.com/office/word/2023/wordml/word16du" xmlns:w16sdtdh="http://schemas.microsoft.com/office/word/2020/wordml/sdtdatahash" xmlns:w16sdtfl="http://schemas.microsoft.com/office/word/2024/wordml/sdtformatlock" xmlns:w16se="http://schemas.microsoft.com/office/word/2015/wordml/symex" xmlns:wpg="http://schemas.microsoft.com/office/word/2010/wordprocessingGroup" xmlns:wpi="http://schemas.microsoft.com/office/word/2010/wordprocessingInk" xmlns:wne="http://schemas.microsoft.com/office/word/2006/wordml" xmlns:wps="http://schemas.microsoft.com/office/word/2010/wordprocessingShape" mc:Ignorable="w14 w15 w16se w16cid w16 w16cex w16sdtdh w16sdtfl w16du wp14">
+<w:document xmlns:wpc="http://schemas.microsoft.com/office/word/2010/wordprocessingCanvas" xmlns:cx="http://schemas.microsoft.com/office/drawing/2014/chartex" xmlns:mc="http://schemas.openxmlformats.org/markup-compatibility/2006" xmlns:o="urn:schemas-microsoft-com:office:office" xmlns:r="http://schemas.openxmlformats.org/officeDocument/2006/relationships" xmlns:m="http://schemas.openxmlformats.org/officeDocument/2006/math" xmlns:v="urn:schemas-microsoft-com:vml" xmlns:wp14="http://schemas.microsoft.com/office/word/2010/wordprocessingDrawing" xmlns:wp="http://schemas.openxmlformats.org/drawingml/2006/wordprocessingDrawing" xmlns:w10="urn:schemas-microsoft-com:office:word" xmlns:w="http://schemas.openxmlformats.org/wordprocessingml/2006/main" xmlns:w14="http://schemas.microsoft.com/office/word/2010/wordml" xmlns:w15="http://schemas.microsoft.com/office/word/2012/wordml" xmlns:w16se="http://schemas.microsoft.com/office/word/2015/wordml/symex" xmlns:wpg="http://schemas.microsoft.com/office/word/2010/wordprocessingGroup" xmlns:wpi="http://schemas.microsoft.com/office/word/2010/wordprocessingInk" xmlns:wne="http://schemas.microsoft.com/office/word/2006/wordml" xmlns:wps="http://schemas.microsoft.com/office/word/2010/wordprocessingShape" mc:Ignorable="w14 w15 w16se wp14">
   <w:body>
     <w:p>
       <w:pPr>
@@ -1620,16 +1620,16 @@
           <w:spacing w:val="-2"/>
         </w:rPr>
       </w:pPr>
-      <w:proofErr w:type="spellStart"/>
-      <w:r>
-        <w:rPr>
-          <w:rFonts w:ascii="Garamond" w:hAnsi="Garamond"/>
-          <w:b w:val="0"/>
-          <w:spacing w:val="-2"/>
-        </w:rPr>
-        <w:t>modalidad_servicio</w:t>
-      </w:r>
-      <w:proofErr w:type="spellEnd"/>
+      <w:r>
+        <w:rPr>
+          <w:rFonts w:ascii="Garamond" w:hAnsi="Garamond"/>
+          <w:b w:val="0"/>
+          <w:spacing w:val="-2"/>
+        </w:rPr>
+        <w:t>Híbrida</w:t>
+      </w:r>
+      <w:bookmarkStart w:id="3" w:name="_GoBack"/>
+      <w:bookmarkEnd w:id="3"/>
     </w:p>
     <w:p>
       <w:pPr>
@@ -1661,8 +1661,8 @@
           <w:rFonts w:ascii="Garamond" w:hAnsi="Garamond"/>
         </w:rPr>
       </w:pPr>
-      <w:bookmarkStart w:id="3" w:name="VII._LUGAR_DE_PRESTACIÓN_DEL_SERVICIO:"/>
-      <w:bookmarkEnd w:id="3"/>
+      <w:bookmarkStart w:id="4" w:name="VII._LUGAR_DE_PRESTACIÓN_DEL_SERVICIO:"/>
+      <w:bookmarkEnd w:id="4"/>
       <w:r>
         <w:rPr>
           <w:rFonts w:ascii="Garamond" w:hAnsi="Garamond"/>
@@ -1722,8 +1722,8 @@
         </w:rPr>
         <w:t>SERVICIO:</w:t>
       </w:r>
-      <w:bookmarkStart w:id="4" w:name="VIII._PLAZO_DEL_SERVICIO:"/>
-      <w:bookmarkEnd w:id="4"/>
+      <w:bookmarkStart w:id="5" w:name="VIII._PLAZO_DEL_SERVICIO:"/>
+      <w:bookmarkEnd w:id="5"/>
     </w:p>
     <w:p>
       <w:pPr>
@@ -1921,53 +1921,7 @@
           <w:rFonts w:ascii="Garamond" w:hAnsi="Garamond"/>
           <w:b w:val="0"/>
         </w:rPr>
-        <w:t>Hasta</w:t>
-      </w:r>
-      <w:r>
-        <w:rPr>
-          <w:rFonts w:ascii="Garamond" w:hAnsi="Garamond"/>
-          <w:b w:val="0"/>
-          <w:spacing w:val="-11"/>
-        </w:rPr>
-        <w:t xml:space="preserve"> </w:t>
-      </w:r>
-      <w:r>
-        <w:rPr>
-          <w:rFonts w:ascii="Garamond" w:hAnsi="Garamond"/>
-          <w:b w:val="0"/>
-        </w:rPr>
-        <w:t>8</w:t>
-      </w:r>
-      <w:r>
-        <w:rPr>
-          <w:rFonts w:ascii="Garamond" w:hAnsi="Garamond"/>
-          <w:b w:val="0"/>
-          <w:spacing w:val="-9"/>
-        </w:rPr>
-        <w:t xml:space="preserve"> </w:t>
-      </w:r>
-      <w:r>
-        <w:rPr>
-          <w:rFonts w:ascii="Garamond" w:hAnsi="Garamond"/>
-          <w:b w:val="0"/>
-        </w:rPr>
-        <w:t>días</w:t>
-      </w:r>
-      <w:r>
-        <w:rPr>
-          <w:rFonts w:ascii="Garamond" w:hAnsi="Garamond"/>
-          <w:b w:val="0"/>
-          <w:spacing w:val="-9"/>
-        </w:rPr>
-        <w:t xml:space="preserve"> </w:t>
-      </w:r>
-      <w:r>
-        <w:rPr>
-          <w:rFonts w:ascii="Garamond" w:hAnsi="Garamond"/>
-          <w:b w:val="0"/>
-          <w:spacing w:val="-2"/>
-        </w:rPr>
-        <w:t>calendarios</w:t>
+        <w:t>Hasta 8 días calendario</w:t>
       </w:r>
     </w:p>
     <w:p>
@@ -2135,61 +2089,53 @@
           <w:b w:val="0"/>
           <w:bCs w:val="0"/>
         </w:rPr>
-        <w:t xml:space="preserve">Si como parte de la prestación, el proveedor pudiera tomar conocimiento e información (oral o escrita) de la Facultad, esta información debe mantenerse reservada, por tanto, el proveedor debe mantener la confidencialidad de </w:t>
-      </w:r>
-      <w:r>
+        <w:t>Si como parte de la prestación, el proveedor pudiera tomar conocimiento e información (oral o escrita) de la Facultad, esta información debe mantenerse reservada, por tanto, el proveedor debe mantener la confidencialidad de esta. El compromiso de confidencialidad se prolonga aún después de terminada la contratación.</w:t>
+      </w:r>
+    </w:p>
+    <w:p>
+      <w:pPr>
+        <w:pStyle w:val="Ttulo1"/>
+        <w:tabs>
+          <w:tab w:val="left" w:pos="567"/>
+        </w:tabs>
+        <w:spacing w:before="0" w:line="276" w:lineRule="auto"/>
+        <w:ind w:left="0" w:firstLine="0"/>
         <w:rPr>
           <w:rFonts w:ascii="Garamond" w:hAnsi="Garamond"/>
           <w:b w:val="0"/>
           <w:bCs w:val="0"/>
         </w:rPr>
+      </w:pPr>
+      <w:r>
+        <w:rPr>
+          <w:rFonts w:ascii="Garamond" w:hAnsi="Garamond"/>
+          <w:b w:val="0"/>
+          <w:bCs w:val="0"/>
+        </w:rPr>
+        <w:t xml:space="preserve">El contratista deberá cumplir con la confidencialidad y reserva absoluta en el manejo de información a la que se tenga acceso y que se encuentre relacionada con la prestación, quedando prohibido revelar dicha información a terceros. </w:t>
+      </w:r>
+    </w:p>
+    <w:p>
+      <w:pPr>
+        <w:pStyle w:val="Ttulo1"/>
+        <w:tabs>
+          <w:tab w:val="left" w:pos="567"/>
+        </w:tabs>
+        <w:spacing w:before="0" w:line="276" w:lineRule="auto"/>
+        <w:ind w:left="0" w:firstLine="0"/>
+        <w:rPr>
+          <w:rFonts w:ascii="Garamond" w:hAnsi="Garamond"/>
+          <w:b w:val="0"/>
+          <w:bCs w:val="0"/>
+        </w:rPr>
+      </w:pPr>
+      <w:r>
+        <w:rPr>
+          <w:rFonts w:ascii="Garamond" w:hAnsi="Garamond"/>
+          <w:b w:val="0"/>
+          <w:bCs w:val="0"/>
+        </w:rPr>
         <w:lastRenderedPageBreak/>
-        <w:t>esta. El compromiso de confidencialidad se prolonga aún después de terminada la contratación.</w:t>
-      </w:r>
-    </w:p>
-    <w:p>
-      <w:pPr>
-        <w:pStyle w:val="Ttulo1"/>
-        <w:tabs>
-          <w:tab w:val="left" w:pos="567"/>
-        </w:tabs>
-        <w:spacing w:before="0" w:line="276" w:lineRule="auto"/>
-        <w:ind w:left="0" w:firstLine="0"/>
-        <w:rPr>
-          <w:rFonts w:ascii="Garamond" w:hAnsi="Garamond"/>
-          <w:b w:val="0"/>
-          <w:bCs w:val="0"/>
-        </w:rPr>
-      </w:pPr>
-      <w:r>
-        <w:rPr>
-          <w:rFonts w:ascii="Garamond" w:hAnsi="Garamond"/>
-          <w:b w:val="0"/>
-          <w:bCs w:val="0"/>
-        </w:rPr>
-        <w:t xml:space="preserve">El contratista deberá cumplir con la confidencialidad y reserva absoluta en el manejo de información a la que se tenga acceso y que se encuentre relacionada con la prestación, quedando prohibido revelar dicha información a terceros. </w:t>
-      </w:r>
-    </w:p>
-    <w:p>
-      <w:pPr>
-        <w:pStyle w:val="Ttulo1"/>
-        <w:tabs>
-          <w:tab w:val="left" w:pos="567"/>
-        </w:tabs>
-        <w:spacing w:before="0" w:line="276" w:lineRule="auto"/>
-        <w:ind w:left="0" w:firstLine="0"/>
-        <w:rPr>
-          <w:rFonts w:ascii="Garamond" w:hAnsi="Garamond"/>
-          <w:b w:val="0"/>
-          <w:bCs w:val="0"/>
-        </w:rPr>
-      </w:pPr>
-      <w:r>
-        <w:rPr>
-          <w:rFonts w:ascii="Garamond" w:hAnsi="Garamond"/>
-          <w:b w:val="0"/>
-          <w:bCs w:val="0"/>
-        </w:rPr>
         <w:t>En tal sentido, el contratista deberá dar cumplimiento a todas las políticas y estándares impartidas por la Facultad de Letras y Ciencias Humanas en materia de seguridad de la información. Dicha obligación comprende la información que se le entrega, así como la que genera durante la ejecución de las prestaciones y la información producida una vez que se haya concluido las prestaciones. Dicha información puede consistir en informes, oficios, resoluciones, presupuestos, recomendaciones y demás documentos e información compilados o recibidos por el contratista.</w:t>
       </w:r>
     </w:p>
@@ -2503,7 +2449,7 @@
         <m:oMath>
           <m:r>
             <m:rPr>
-              <m:sty m:val="p"/>
+              <m:sty m:val="b"/>
             </m:rPr>
             <w:rPr>
               <w:rFonts w:ascii="Cambria Math" w:hAnsi="Cambria Math"/>
@@ -2523,7 +2469,7 @@
             <m:num>
               <m:r>
                 <m:rPr>
-                  <m:sty m:val="p"/>
+                  <m:sty m:val="b"/>
                 </m:rPr>
                 <w:rPr>
                   <w:rFonts w:ascii="Cambria Math" w:hAnsi="Cambria Math"/>
@@ -2534,7 +2480,7 @@
             <m:den>
               <m:r>
                 <m:rPr>
-                  <m:sty m:val="p"/>
+                  <m:sty m:val="b"/>
                 </m:rPr>
                 <w:rPr>
                   <w:rFonts w:ascii="Cambria Math" w:hAnsi="Cambria Math"/>
@@ -2706,8 +2652,8 @@
           <w:rFonts w:ascii="Garamond" w:hAnsi="Garamond"/>
         </w:rPr>
       </w:pPr>
-      <w:bookmarkStart w:id="5" w:name="IX._MONTO_REFERENCIAL:"/>
-      <w:bookmarkEnd w:id="5"/>
+      <w:bookmarkStart w:id="6" w:name="IX._MONTO_REFERENCIAL:"/>
+      <w:bookmarkEnd w:id="6"/>
       <w:r>
         <w:rPr>
           <w:rFonts w:ascii="Garamond" w:hAnsi="Garamond"/>
@@ -2828,7 +2774,6 @@
         </w:rPr>
         <w:t xml:space="preserve"> </w:t>
       </w:r>
-      <w:proofErr w:type="spellStart"/>
       <w:r>
         <w:rPr>
           <w:rFonts w:ascii="Garamond" w:hAnsi="Garamond"/>
@@ -2836,14 +2781,6 @@
           <w:bCs w:val="0"/>
         </w:rPr>
         <w:t>monto_subtotal</w:t>
-      </w:r>
-      <w:proofErr w:type="spellEnd"/>
-      <w:r>
-        <w:rPr>
-          <w:rFonts w:ascii="Garamond" w:hAnsi="Garamond"/>
-          <w:b w:val="0"/>
-        </w:rPr>
-        <w:t>.</w:t>
       </w:r>
     </w:p>
     <w:p>
@@ -3247,7 +3184,7 @@
     <w:sectPr>
       <w:headerReference w:type="default" r:id="rId7"/>
       <w:pgSz w:w="11906" w:h="16838" w:code="9"/>
-      <w:pgMar w:top="1304" w:right="1418" w:bottom="1304" w:left="1418" w:header="720" w:footer="720" w:gutter="0"/>
+      <w:pgMar w:top="1304" w:right="1418" w:bottom="142" w:left="1418" w:header="720" w:footer="720" w:gutter="0"/>
       <w:cols w:space="720"/>
       <w:docGrid w:linePitch="299"/>
     </w:sectPr>
@@ -3256,7 +3193,7 @@
 </file>
 
 <file path=word/endnotes.xml><?xml version="1.0" encoding="utf-8"?>
-<w:endnotes xmlns:wpc="http://schemas.microsoft.com/office/word/2010/wordprocessingCanvas" xmlns:cx="http://schemas.microsoft.com/office/drawing/2014/chartex" xmlns:cx1="http://schemas.microsoft.com/office/drawing/2015/9/8/chartex" xmlns:cx2="http://schemas.microsoft.com/office/drawing/2015/10/21/chartex" xmlns:cx3="http://schemas.microsoft.com/office/drawing/2016/5/9/chartex" xmlns:cx4="http://schemas.microsoft.com/office/drawing/2016/5/10/chartex" xmlns:cx5="http://schemas.microsoft.com/office/drawing/2016/5/11/chartex" xmlns:cx6="http://schemas.microsoft.com/office/drawing/2016/5/12/chartex" xmlns:cx7="http://schemas.microsoft.com/office/drawing/2016/5/13/chartex" xmlns:cx8="http://schemas.microsoft.com/office/drawing/2016/5/14/chartex" xmlns:mc="http://schemas.openxmlformats.org/markup-compatibility/2006" xmlns:aink="http://schemas.microsoft.com/office/drawing/2016/ink" xmlns:am3d="http://schemas.microsoft.com/office/drawing/2017/model3d" xmlns:o="urn:schemas-microsoft-com:office:office" xmlns:oel="http://schemas.microsoft.com/office/2019/extlst" xmlns:r="http://schemas.openxmlformats.org/officeDocument/2006/relationships" xmlns:m="http://schemas.openxmlformats.org/officeDocument/2006/math" xmlns:v="urn:schemas-microsoft-com:vml" xmlns:wp14="http://schemas.microsoft.com/office/word/2010/wordprocessingDrawing" xmlns:wp="http://schemas.openxmlformats.org/drawingml/2006/wordprocessingDrawing" xmlns:w10="urn:schemas-microsoft-com:office:word" xmlns:w="http://schemas.openxmlformats.org/wordprocessingml/2006/main" xmlns:w14="http://schemas.microsoft.com/office/word/2010/wordml" xmlns:w15="http://schemas.microsoft.com/office/word/2012/wordml" xmlns:w16cex="http://schemas.microsoft.com/office/word/2018/wordml/cex" xmlns:w16cid="http://schemas.microsoft.com/office/word/2016/wordml/cid" xmlns:w16="http://schemas.microsoft.com/office/word/2018/wordml" xmlns:w16du="http://schemas.microsoft.com/office/word/2023/wordml/word16du" xmlns:w16sdtdh="http://schemas.microsoft.com/office/word/2020/wordml/sdtdatahash" xmlns:w16sdtfl="http://schemas.microsoft.com/office/word/2024/wordml/sdtformatlock" xmlns:w16se="http://schemas.microsoft.com/office/word/2015/wordml/symex" xmlns:wpg="http://schemas.microsoft.com/office/word/2010/wordprocessingGroup" xmlns:wpi="http://schemas.microsoft.com/office/word/2010/wordprocessingInk" xmlns:wne="http://schemas.microsoft.com/office/word/2006/wordml" xmlns:wps="http://schemas.microsoft.com/office/word/2010/wordprocessingShape" mc:Ignorable="w14 w15 w16se w16cid w16 w16cex w16sdtdh w16sdtfl w16du wp14">
+<w:endnotes xmlns:wpc="http://schemas.microsoft.com/office/word/2010/wordprocessingCanvas" xmlns:cx="http://schemas.microsoft.com/office/drawing/2014/chartex" xmlns:mc="http://schemas.openxmlformats.org/markup-compatibility/2006" xmlns:o="urn:schemas-microsoft-com:office:office" xmlns:r="http://schemas.openxmlformats.org/officeDocument/2006/relationships" xmlns:m="http://schemas.openxmlformats.org/officeDocument/2006/math" xmlns:v="urn:schemas-microsoft-com:vml" xmlns:wp14="http://schemas.microsoft.com/office/word/2010/wordprocessingDrawing" xmlns:wp="http://schemas.openxmlformats.org/drawingml/2006/wordprocessingDrawing" xmlns:w10="urn:schemas-microsoft-com:office:word" xmlns:w="http://schemas.openxmlformats.org/wordprocessingml/2006/main" xmlns:w14="http://schemas.microsoft.com/office/word/2010/wordml" xmlns:w15="http://schemas.microsoft.com/office/word/2012/wordml" xmlns:w16se="http://schemas.microsoft.com/office/word/2015/wordml/symex" xmlns:wpg="http://schemas.microsoft.com/office/word/2010/wordprocessingGroup" xmlns:wpi="http://schemas.microsoft.com/office/word/2010/wordprocessingInk" xmlns:wne="http://schemas.microsoft.com/office/word/2006/wordml" xmlns:wps="http://schemas.microsoft.com/office/word/2010/wordprocessingShape" mc:Ignorable="w14 w15 w16se wp14">
   <w:endnote w:type="separator" w:id="-1">
     <w:p>
       <w:r>
@@ -3275,7 +3212,7 @@
 </file>
 
 <file path=word/footnotes.xml><?xml version="1.0" encoding="utf-8"?>
-<w:footnotes xmlns:wpc="http://schemas.microsoft.com/office/word/2010/wordprocessingCanvas" xmlns:cx="http://schemas.microsoft.com/office/drawing/2014/chartex" xmlns:cx1="http://schemas.microsoft.com/office/drawing/2015/9/8/chartex" xmlns:cx2="http://schemas.microsoft.com/office/drawing/2015/10/21/chartex" xmlns:cx3="http://schemas.microsoft.com/office/drawing/2016/5/9/chartex" xmlns:cx4="http://schemas.microsoft.com/office/drawing/2016/5/10/chartex" xmlns:cx5="http://schemas.microsoft.com/office/drawing/2016/5/11/chartex" xmlns:cx6="http://schemas.microsoft.com/office/drawing/2016/5/12/chartex" xmlns:cx7="http://schemas.microsoft.com/office/drawing/2016/5/13/chartex" xmlns:cx8="http://schemas.microsoft.com/office/drawing/2016/5/14/chartex" xmlns:mc="http://schemas.openxmlformats.org/markup-compatibility/2006" xmlns:aink="http://schemas.microsoft.com/office/drawing/2016/ink" xmlns:am3d="http://schemas.microsoft.com/office/drawing/2017/model3d" xmlns:o="urn:schemas-microsoft-com:office:office" xmlns:oel="http://schemas.microsoft.com/office/2019/extlst" xmlns:r="http://schemas.openxmlformats.org/officeDocument/2006/relationships" xmlns:m="http://schemas.openxmlformats.org/officeDocument/2006/math" xmlns:v="urn:schemas-microsoft-com:vml" xmlns:wp14="http://schemas.microsoft.com/office/word/2010/wordprocessingDrawing" xmlns:wp="http://schemas.openxmlformats.org/drawingml/2006/wordprocessingDrawing" xmlns:w10="urn:schemas-microsoft-com:office:word" xmlns:w="http://schemas.openxmlformats.org/wordprocessingml/2006/main" xmlns:w14="http://schemas.microsoft.com/office/word/2010/wordml" xmlns:w15="http://schemas.microsoft.com/office/word/2012/wordml" xmlns:w16cex="http://schemas.microsoft.com/office/word/2018/wordml/cex" xmlns:w16cid="http://schemas.microsoft.com/office/word/2016/wordml/cid" xmlns:w16="http://schemas.microsoft.com/office/word/2018/wordml" xmlns:w16du="http://schemas.microsoft.com/office/word/2023/wordml/word16du" xmlns:w16sdtdh="http://schemas.microsoft.com/office/word/2020/wordml/sdtdatahash" xmlns:w16sdtfl="http://schemas.microsoft.com/office/word/2024/wordml/sdtformatlock" xmlns:w16se="http://schemas.microsoft.com/office/word/2015/wordml/symex" xmlns:wpg="http://schemas.microsoft.com/office/word/2010/wordprocessingGroup" xmlns:wpi="http://schemas.microsoft.com/office/word/2010/wordprocessingInk" xmlns:wne="http://schemas.microsoft.com/office/word/2006/wordml" xmlns:wps="http://schemas.microsoft.com/office/word/2010/wordprocessingShape" mc:Ignorable="w14 w15 w16se w16cid w16 w16cex w16sdtdh w16sdtfl w16du wp14">
+<w:footnotes xmlns:wpc="http://schemas.microsoft.com/office/word/2010/wordprocessingCanvas" xmlns:cx="http://schemas.microsoft.com/office/drawing/2014/chartex" xmlns:mc="http://schemas.openxmlformats.org/markup-compatibility/2006" xmlns:o="urn:schemas-microsoft-com:office:office" xmlns:r="http://schemas.openxmlformats.org/officeDocument/2006/relationships" xmlns:m="http://schemas.openxmlformats.org/officeDocument/2006/math" xmlns:v="urn:schemas-microsoft-com:vml" xmlns:wp14="http://schemas.microsoft.com/office/word/2010/wordprocessingDrawing" xmlns:wp="http://schemas.openxmlformats.org/drawingml/2006/wordprocessingDrawing" xmlns:w10="urn:schemas-microsoft-com:office:word" xmlns:w="http://schemas.openxmlformats.org/wordprocessingml/2006/main" xmlns:w14="http://schemas.microsoft.com/office/word/2010/wordml" xmlns:w15="http://schemas.microsoft.com/office/word/2012/wordml" xmlns:w16se="http://schemas.microsoft.com/office/word/2015/wordml/symex" xmlns:wpg="http://schemas.microsoft.com/office/word/2010/wordprocessingGroup" xmlns:wpi="http://schemas.microsoft.com/office/word/2010/wordprocessingInk" xmlns:wne="http://schemas.microsoft.com/office/word/2006/wordml" xmlns:wps="http://schemas.microsoft.com/office/word/2010/wordprocessingShape" mc:Ignorable="w14 w15 w16se wp14">
   <w:footnote w:type="separator" w:id="-1">
     <w:p>
       <w:r>
@@ -3294,7 +3231,7 @@
 </file>
 
 <file path=word/header1.xml><?xml version="1.0" encoding="utf-8"?>
-<w:hdr xmlns:wpc="http://schemas.microsoft.com/office/word/2010/wordprocessingCanvas" xmlns:cx="http://schemas.microsoft.com/office/drawing/2014/chartex" xmlns:cx1="http://schemas.microsoft.com/office/drawing/2015/9/8/chartex" xmlns:cx2="http://schemas.microsoft.com/office/drawing/2015/10/21/chartex" xmlns:cx3="http://schemas.microsoft.com/office/drawing/2016/5/9/chartex" xmlns:cx4="http://schemas.microsoft.com/office/drawing/2016/5/10/chartex" xmlns:cx5="http://schemas.microsoft.com/office/drawing/2016/5/11/chartex" xmlns:cx6="http://schemas.microsoft.com/office/drawing/2016/5/12/chartex" xmlns:cx7="http://schemas.microsoft.com/office/drawing/2016/5/13/chartex" xmlns:cx8="http://schemas.microsoft.com/office/drawing/2016/5/14/chartex" xmlns:mc="http://schemas.openxmlformats.org/markup-compatibility/2006" xmlns:aink="http://schemas.microsoft.com/office/drawing/2016/ink" xmlns:am3d="http://schemas.microsoft.com/office/drawing/2017/model3d" xmlns:o="urn:schemas-microsoft-com:office:office" xmlns:oel="http://schemas.microsoft.com/office/2019/extlst" xmlns:r="http://schemas.openxmlformats.org/officeDocument/2006/relationships" xmlns:m="http://schemas.openxmlformats.org/officeDocument/2006/math" xmlns:v="urn:schemas-microsoft-com:vml" xmlns:wp14="http://schemas.microsoft.com/office/word/2010/wordprocessingDrawing" xmlns:wp="http://schemas.openxmlformats.org/drawingml/2006/wordprocessingDrawing" xmlns:w10="urn:schemas-microsoft-com:office:word" xmlns:w="http://schemas.openxmlformats.org/wordprocessingml/2006/main" xmlns:w14="http://schemas.microsoft.com/office/word/2010/wordml" xmlns:w15="http://schemas.microsoft.com/office/word/2012/wordml" xmlns:w16cex="http://schemas.microsoft.com/office/word/2018/wordml/cex" xmlns:w16cid="http://schemas.microsoft.com/office/word/2016/wordml/cid" xmlns:w16="http://schemas.microsoft.com/office/word/2018/wordml" xmlns:w16du="http://schemas.microsoft.com/office/word/2023/wordml/word16du" xmlns:w16sdtdh="http://schemas.microsoft.com/office/word/2020/wordml/sdtdatahash" xmlns:w16sdtfl="http://schemas.microsoft.com/office/word/2024/wordml/sdtformatlock" xmlns:w16se="http://schemas.microsoft.com/office/word/2015/wordml/symex" xmlns:wpg="http://schemas.microsoft.com/office/word/2010/wordprocessingGroup" xmlns:wpi="http://schemas.microsoft.com/office/word/2010/wordprocessingInk" xmlns:wne="http://schemas.microsoft.com/office/word/2006/wordml" xmlns:wps="http://schemas.microsoft.com/office/word/2010/wordprocessingShape" mc:Ignorable="w14 w15 w16se w16cid w16 w16cex w16sdtdh w16sdtfl w16du wp14">
+<w:hdr xmlns:wpc="http://schemas.microsoft.com/office/word/2010/wordprocessingCanvas" xmlns:cx="http://schemas.microsoft.com/office/drawing/2014/chartex" xmlns:mc="http://schemas.openxmlformats.org/markup-compatibility/2006" xmlns:o="urn:schemas-microsoft-com:office:office" xmlns:r="http://schemas.openxmlformats.org/officeDocument/2006/relationships" xmlns:m="http://schemas.openxmlformats.org/officeDocument/2006/math" xmlns:v="urn:schemas-microsoft-com:vml" xmlns:wp14="http://schemas.microsoft.com/office/word/2010/wordprocessingDrawing" xmlns:wp="http://schemas.openxmlformats.org/drawingml/2006/wordprocessingDrawing" xmlns:w10="urn:schemas-microsoft-com:office:word" xmlns:w="http://schemas.openxmlformats.org/wordprocessingml/2006/main" xmlns:w14="http://schemas.microsoft.com/office/word/2010/wordml" xmlns:w15="http://schemas.microsoft.com/office/word/2012/wordml" xmlns:w16se="http://schemas.microsoft.com/office/word/2015/wordml/symex" xmlns:wpg="http://schemas.microsoft.com/office/word/2010/wordprocessingGroup" xmlns:wpi="http://schemas.microsoft.com/office/word/2010/wordprocessingInk" xmlns:wne="http://schemas.microsoft.com/office/word/2006/wordml" xmlns:wps="http://schemas.microsoft.com/office/word/2010/wordprocessingShape" mc:Ignorable="w14 w15 w16se wp14">
   <w:p>
     <w:pPr>
       <w:pStyle w:val="Encabezado"/>
@@ -3318,7 +3255,7 @@
           <wp:extent cx="1078865" cy="469265"/>
           <wp:effectExtent l="0" t="0" r="6985" b="6985"/>
           <wp:wrapSquare wrapText="bothSides"/>
-          <wp:docPr id="2" name="Imagen 2"/>
+          <wp:docPr id="5" name="Imagen 5"/>
           <wp:cNvGraphicFramePr>
             <a:graphicFrameLocks xmlns:a="http://schemas.openxmlformats.org/drawingml/2006/main" noChangeAspect="1"/>
           </wp:cNvGraphicFramePr>
@@ -3371,7 +3308,7 @@
 </file>
 
 <file path=word/numbering.xml><?xml version="1.0" encoding="utf-8"?>
-<w:numbering xmlns:wpc="http://schemas.microsoft.com/office/word/2010/wordprocessingCanvas" xmlns:cx="http://schemas.microsoft.com/office/drawing/2014/chartex" xmlns:cx1="http://schemas.microsoft.com/office/drawing/2015/9/8/chartex" xmlns:cx2="http://schemas.microsoft.com/office/drawing/2015/10/21/chartex" xmlns:cx3="http://schemas.microsoft.com/office/drawing/2016/5/9/chartex" xmlns:cx4="http://schemas.microsoft.com/office/drawing/2016/5/10/chartex" xmlns:cx5="http://schemas.microsoft.com/office/drawing/2016/5/11/chartex" xmlns:cx6="http://schemas.microsoft.com/office/drawing/2016/5/12/chartex" xmlns:cx7="http://schemas.microsoft.com/office/drawing/2016/5/13/chartex" xmlns:cx8="http://schemas.microsoft.com/office/drawing/2016/5/14/chartex" xmlns:mc="http://schemas.openxmlformats.org/markup-compatibility/2006" xmlns:aink="http://schemas.microsoft.com/office/drawing/2016/ink" xmlns:am3d="http://schemas.microsoft.com/office/drawing/2017/model3d" xmlns:o="urn:schemas-microsoft-com:office:office" xmlns:oel="http://schemas.microsoft.com/office/2019/extlst" xmlns:r="http://schemas.openxmlformats.org/officeDocument/2006/relationships" xmlns:m="http://schemas.openxmlformats.org/officeDocument/2006/math" xmlns:v="urn:schemas-microsoft-com:vml" xmlns:wp14="http://schemas.microsoft.com/office/word/2010/wordprocessingDrawing" xmlns:wp="http://schemas.openxmlformats.org/drawingml/2006/wordprocessingDrawing" xmlns:w10="urn:schemas-microsoft-com:office:word" xmlns:w="http://schemas.openxmlformats.org/wordprocessingml/2006/main" xmlns:w14="http://schemas.microsoft.com/office/word/2010/wordml" xmlns:w15="http://schemas.microsoft.com/office/word/2012/wordml" xmlns:w16cex="http://schemas.microsoft.com/office/word/2018/wordml/cex" xmlns:w16cid="http://schemas.microsoft.com/office/word/2016/wordml/cid" xmlns:w16="http://schemas.microsoft.com/office/word/2018/wordml" xmlns:w16du="http://schemas.microsoft.com/office/word/2023/wordml/word16du" xmlns:w16sdtdh="http://schemas.microsoft.com/office/word/2020/wordml/sdtdatahash" xmlns:w16sdtfl="http://schemas.microsoft.com/office/word/2024/wordml/sdtformatlock" xmlns:w16se="http://schemas.microsoft.com/office/word/2015/wordml/symex" xmlns:wpg="http://schemas.microsoft.com/office/word/2010/wordprocessingGroup" xmlns:wpi="http://schemas.microsoft.com/office/word/2010/wordprocessingInk" xmlns:wne="http://schemas.microsoft.com/office/word/2006/wordml" xmlns:wps="http://schemas.microsoft.com/office/word/2010/wordprocessingShape" mc:Ignorable="w14 w15 w16se w16cid w16 w16cex w16sdtdh w16sdtfl w16du wp14">
+<w:numbering xmlns:wpc="http://schemas.microsoft.com/office/word/2010/wordprocessingCanvas" xmlns:cx="http://schemas.microsoft.com/office/drawing/2014/chartex" xmlns:mc="http://schemas.openxmlformats.org/markup-compatibility/2006" xmlns:o="urn:schemas-microsoft-com:office:office" xmlns:r="http://schemas.openxmlformats.org/officeDocument/2006/relationships" xmlns:m="http://schemas.openxmlformats.org/officeDocument/2006/math" xmlns:v="urn:schemas-microsoft-com:vml" xmlns:wp14="http://schemas.microsoft.com/office/word/2010/wordprocessingDrawing" xmlns:wp="http://schemas.openxmlformats.org/drawingml/2006/wordprocessingDrawing" xmlns:w10="urn:schemas-microsoft-com:office:word" xmlns:w="http://schemas.openxmlformats.org/wordprocessingml/2006/main" xmlns:w14="http://schemas.microsoft.com/office/word/2010/wordml" xmlns:w15="http://schemas.microsoft.com/office/word/2012/wordml" xmlns:w16se="http://schemas.microsoft.com/office/word/2015/wordml/symex" xmlns:wpg="http://schemas.microsoft.com/office/word/2010/wordprocessingGroup" xmlns:wpi="http://schemas.microsoft.com/office/word/2010/wordprocessingInk" xmlns:wne="http://schemas.microsoft.com/office/word/2006/wordml" xmlns:wps="http://schemas.microsoft.com/office/word/2010/wordprocessingShape" mc:Ignorable="w14 w15 w16se wp14">
   <w:abstractNum w:abstractNumId="0" w15:restartNumberingAfterBreak="0">
     <w:nsid w:val="495B5C67"/>
     <w:multiLevelType w:val="hybridMultilevel"/>
@@ -3693,20 +3630,20 @@
       </w:pPr>
     </w:lvl>
   </w:abstractNum>
-  <w:num w:numId="1" w16cid:durableId="751901314">
+  <w:num w:numId="1">
     <w:abstractNumId w:val="1"/>
   </w:num>
-  <w:num w:numId="2" w16cid:durableId="1468470401">
+  <w:num w:numId="2">
     <w:abstractNumId w:val="2"/>
   </w:num>
-  <w:num w:numId="3" w16cid:durableId="944117210">
+  <w:num w:numId="3">
     <w:abstractNumId w:val="0"/>
   </w:num>
 </w:numbering>
 </file>
 
 <file path=word/styles.xml><?xml version="1.0" encoding="utf-8"?>
-<w:styles xmlns:mc="http://schemas.openxmlformats.org/markup-compatibility/2006" xmlns:r="http://schemas.openxmlformats.org/officeDocument/2006/relationships" xmlns:w="http://schemas.openxmlformats.org/wordprocessingml/2006/main" xmlns:w14="http://schemas.microsoft.com/office/word/2010/wordml" xmlns:w15="http://schemas.microsoft.com/office/word/2012/wordml" xmlns:w16cex="http://schemas.microsoft.com/office/word/2018/wordml/cex" xmlns:w16cid="http://schemas.microsoft.com/office/word/2016/wordml/cid" xmlns:w16="http://schemas.microsoft.com/office/word/2018/wordml" xmlns:w16du="http://schemas.microsoft.com/office/word/2023/wordml/word16du" xmlns:w16sdtdh="http://schemas.microsoft.com/office/word/2020/wordml/sdtdatahash" xmlns:w16sdtfl="http://schemas.microsoft.com/office/word/2024/wordml/sdtformatlock" xmlns:w16se="http://schemas.microsoft.com/office/word/2015/wordml/symex" mc:Ignorable="w14 w15 w16se w16cid w16 w16cex w16sdtdh w16sdtfl w16du">
+<w:styles xmlns:mc="http://schemas.openxmlformats.org/markup-compatibility/2006" xmlns:r="http://schemas.openxmlformats.org/officeDocument/2006/relationships" xmlns:w="http://schemas.openxmlformats.org/wordprocessingml/2006/main" xmlns:w14="http://schemas.microsoft.com/office/word/2010/wordml" xmlns:w15="http://schemas.microsoft.com/office/word/2012/wordml" xmlns:w16se="http://schemas.microsoft.com/office/word/2015/wordml/symex" mc:Ignorable="w14 w15 w16se">
   <w:docDefaults>
     <w:rPrDefault>
       <w:rPr>
@@ -3724,7 +3661,7 @@
       </w:pPr>
     </w:pPrDefault>
   </w:docDefaults>
-  <w:latentStyles w:defLockedState="0" w:defUIPriority="99" w:defSemiHidden="0" w:defUnhideWhenUsed="0" w:defQFormat="0" w:count="376">
+  <w:latentStyles w:defLockedState="0" w:defUIPriority="99" w:defSemiHidden="0" w:defUnhideWhenUsed="0" w:defQFormat="0" w:count="371">
     <w:lsdException w:name="Normal" w:uiPriority="0" w:qFormat="1"/>
     <w:lsdException w:name="heading 1" w:uiPriority="9" w:qFormat="1"/>
     <w:lsdException w:name="heading 2" w:semiHidden="1" w:uiPriority="9" w:unhideWhenUsed="1" w:qFormat="1"/>
@@ -4096,11 +4033,6 @@
     <w:lsdException w:name="List Table 5 Dark Accent 6" w:uiPriority="50"/>
     <w:lsdException w:name="List Table 6 Colorful Accent 6" w:uiPriority="51"/>
     <w:lsdException w:name="List Table 7 Colorful Accent 6" w:uiPriority="52"/>
-    <w:lsdException w:name="Mention" w:semiHidden="1" w:unhideWhenUsed="1"/>
-    <w:lsdException w:name="Smart Hyperlink" w:semiHidden="1" w:unhideWhenUsed="1"/>
-    <w:lsdException w:name="Hashtag" w:semiHidden="1" w:unhideWhenUsed="1"/>
-    <w:lsdException w:name="Unresolved Mention" w:semiHidden="1" w:unhideWhenUsed="1"/>
-    <w:lsdException w:name="Smart Link" w:semiHidden="1" w:unhideWhenUsed="1"/>
   </w:latentStyles>
   <w:style w:type="paragraph" w:default="1" w:styleId="Normal">
     <w:name w:val="Normal"/>

--- a/Modelos_documentos/tdr_tipoC_.docx
+++ b/Modelos_documentos/tdr_tipoC_.docx
@@ -1,6 +1,6 @@
 
 <file path=word/document.xml><?xml version="1.0" encoding="utf-8"?>
-<w:document xmlns:wpc="http://schemas.microsoft.com/office/word/2010/wordprocessingCanvas" xmlns:cx="http://schemas.microsoft.com/office/drawing/2014/chartex" xmlns:mc="http://schemas.openxmlformats.org/markup-compatibility/2006" xmlns:o="urn:schemas-microsoft-com:office:office" xmlns:r="http://schemas.openxmlformats.org/officeDocument/2006/relationships" xmlns:m="http://schemas.openxmlformats.org/officeDocument/2006/math" xmlns:v="urn:schemas-microsoft-com:vml" xmlns:wp14="http://schemas.microsoft.com/office/word/2010/wordprocessingDrawing" xmlns:wp="http://schemas.openxmlformats.org/drawingml/2006/wordprocessingDrawing" xmlns:w10="urn:schemas-microsoft-com:office:word" xmlns:w="http://schemas.openxmlformats.org/wordprocessingml/2006/main" xmlns:w14="http://schemas.microsoft.com/office/word/2010/wordml" xmlns:w15="http://schemas.microsoft.com/office/word/2012/wordml" xmlns:w16se="http://schemas.microsoft.com/office/word/2015/wordml/symex" xmlns:wpg="http://schemas.microsoft.com/office/word/2010/wordprocessingGroup" xmlns:wpi="http://schemas.microsoft.com/office/word/2010/wordprocessingInk" xmlns:wne="http://schemas.microsoft.com/office/word/2006/wordml" xmlns:wps="http://schemas.microsoft.com/office/word/2010/wordprocessingShape" mc:Ignorable="w14 w15 w16se wp14">
+<w:document xmlns:wpc="http://schemas.microsoft.com/office/word/2010/wordprocessingCanvas" xmlns:cx="http://schemas.microsoft.com/office/drawing/2014/chartex" xmlns:cx1="http://schemas.microsoft.com/office/drawing/2015/9/8/chartex" xmlns:cx2="http://schemas.microsoft.com/office/drawing/2015/10/21/chartex" xmlns:cx3="http://schemas.microsoft.com/office/drawing/2016/5/9/chartex" xmlns:cx4="http://schemas.microsoft.com/office/drawing/2016/5/10/chartex" xmlns:cx5="http://schemas.microsoft.com/office/drawing/2016/5/11/chartex" xmlns:cx6="http://schemas.microsoft.com/office/drawing/2016/5/12/chartex" xmlns:cx7="http://schemas.microsoft.com/office/drawing/2016/5/13/chartex" xmlns:cx8="http://schemas.microsoft.com/office/drawing/2016/5/14/chartex" xmlns:mc="http://schemas.openxmlformats.org/markup-compatibility/2006" xmlns:aink="http://schemas.microsoft.com/office/drawing/2016/ink" xmlns:am3d="http://schemas.microsoft.com/office/drawing/2017/model3d" xmlns:o="urn:schemas-microsoft-com:office:office" xmlns:oel="http://schemas.microsoft.com/office/2019/extlst" xmlns:r="http://schemas.openxmlformats.org/officeDocument/2006/relationships" xmlns:m="http://schemas.openxmlformats.org/officeDocument/2006/math" xmlns:v="urn:schemas-microsoft-com:vml" xmlns:wp14="http://schemas.microsoft.com/office/word/2010/wordprocessingDrawing" xmlns:wp="http://schemas.openxmlformats.org/drawingml/2006/wordprocessingDrawing" xmlns:w10="urn:schemas-microsoft-com:office:word" xmlns:w="http://schemas.openxmlformats.org/wordprocessingml/2006/main" xmlns:w14="http://schemas.microsoft.com/office/word/2010/wordml" xmlns:w15="http://schemas.microsoft.com/office/word/2012/wordml" xmlns:w16cex="http://schemas.microsoft.com/office/word/2018/wordml/cex" xmlns:w16cid="http://schemas.microsoft.com/office/word/2016/wordml/cid" xmlns:w16="http://schemas.microsoft.com/office/word/2018/wordml" xmlns:w16du="http://schemas.microsoft.com/office/word/2023/wordml/word16du" xmlns:w16sdtdh="http://schemas.microsoft.com/office/word/2020/wordml/sdtdatahash" xmlns:w16sdtfl="http://schemas.microsoft.com/office/word/2024/wordml/sdtformatlock" xmlns:w16se="http://schemas.microsoft.com/office/word/2015/wordml/symex" xmlns:wpg="http://schemas.microsoft.com/office/word/2010/wordprocessingGroup" xmlns:wpi="http://schemas.microsoft.com/office/word/2010/wordprocessingInk" xmlns:wne="http://schemas.microsoft.com/office/word/2006/wordml" xmlns:wps="http://schemas.microsoft.com/office/word/2010/wordprocessingShape" mc:Ignorable="w14 w15 w16se w16cid w16 w16cex w16sdtdh w16sdtfl w16du wp14">
   <w:body>
     <w:p>
       <w:pPr>
@@ -1616,20 +1616,18 @@
         <w:ind w:left="0" w:firstLine="0"/>
         <w:rPr>
           <w:rFonts w:ascii="Garamond" w:hAnsi="Garamond"/>
-          <w:b w:val="0"/>
-          <w:spacing w:val="-2"/>
-        </w:rPr>
-      </w:pPr>
-      <w:r>
-        <w:rPr>
-          <w:rFonts w:ascii="Garamond" w:hAnsi="Garamond"/>
-          <w:b w:val="0"/>
-          <w:spacing w:val="-2"/>
-        </w:rPr>
-        <w:t>Híbrida</w:t>
-      </w:r>
-      <w:bookmarkStart w:id="3" w:name="_GoBack"/>
-      <w:bookmarkEnd w:id="3"/>
+        </w:rPr>
+      </w:pPr>
+      <w:proofErr w:type="spellStart"/>
+      <w:r>
+        <w:rPr>
+          <w:rFonts w:ascii="Garamond" w:hAnsi="Garamond"/>
+          <w:b w:val="0"/>
+          <w:spacing w:val="-2"/>
+        </w:rPr>
+        <w:t>modalidad_servicio</w:t>
+      </w:r>
+      <w:proofErr w:type="spellEnd"/>
     </w:p>
     <w:p>
       <w:pPr>
@@ -1661,69 +1659,69 @@
           <w:rFonts w:ascii="Garamond" w:hAnsi="Garamond"/>
         </w:rPr>
       </w:pPr>
-      <w:bookmarkStart w:id="4" w:name="VII._LUGAR_DE_PRESTACIÓN_DEL_SERVICIO:"/>
+      <w:bookmarkStart w:id="3" w:name="VII._LUGAR_DE_PRESTACIÓN_DEL_SERVICIO:"/>
+      <w:bookmarkEnd w:id="3"/>
+      <w:r>
+        <w:rPr>
+          <w:rFonts w:ascii="Garamond" w:hAnsi="Garamond"/>
+        </w:rPr>
+        <w:t>LUGAR</w:t>
+      </w:r>
+      <w:r>
+        <w:rPr>
+          <w:rFonts w:ascii="Garamond" w:hAnsi="Garamond"/>
+          <w:spacing w:val="-16"/>
+        </w:rPr>
+        <w:t xml:space="preserve"> </w:t>
+      </w:r>
+      <w:r>
+        <w:rPr>
+          <w:rFonts w:ascii="Garamond" w:hAnsi="Garamond"/>
+        </w:rPr>
+        <w:t>DE</w:t>
+      </w:r>
+      <w:r>
+        <w:rPr>
+          <w:rFonts w:ascii="Garamond" w:hAnsi="Garamond"/>
+          <w:spacing w:val="-12"/>
+        </w:rPr>
+        <w:t xml:space="preserve"> </w:t>
+      </w:r>
+      <w:r>
+        <w:rPr>
+          <w:rFonts w:ascii="Garamond" w:hAnsi="Garamond"/>
+        </w:rPr>
+        <w:t>PRESTACIÓN</w:t>
+      </w:r>
+      <w:r>
+        <w:rPr>
+          <w:rFonts w:ascii="Garamond" w:hAnsi="Garamond"/>
+          <w:spacing w:val="-11"/>
+        </w:rPr>
+        <w:t xml:space="preserve"> </w:t>
+      </w:r>
+      <w:r>
+        <w:rPr>
+          <w:rFonts w:ascii="Garamond" w:hAnsi="Garamond"/>
+        </w:rPr>
+        <w:t>DEL</w:t>
+      </w:r>
+      <w:r>
+        <w:rPr>
+          <w:rFonts w:ascii="Garamond" w:hAnsi="Garamond"/>
+          <w:spacing w:val="-10"/>
+        </w:rPr>
+        <w:t xml:space="preserve"> </w:t>
+      </w:r>
+      <w:r>
+        <w:rPr>
+          <w:rFonts w:ascii="Garamond" w:hAnsi="Garamond"/>
+          <w:spacing w:val="-2"/>
+        </w:rPr>
+        <w:t>SERVICIO:</w:t>
+      </w:r>
+      <w:bookmarkStart w:id="4" w:name="VIII._PLAZO_DEL_SERVICIO:"/>
       <w:bookmarkEnd w:id="4"/>
-      <w:r>
-        <w:rPr>
-          <w:rFonts w:ascii="Garamond" w:hAnsi="Garamond"/>
-        </w:rPr>
-        <w:t>LUGAR</w:t>
-      </w:r>
-      <w:r>
-        <w:rPr>
-          <w:rFonts w:ascii="Garamond" w:hAnsi="Garamond"/>
-          <w:spacing w:val="-16"/>
-        </w:rPr>
-        <w:t xml:space="preserve"> </w:t>
-      </w:r>
-      <w:r>
-        <w:rPr>
-          <w:rFonts w:ascii="Garamond" w:hAnsi="Garamond"/>
-        </w:rPr>
-        <w:t>DE</w:t>
-      </w:r>
-      <w:r>
-        <w:rPr>
-          <w:rFonts w:ascii="Garamond" w:hAnsi="Garamond"/>
-          <w:spacing w:val="-12"/>
-        </w:rPr>
-        <w:t xml:space="preserve"> </w:t>
-      </w:r>
-      <w:r>
-        <w:rPr>
-          <w:rFonts w:ascii="Garamond" w:hAnsi="Garamond"/>
-        </w:rPr>
-        <w:t>PRESTACIÓN</w:t>
-      </w:r>
-      <w:r>
-        <w:rPr>
-          <w:rFonts w:ascii="Garamond" w:hAnsi="Garamond"/>
-          <w:spacing w:val="-11"/>
-        </w:rPr>
-        <w:t xml:space="preserve"> </w:t>
-      </w:r>
-      <w:r>
-        <w:rPr>
-          <w:rFonts w:ascii="Garamond" w:hAnsi="Garamond"/>
-        </w:rPr>
-        <w:t>DEL</w:t>
-      </w:r>
-      <w:r>
-        <w:rPr>
-          <w:rFonts w:ascii="Garamond" w:hAnsi="Garamond"/>
-          <w:spacing w:val="-10"/>
-        </w:rPr>
-        <w:t xml:space="preserve"> </w:t>
-      </w:r>
-      <w:r>
-        <w:rPr>
-          <w:rFonts w:ascii="Garamond" w:hAnsi="Garamond"/>
-          <w:spacing w:val="-2"/>
-        </w:rPr>
-        <w:t>SERVICIO:</w:t>
-      </w:r>
-      <w:bookmarkStart w:id="5" w:name="VIII._PLAZO_DEL_SERVICIO:"/>
-      <w:bookmarkEnd w:id="5"/>
     </w:p>
     <w:p>
       <w:pPr>
@@ -2652,8 +2650,8 @@
           <w:rFonts w:ascii="Garamond" w:hAnsi="Garamond"/>
         </w:rPr>
       </w:pPr>
-      <w:bookmarkStart w:id="6" w:name="IX._MONTO_REFERENCIAL:"/>
-      <w:bookmarkEnd w:id="6"/>
+      <w:bookmarkStart w:id="5" w:name="IX._MONTO_REFERENCIAL:"/>
+      <w:bookmarkEnd w:id="5"/>
       <w:r>
         <w:rPr>
           <w:rFonts w:ascii="Garamond" w:hAnsi="Garamond"/>
@@ -3193,7 +3191,7 @@
 </file>
 
 <file path=word/endnotes.xml><?xml version="1.0" encoding="utf-8"?>
-<w:endnotes xmlns:wpc="http://schemas.microsoft.com/office/word/2010/wordprocessingCanvas" xmlns:cx="http://schemas.microsoft.com/office/drawing/2014/chartex" xmlns:mc="http://schemas.openxmlformats.org/markup-compatibility/2006" xmlns:o="urn:schemas-microsoft-com:office:office" xmlns:r="http://schemas.openxmlformats.org/officeDocument/2006/relationships" xmlns:m="http://schemas.openxmlformats.org/officeDocument/2006/math" xmlns:v="urn:schemas-microsoft-com:vml" xmlns:wp14="http://schemas.microsoft.com/office/word/2010/wordprocessingDrawing" xmlns:wp="http://schemas.openxmlformats.org/drawingml/2006/wordprocessingDrawing" xmlns:w10="urn:schemas-microsoft-com:office:word" xmlns:w="http://schemas.openxmlformats.org/wordprocessingml/2006/main" xmlns:w14="http://schemas.microsoft.com/office/word/2010/wordml" xmlns:w15="http://schemas.microsoft.com/office/word/2012/wordml" xmlns:w16se="http://schemas.microsoft.com/office/word/2015/wordml/symex" xmlns:wpg="http://schemas.microsoft.com/office/word/2010/wordprocessingGroup" xmlns:wpi="http://schemas.microsoft.com/office/word/2010/wordprocessingInk" xmlns:wne="http://schemas.microsoft.com/office/word/2006/wordml" xmlns:wps="http://schemas.microsoft.com/office/word/2010/wordprocessingShape" mc:Ignorable="w14 w15 w16se wp14">
+<w:endnotes xmlns:wpc="http://schemas.microsoft.com/office/word/2010/wordprocessingCanvas" xmlns:cx="http://schemas.microsoft.com/office/drawing/2014/chartex" xmlns:cx1="http://schemas.microsoft.com/office/drawing/2015/9/8/chartex" xmlns:cx2="http://schemas.microsoft.com/office/drawing/2015/10/21/chartex" xmlns:cx3="http://schemas.microsoft.com/office/drawing/2016/5/9/chartex" xmlns:cx4="http://schemas.microsoft.com/office/drawing/2016/5/10/chartex" xmlns:cx5="http://schemas.microsoft.com/office/drawing/2016/5/11/chartex" xmlns:cx6="http://schemas.microsoft.com/office/drawing/2016/5/12/chartex" xmlns:cx7="http://schemas.microsoft.com/office/drawing/2016/5/13/chartex" xmlns:cx8="http://schemas.microsoft.com/office/drawing/2016/5/14/chartex" xmlns:mc="http://schemas.openxmlformats.org/markup-compatibility/2006" xmlns:aink="http://schemas.microsoft.com/office/drawing/2016/ink" xmlns:am3d="http://schemas.microsoft.com/office/drawing/2017/model3d" xmlns:o="urn:schemas-microsoft-com:office:office" xmlns:oel="http://schemas.microsoft.com/office/2019/extlst" xmlns:r="http://schemas.openxmlformats.org/officeDocument/2006/relationships" xmlns:m="http://schemas.openxmlformats.org/officeDocument/2006/math" xmlns:v="urn:schemas-microsoft-com:vml" xmlns:wp14="http://schemas.microsoft.com/office/word/2010/wordprocessingDrawing" xmlns:wp="http://schemas.openxmlformats.org/drawingml/2006/wordprocessingDrawing" xmlns:w10="urn:schemas-microsoft-com:office:word" xmlns:w="http://schemas.openxmlformats.org/wordprocessingml/2006/main" xmlns:w14="http://schemas.microsoft.com/office/word/2010/wordml" xmlns:w15="http://schemas.microsoft.com/office/word/2012/wordml" xmlns:w16cex="http://schemas.microsoft.com/office/word/2018/wordml/cex" xmlns:w16cid="http://schemas.microsoft.com/office/word/2016/wordml/cid" xmlns:w16="http://schemas.microsoft.com/office/word/2018/wordml" xmlns:w16du="http://schemas.microsoft.com/office/word/2023/wordml/word16du" xmlns:w16sdtdh="http://schemas.microsoft.com/office/word/2020/wordml/sdtdatahash" xmlns:w16sdtfl="http://schemas.microsoft.com/office/word/2024/wordml/sdtformatlock" xmlns:w16se="http://schemas.microsoft.com/office/word/2015/wordml/symex" xmlns:wpg="http://schemas.microsoft.com/office/word/2010/wordprocessingGroup" xmlns:wpi="http://schemas.microsoft.com/office/word/2010/wordprocessingInk" xmlns:wne="http://schemas.microsoft.com/office/word/2006/wordml" xmlns:wps="http://schemas.microsoft.com/office/word/2010/wordprocessingShape" mc:Ignorable="w14 w15 w16se w16cid w16 w16cex w16sdtdh w16sdtfl w16du wp14">
   <w:endnote w:type="separator" w:id="-1">
     <w:p>
       <w:r>
@@ -3212,7 +3210,7 @@
 </file>
 
 <file path=word/footnotes.xml><?xml version="1.0" encoding="utf-8"?>
-<w:footnotes xmlns:wpc="http://schemas.microsoft.com/office/word/2010/wordprocessingCanvas" xmlns:cx="http://schemas.microsoft.com/office/drawing/2014/chartex" xmlns:mc="http://schemas.openxmlformats.org/markup-compatibility/2006" xmlns:o="urn:schemas-microsoft-com:office:office" xmlns:r="http://schemas.openxmlformats.org/officeDocument/2006/relationships" xmlns:m="http://schemas.openxmlformats.org/officeDocument/2006/math" xmlns:v="urn:schemas-microsoft-com:vml" xmlns:wp14="http://schemas.microsoft.com/office/word/2010/wordprocessingDrawing" xmlns:wp="http://schemas.openxmlformats.org/drawingml/2006/wordprocessingDrawing" xmlns:w10="urn:schemas-microsoft-com:office:word" xmlns:w="http://schemas.openxmlformats.org/wordprocessingml/2006/main" xmlns:w14="http://schemas.microsoft.com/office/word/2010/wordml" xmlns:w15="http://schemas.microsoft.com/office/word/2012/wordml" xmlns:w16se="http://schemas.microsoft.com/office/word/2015/wordml/symex" xmlns:wpg="http://schemas.microsoft.com/office/word/2010/wordprocessingGroup" xmlns:wpi="http://schemas.microsoft.com/office/word/2010/wordprocessingInk" xmlns:wne="http://schemas.microsoft.com/office/word/2006/wordml" xmlns:wps="http://schemas.microsoft.com/office/word/2010/wordprocessingShape" mc:Ignorable="w14 w15 w16se wp14">
+<w:footnotes xmlns:wpc="http://schemas.microsoft.com/office/word/2010/wordprocessingCanvas" xmlns:cx="http://schemas.microsoft.com/office/drawing/2014/chartex" xmlns:cx1="http://schemas.microsoft.com/office/drawing/2015/9/8/chartex" xmlns:cx2="http://schemas.microsoft.com/office/drawing/2015/10/21/chartex" xmlns:cx3="http://schemas.microsoft.com/office/drawing/2016/5/9/chartex" xmlns:cx4="http://schemas.microsoft.com/office/drawing/2016/5/10/chartex" xmlns:cx5="http://schemas.microsoft.com/office/drawing/2016/5/11/chartex" xmlns:cx6="http://schemas.microsoft.com/office/drawing/2016/5/12/chartex" xmlns:cx7="http://schemas.microsoft.com/office/drawing/2016/5/13/chartex" xmlns:cx8="http://schemas.microsoft.com/office/drawing/2016/5/14/chartex" xmlns:mc="http://schemas.openxmlformats.org/markup-compatibility/2006" xmlns:aink="http://schemas.microsoft.com/office/drawing/2016/ink" xmlns:am3d="http://schemas.microsoft.com/office/drawing/2017/model3d" xmlns:o="urn:schemas-microsoft-com:office:office" xmlns:oel="http://schemas.microsoft.com/office/2019/extlst" xmlns:r="http://schemas.openxmlformats.org/officeDocument/2006/relationships" xmlns:m="http://schemas.openxmlformats.org/officeDocument/2006/math" xmlns:v="urn:schemas-microsoft-com:vml" xmlns:wp14="http://schemas.microsoft.com/office/word/2010/wordprocessingDrawing" xmlns:wp="http://schemas.openxmlformats.org/drawingml/2006/wordprocessingDrawing" xmlns:w10="urn:schemas-microsoft-com:office:word" xmlns:w="http://schemas.openxmlformats.org/wordprocessingml/2006/main" xmlns:w14="http://schemas.microsoft.com/office/word/2010/wordml" xmlns:w15="http://schemas.microsoft.com/office/word/2012/wordml" xmlns:w16cex="http://schemas.microsoft.com/office/word/2018/wordml/cex" xmlns:w16cid="http://schemas.microsoft.com/office/word/2016/wordml/cid" xmlns:w16="http://schemas.microsoft.com/office/word/2018/wordml" xmlns:w16du="http://schemas.microsoft.com/office/word/2023/wordml/word16du" xmlns:w16sdtdh="http://schemas.microsoft.com/office/word/2020/wordml/sdtdatahash" xmlns:w16sdtfl="http://schemas.microsoft.com/office/word/2024/wordml/sdtformatlock" xmlns:w16se="http://schemas.microsoft.com/office/word/2015/wordml/symex" xmlns:wpg="http://schemas.microsoft.com/office/word/2010/wordprocessingGroup" xmlns:wpi="http://schemas.microsoft.com/office/word/2010/wordprocessingInk" xmlns:wne="http://schemas.microsoft.com/office/word/2006/wordml" xmlns:wps="http://schemas.microsoft.com/office/word/2010/wordprocessingShape" mc:Ignorable="w14 w15 w16se w16cid w16 w16cex w16sdtdh w16sdtfl w16du wp14">
   <w:footnote w:type="separator" w:id="-1">
     <w:p>
       <w:r>
@@ -3231,7 +3229,7 @@
 </file>
 
 <file path=word/header1.xml><?xml version="1.0" encoding="utf-8"?>
-<w:hdr xmlns:wpc="http://schemas.microsoft.com/office/word/2010/wordprocessingCanvas" xmlns:cx="http://schemas.microsoft.com/office/drawing/2014/chartex" xmlns:mc="http://schemas.openxmlformats.org/markup-compatibility/2006" xmlns:o="urn:schemas-microsoft-com:office:office" xmlns:r="http://schemas.openxmlformats.org/officeDocument/2006/relationships" xmlns:m="http://schemas.openxmlformats.org/officeDocument/2006/math" xmlns:v="urn:schemas-microsoft-com:vml" xmlns:wp14="http://schemas.microsoft.com/office/word/2010/wordprocessingDrawing" xmlns:wp="http://schemas.openxmlformats.org/drawingml/2006/wordprocessingDrawing" xmlns:w10="urn:schemas-microsoft-com:office:word" xmlns:w="http://schemas.openxmlformats.org/wordprocessingml/2006/main" xmlns:w14="http://schemas.microsoft.com/office/word/2010/wordml" xmlns:w15="http://schemas.microsoft.com/office/word/2012/wordml" xmlns:w16se="http://schemas.microsoft.com/office/word/2015/wordml/symex" xmlns:wpg="http://schemas.microsoft.com/office/word/2010/wordprocessingGroup" xmlns:wpi="http://schemas.microsoft.com/office/word/2010/wordprocessingInk" xmlns:wne="http://schemas.microsoft.com/office/word/2006/wordml" xmlns:wps="http://schemas.microsoft.com/office/word/2010/wordprocessingShape" mc:Ignorable="w14 w15 w16se wp14">
+<w:hdr xmlns:wpc="http://schemas.microsoft.com/office/word/2010/wordprocessingCanvas" xmlns:cx="http://schemas.microsoft.com/office/drawing/2014/chartex" xmlns:cx1="http://schemas.microsoft.com/office/drawing/2015/9/8/chartex" xmlns:cx2="http://schemas.microsoft.com/office/drawing/2015/10/21/chartex" xmlns:cx3="http://schemas.microsoft.com/office/drawing/2016/5/9/chartex" xmlns:cx4="http://schemas.microsoft.com/office/drawing/2016/5/10/chartex" xmlns:cx5="http://schemas.microsoft.com/office/drawing/2016/5/11/chartex" xmlns:cx6="http://schemas.microsoft.com/office/drawing/2016/5/12/chartex" xmlns:cx7="http://schemas.microsoft.com/office/drawing/2016/5/13/chartex" xmlns:cx8="http://schemas.microsoft.com/office/drawing/2016/5/14/chartex" xmlns:mc="http://schemas.openxmlformats.org/markup-compatibility/2006" xmlns:aink="http://schemas.microsoft.com/office/drawing/2016/ink" xmlns:am3d="http://schemas.microsoft.com/office/drawing/2017/model3d" xmlns:o="urn:schemas-microsoft-com:office:office" xmlns:oel="http://schemas.microsoft.com/office/2019/extlst" xmlns:r="http://schemas.openxmlformats.org/officeDocument/2006/relationships" xmlns:m="http://schemas.openxmlformats.org/officeDocument/2006/math" xmlns:v="urn:schemas-microsoft-com:vml" xmlns:wp14="http://schemas.microsoft.com/office/word/2010/wordprocessingDrawing" xmlns:wp="http://schemas.openxmlformats.org/drawingml/2006/wordprocessingDrawing" xmlns:w10="urn:schemas-microsoft-com:office:word" xmlns:w="http://schemas.openxmlformats.org/wordprocessingml/2006/main" xmlns:w14="http://schemas.microsoft.com/office/word/2010/wordml" xmlns:w15="http://schemas.microsoft.com/office/word/2012/wordml" xmlns:w16cex="http://schemas.microsoft.com/office/word/2018/wordml/cex" xmlns:w16cid="http://schemas.microsoft.com/office/word/2016/wordml/cid" xmlns:w16="http://schemas.microsoft.com/office/word/2018/wordml" xmlns:w16du="http://schemas.microsoft.com/office/word/2023/wordml/word16du" xmlns:w16sdtdh="http://schemas.microsoft.com/office/word/2020/wordml/sdtdatahash" xmlns:w16sdtfl="http://schemas.microsoft.com/office/word/2024/wordml/sdtformatlock" xmlns:w16se="http://schemas.microsoft.com/office/word/2015/wordml/symex" xmlns:wpg="http://schemas.microsoft.com/office/word/2010/wordprocessingGroup" xmlns:wpi="http://schemas.microsoft.com/office/word/2010/wordprocessingInk" xmlns:wne="http://schemas.microsoft.com/office/word/2006/wordml" xmlns:wps="http://schemas.microsoft.com/office/word/2010/wordprocessingShape" mc:Ignorable="w14 w15 w16se w16cid w16 w16cex w16sdtdh w16sdtfl w16du wp14">
   <w:p>
     <w:pPr>
       <w:pStyle w:val="Encabezado"/>
@@ -3308,7 +3306,7 @@
 </file>
 
 <file path=word/numbering.xml><?xml version="1.0" encoding="utf-8"?>
-<w:numbering xmlns:wpc="http://schemas.microsoft.com/office/word/2010/wordprocessingCanvas" xmlns:cx="http://schemas.microsoft.com/office/drawing/2014/chartex" xmlns:mc="http://schemas.openxmlformats.org/markup-compatibility/2006" xmlns:o="urn:schemas-microsoft-com:office:office" xmlns:r="http://schemas.openxmlformats.org/officeDocument/2006/relationships" xmlns:m="http://schemas.openxmlformats.org/officeDocument/2006/math" xmlns:v="urn:schemas-microsoft-com:vml" xmlns:wp14="http://schemas.microsoft.com/office/word/2010/wordprocessingDrawing" xmlns:wp="http://schemas.openxmlformats.org/drawingml/2006/wordprocessingDrawing" xmlns:w10="urn:schemas-microsoft-com:office:word" xmlns:w="http://schemas.openxmlformats.org/wordprocessingml/2006/main" xmlns:w14="http://schemas.microsoft.com/office/word/2010/wordml" xmlns:w15="http://schemas.microsoft.com/office/word/2012/wordml" xmlns:w16se="http://schemas.microsoft.com/office/word/2015/wordml/symex" xmlns:wpg="http://schemas.microsoft.com/office/word/2010/wordprocessingGroup" xmlns:wpi="http://schemas.microsoft.com/office/word/2010/wordprocessingInk" xmlns:wne="http://schemas.microsoft.com/office/word/2006/wordml" xmlns:wps="http://schemas.microsoft.com/office/word/2010/wordprocessingShape" mc:Ignorable="w14 w15 w16se wp14">
+<w:numbering xmlns:wpc="http://schemas.microsoft.com/office/word/2010/wordprocessingCanvas" xmlns:cx="http://schemas.microsoft.com/office/drawing/2014/chartex" xmlns:cx1="http://schemas.microsoft.com/office/drawing/2015/9/8/chartex" xmlns:cx2="http://schemas.microsoft.com/office/drawing/2015/10/21/chartex" xmlns:cx3="http://schemas.microsoft.com/office/drawing/2016/5/9/chartex" xmlns:cx4="http://schemas.microsoft.com/office/drawing/2016/5/10/chartex" xmlns:cx5="http://schemas.microsoft.com/office/drawing/2016/5/11/chartex" xmlns:cx6="http://schemas.microsoft.com/office/drawing/2016/5/12/chartex" xmlns:cx7="http://schemas.microsoft.com/office/drawing/2016/5/13/chartex" xmlns:cx8="http://schemas.microsoft.com/office/drawing/2016/5/14/chartex" xmlns:mc="http://schemas.openxmlformats.org/markup-compatibility/2006" xmlns:aink="http://schemas.microsoft.com/office/drawing/2016/ink" xmlns:am3d="http://schemas.microsoft.com/office/drawing/2017/model3d" xmlns:o="urn:schemas-microsoft-com:office:office" xmlns:oel="http://schemas.microsoft.com/office/2019/extlst" xmlns:r="http://schemas.openxmlformats.org/officeDocument/2006/relationships" xmlns:m="http://schemas.openxmlformats.org/officeDocument/2006/math" xmlns:v="urn:schemas-microsoft-com:vml" xmlns:wp14="http://schemas.microsoft.com/office/word/2010/wordprocessingDrawing" xmlns:wp="http://schemas.openxmlformats.org/drawingml/2006/wordprocessingDrawing" xmlns:w10="urn:schemas-microsoft-com:office:word" xmlns:w="http://schemas.openxmlformats.org/wordprocessingml/2006/main" xmlns:w14="http://schemas.microsoft.com/office/word/2010/wordml" xmlns:w15="http://schemas.microsoft.com/office/word/2012/wordml" xmlns:w16cex="http://schemas.microsoft.com/office/word/2018/wordml/cex" xmlns:w16cid="http://schemas.microsoft.com/office/word/2016/wordml/cid" xmlns:w16="http://schemas.microsoft.com/office/word/2018/wordml" xmlns:w16du="http://schemas.microsoft.com/office/word/2023/wordml/word16du" xmlns:w16sdtdh="http://schemas.microsoft.com/office/word/2020/wordml/sdtdatahash" xmlns:w16sdtfl="http://schemas.microsoft.com/office/word/2024/wordml/sdtformatlock" xmlns:w16se="http://schemas.microsoft.com/office/word/2015/wordml/symex" xmlns:wpg="http://schemas.microsoft.com/office/word/2010/wordprocessingGroup" xmlns:wpi="http://schemas.microsoft.com/office/word/2010/wordprocessingInk" xmlns:wne="http://schemas.microsoft.com/office/word/2006/wordml" xmlns:wps="http://schemas.microsoft.com/office/word/2010/wordprocessingShape" mc:Ignorable="w14 w15 w16se w16cid w16 w16cex w16sdtdh w16sdtfl w16du wp14">
   <w:abstractNum w:abstractNumId="0" w15:restartNumberingAfterBreak="0">
     <w:nsid w:val="495B5C67"/>
     <w:multiLevelType w:val="hybridMultilevel"/>
@@ -3630,20 +3628,20 @@
       </w:pPr>
     </w:lvl>
   </w:abstractNum>
-  <w:num w:numId="1">
+  <w:num w:numId="1" w16cid:durableId="661812002">
     <w:abstractNumId w:val="1"/>
   </w:num>
-  <w:num w:numId="2">
+  <w:num w:numId="2" w16cid:durableId="1437095556">
     <w:abstractNumId w:val="2"/>
   </w:num>
-  <w:num w:numId="3">
+  <w:num w:numId="3" w16cid:durableId="520434794">
     <w:abstractNumId w:val="0"/>
   </w:num>
 </w:numbering>
 </file>
 
 <file path=word/styles.xml><?xml version="1.0" encoding="utf-8"?>
-<w:styles xmlns:mc="http://schemas.openxmlformats.org/markup-compatibility/2006" xmlns:r="http://schemas.openxmlformats.org/officeDocument/2006/relationships" xmlns:w="http://schemas.openxmlformats.org/wordprocessingml/2006/main" xmlns:w14="http://schemas.microsoft.com/office/word/2010/wordml" xmlns:w15="http://schemas.microsoft.com/office/word/2012/wordml" xmlns:w16se="http://schemas.microsoft.com/office/word/2015/wordml/symex" mc:Ignorable="w14 w15 w16se">
+<w:styles xmlns:mc="http://schemas.openxmlformats.org/markup-compatibility/2006" xmlns:r="http://schemas.openxmlformats.org/officeDocument/2006/relationships" xmlns:w="http://schemas.openxmlformats.org/wordprocessingml/2006/main" xmlns:w14="http://schemas.microsoft.com/office/word/2010/wordml" xmlns:w15="http://schemas.microsoft.com/office/word/2012/wordml" xmlns:w16cex="http://schemas.microsoft.com/office/word/2018/wordml/cex" xmlns:w16cid="http://schemas.microsoft.com/office/word/2016/wordml/cid" xmlns:w16="http://schemas.microsoft.com/office/word/2018/wordml" xmlns:w16du="http://schemas.microsoft.com/office/word/2023/wordml/word16du" xmlns:w16sdtdh="http://schemas.microsoft.com/office/word/2020/wordml/sdtdatahash" xmlns:w16sdtfl="http://schemas.microsoft.com/office/word/2024/wordml/sdtformatlock" xmlns:w16se="http://schemas.microsoft.com/office/word/2015/wordml/symex" mc:Ignorable="w14 w15 w16se w16cid w16 w16cex w16sdtdh w16sdtfl w16du">
   <w:docDefaults>
     <w:rPrDefault>
       <w:rPr>
@@ -3661,7 +3659,7 @@
       </w:pPr>
     </w:pPrDefault>
   </w:docDefaults>
-  <w:latentStyles w:defLockedState="0" w:defUIPriority="99" w:defSemiHidden="0" w:defUnhideWhenUsed="0" w:defQFormat="0" w:count="371">
+  <w:latentStyles w:defLockedState="0" w:defUIPriority="99" w:defSemiHidden="0" w:defUnhideWhenUsed="0" w:defQFormat="0" w:count="376">
     <w:lsdException w:name="Normal" w:uiPriority="0" w:qFormat="1"/>
     <w:lsdException w:name="heading 1" w:uiPriority="9" w:qFormat="1"/>
     <w:lsdException w:name="heading 2" w:semiHidden="1" w:uiPriority="9" w:unhideWhenUsed="1" w:qFormat="1"/>
@@ -4033,6 +4031,11 @@
     <w:lsdException w:name="List Table 5 Dark Accent 6" w:uiPriority="50"/>
     <w:lsdException w:name="List Table 6 Colorful Accent 6" w:uiPriority="51"/>
     <w:lsdException w:name="List Table 7 Colorful Accent 6" w:uiPriority="52"/>
+    <w:lsdException w:name="Mention" w:semiHidden="1" w:unhideWhenUsed="1"/>
+    <w:lsdException w:name="Smart Hyperlink" w:semiHidden="1" w:unhideWhenUsed="1"/>
+    <w:lsdException w:name="Hashtag" w:semiHidden="1" w:unhideWhenUsed="1"/>
+    <w:lsdException w:name="Unresolved Mention" w:semiHidden="1" w:unhideWhenUsed="1"/>
+    <w:lsdException w:name="Smart Link" w:semiHidden="1" w:unhideWhenUsed="1"/>
   </w:latentStyles>
   <w:style w:type="paragraph" w:default="1" w:styleId="Normal">
     <w:name w:val="Normal"/>
